--- a/Lecture 0 - Scratch.docx
+++ b/Lecture 0 - Scratch.docx
@@ -4,6 +4,7 @@
   <w:body>
     <w:p>
       <w:pPr>
+        <w:spacing w:after="0"/>
         <w:jc w:val="center"/>
         <w:rPr>
           <w:rFonts w:ascii="Times New Roman" w:hAnsi="Times New Roman" w:cs="Times New Roman"/>
@@ -26,11 +27,7 @@
     </w:p>
     <w:p>
       <w:pPr>
-        <w:pStyle w:val="ListParagraph"/>
-        <w:numPr>
-          <w:ilvl w:val="0"/>
-          <w:numId w:val="1"/>
-        </w:numPr>
+        <w:spacing w:after="0"/>
         <w:rPr>
           <w:rFonts w:ascii="Times New Roman" w:hAnsi="Times New Roman" w:cs="Times New Roman"/>
           <w:b/>
@@ -40,21 +37,1827 @@
         </w:rPr>
       </w:pPr>
       <w:r>
+        <w:rPr>
+          <w:rFonts w:ascii="Times New Roman" w:hAnsi="Times New Roman" w:cs="Times New Roman"/>
+          <w:b/>
+          <w:bCs/>
+          <w:sz w:val="28"/>
+          <w:szCs w:val="28"/>
+        </w:rPr>
+        <w:t xml:space="preserve">What is Computer Science? </w:t>
+      </w:r>
+    </w:p>
+    <w:p>
+      <w:pPr>
+        <w:spacing w:after="0"/>
+        <w:jc w:val="both"/>
+        <w:rPr>
+          <w:rFonts w:ascii="Times New Roman" w:hAnsi="Times New Roman" w:cs="Times New Roman"/>
+          <w:b/>
+          <w:bCs/>
+          <w:sz w:val="28"/>
+          <w:szCs w:val="28"/>
+        </w:rPr>
+      </w:pPr>
+      <w:r>
+        <w:rPr>
+          <w:rFonts w:ascii="Times New Roman" w:eastAsia="Times New Roman" w:hAnsi="Times New Roman" w:cs="Times New Roman"/>
+          <w:sz w:val="24"/>
+          <w:szCs w:val="24"/>
+        </w:rPr>
+        <w:t xml:space="preserve">Computer science is a field of study that focuses on </w:t>
+      </w:r>
+      <w:r>
+        <w:rPr>
+          <w:rFonts w:ascii="Times New Roman" w:eastAsia="Times New Roman" w:hAnsi="Times New Roman" w:cs="Times New Roman"/>
+          <w:b/>
+          <w:bCs/>
+          <w:sz w:val="24"/>
+          <w:szCs w:val="24"/>
+          <w:highlight w:val="yellow"/>
+        </w:rPr>
+        <w:t>computation, information, and automation</w:t>
+      </w:r>
+      <w:r>
+        <w:rPr>
+          <w:rFonts w:ascii="Times New Roman" w:eastAsia="Times New Roman" w:hAnsi="Times New Roman" w:cs="Times New Roman"/>
+          <w:sz w:val="24"/>
+          <w:szCs w:val="24"/>
+          <w:highlight w:val="yellow"/>
+        </w:rPr>
+        <w:t>.</w:t>
+      </w:r>
+      <w:r>
+        <w:rPr>
+          <w:rFonts w:ascii="Times New Roman" w:eastAsia="Times New Roman" w:hAnsi="Times New Roman" w:cs="Times New Roman"/>
+          <w:sz w:val="24"/>
+          <w:szCs w:val="24"/>
+        </w:rPr>
+        <w:t xml:space="preserve"> It encompasses the theoretical and practical aspects of designing, developing, and analyzing computer systems and their applications.   </w:t>
+      </w:r>
+    </w:p>
+    <w:p>
+      <w:pPr>
+        <w:spacing w:before="100" w:beforeAutospacing="1" w:after="100" w:afterAutospacing="1" w:line="240" w:lineRule="auto"/>
+        <w:jc w:val="both"/>
+        <w:rPr>
+          <w:rFonts w:ascii="Times New Roman" w:eastAsia="Times New Roman" w:hAnsi="Times New Roman" w:cs="Times New Roman"/>
+          <w:sz w:val="24"/>
+          <w:szCs w:val="24"/>
+        </w:rPr>
+      </w:pPr>
+      <w:r>
+        <w:rPr>
+          <w:rFonts w:ascii="Times New Roman" w:eastAsia="Times New Roman" w:hAnsi="Times New Roman" w:cs="Times New Roman"/>
+          <w:sz w:val="24"/>
+          <w:szCs w:val="24"/>
+        </w:rPr>
+        <w:t>Here's a breakdown of what that means:</w:t>
+      </w:r>
+    </w:p>
+    <w:p>
+      <w:pPr>
+        <w:numPr>
+          <w:ilvl w:val="0"/>
+          <w:numId w:val="2"/>
+        </w:numPr>
+        <w:spacing w:before="100" w:beforeAutospacing="1" w:after="100" w:afterAutospacing="1" w:line="240" w:lineRule="auto"/>
+        <w:jc w:val="both"/>
+        <w:rPr>
+          <w:rFonts w:ascii="Times New Roman" w:eastAsia="Times New Roman" w:hAnsi="Times New Roman" w:cs="Times New Roman"/>
+          <w:sz w:val="24"/>
+          <w:szCs w:val="24"/>
+        </w:rPr>
+      </w:pPr>
+      <w:r>
+        <w:rPr>
+          <w:rFonts w:ascii="Times New Roman" w:eastAsia="Times New Roman" w:hAnsi="Times New Roman" w:cs="Times New Roman"/>
+          <w:b/>
+          <w:bCs/>
+          <w:sz w:val="24"/>
+          <w:szCs w:val="24"/>
+        </w:rPr>
+        <w:t>Computation:</w:t>
+      </w:r>
+      <w:r>
+        <w:rPr>
+          <w:rFonts w:ascii="Times New Roman" w:eastAsia="Times New Roman" w:hAnsi="Times New Roman" w:cs="Times New Roman"/>
+          <w:sz w:val="24"/>
+          <w:szCs w:val="24"/>
+        </w:rPr>
+        <w:t xml:space="preserve"> This refers to the process of </w:t>
+      </w:r>
+      <w:r>
+        <w:rPr>
+          <w:rFonts w:ascii="Times New Roman" w:eastAsia="Times New Roman" w:hAnsi="Times New Roman" w:cs="Times New Roman"/>
+          <w:sz w:val="24"/>
+          <w:szCs w:val="24"/>
+          <w:highlight w:val="yellow"/>
+        </w:rPr>
+        <w:t>solving problems or performing tasks through the use of algorithms</w:t>
+      </w:r>
+      <w:r>
+        <w:rPr>
+          <w:rFonts w:ascii="Times New Roman" w:eastAsia="Times New Roman" w:hAnsi="Times New Roman" w:cs="Times New Roman"/>
+          <w:sz w:val="24"/>
+          <w:szCs w:val="24"/>
+        </w:rPr>
+        <w:t xml:space="preserve">. Computer science explores the theory, design, and efficiency of these algorithms.   </w:t>
+      </w:r>
+    </w:p>
+    <w:p>
+      <w:pPr>
+        <w:numPr>
+          <w:ilvl w:val="0"/>
+          <w:numId w:val="2"/>
+        </w:numPr>
+        <w:spacing w:before="100" w:beforeAutospacing="1" w:after="100" w:afterAutospacing="1" w:line="240" w:lineRule="auto"/>
+        <w:jc w:val="both"/>
+        <w:rPr>
+          <w:rFonts w:ascii="Times New Roman" w:eastAsia="Times New Roman" w:hAnsi="Times New Roman" w:cs="Times New Roman"/>
+          <w:sz w:val="24"/>
+          <w:szCs w:val="24"/>
+        </w:rPr>
+      </w:pPr>
+      <w:r>
+        <w:rPr>
+          <w:rFonts w:ascii="Times New Roman" w:eastAsia="Times New Roman" w:hAnsi="Times New Roman" w:cs="Times New Roman"/>
+          <w:b/>
+          <w:bCs/>
+          <w:sz w:val="24"/>
+          <w:szCs w:val="24"/>
+        </w:rPr>
+        <w:t>Information:</w:t>
+      </w:r>
+      <w:r>
+        <w:rPr>
+          <w:rFonts w:ascii="Times New Roman" w:eastAsia="Times New Roman" w:hAnsi="Times New Roman" w:cs="Times New Roman"/>
+          <w:sz w:val="24"/>
+          <w:szCs w:val="24"/>
+        </w:rPr>
+        <w:t xml:space="preserve"> Computer science deals with the </w:t>
+      </w:r>
+      <w:r>
+        <w:rPr>
+          <w:rFonts w:ascii="Times New Roman" w:eastAsia="Times New Roman" w:hAnsi="Times New Roman" w:cs="Times New Roman"/>
+          <w:sz w:val="24"/>
+          <w:szCs w:val="24"/>
+          <w:highlight w:val="yellow"/>
+        </w:rPr>
+        <w:t>representation, storage, retrieval, manipulation, and transmission</w:t>
+      </w:r>
+      <w:r>
+        <w:rPr>
+          <w:rFonts w:ascii="Times New Roman" w:eastAsia="Times New Roman" w:hAnsi="Times New Roman" w:cs="Times New Roman"/>
+          <w:sz w:val="24"/>
+          <w:szCs w:val="24"/>
+        </w:rPr>
+        <w:t xml:space="preserve"> of information in digital form.</w:t>
+      </w:r>
+    </w:p>
+    <w:p>
+      <w:pPr>
+        <w:numPr>
+          <w:ilvl w:val="0"/>
+          <w:numId w:val="2"/>
+        </w:numPr>
+        <w:spacing w:before="100" w:beforeAutospacing="1" w:after="100" w:afterAutospacing="1" w:line="240" w:lineRule="auto"/>
+        <w:jc w:val="both"/>
+        <w:rPr>
+          <w:rFonts w:ascii="Times New Roman" w:eastAsia="Times New Roman" w:hAnsi="Times New Roman" w:cs="Times New Roman"/>
+          <w:sz w:val="24"/>
+          <w:szCs w:val="24"/>
+        </w:rPr>
+      </w:pPr>
+      <w:r>
+        <w:rPr>
+          <w:rFonts w:ascii="Times New Roman" w:eastAsia="Times New Roman" w:hAnsi="Times New Roman" w:cs="Times New Roman"/>
+          <w:b/>
+          <w:bCs/>
+          <w:sz w:val="24"/>
+          <w:szCs w:val="24"/>
+        </w:rPr>
+        <w:t>Automation:</w:t>
+      </w:r>
+      <w:r>
+        <w:rPr>
+          <w:rFonts w:ascii="Times New Roman" w:eastAsia="Times New Roman" w:hAnsi="Times New Roman" w:cs="Times New Roman"/>
+          <w:sz w:val="24"/>
+          <w:szCs w:val="24"/>
+        </w:rPr>
+        <w:t xml:space="preserve"> A key goal of computer science is to </w:t>
+      </w:r>
+      <w:r>
+        <w:rPr>
+          <w:rFonts w:ascii="Times New Roman" w:eastAsia="Times New Roman" w:hAnsi="Times New Roman" w:cs="Times New Roman"/>
+          <w:sz w:val="24"/>
+          <w:szCs w:val="24"/>
+          <w:highlight w:val="yellow"/>
+        </w:rPr>
+        <w:t>automate tasks and processes using computers</w:t>
+      </w:r>
+      <w:r>
+        <w:rPr>
+          <w:rFonts w:ascii="Times New Roman" w:eastAsia="Times New Roman" w:hAnsi="Times New Roman" w:cs="Times New Roman"/>
+          <w:sz w:val="24"/>
+          <w:szCs w:val="24"/>
+        </w:rPr>
+        <w:t xml:space="preserve">, making them more efficient and reliable.   </w:t>
+      </w:r>
+    </w:p>
+    <w:p>
+      <w:pPr>
+        <w:spacing w:before="100" w:beforeAutospacing="1" w:after="100" w:afterAutospacing="1" w:line="240" w:lineRule="auto"/>
+        <w:jc w:val="center"/>
+        <w:rPr>
+          <w:rFonts w:ascii="Times New Roman" w:eastAsia="Times New Roman" w:hAnsi="Times New Roman" w:cs="Times New Roman"/>
+          <w:sz w:val="24"/>
+          <w:szCs w:val="24"/>
+        </w:rPr>
+      </w:pPr>
+      <w:r>
+        <w:rPr>
+          <w:rFonts w:ascii="Times New Roman" w:eastAsia="Times New Roman" w:hAnsi="Times New Roman" w:cs="Times New Roman"/>
+          <w:sz w:val="24"/>
+          <w:szCs w:val="24"/>
+        </w:rPr>
+        <w:drawing>
+          <wp:inline distT="0" distB="0" distL="0" distR="0" wp14:anchorId="35D97792" wp14:editId="3B8E8F95">
+            <wp:extent cx="3473355" cy="2833526"/>
+            <wp:effectExtent l="0" t="0" r="0" b="5080"/>
+            <wp:docPr id="1" name="Picture 1"/>
+            <wp:cNvGraphicFramePr>
+              <a:graphicFrameLocks xmlns:a="http://schemas.openxmlformats.org/drawingml/2006/main" noChangeAspect="1"/>
+            </wp:cNvGraphicFramePr>
+            <a:graphic xmlns:a="http://schemas.openxmlformats.org/drawingml/2006/main">
+              <a:graphicData uri="http://schemas.openxmlformats.org/drawingml/2006/picture">
+                <pic:pic xmlns:pic="http://schemas.openxmlformats.org/drawingml/2006/picture">
+                  <pic:nvPicPr>
+                    <pic:cNvPr id="1" name=""/>
+                    <pic:cNvPicPr/>
+                  </pic:nvPicPr>
+                  <pic:blipFill>
+                    <a:blip r:embed="rId5"/>
+                    <a:stretch>
+                      <a:fillRect/>
+                    </a:stretch>
+                  </pic:blipFill>
+                  <pic:spPr>
+                    <a:xfrm>
+                      <a:off x="0" y="0"/>
+                      <a:ext cx="3524998" cy="2875656"/>
+                    </a:xfrm>
+                    <a:prstGeom prst="rect">
+                      <a:avLst/>
+                    </a:prstGeom>
+                  </pic:spPr>
+                </pic:pic>
+              </a:graphicData>
+            </a:graphic>
+          </wp:inline>
+        </w:drawing>
+      </w:r>
+    </w:p>
+    <w:p>
+      <w:pPr>
+        <w:spacing w:before="100" w:beforeAutospacing="1" w:after="100" w:afterAutospacing="1" w:line="240" w:lineRule="auto"/>
+        <w:jc w:val="both"/>
+        <w:rPr>
+          <w:rFonts w:ascii="Times New Roman" w:eastAsia="Times New Roman" w:hAnsi="Times New Roman" w:cs="Times New Roman"/>
+          <w:sz w:val="24"/>
+          <w:szCs w:val="24"/>
+        </w:rPr>
+      </w:pPr>
+      <w:r>
+        <w:rPr>
+          <w:rFonts w:ascii="Times New Roman" w:eastAsia="Times New Roman" w:hAnsi="Times New Roman" w:cs="Times New Roman"/>
+          <w:b/>
+          <w:bCs/>
+          <w:sz w:val="24"/>
+          <w:szCs w:val="24"/>
+        </w:rPr>
+        <w:t>Key aspects of computer science include:</w:t>
+      </w:r>
+    </w:p>
+    <w:p>
+      <w:pPr>
+        <w:numPr>
+          <w:ilvl w:val="0"/>
+          <w:numId w:val="3"/>
+        </w:numPr>
+        <w:spacing w:before="100" w:beforeAutospacing="1" w:after="100" w:afterAutospacing="1" w:line="240" w:lineRule="auto"/>
+        <w:jc w:val="both"/>
+        <w:rPr>
+          <w:rFonts w:ascii="Times New Roman" w:eastAsia="Times New Roman" w:hAnsi="Times New Roman" w:cs="Times New Roman"/>
+          <w:sz w:val="24"/>
+          <w:szCs w:val="24"/>
+        </w:rPr>
+      </w:pPr>
+      <w:r>
+        <w:rPr>
+          <w:rFonts w:ascii="Times New Roman" w:eastAsia="Times New Roman" w:hAnsi="Times New Roman" w:cs="Times New Roman"/>
+          <w:b/>
+          <w:bCs/>
+          <w:sz w:val="24"/>
+          <w:szCs w:val="24"/>
+        </w:rPr>
+        <w:t>Algorithms and Data Structures:</w:t>
+      </w:r>
+      <w:r>
+        <w:rPr>
+          <w:rFonts w:ascii="Times New Roman" w:eastAsia="Times New Roman" w:hAnsi="Times New Roman" w:cs="Times New Roman"/>
+          <w:sz w:val="24"/>
+          <w:szCs w:val="24"/>
+        </w:rPr>
+        <w:t xml:space="preserve"> Designing efficient methods (algorithms) to solve problems and organizing data effectively (data structures) are fundamental.   </w:t>
+      </w:r>
+    </w:p>
+    <w:p>
+      <w:pPr>
+        <w:numPr>
+          <w:ilvl w:val="0"/>
+          <w:numId w:val="3"/>
+        </w:numPr>
+        <w:spacing w:before="100" w:beforeAutospacing="1" w:after="100" w:afterAutospacing="1" w:line="240" w:lineRule="auto"/>
+        <w:jc w:val="both"/>
+        <w:rPr>
+          <w:rFonts w:ascii="Times New Roman" w:eastAsia="Times New Roman" w:hAnsi="Times New Roman" w:cs="Times New Roman"/>
+          <w:sz w:val="24"/>
+          <w:szCs w:val="24"/>
+        </w:rPr>
+      </w:pPr>
+      <w:r>
+        <w:rPr>
+          <w:rFonts w:ascii="Times New Roman" w:eastAsia="Times New Roman" w:hAnsi="Times New Roman" w:cs="Times New Roman"/>
+          <w:b/>
+          <w:bCs/>
+          <w:sz w:val="24"/>
+          <w:szCs w:val="24"/>
+        </w:rPr>
+        <w:t>Programming Languages:</w:t>
+      </w:r>
+      <w:r>
+        <w:rPr>
+          <w:rFonts w:ascii="Times New Roman" w:eastAsia="Times New Roman" w:hAnsi="Times New Roman" w:cs="Times New Roman"/>
+          <w:sz w:val="24"/>
+          <w:szCs w:val="24"/>
+        </w:rPr>
+        <w:t xml:space="preserve"> Creating instructions for computers to follow using various programming languages.   </w:t>
+      </w:r>
+    </w:p>
+    <w:p>
+      <w:pPr>
+        <w:numPr>
+          <w:ilvl w:val="0"/>
+          <w:numId w:val="3"/>
+        </w:numPr>
+        <w:spacing w:before="100" w:beforeAutospacing="1" w:after="100" w:afterAutospacing="1" w:line="240" w:lineRule="auto"/>
+        <w:jc w:val="both"/>
+        <w:rPr>
+          <w:rFonts w:ascii="Times New Roman" w:eastAsia="Times New Roman" w:hAnsi="Times New Roman" w:cs="Times New Roman"/>
+          <w:sz w:val="24"/>
+          <w:szCs w:val="24"/>
+        </w:rPr>
+      </w:pPr>
+      <w:r>
+        <w:rPr>
+          <w:rFonts w:ascii="Times New Roman" w:eastAsia="Times New Roman" w:hAnsi="Times New Roman" w:cs="Times New Roman"/>
+          <w:b/>
+          <w:bCs/>
+          <w:sz w:val="24"/>
+          <w:szCs w:val="24"/>
+        </w:rPr>
+        <w:t>Computer Architecture and Organization:</w:t>
+      </w:r>
+      <w:r>
+        <w:rPr>
+          <w:rFonts w:ascii="Times New Roman" w:eastAsia="Times New Roman" w:hAnsi="Times New Roman" w:cs="Times New Roman"/>
+          <w:sz w:val="24"/>
+          <w:szCs w:val="24"/>
+        </w:rPr>
+        <w:t xml:space="preserve"> Understanding how computer hardware components work and interact.   </w:t>
+      </w:r>
+    </w:p>
+    <w:p>
+      <w:pPr>
+        <w:numPr>
+          <w:ilvl w:val="0"/>
+          <w:numId w:val="3"/>
+        </w:numPr>
+        <w:spacing w:before="100" w:beforeAutospacing="1" w:after="100" w:afterAutospacing="1" w:line="240" w:lineRule="auto"/>
+        <w:jc w:val="both"/>
+        <w:rPr>
+          <w:rFonts w:ascii="Times New Roman" w:eastAsia="Times New Roman" w:hAnsi="Times New Roman" w:cs="Times New Roman"/>
+          <w:sz w:val="24"/>
+          <w:szCs w:val="24"/>
+        </w:rPr>
+      </w:pPr>
+      <w:r>
+        <w:rPr>
+          <w:rFonts w:ascii="Times New Roman" w:eastAsia="Times New Roman" w:hAnsi="Times New Roman" w:cs="Times New Roman"/>
+          <w:b/>
+          <w:bCs/>
+          <w:sz w:val="24"/>
+          <w:szCs w:val="24"/>
+        </w:rPr>
+        <w:t>Operating Systems:</w:t>
+      </w:r>
+      <w:r>
+        <w:rPr>
+          <w:rFonts w:ascii="Times New Roman" w:eastAsia="Times New Roman" w:hAnsi="Times New Roman" w:cs="Times New Roman"/>
+          <w:sz w:val="24"/>
+          <w:szCs w:val="24"/>
+        </w:rPr>
+        <w:t xml:space="preserve"> Managing computer resources and providing a platform for software applications.   </w:t>
+      </w:r>
+    </w:p>
+    <w:p>
+      <w:pPr>
+        <w:numPr>
+          <w:ilvl w:val="0"/>
+          <w:numId w:val="3"/>
+        </w:numPr>
+        <w:spacing w:before="100" w:beforeAutospacing="1" w:after="100" w:afterAutospacing="1" w:line="240" w:lineRule="auto"/>
+        <w:jc w:val="both"/>
+        <w:rPr>
+          <w:rFonts w:ascii="Times New Roman" w:eastAsia="Times New Roman" w:hAnsi="Times New Roman" w:cs="Times New Roman"/>
+          <w:sz w:val="24"/>
+          <w:szCs w:val="24"/>
+        </w:rPr>
+      </w:pPr>
+      <w:r>
+        <w:rPr>
+          <w:rFonts w:ascii="Times New Roman" w:eastAsia="Times New Roman" w:hAnsi="Times New Roman" w:cs="Times New Roman"/>
+          <w:b/>
+          <w:bCs/>
+          <w:sz w:val="24"/>
+          <w:szCs w:val="24"/>
+        </w:rPr>
+        <w:t>Networks and Distributed Systems:</w:t>
+      </w:r>
+      <w:r>
+        <w:rPr>
+          <w:rFonts w:ascii="Times New Roman" w:eastAsia="Times New Roman" w:hAnsi="Times New Roman" w:cs="Times New Roman"/>
+          <w:sz w:val="24"/>
+          <w:szCs w:val="24"/>
+        </w:rPr>
+        <w:t xml:space="preserve"> Studying how computers communicate and work together.   </w:t>
+      </w:r>
+    </w:p>
+    <w:p>
+      <w:pPr>
+        <w:numPr>
+          <w:ilvl w:val="0"/>
+          <w:numId w:val="3"/>
+        </w:numPr>
+        <w:spacing w:before="100" w:beforeAutospacing="1" w:after="100" w:afterAutospacing="1" w:line="240" w:lineRule="auto"/>
+        <w:jc w:val="both"/>
+        <w:rPr>
+          <w:rFonts w:ascii="Times New Roman" w:eastAsia="Times New Roman" w:hAnsi="Times New Roman" w:cs="Times New Roman"/>
+          <w:sz w:val="24"/>
+          <w:szCs w:val="24"/>
+        </w:rPr>
+      </w:pPr>
+      <w:r>
+        <w:rPr>
+          <w:rFonts w:ascii="Times New Roman" w:eastAsia="Times New Roman" w:hAnsi="Times New Roman" w:cs="Times New Roman"/>
+          <w:b/>
+          <w:bCs/>
+          <w:sz w:val="24"/>
+          <w:szCs w:val="24"/>
+        </w:rPr>
+        <w:lastRenderedPageBreak/>
+        <w:t>Artificial Intelligence (AI):</w:t>
+      </w:r>
+      <w:r>
+        <w:rPr>
+          <w:rFonts w:ascii="Times New Roman" w:eastAsia="Times New Roman" w:hAnsi="Times New Roman" w:cs="Times New Roman"/>
+          <w:sz w:val="24"/>
+          <w:szCs w:val="24"/>
+        </w:rPr>
+        <w:t xml:space="preserve"> Developing systems that can perform tasks that typically require human intelligence.   </w:t>
+      </w:r>
+    </w:p>
+    <w:p>
+      <w:pPr>
+        <w:numPr>
+          <w:ilvl w:val="0"/>
+          <w:numId w:val="3"/>
+        </w:numPr>
+        <w:spacing w:before="100" w:beforeAutospacing="1" w:after="100" w:afterAutospacing="1" w:line="240" w:lineRule="auto"/>
+        <w:jc w:val="both"/>
+        <w:rPr>
+          <w:rFonts w:ascii="Times New Roman" w:eastAsia="Times New Roman" w:hAnsi="Times New Roman" w:cs="Times New Roman"/>
+          <w:sz w:val="24"/>
+          <w:szCs w:val="24"/>
+        </w:rPr>
+      </w:pPr>
+      <w:r>
+        <w:rPr>
+          <w:rFonts w:ascii="Times New Roman" w:eastAsia="Times New Roman" w:hAnsi="Times New Roman" w:cs="Times New Roman"/>
+          <w:b/>
+          <w:bCs/>
+          <w:sz w:val="24"/>
+          <w:szCs w:val="24"/>
+        </w:rPr>
+        <w:t>Cybersecurity:</w:t>
+      </w:r>
+      <w:r>
+        <w:rPr>
+          <w:rFonts w:ascii="Times New Roman" w:eastAsia="Times New Roman" w:hAnsi="Times New Roman" w:cs="Times New Roman"/>
+          <w:sz w:val="24"/>
+          <w:szCs w:val="24"/>
+        </w:rPr>
+        <w:t xml:space="preserve"> Protecting computer systems and data from threats.   </w:t>
+      </w:r>
+    </w:p>
+    <w:p>
+      <w:pPr>
+        <w:numPr>
+          <w:ilvl w:val="0"/>
+          <w:numId w:val="3"/>
+        </w:numPr>
+        <w:spacing w:before="100" w:beforeAutospacing="1" w:after="100" w:afterAutospacing="1" w:line="240" w:lineRule="auto"/>
+        <w:jc w:val="both"/>
+        <w:rPr>
+          <w:rFonts w:ascii="Times New Roman" w:eastAsia="Times New Roman" w:hAnsi="Times New Roman" w:cs="Times New Roman"/>
+          <w:sz w:val="24"/>
+          <w:szCs w:val="24"/>
+        </w:rPr>
+      </w:pPr>
+      <w:r>
+        <w:rPr>
+          <w:rFonts w:ascii="Times New Roman" w:eastAsia="Times New Roman" w:hAnsi="Times New Roman" w:cs="Times New Roman"/>
+          <w:b/>
+          <w:bCs/>
+          <w:sz w:val="24"/>
+          <w:szCs w:val="24"/>
+        </w:rPr>
+        <w:t>Software Engineering:</w:t>
+      </w:r>
+      <w:r>
+        <w:rPr>
+          <w:rFonts w:ascii="Times New Roman" w:eastAsia="Times New Roman" w:hAnsi="Times New Roman" w:cs="Times New Roman"/>
+          <w:sz w:val="24"/>
+          <w:szCs w:val="24"/>
+        </w:rPr>
+        <w:t xml:space="preserve"> Applying engineering principles to the design, development, and maintenance of software.   </w:t>
+      </w:r>
+    </w:p>
+    <w:p>
+      <w:pPr>
+        <w:numPr>
+          <w:ilvl w:val="0"/>
+          <w:numId w:val="3"/>
+        </w:numPr>
+        <w:spacing w:before="100" w:beforeAutospacing="1" w:after="100" w:afterAutospacing="1" w:line="240" w:lineRule="auto"/>
+        <w:jc w:val="both"/>
+        <w:rPr>
+          <w:rFonts w:ascii="Times New Roman" w:eastAsia="Times New Roman" w:hAnsi="Times New Roman" w:cs="Times New Roman"/>
+          <w:sz w:val="24"/>
+          <w:szCs w:val="24"/>
+        </w:rPr>
+      </w:pPr>
+      <w:r>
+        <w:rPr>
+          <w:rFonts w:ascii="Times New Roman" w:eastAsia="Times New Roman" w:hAnsi="Times New Roman" w:cs="Times New Roman"/>
+          <w:b/>
+          <w:bCs/>
+          <w:sz w:val="24"/>
+          <w:szCs w:val="24"/>
+        </w:rPr>
+        <w:t>Database Systems:</w:t>
+      </w:r>
+      <w:r>
+        <w:rPr>
+          <w:rFonts w:ascii="Times New Roman" w:eastAsia="Times New Roman" w:hAnsi="Times New Roman" w:cs="Times New Roman"/>
+          <w:sz w:val="24"/>
+          <w:szCs w:val="24"/>
+        </w:rPr>
+        <w:t xml:space="preserve"> Managing and organizing large amounts of data.   </w:t>
+      </w:r>
+    </w:p>
+    <w:p>
+      <w:pPr>
+        <w:numPr>
+          <w:ilvl w:val="0"/>
+          <w:numId w:val="3"/>
+        </w:numPr>
+        <w:spacing w:before="100" w:beforeAutospacing="1" w:after="100" w:afterAutospacing="1" w:line="240" w:lineRule="auto"/>
+        <w:jc w:val="both"/>
+        <w:rPr>
+          <w:rFonts w:ascii="Times New Roman" w:eastAsia="Times New Roman" w:hAnsi="Times New Roman" w:cs="Times New Roman"/>
+          <w:sz w:val="24"/>
+          <w:szCs w:val="24"/>
+        </w:rPr>
+      </w:pPr>
+      <w:r>
+        <w:rPr>
+          <w:rFonts w:ascii="Times New Roman" w:eastAsia="Times New Roman" w:hAnsi="Times New Roman" w:cs="Times New Roman"/>
+          <w:b/>
+          <w:bCs/>
+          <w:sz w:val="24"/>
+          <w:szCs w:val="24"/>
+        </w:rPr>
+        <w:t>Human-Computer Interaction (HCI):</w:t>
+      </w:r>
+      <w:r>
+        <w:rPr>
+          <w:rFonts w:ascii="Times New Roman" w:eastAsia="Times New Roman" w:hAnsi="Times New Roman" w:cs="Times New Roman"/>
+          <w:sz w:val="24"/>
+          <w:szCs w:val="24"/>
+        </w:rPr>
+        <w:t xml:space="preserve"> Designing user-friendly and effective interfaces between humans and computers.   </w:t>
+      </w:r>
+    </w:p>
+    <w:p>
+      <w:pPr>
+        <w:numPr>
+          <w:ilvl w:val="0"/>
+          <w:numId w:val="3"/>
+        </w:numPr>
+        <w:spacing w:before="100" w:beforeAutospacing="1" w:after="100" w:afterAutospacing="1" w:line="240" w:lineRule="auto"/>
+        <w:jc w:val="both"/>
+        <w:rPr>
+          <w:rFonts w:ascii="Times New Roman" w:eastAsia="Times New Roman" w:hAnsi="Times New Roman" w:cs="Times New Roman"/>
+          <w:sz w:val="24"/>
+          <w:szCs w:val="24"/>
+        </w:rPr>
+      </w:pPr>
+      <w:r>
+        <w:rPr>
+          <w:rFonts w:ascii="Times New Roman" w:eastAsia="Times New Roman" w:hAnsi="Times New Roman" w:cs="Times New Roman"/>
+          <w:b/>
+          <w:bCs/>
+          <w:sz w:val="24"/>
+          <w:szCs w:val="24"/>
+        </w:rPr>
+        <w:t>Theory of Computation:</w:t>
+      </w:r>
+      <w:r>
+        <w:rPr>
+          <w:rFonts w:ascii="Times New Roman" w:eastAsia="Times New Roman" w:hAnsi="Times New Roman" w:cs="Times New Roman"/>
+          <w:sz w:val="24"/>
+          <w:szCs w:val="24"/>
+        </w:rPr>
+        <w:t xml:space="preserve"> Exploring the theoretical limits and capabilities of computation.</w:t>
+      </w:r>
+    </w:p>
+    <w:p>
+      <w:pPr>
+        <w:spacing w:before="100" w:beforeAutospacing="1" w:after="100" w:afterAutospacing="1" w:line="240" w:lineRule="auto"/>
+        <w:jc w:val="both"/>
+        <w:rPr>
+          <w:rFonts w:ascii="Times New Roman" w:eastAsia="Times New Roman" w:hAnsi="Times New Roman" w:cs="Times New Roman"/>
+          <w:sz w:val="24"/>
+          <w:szCs w:val="24"/>
+        </w:rPr>
+      </w:pPr>
+      <w:r>
+        <w:rPr>
+          <w:rFonts w:ascii="Times New Roman" w:eastAsia="Times New Roman" w:hAnsi="Times New Roman" w:cs="Times New Roman"/>
+          <w:sz w:val="24"/>
+          <w:szCs w:val="24"/>
+        </w:rPr>
+        <w:drawing>
+          <wp:inline distT="0" distB="0" distL="0" distR="0" wp14:anchorId="13FD00E6" wp14:editId="48FCC64A">
+            <wp:extent cx="5943600" cy="5241925"/>
+            <wp:effectExtent l="0" t="0" r="0" b="0"/>
+            <wp:docPr id="2" name="Picture 2"/>
+            <wp:cNvGraphicFramePr>
+              <a:graphicFrameLocks xmlns:a="http://schemas.openxmlformats.org/drawingml/2006/main" noChangeAspect="1"/>
+            </wp:cNvGraphicFramePr>
+            <a:graphic xmlns:a="http://schemas.openxmlformats.org/drawingml/2006/main">
+              <a:graphicData uri="http://schemas.openxmlformats.org/drawingml/2006/picture">
+                <pic:pic xmlns:pic="http://schemas.openxmlformats.org/drawingml/2006/picture">
+                  <pic:nvPicPr>
+                    <pic:cNvPr id="1" name=""/>
+                    <pic:cNvPicPr/>
+                  </pic:nvPicPr>
+                  <pic:blipFill>
+                    <a:blip r:embed="rId6"/>
+                    <a:stretch>
+                      <a:fillRect/>
+                    </a:stretch>
+                  </pic:blipFill>
+                  <pic:spPr>
+                    <a:xfrm>
+                      <a:off x="0" y="0"/>
+                      <a:ext cx="5943600" cy="5241925"/>
+                    </a:xfrm>
+                    <a:prstGeom prst="rect">
+                      <a:avLst/>
+                    </a:prstGeom>
+                  </pic:spPr>
+                </pic:pic>
+              </a:graphicData>
+            </a:graphic>
+          </wp:inline>
+        </w:drawing>
+      </w:r>
+    </w:p>
+    <w:p>
+      <w:pPr>
+        <w:spacing w:before="100" w:beforeAutospacing="1" w:after="100" w:afterAutospacing="1" w:line="240" w:lineRule="auto"/>
+        <w:jc w:val="both"/>
+        <w:rPr>
+          <w:rFonts w:ascii="Times New Roman" w:eastAsia="Times New Roman" w:hAnsi="Times New Roman" w:cs="Times New Roman"/>
+          <w:sz w:val="24"/>
+          <w:szCs w:val="24"/>
+        </w:rPr>
+      </w:pPr>
+      <w:r>
+        <w:rPr>
+          <w:rFonts w:ascii="Times New Roman" w:eastAsia="Times New Roman" w:hAnsi="Times New Roman" w:cs="Times New Roman"/>
+          <w:sz w:val="24"/>
+          <w:szCs w:val="24"/>
+        </w:rPr>
+        <w:t xml:space="preserve">In essence, computer science is about understanding the fundamental principles of computation </w:t>
+      </w:r>
+      <w:proofErr w:type="gramStart"/>
+      <w:r>
+        <w:rPr>
+          <w:rFonts w:ascii="Times New Roman" w:eastAsia="Times New Roman" w:hAnsi="Times New Roman" w:cs="Times New Roman"/>
+          <w:sz w:val="24"/>
+          <w:szCs w:val="24"/>
+        </w:rPr>
+        <w:t>and</w:t>
+      </w:r>
+      <w:proofErr w:type="gramEnd"/>
+      <w:r>
+        <w:rPr>
+          <w:rFonts w:ascii="Times New Roman" w:eastAsia="Times New Roman" w:hAnsi="Times New Roman" w:cs="Times New Roman"/>
+          <w:sz w:val="24"/>
+          <w:szCs w:val="24"/>
+        </w:rPr>
+        <w:t xml:space="preserve"> using that knowledge to create innovative technologies and solve real-world problems across various domains.</w:t>
+      </w:r>
+    </w:p>
+    <w:p>
+      <w:pPr>
+        <w:spacing w:before="100" w:beforeAutospacing="1" w:after="100" w:afterAutospacing="1" w:line="240" w:lineRule="auto"/>
+        <w:jc w:val="both"/>
+        <w:rPr>
+          <w:rFonts w:ascii="Times New Roman" w:eastAsia="Times New Roman" w:hAnsi="Times New Roman" w:cs="Times New Roman"/>
+          <w:sz w:val="24"/>
+          <w:szCs w:val="24"/>
+        </w:rPr>
+      </w:pPr>
+      <w:r>
+        <w:rPr>
+          <w:rFonts w:ascii="Times New Roman" w:eastAsia="Times New Roman" w:hAnsi="Times New Roman" w:cs="Times New Roman"/>
+          <w:sz w:val="24"/>
+          <w:szCs w:val="24"/>
+        </w:rPr>
+        <w:lastRenderedPageBreak/>
+        <w:t>Given your future focus on AI and Cyber Security, both of these are significant and rapidly evolving areas within computer science. Your understanding of the core principles of computer science will be crucial for success in these fields.</w:t>
+      </w:r>
+    </w:p>
+    <w:p>
+      <w:pPr>
+        <w:spacing w:after="0"/>
+        <w:rPr>
+          <w:rFonts w:ascii="Times New Roman" w:hAnsi="Times New Roman" w:cs="Times New Roman"/>
+          <w:b/>
+          <w:bCs/>
+          <w:sz w:val="28"/>
+          <w:szCs w:val="28"/>
+        </w:rPr>
+      </w:pPr>
+      <w:r>
+        <w:rPr>
+          <w:rFonts w:ascii="Times New Roman" w:hAnsi="Times New Roman" w:cs="Times New Roman"/>
+          <w:b/>
+          <w:bCs/>
+          <w:sz w:val="28"/>
+          <w:szCs w:val="28"/>
+        </w:rPr>
+        <w:t>How computer work?</w:t>
+      </w:r>
+    </w:p>
+    <w:p>
+      <w:pPr>
+        <w:spacing w:after="0"/>
+        <w:rPr>
+          <w:rFonts w:ascii="Times New Roman" w:hAnsi="Times New Roman" w:cs="Times New Roman"/>
+          <w:b/>
+          <w:bCs/>
+          <w:sz w:val="28"/>
+          <w:szCs w:val="28"/>
+        </w:rPr>
+      </w:pPr>
+      <w:r>
+        <w:rPr>
+          <w:rFonts w:ascii="Times New Roman" w:eastAsia="Times New Roman" w:hAnsi="Times New Roman" w:cs="Times New Roman"/>
+          <w:sz w:val="24"/>
+          <w:szCs w:val="24"/>
+        </w:rPr>
+        <w:t>A computer works through the interaction of its hardware and software components to process information. Here's a simplified overview of the key steps involved:</w:t>
+      </w:r>
+    </w:p>
+    <w:p>
+      <w:pPr>
+        <w:spacing w:before="100" w:beforeAutospacing="1" w:after="100" w:afterAutospacing="1" w:line="240" w:lineRule="auto"/>
+        <w:jc w:val="both"/>
+        <w:rPr>
+          <w:rFonts w:ascii="Times New Roman" w:eastAsia="Times New Roman" w:hAnsi="Times New Roman" w:cs="Times New Roman"/>
+          <w:sz w:val="24"/>
+          <w:szCs w:val="24"/>
+        </w:rPr>
+      </w:pPr>
+      <w:r>
+        <w:rPr>
+          <w:rFonts w:ascii="Times New Roman" w:eastAsia="Times New Roman" w:hAnsi="Times New Roman" w:cs="Times New Roman"/>
+          <w:b/>
+          <w:bCs/>
+          <w:sz w:val="24"/>
+          <w:szCs w:val="24"/>
+        </w:rPr>
+        <w:t>1. Input:</w:t>
+      </w:r>
+    </w:p>
+    <w:p>
+      <w:pPr>
+        <w:numPr>
+          <w:ilvl w:val="0"/>
+          <w:numId w:val="4"/>
+        </w:numPr>
+        <w:spacing w:before="100" w:beforeAutospacing="1" w:after="100" w:afterAutospacing="1" w:line="240" w:lineRule="auto"/>
+        <w:jc w:val="both"/>
+        <w:rPr>
+          <w:rFonts w:ascii="Times New Roman" w:eastAsia="Times New Roman" w:hAnsi="Times New Roman" w:cs="Times New Roman"/>
+          <w:sz w:val="24"/>
+          <w:szCs w:val="24"/>
+        </w:rPr>
+      </w:pPr>
+      <w:r>
+        <w:rPr>
+          <w:rFonts w:ascii="Times New Roman" w:eastAsia="Times New Roman" w:hAnsi="Times New Roman" w:cs="Times New Roman"/>
+          <w:sz w:val="24"/>
+          <w:szCs w:val="24"/>
+        </w:rPr>
+        <w:t>Information, or data, is entered into the computer through input devices such as a keyboard, mouse, microphone, or scanner.</w:t>
+      </w:r>
+    </w:p>
+    <w:p>
+      <w:pPr>
+        <w:numPr>
+          <w:ilvl w:val="0"/>
+          <w:numId w:val="4"/>
+        </w:numPr>
+        <w:spacing w:before="100" w:beforeAutospacing="1" w:after="100" w:afterAutospacing="1" w:line="240" w:lineRule="auto"/>
+        <w:jc w:val="both"/>
+        <w:rPr>
+          <w:rFonts w:ascii="Times New Roman" w:eastAsia="Times New Roman" w:hAnsi="Times New Roman" w:cs="Times New Roman"/>
+          <w:sz w:val="24"/>
+          <w:szCs w:val="24"/>
+        </w:rPr>
+      </w:pPr>
+      <w:r>
+        <w:rPr>
+          <w:rFonts w:ascii="Times New Roman" w:eastAsia="Times New Roman" w:hAnsi="Times New Roman" w:cs="Times New Roman"/>
+          <w:sz w:val="24"/>
+          <w:szCs w:val="24"/>
+        </w:rPr>
+        <w:t>This input is converted into a digital format (binary code of 0s and 1s) that the computer can understand.</w:t>
+      </w:r>
+    </w:p>
+    <w:p>
+      <w:pPr>
+        <w:spacing w:before="100" w:beforeAutospacing="1" w:after="100" w:afterAutospacing="1" w:line="240" w:lineRule="auto"/>
+        <w:jc w:val="both"/>
+        <w:rPr>
+          <w:rFonts w:ascii="Times New Roman" w:eastAsia="Times New Roman" w:hAnsi="Times New Roman" w:cs="Times New Roman"/>
+          <w:sz w:val="24"/>
+          <w:szCs w:val="24"/>
+        </w:rPr>
+      </w:pPr>
+      <w:r>
+        <w:rPr>
+          <w:rFonts w:ascii="Times New Roman" w:eastAsia="Times New Roman" w:hAnsi="Times New Roman" w:cs="Times New Roman"/>
+          <w:b/>
+          <w:bCs/>
+          <w:sz w:val="24"/>
+          <w:szCs w:val="24"/>
+        </w:rPr>
+        <w:t>2. Processing:</w:t>
+      </w:r>
+    </w:p>
+    <w:p>
+      <w:pPr>
+        <w:numPr>
+          <w:ilvl w:val="0"/>
+          <w:numId w:val="5"/>
+        </w:numPr>
+        <w:spacing w:before="100" w:beforeAutospacing="1" w:after="100" w:afterAutospacing="1" w:line="240" w:lineRule="auto"/>
+        <w:jc w:val="both"/>
+        <w:rPr>
+          <w:rFonts w:ascii="Times New Roman" w:eastAsia="Times New Roman" w:hAnsi="Times New Roman" w:cs="Times New Roman"/>
+          <w:sz w:val="24"/>
+          <w:szCs w:val="24"/>
+        </w:rPr>
+      </w:pPr>
+      <w:r>
+        <w:rPr>
+          <w:rFonts w:ascii="Times New Roman" w:eastAsia="Times New Roman" w:hAnsi="Times New Roman" w:cs="Times New Roman"/>
+          <w:sz w:val="24"/>
+          <w:szCs w:val="24"/>
+        </w:rPr>
+        <w:t xml:space="preserve">The </w:t>
+      </w:r>
+      <w:r>
+        <w:rPr>
+          <w:rFonts w:ascii="Times New Roman" w:eastAsia="Times New Roman" w:hAnsi="Times New Roman" w:cs="Times New Roman"/>
+          <w:b/>
+          <w:bCs/>
+          <w:sz w:val="24"/>
+          <w:szCs w:val="24"/>
+        </w:rPr>
+        <w:t>Central Processing Unit (CPU)</w:t>
+      </w:r>
+      <w:r>
+        <w:rPr>
+          <w:rFonts w:ascii="Times New Roman" w:eastAsia="Times New Roman" w:hAnsi="Times New Roman" w:cs="Times New Roman"/>
+          <w:sz w:val="24"/>
+          <w:szCs w:val="24"/>
+        </w:rPr>
+        <w:t>, often referred to as the "brain" of the computer, is responsible for executing instructions and performing calculations.</w:t>
+      </w:r>
+    </w:p>
+    <w:p>
+      <w:pPr>
+        <w:numPr>
+          <w:ilvl w:val="0"/>
+          <w:numId w:val="5"/>
+        </w:numPr>
+        <w:spacing w:before="100" w:beforeAutospacing="1" w:after="100" w:afterAutospacing="1" w:line="240" w:lineRule="auto"/>
+        <w:jc w:val="both"/>
+        <w:rPr>
+          <w:rFonts w:ascii="Times New Roman" w:eastAsia="Times New Roman" w:hAnsi="Times New Roman" w:cs="Times New Roman"/>
+          <w:sz w:val="24"/>
+          <w:szCs w:val="24"/>
+        </w:rPr>
+      </w:pPr>
+      <w:r>
+        <w:rPr>
+          <w:rFonts w:ascii="Times New Roman" w:eastAsia="Times New Roman" w:hAnsi="Times New Roman" w:cs="Times New Roman"/>
+          <w:sz w:val="24"/>
+          <w:szCs w:val="24"/>
+        </w:rPr>
+        <w:t xml:space="preserve">The CPU fetches instructions from the computer's </w:t>
+      </w:r>
+      <w:r>
+        <w:rPr>
+          <w:rFonts w:ascii="Times New Roman" w:eastAsia="Times New Roman" w:hAnsi="Times New Roman" w:cs="Times New Roman"/>
+          <w:b/>
+          <w:bCs/>
+          <w:sz w:val="24"/>
+          <w:szCs w:val="24"/>
+        </w:rPr>
+        <w:t>memory (RAM - Random Access Memory)</w:t>
+      </w:r>
+      <w:r>
+        <w:rPr>
+          <w:rFonts w:ascii="Times New Roman" w:eastAsia="Times New Roman" w:hAnsi="Times New Roman" w:cs="Times New Roman"/>
+          <w:sz w:val="24"/>
+          <w:szCs w:val="24"/>
+        </w:rPr>
+        <w:t>.</w:t>
+      </w:r>
+    </w:p>
+    <w:p>
+      <w:pPr>
+        <w:numPr>
+          <w:ilvl w:val="0"/>
+          <w:numId w:val="5"/>
+        </w:numPr>
+        <w:spacing w:before="100" w:beforeAutospacing="1" w:after="100" w:afterAutospacing="1" w:line="240" w:lineRule="auto"/>
+        <w:jc w:val="both"/>
+        <w:rPr>
+          <w:rFonts w:ascii="Times New Roman" w:eastAsia="Times New Roman" w:hAnsi="Times New Roman" w:cs="Times New Roman"/>
+          <w:sz w:val="24"/>
+          <w:szCs w:val="24"/>
+        </w:rPr>
+      </w:pPr>
+      <w:r>
+        <w:rPr>
+          <w:rFonts w:ascii="Times New Roman" w:eastAsia="Times New Roman" w:hAnsi="Times New Roman" w:cs="Times New Roman"/>
+          <w:sz w:val="24"/>
+          <w:szCs w:val="24"/>
+        </w:rPr>
+        <w:t xml:space="preserve">The </w:t>
+      </w:r>
+      <w:r>
+        <w:rPr>
+          <w:rFonts w:ascii="Times New Roman" w:eastAsia="Times New Roman" w:hAnsi="Times New Roman" w:cs="Times New Roman"/>
+          <w:b/>
+          <w:bCs/>
+          <w:sz w:val="24"/>
+          <w:szCs w:val="24"/>
+        </w:rPr>
+        <w:t>Control Unit (CU)</w:t>
+      </w:r>
+      <w:r>
+        <w:rPr>
+          <w:rFonts w:ascii="Times New Roman" w:eastAsia="Times New Roman" w:hAnsi="Times New Roman" w:cs="Times New Roman"/>
+          <w:sz w:val="24"/>
+          <w:szCs w:val="24"/>
+        </w:rPr>
+        <w:t xml:space="preserve"> within the CPU manages the flow of these instructions, ensuring they are executed in the correct order.</w:t>
+      </w:r>
+    </w:p>
+    <w:p>
+      <w:pPr>
+        <w:numPr>
+          <w:ilvl w:val="0"/>
+          <w:numId w:val="5"/>
+        </w:numPr>
+        <w:spacing w:before="100" w:beforeAutospacing="1" w:after="100" w:afterAutospacing="1" w:line="240" w:lineRule="auto"/>
+        <w:jc w:val="both"/>
+        <w:rPr>
+          <w:rFonts w:ascii="Times New Roman" w:eastAsia="Times New Roman" w:hAnsi="Times New Roman" w:cs="Times New Roman"/>
+          <w:sz w:val="24"/>
+          <w:szCs w:val="24"/>
+        </w:rPr>
+      </w:pPr>
+      <w:r>
+        <w:rPr>
+          <w:rFonts w:ascii="Times New Roman" w:eastAsia="Times New Roman" w:hAnsi="Times New Roman" w:cs="Times New Roman"/>
+          <w:sz w:val="24"/>
+          <w:szCs w:val="24"/>
+        </w:rPr>
+        <w:t xml:space="preserve">The </w:t>
+      </w:r>
+      <w:r>
+        <w:rPr>
+          <w:rFonts w:ascii="Times New Roman" w:eastAsia="Times New Roman" w:hAnsi="Times New Roman" w:cs="Times New Roman"/>
+          <w:b/>
+          <w:bCs/>
+          <w:sz w:val="24"/>
+          <w:szCs w:val="24"/>
+        </w:rPr>
+        <w:t>Arithmetic Logic Unit (ALU)</w:t>
+      </w:r>
+      <w:r>
+        <w:rPr>
+          <w:rFonts w:ascii="Times New Roman" w:eastAsia="Times New Roman" w:hAnsi="Times New Roman" w:cs="Times New Roman"/>
+          <w:sz w:val="24"/>
+          <w:szCs w:val="24"/>
+        </w:rPr>
+        <w:t xml:space="preserve"> within the CPU performs arithmetic (addition, subtraction, etc.) and logical (comparison, decision-making) operations on the data.</w:t>
+      </w:r>
+    </w:p>
+    <w:p>
+      <w:pPr>
+        <w:spacing w:before="100" w:beforeAutospacing="1" w:after="100" w:afterAutospacing="1" w:line="240" w:lineRule="auto"/>
+        <w:jc w:val="both"/>
+        <w:rPr>
+          <w:rFonts w:ascii="Times New Roman" w:eastAsia="Times New Roman" w:hAnsi="Times New Roman" w:cs="Times New Roman"/>
+          <w:sz w:val="24"/>
+          <w:szCs w:val="24"/>
+        </w:rPr>
+      </w:pPr>
+      <w:r>
+        <w:rPr>
+          <w:rFonts w:ascii="Times New Roman" w:eastAsia="Times New Roman" w:hAnsi="Times New Roman" w:cs="Times New Roman"/>
+          <w:b/>
+          <w:bCs/>
+          <w:sz w:val="24"/>
+          <w:szCs w:val="24"/>
+        </w:rPr>
+        <w:t>3. Memory:</w:t>
+      </w:r>
+    </w:p>
+    <w:p>
+      <w:pPr>
+        <w:numPr>
+          <w:ilvl w:val="0"/>
+          <w:numId w:val="6"/>
+        </w:numPr>
+        <w:spacing w:before="100" w:beforeAutospacing="1" w:after="100" w:afterAutospacing="1" w:line="240" w:lineRule="auto"/>
+        <w:jc w:val="both"/>
+        <w:rPr>
+          <w:rFonts w:ascii="Times New Roman" w:eastAsia="Times New Roman" w:hAnsi="Times New Roman" w:cs="Times New Roman"/>
+          <w:sz w:val="24"/>
+          <w:szCs w:val="24"/>
+        </w:rPr>
+      </w:pPr>
+      <w:r>
+        <w:rPr>
+          <w:rFonts w:ascii="Times New Roman" w:eastAsia="Times New Roman" w:hAnsi="Times New Roman" w:cs="Times New Roman"/>
+          <w:b/>
+          <w:bCs/>
+          <w:sz w:val="24"/>
+          <w:szCs w:val="24"/>
+        </w:rPr>
+        <w:t>RAM (Random Access Memory)</w:t>
+      </w:r>
+      <w:r>
+        <w:rPr>
+          <w:rFonts w:ascii="Times New Roman" w:eastAsia="Times New Roman" w:hAnsi="Times New Roman" w:cs="Times New Roman"/>
+          <w:sz w:val="24"/>
+          <w:szCs w:val="24"/>
+        </w:rPr>
+        <w:t xml:space="preserve"> is the computer's short-term, volatile memory. It temporarily stores data and instructions that the CPU is actively using. This allows for quick access to information during processing. The contents of RAM are erased when the computer is turned off.</w:t>
+      </w:r>
+    </w:p>
+    <w:p>
+      <w:pPr>
+        <w:numPr>
+          <w:ilvl w:val="0"/>
+          <w:numId w:val="6"/>
+        </w:numPr>
+        <w:spacing w:before="100" w:beforeAutospacing="1" w:after="100" w:afterAutospacing="1" w:line="240" w:lineRule="auto"/>
+        <w:jc w:val="both"/>
+        <w:rPr>
+          <w:rFonts w:ascii="Times New Roman" w:eastAsia="Times New Roman" w:hAnsi="Times New Roman" w:cs="Times New Roman"/>
+          <w:sz w:val="24"/>
+          <w:szCs w:val="24"/>
+        </w:rPr>
+      </w:pPr>
+      <w:r>
+        <w:rPr>
+          <w:rFonts w:ascii="Times New Roman" w:eastAsia="Times New Roman" w:hAnsi="Times New Roman" w:cs="Times New Roman"/>
+          <w:b/>
+          <w:bCs/>
+          <w:sz w:val="24"/>
+          <w:szCs w:val="24"/>
+        </w:rPr>
+        <w:t>Storage Devices</w:t>
+      </w:r>
+      <w:r>
+        <w:rPr>
+          <w:rFonts w:ascii="Times New Roman" w:eastAsia="Times New Roman" w:hAnsi="Times New Roman" w:cs="Times New Roman"/>
+          <w:sz w:val="24"/>
+          <w:szCs w:val="24"/>
+        </w:rPr>
+        <w:t xml:space="preserve"> (like Hard Disk Drives (HDDs) or Solid State Drives (SSDs)) provide long-term, non-volatile storage for data, applications, and the operating system. Data remains stored even when the computer is off. When a program or file is opened, it's copied from the storage device into RAM for the CPU to access.</w:t>
+      </w:r>
+    </w:p>
+    <w:p>
+      <w:pPr>
+        <w:spacing w:before="100" w:beforeAutospacing="1" w:after="100" w:afterAutospacing="1" w:line="240" w:lineRule="auto"/>
+        <w:jc w:val="both"/>
+        <w:rPr>
+          <w:rFonts w:ascii="Times New Roman" w:eastAsia="Times New Roman" w:hAnsi="Times New Roman" w:cs="Times New Roman"/>
+          <w:sz w:val="24"/>
+          <w:szCs w:val="24"/>
+        </w:rPr>
+      </w:pPr>
+      <w:r>
+        <w:rPr>
+          <w:rFonts w:ascii="Times New Roman" w:eastAsia="Times New Roman" w:hAnsi="Times New Roman" w:cs="Times New Roman"/>
+          <w:b/>
+          <w:bCs/>
+          <w:sz w:val="24"/>
+          <w:szCs w:val="24"/>
+        </w:rPr>
+        <w:t>4. Output:</w:t>
+      </w:r>
+    </w:p>
+    <w:p>
+      <w:pPr>
+        <w:numPr>
+          <w:ilvl w:val="0"/>
+          <w:numId w:val="7"/>
+        </w:numPr>
+        <w:spacing w:before="100" w:beforeAutospacing="1" w:after="100" w:afterAutospacing="1" w:line="240" w:lineRule="auto"/>
+        <w:jc w:val="both"/>
+        <w:rPr>
+          <w:rFonts w:ascii="Times New Roman" w:eastAsia="Times New Roman" w:hAnsi="Times New Roman" w:cs="Times New Roman"/>
+          <w:sz w:val="24"/>
+          <w:szCs w:val="24"/>
+        </w:rPr>
+      </w:pPr>
+      <w:r>
+        <w:rPr>
+          <w:rFonts w:ascii="Times New Roman" w:eastAsia="Times New Roman" w:hAnsi="Times New Roman" w:cs="Times New Roman"/>
+          <w:sz w:val="24"/>
+          <w:szCs w:val="24"/>
+        </w:rPr>
+        <w:t>After processing, the results are sent to output devices such as a monitor, printer, or speakers.</w:t>
+      </w:r>
+    </w:p>
+    <w:p>
+      <w:pPr>
+        <w:numPr>
+          <w:ilvl w:val="0"/>
+          <w:numId w:val="7"/>
+        </w:numPr>
+        <w:spacing w:before="100" w:beforeAutospacing="1" w:after="100" w:afterAutospacing="1" w:line="240" w:lineRule="auto"/>
+        <w:jc w:val="both"/>
+        <w:rPr>
+          <w:rFonts w:ascii="Times New Roman" w:eastAsia="Times New Roman" w:hAnsi="Times New Roman" w:cs="Times New Roman"/>
+          <w:sz w:val="24"/>
+          <w:szCs w:val="24"/>
+        </w:rPr>
+      </w:pPr>
+      <w:r>
+        <w:rPr>
+          <w:rFonts w:ascii="Times New Roman" w:eastAsia="Times New Roman" w:hAnsi="Times New Roman" w:cs="Times New Roman"/>
+          <w:sz w:val="24"/>
+          <w:szCs w:val="24"/>
+        </w:rPr>
+        <w:t>The digital information is converted back into a human-readable format (text, images, sound, etc.).</w:t>
+      </w:r>
+    </w:p>
+    <w:p>
+      <w:pPr>
+        <w:spacing w:before="100" w:beforeAutospacing="1" w:after="100" w:afterAutospacing="1" w:line="240" w:lineRule="auto"/>
+        <w:jc w:val="both"/>
+        <w:rPr>
+          <w:rFonts w:ascii="Times New Roman" w:eastAsia="Times New Roman" w:hAnsi="Times New Roman" w:cs="Times New Roman"/>
+          <w:sz w:val="24"/>
+          <w:szCs w:val="24"/>
+        </w:rPr>
+      </w:pPr>
+      <w:r>
+        <w:rPr>
+          <w:rFonts w:ascii="Times New Roman" w:eastAsia="Times New Roman" w:hAnsi="Times New Roman" w:cs="Times New Roman"/>
+          <w:b/>
+          <w:bCs/>
+          <w:sz w:val="24"/>
+          <w:szCs w:val="24"/>
+        </w:rPr>
+        <w:t>In more detail, here's a breakdown of the core components and their roles:</w:t>
+      </w:r>
+    </w:p>
+    <w:p>
+      <w:pPr>
+        <w:numPr>
+          <w:ilvl w:val="0"/>
+          <w:numId w:val="8"/>
+        </w:numPr>
+        <w:spacing w:before="100" w:beforeAutospacing="1" w:after="100" w:afterAutospacing="1" w:line="240" w:lineRule="auto"/>
+        <w:jc w:val="both"/>
+        <w:rPr>
+          <w:rFonts w:ascii="Times New Roman" w:eastAsia="Times New Roman" w:hAnsi="Times New Roman" w:cs="Times New Roman"/>
+          <w:sz w:val="24"/>
+          <w:szCs w:val="24"/>
+        </w:rPr>
+      </w:pPr>
+      <w:r>
+        <w:rPr>
+          <w:rFonts w:ascii="Times New Roman" w:eastAsia="Times New Roman" w:hAnsi="Times New Roman" w:cs="Times New Roman"/>
+          <w:b/>
+          <w:bCs/>
+          <w:sz w:val="24"/>
+          <w:szCs w:val="24"/>
+        </w:rPr>
+        <w:lastRenderedPageBreak/>
+        <w:t>Motherboard:</w:t>
+      </w:r>
+      <w:r>
+        <w:rPr>
+          <w:rFonts w:ascii="Times New Roman" w:eastAsia="Times New Roman" w:hAnsi="Times New Roman" w:cs="Times New Roman"/>
+          <w:sz w:val="24"/>
+          <w:szCs w:val="24"/>
+        </w:rPr>
+        <w:t xml:space="preserve"> The main circuit board that connects all the computer's components, allowing them to communicate.</w:t>
+      </w:r>
+    </w:p>
+    <w:p>
+      <w:pPr>
+        <w:numPr>
+          <w:ilvl w:val="0"/>
+          <w:numId w:val="8"/>
+        </w:numPr>
+        <w:spacing w:before="100" w:beforeAutospacing="1" w:after="100" w:afterAutospacing="1" w:line="240" w:lineRule="auto"/>
+        <w:jc w:val="both"/>
+        <w:rPr>
+          <w:rFonts w:ascii="Times New Roman" w:eastAsia="Times New Roman" w:hAnsi="Times New Roman" w:cs="Times New Roman"/>
+          <w:sz w:val="24"/>
+          <w:szCs w:val="24"/>
+        </w:rPr>
+      </w:pPr>
+      <w:r>
+        <w:rPr>
+          <w:rFonts w:ascii="Times New Roman" w:eastAsia="Times New Roman" w:hAnsi="Times New Roman" w:cs="Times New Roman"/>
+          <w:b/>
+          <w:bCs/>
+          <w:sz w:val="24"/>
+          <w:szCs w:val="24"/>
+        </w:rPr>
+        <w:t>CPU (Central Processing Unit):</w:t>
+      </w:r>
+      <w:r>
+        <w:rPr>
+          <w:rFonts w:ascii="Times New Roman" w:eastAsia="Times New Roman" w:hAnsi="Times New Roman" w:cs="Times New Roman"/>
+          <w:sz w:val="24"/>
+          <w:szCs w:val="24"/>
+        </w:rPr>
+        <w:t xml:space="preserve"> Executes instructions and performs calculations.</w:t>
+      </w:r>
+    </w:p>
+    <w:p>
+      <w:pPr>
+        <w:numPr>
+          <w:ilvl w:val="0"/>
+          <w:numId w:val="8"/>
+        </w:numPr>
+        <w:spacing w:before="100" w:beforeAutospacing="1" w:after="100" w:afterAutospacing="1" w:line="240" w:lineRule="auto"/>
+        <w:jc w:val="both"/>
+        <w:rPr>
+          <w:rFonts w:ascii="Times New Roman" w:eastAsia="Times New Roman" w:hAnsi="Times New Roman" w:cs="Times New Roman"/>
+          <w:sz w:val="24"/>
+          <w:szCs w:val="24"/>
+        </w:rPr>
+      </w:pPr>
+      <w:r>
+        <w:rPr>
+          <w:rFonts w:ascii="Times New Roman" w:eastAsia="Times New Roman" w:hAnsi="Times New Roman" w:cs="Times New Roman"/>
+          <w:b/>
+          <w:bCs/>
+          <w:sz w:val="24"/>
+          <w:szCs w:val="24"/>
+        </w:rPr>
+        <w:t>RAM (Random Access Memory):</w:t>
+      </w:r>
+      <w:r>
+        <w:rPr>
+          <w:rFonts w:ascii="Times New Roman" w:eastAsia="Times New Roman" w:hAnsi="Times New Roman" w:cs="Times New Roman"/>
+          <w:sz w:val="24"/>
+          <w:szCs w:val="24"/>
+        </w:rPr>
+        <w:t xml:space="preserve"> Short-term memory for actively used data.</w:t>
+      </w:r>
+    </w:p>
+    <w:p>
+      <w:pPr>
+        <w:numPr>
+          <w:ilvl w:val="0"/>
+          <w:numId w:val="8"/>
+        </w:numPr>
+        <w:spacing w:before="100" w:beforeAutospacing="1" w:after="100" w:afterAutospacing="1" w:line="240" w:lineRule="auto"/>
+        <w:jc w:val="both"/>
+        <w:rPr>
+          <w:rFonts w:ascii="Times New Roman" w:eastAsia="Times New Roman" w:hAnsi="Times New Roman" w:cs="Times New Roman"/>
+          <w:sz w:val="24"/>
+          <w:szCs w:val="24"/>
+        </w:rPr>
+      </w:pPr>
+      <w:r>
+        <w:rPr>
+          <w:rFonts w:ascii="Times New Roman" w:eastAsia="Times New Roman" w:hAnsi="Times New Roman" w:cs="Times New Roman"/>
+          <w:b/>
+          <w:bCs/>
+          <w:sz w:val="24"/>
+          <w:szCs w:val="24"/>
+        </w:rPr>
+        <w:t>Storage (HDD/SSD):</w:t>
+      </w:r>
+      <w:r>
+        <w:rPr>
+          <w:rFonts w:ascii="Times New Roman" w:eastAsia="Times New Roman" w:hAnsi="Times New Roman" w:cs="Times New Roman"/>
+          <w:sz w:val="24"/>
+          <w:szCs w:val="24"/>
+        </w:rPr>
+        <w:t xml:space="preserve"> Long-term storage for data and programs.</w:t>
+      </w:r>
+    </w:p>
+    <w:p>
+      <w:pPr>
+        <w:numPr>
+          <w:ilvl w:val="0"/>
+          <w:numId w:val="8"/>
+        </w:numPr>
+        <w:spacing w:before="100" w:beforeAutospacing="1" w:after="100" w:afterAutospacing="1" w:line="240" w:lineRule="auto"/>
+        <w:jc w:val="both"/>
+        <w:rPr>
+          <w:rFonts w:ascii="Times New Roman" w:eastAsia="Times New Roman" w:hAnsi="Times New Roman" w:cs="Times New Roman"/>
+          <w:sz w:val="24"/>
+          <w:szCs w:val="24"/>
+        </w:rPr>
+      </w:pPr>
+      <w:r>
+        <w:rPr>
+          <w:rFonts w:ascii="Times New Roman" w:eastAsia="Times New Roman" w:hAnsi="Times New Roman" w:cs="Times New Roman"/>
+          <w:b/>
+          <w:bCs/>
+          <w:sz w:val="24"/>
+          <w:szCs w:val="24"/>
+        </w:rPr>
+        <w:t>Graphics Card (GPU):</w:t>
+      </w:r>
+      <w:r>
+        <w:rPr>
+          <w:rFonts w:ascii="Times New Roman" w:eastAsia="Times New Roman" w:hAnsi="Times New Roman" w:cs="Times New Roman"/>
+          <w:sz w:val="24"/>
+          <w:szCs w:val="24"/>
+        </w:rPr>
+        <w:t xml:space="preserve"> Processes and outputs visual information to the monitor.</w:t>
+      </w:r>
+    </w:p>
+    <w:p>
+      <w:pPr>
+        <w:numPr>
+          <w:ilvl w:val="0"/>
+          <w:numId w:val="8"/>
+        </w:numPr>
+        <w:spacing w:before="100" w:beforeAutospacing="1" w:after="100" w:afterAutospacing="1" w:line="240" w:lineRule="auto"/>
+        <w:jc w:val="both"/>
+        <w:rPr>
+          <w:rFonts w:ascii="Times New Roman" w:eastAsia="Times New Roman" w:hAnsi="Times New Roman" w:cs="Times New Roman"/>
+          <w:sz w:val="24"/>
+          <w:szCs w:val="24"/>
+        </w:rPr>
+      </w:pPr>
+      <w:r>
+        <w:rPr>
+          <w:rFonts w:ascii="Times New Roman" w:eastAsia="Times New Roman" w:hAnsi="Times New Roman" w:cs="Times New Roman"/>
+          <w:b/>
+          <w:bCs/>
+          <w:sz w:val="24"/>
+          <w:szCs w:val="24"/>
+        </w:rPr>
+        <w:t>Sound Card:</w:t>
+      </w:r>
+      <w:r>
+        <w:rPr>
+          <w:rFonts w:ascii="Times New Roman" w:eastAsia="Times New Roman" w:hAnsi="Times New Roman" w:cs="Times New Roman"/>
+          <w:sz w:val="24"/>
+          <w:szCs w:val="24"/>
+        </w:rPr>
+        <w:t xml:space="preserve"> Processes and outputs audio through speakers or headphones.</w:t>
+      </w:r>
+    </w:p>
+    <w:p>
+      <w:pPr>
+        <w:numPr>
+          <w:ilvl w:val="0"/>
+          <w:numId w:val="8"/>
+        </w:numPr>
+        <w:spacing w:before="100" w:beforeAutospacing="1" w:after="100" w:afterAutospacing="1" w:line="240" w:lineRule="auto"/>
+        <w:jc w:val="both"/>
+        <w:rPr>
+          <w:rFonts w:ascii="Times New Roman" w:eastAsia="Times New Roman" w:hAnsi="Times New Roman" w:cs="Times New Roman"/>
+          <w:sz w:val="24"/>
+          <w:szCs w:val="24"/>
+        </w:rPr>
+      </w:pPr>
+      <w:r>
+        <w:rPr>
+          <w:rFonts w:ascii="Times New Roman" w:eastAsia="Times New Roman" w:hAnsi="Times New Roman" w:cs="Times New Roman"/>
+          <w:b/>
+          <w:bCs/>
+          <w:sz w:val="24"/>
+          <w:szCs w:val="24"/>
+        </w:rPr>
+        <w:t>Power Supply Unit (PSU):</w:t>
+      </w:r>
+      <w:r>
+        <w:rPr>
+          <w:rFonts w:ascii="Times New Roman" w:eastAsia="Times New Roman" w:hAnsi="Times New Roman" w:cs="Times New Roman"/>
+          <w:sz w:val="24"/>
+          <w:szCs w:val="24"/>
+        </w:rPr>
+        <w:t xml:space="preserve"> Converts AC power from the wall outlet into DC power that the computer components can use.</w:t>
+      </w:r>
+    </w:p>
+    <w:p>
+      <w:pPr>
+        <w:numPr>
+          <w:ilvl w:val="0"/>
+          <w:numId w:val="8"/>
+        </w:numPr>
+        <w:spacing w:before="100" w:beforeAutospacing="1" w:after="100" w:afterAutospacing="1" w:line="240" w:lineRule="auto"/>
+        <w:jc w:val="both"/>
+        <w:rPr>
+          <w:rFonts w:ascii="Times New Roman" w:eastAsia="Times New Roman" w:hAnsi="Times New Roman" w:cs="Times New Roman"/>
+          <w:sz w:val="24"/>
+          <w:szCs w:val="24"/>
+        </w:rPr>
+      </w:pPr>
+      <w:r>
+        <w:rPr>
+          <w:rFonts w:ascii="Times New Roman" w:eastAsia="Times New Roman" w:hAnsi="Times New Roman" w:cs="Times New Roman"/>
+          <w:b/>
+          <w:bCs/>
+          <w:sz w:val="24"/>
+          <w:szCs w:val="24"/>
+        </w:rPr>
+        <w:t>Input Devices (Keyboard, Mouse, etc.):</w:t>
+      </w:r>
+      <w:r>
+        <w:rPr>
+          <w:rFonts w:ascii="Times New Roman" w:eastAsia="Times New Roman" w:hAnsi="Times New Roman" w:cs="Times New Roman"/>
+          <w:sz w:val="24"/>
+          <w:szCs w:val="24"/>
+        </w:rPr>
+        <w:t xml:space="preserve"> Allow users to enter data and commands.</w:t>
+      </w:r>
+    </w:p>
+    <w:p>
+      <w:pPr>
+        <w:numPr>
+          <w:ilvl w:val="0"/>
+          <w:numId w:val="8"/>
+        </w:numPr>
+        <w:spacing w:before="100" w:beforeAutospacing="1" w:after="100" w:afterAutospacing="1" w:line="240" w:lineRule="auto"/>
+        <w:jc w:val="both"/>
+        <w:rPr>
+          <w:rFonts w:ascii="Times New Roman" w:eastAsia="Times New Roman" w:hAnsi="Times New Roman" w:cs="Times New Roman"/>
+          <w:sz w:val="24"/>
+          <w:szCs w:val="24"/>
+        </w:rPr>
+      </w:pPr>
+      <w:r>
+        <w:rPr>
+          <w:rFonts w:ascii="Times New Roman" w:eastAsia="Times New Roman" w:hAnsi="Times New Roman" w:cs="Times New Roman"/>
+          <w:b/>
+          <w:bCs/>
+          <w:sz w:val="24"/>
+          <w:szCs w:val="24"/>
+        </w:rPr>
+        <w:t>Output Devices (Monitor, Printer, Speakers, etc.):</w:t>
+      </w:r>
+      <w:r>
+        <w:rPr>
+          <w:rFonts w:ascii="Times New Roman" w:eastAsia="Times New Roman" w:hAnsi="Times New Roman" w:cs="Times New Roman"/>
+          <w:sz w:val="24"/>
+          <w:szCs w:val="24"/>
+        </w:rPr>
+        <w:t xml:space="preserve"> Display or present processed information.</w:t>
+      </w:r>
+    </w:p>
+    <w:p>
+      <w:pPr>
+        <w:spacing w:before="100" w:beforeAutospacing="1" w:after="100" w:afterAutospacing="1" w:line="240" w:lineRule="auto"/>
+        <w:jc w:val="center"/>
+        <w:rPr>
+          <w:rFonts w:ascii="Times New Roman" w:eastAsia="Times New Roman" w:hAnsi="Times New Roman" w:cs="Times New Roman"/>
+          <w:sz w:val="24"/>
+          <w:szCs w:val="24"/>
+        </w:rPr>
+      </w:pPr>
+      <w:r>
+        <w:rPr>
+          <w:rFonts w:ascii="Times New Roman" w:eastAsia="Times New Roman" w:hAnsi="Times New Roman" w:cs="Times New Roman"/>
+          <w:sz w:val="24"/>
+          <w:szCs w:val="24"/>
+        </w:rPr>
+        <w:drawing>
+          <wp:inline distT="0" distB="0" distL="0" distR="0" wp14:anchorId="40631B36" wp14:editId="630BE072">
+            <wp:extent cx="4988257" cy="5686932"/>
+            <wp:effectExtent l="0" t="0" r="3175" b="9525"/>
+            <wp:docPr id="3" name="Picture 3"/>
+            <wp:cNvGraphicFramePr>
+              <a:graphicFrameLocks xmlns:a="http://schemas.openxmlformats.org/drawingml/2006/main" noChangeAspect="1"/>
+            </wp:cNvGraphicFramePr>
+            <a:graphic xmlns:a="http://schemas.openxmlformats.org/drawingml/2006/main">
+              <a:graphicData uri="http://schemas.openxmlformats.org/drawingml/2006/picture">
+                <pic:pic xmlns:pic="http://schemas.openxmlformats.org/drawingml/2006/picture">
+                  <pic:nvPicPr>
+                    <pic:cNvPr id="1" name=""/>
+                    <pic:cNvPicPr/>
+                  </pic:nvPicPr>
+                  <pic:blipFill>
+                    <a:blip r:embed="rId7"/>
+                    <a:stretch>
+                      <a:fillRect/>
+                    </a:stretch>
+                  </pic:blipFill>
+                  <pic:spPr>
+                    <a:xfrm>
+                      <a:off x="0" y="0"/>
+                      <a:ext cx="4996213" cy="5696003"/>
+                    </a:xfrm>
+                    <a:prstGeom prst="rect">
+                      <a:avLst/>
+                    </a:prstGeom>
+                  </pic:spPr>
+                </pic:pic>
+              </a:graphicData>
+            </a:graphic>
+          </wp:inline>
+        </w:drawing>
+      </w:r>
+    </w:p>
+    <w:p>
+      <w:pPr>
+        <w:spacing w:before="100" w:beforeAutospacing="1" w:after="100" w:afterAutospacing="1" w:line="240" w:lineRule="auto"/>
+        <w:jc w:val="both"/>
+        <w:rPr>
+          <w:rFonts w:ascii="Times New Roman" w:eastAsia="Times New Roman" w:hAnsi="Times New Roman" w:cs="Times New Roman"/>
+          <w:sz w:val="24"/>
+          <w:szCs w:val="24"/>
+        </w:rPr>
+      </w:pPr>
+      <w:r>
+        <w:rPr>
+          <w:rFonts w:ascii="Times New Roman" w:eastAsia="Times New Roman" w:hAnsi="Times New Roman" w:cs="Times New Roman"/>
+          <w:b/>
+          <w:bCs/>
+          <w:sz w:val="24"/>
+          <w:szCs w:val="24"/>
+        </w:rPr>
+        <w:lastRenderedPageBreak/>
+        <w:t>The fundamental process can be summarized as the "fetch-decode-execute" cycle:</w:t>
+      </w:r>
+    </w:p>
+    <w:p>
+      <w:pPr>
+        <w:numPr>
+          <w:ilvl w:val="0"/>
+          <w:numId w:val="9"/>
+        </w:numPr>
+        <w:spacing w:before="100" w:beforeAutospacing="1" w:after="100" w:afterAutospacing="1" w:line="240" w:lineRule="auto"/>
+        <w:jc w:val="both"/>
+        <w:rPr>
+          <w:rFonts w:ascii="Times New Roman" w:eastAsia="Times New Roman" w:hAnsi="Times New Roman" w:cs="Times New Roman"/>
+          <w:sz w:val="24"/>
+          <w:szCs w:val="24"/>
+        </w:rPr>
+      </w:pPr>
+      <w:r>
+        <w:rPr>
+          <w:rFonts w:ascii="Times New Roman" w:eastAsia="Times New Roman" w:hAnsi="Times New Roman" w:cs="Times New Roman"/>
+          <w:b/>
+          <w:bCs/>
+          <w:sz w:val="24"/>
+          <w:szCs w:val="24"/>
+        </w:rPr>
+        <w:t>Fetch:</w:t>
+      </w:r>
+      <w:r>
+        <w:rPr>
+          <w:rFonts w:ascii="Times New Roman" w:eastAsia="Times New Roman" w:hAnsi="Times New Roman" w:cs="Times New Roman"/>
+          <w:sz w:val="24"/>
+          <w:szCs w:val="24"/>
+        </w:rPr>
+        <w:t xml:space="preserve"> The CPU fetches an instruction from memory (RAM).</w:t>
+      </w:r>
+    </w:p>
+    <w:p>
+      <w:pPr>
+        <w:numPr>
+          <w:ilvl w:val="0"/>
+          <w:numId w:val="9"/>
+        </w:numPr>
+        <w:spacing w:before="100" w:beforeAutospacing="1" w:after="100" w:afterAutospacing="1" w:line="240" w:lineRule="auto"/>
+        <w:jc w:val="both"/>
+        <w:rPr>
+          <w:rFonts w:ascii="Times New Roman" w:eastAsia="Times New Roman" w:hAnsi="Times New Roman" w:cs="Times New Roman"/>
+          <w:sz w:val="24"/>
+          <w:szCs w:val="24"/>
+        </w:rPr>
+      </w:pPr>
+      <w:r>
+        <w:rPr>
+          <w:rFonts w:ascii="Times New Roman" w:eastAsia="Times New Roman" w:hAnsi="Times New Roman" w:cs="Times New Roman"/>
+          <w:b/>
+          <w:bCs/>
+          <w:sz w:val="24"/>
+          <w:szCs w:val="24"/>
+        </w:rPr>
+        <w:t>Decode:</w:t>
+      </w:r>
+      <w:r>
+        <w:rPr>
+          <w:rFonts w:ascii="Times New Roman" w:eastAsia="Times New Roman" w:hAnsi="Times New Roman" w:cs="Times New Roman"/>
+          <w:sz w:val="24"/>
+          <w:szCs w:val="24"/>
+        </w:rPr>
+        <w:t xml:space="preserve"> The CPU decodes the instruction to understand what needs to be done.</w:t>
+      </w:r>
+    </w:p>
+    <w:p>
+      <w:pPr>
+        <w:numPr>
+          <w:ilvl w:val="0"/>
+          <w:numId w:val="9"/>
+        </w:numPr>
+        <w:spacing w:before="100" w:beforeAutospacing="1" w:after="100" w:afterAutospacing="1" w:line="240" w:lineRule="auto"/>
+        <w:jc w:val="both"/>
+        <w:rPr>
+          <w:rFonts w:ascii="Times New Roman" w:eastAsia="Times New Roman" w:hAnsi="Times New Roman" w:cs="Times New Roman"/>
+          <w:sz w:val="24"/>
+          <w:szCs w:val="24"/>
+        </w:rPr>
+      </w:pPr>
+      <w:r>
+        <w:rPr>
+          <w:rFonts w:ascii="Times New Roman" w:eastAsia="Times New Roman" w:hAnsi="Times New Roman" w:cs="Times New Roman"/>
+          <w:b/>
+          <w:bCs/>
+          <w:sz w:val="24"/>
+          <w:szCs w:val="24"/>
+        </w:rPr>
+        <w:t>Execute:</w:t>
+      </w:r>
+      <w:r>
+        <w:rPr>
+          <w:rFonts w:ascii="Times New Roman" w:eastAsia="Times New Roman" w:hAnsi="Times New Roman" w:cs="Times New Roman"/>
+          <w:sz w:val="24"/>
+          <w:szCs w:val="24"/>
+        </w:rPr>
+        <w:t xml:space="preserve"> The CPU executes the instruction, which might involve arithmetic or logical operations, data movement, or control flow changes.</w:t>
+      </w:r>
+    </w:p>
+    <w:p>
+      <w:pPr>
+        <w:spacing w:before="100" w:beforeAutospacing="1" w:after="100" w:afterAutospacing="1" w:line="240" w:lineRule="auto"/>
+        <w:jc w:val="both"/>
+        <w:rPr>
+          <w:rFonts w:ascii="Times New Roman" w:eastAsia="Times New Roman" w:hAnsi="Times New Roman" w:cs="Times New Roman"/>
+          <w:sz w:val="24"/>
+          <w:szCs w:val="24"/>
+        </w:rPr>
+      </w:pPr>
+      <w:r>
+        <w:rPr>
+          <w:rFonts w:ascii="Times New Roman" w:eastAsia="Times New Roman" w:hAnsi="Times New Roman" w:cs="Times New Roman"/>
+          <w:sz w:val="24"/>
+          <w:szCs w:val="24"/>
+        </w:rPr>
+        <w:drawing>
+          <wp:inline distT="0" distB="0" distL="0" distR="0" wp14:anchorId="70363297" wp14:editId="131DD317">
+            <wp:extent cx="5943600" cy="3384550"/>
+            <wp:effectExtent l="0" t="0" r="0" b="6350"/>
+            <wp:docPr id="4" name="Picture 4"/>
+            <wp:cNvGraphicFramePr>
+              <a:graphicFrameLocks xmlns:a="http://schemas.openxmlformats.org/drawingml/2006/main" noChangeAspect="1"/>
+            </wp:cNvGraphicFramePr>
+            <a:graphic xmlns:a="http://schemas.openxmlformats.org/drawingml/2006/main">
+              <a:graphicData uri="http://schemas.openxmlformats.org/drawingml/2006/picture">
+                <pic:pic xmlns:pic="http://schemas.openxmlformats.org/drawingml/2006/picture">
+                  <pic:nvPicPr>
+                    <pic:cNvPr id="1" name=""/>
+                    <pic:cNvPicPr/>
+                  </pic:nvPicPr>
+                  <pic:blipFill>
+                    <a:blip r:embed="rId8"/>
+                    <a:stretch>
+                      <a:fillRect/>
+                    </a:stretch>
+                  </pic:blipFill>
+                  <pic:spPr>
+                    <a:xfrm>
+                      <a:off x="0" y="0"/>
+                      <a:ext cx="5943600" cy="3384550"/>
+                    </a:xfrm>
+                    <a:prstGeom prst="rect">
+                      <a:avLst/>
+                    </a:prstGeom>
+                  </pic:spPr>
+                </pic:pic>
+              </a:graphicData>
+            </a:graphic>
+          </wp:inline>
+        </w:drawing>
+      </w:r>
+    </w:p>
+    <w:p>
+      <w:pPr>
+        <w:spacing w:before="100" w:beforeAutospacing="1" w:after="100" w:afterAutospacing="1" w:line="240" w:lineRule="auto"/>
+        <w:jc w:val="both"/>
+        <w:rPr>
+          <w:rFonts w:ascii="Times New Roman" w:eastAsia="Times New Roman" w:hAnsi="Times New Roman" w:cs="Times New Roman"/>
+          <w:sz w:val="24"/>
+          <w:szCs w:val="24"/>
+        </w:rPr>
+      </w:pPr>
+      <w:r>
+        <w:rPr>
+          <w:rFonts w:ascii="Times New Roman" w:eastAsia="Times New Roman" w:hAnsi="Times New Roman" w:cs="Times New Roman"/>
+          <w:sz w:val="24"/>
+          <w:szCs w:val="24"/>
+        </w:rPr>
+        <w:t>This cycle repeats millions or even billions of times per second, allowing the computer to perform complex tasks. The operating system acts as an intermediary between the hardware and software, managing resources and providing a platform for applications to run.</w:t>
+      </w:r>
+    </w:p>
+    <w:p>
+      <w:pPr>
+        <w:spacing w:before="100" w:beforeAutospacing="1" w:after="100" w:afterAutospacing="1" w:line="240" w:lineRule="auto"/>
+        <w:jc w:val="both"/>
+        <w:rPr>
+          <w:rFonts w:ascii="Times New Roman" w:eastAsia="Times New Roman" w:hAnsi="Times New Roman" w:cs="Times New Roman"/>
+          <w:sz w:val="24"/>
+          <w:szCs w:val="24"/>
+        </w:rPr>
+      </w:pPr>
+      <w:r>
+        <w:rPr>
+          <w:rFonts w:ascii="Times New Roman" w:eastAsia="Times New Roman" w:hAnsi="Times New Roman" w:cs="Times New Roman"/>
+          <w:sz w:val="24"/>
+          <w:szCs w:val="24"/>
+        </w:rPr>
+        <w:t>Understanding this basic flow is crucial for grasping how software interacts with hardware to achieve the diverse functionalities we see in computers today, and it forms a foundational concept for more advanced topics in AI and Cyber Security.</w:t>
+      </w:r>
+    </w:p>
+    <w:p>
+      <w:pPr>
+        <w:spacing w:after="0"/>
         <w:rPr>
           <w:rFonts w:ascii="Times New Roman" w:hAnsi="Times New Roman" w:cs="Times New Roman"/>
           <w:sz w:val="28"/>
           <w:szCs w:val="28"/>
         </w:rPr>
-        <w:t xml:space="preserve">What is Computer Science? </w:t>
-      </w:r>
-    </w:p>
-    <w:p>
-      <w:pPr>
-        <w:pStyle w:val="ListParagraph"/>
-        <w:numPr>
-          <w:ilvl w:val="0"/>
-          <w:numId w:val="1"/>
-        </w:numPr>
+      </w:pPr>
+    </w:p>
+    <w:p>
+      <w:pPr>
+        <w:spacing w:after="0"/>
         <w:rPr>
           <w:rFonts w:ascii="Times New Roman" w:hAnsi="Times New Roman" w:cs="Times New Roman"/>
           <w:b/>
@@ -64,13 +1867,647 @@
         </w:rPr>
       </w:pPr>
       <w:r>
+        <w:rPr>
+          <w:rFonts w:ascii="Times New Roman" w:hAnsi="Times New Roman" w:cs="Times New Roman"/>
+          <w:b/>
+          <w:bCs/>
+          <w:sz w:val="28"/>
+          <w:szCs w:val="28"/>
+        </w:rPr>
+        <w:t xml:space="preserve">Binary language system in computer science </w:t>
+      </w:r>
+    </w:p>
+    <w:p>
+      <w:pPr>
+        <w:spacing w:after="0"/>
+        <w:jc w:val="both"/>
+        <w:rPr>
+          <w:rFonts w:ascii="Times New Roman" w:hAnsi="Times New Roman" w:cs="Times New Roman"/>
+          <w:b/>
+          <w:bCs/>
+          <w:sz w:val="28"/>
+          <w:szCs w:val="28"/>
+        </w:rPr>
+      </w:pPr>
+      <w:r>
+        <w:rPr>
+          <w:rFonts w:ascii="Times New Roman" w:eastAsia="Times New Roman" w:hAnsi="Times New Roman" w:cs="Times New Roman"/>
+          <w:sz w:val="24"/>
+          <w:szCs w:val="24"/>
+        </w:rPr>
+        <w:t xml:space="preserve">The binary language system is fundamental to how computers operate. At its core, it's a system of representing information using only two distinct states: </w:t>
+      </w:r>
+      <w:r>
+        <w:rPr>
+          <w:rFonts w:ascii="Times New Roman" w:eastAsia="Times New Roman" w:hAnsi="Times New Roman" w:cs="Times New Roman"/>
+          <w:b/>
+          <w:bCs/>
+          <w:sz w:val="24"/>
+          <w:szCs w:val="24"/>
+        </w:rPr>
+        <w:t>0</w:t>
+      </w:r>
+      <w:r>
+        <w:rPr>
+          <w:rFonts w:ascii="Times New Roman" w:eastAsia="Times New Roman" w:hAnsi="Times New Roman" w:cs="Times New Roman"/>
+          <w:sz w:val="24"/>
+          <w:szCs w:val="24"/>
+        </w:rPr>
+        <w:t xml:space="preserve"> and </w:t>
+      </w:r>
+      <w:r>
+        <w:rPr>
+          <w:rFonts w:ascii="Times New Roman" w:eastAsia="Times New Roman" w:hAnsi="Times New Roman" w:cs="Times New Roman"/>
+          <w:b/>
+          <w:bCs/>
+          <w:sz w:val="24"/>
+          <w:szCs w:val="24"/>
+        </w:rPr>
+        <w:t>1</w:t>
+      </w:r>
+      <w:r>
+        <w:rPr>
+          <w:rFonts w:ascii="Times New Roman" w:eastAsia="Times New Roman" w:hAnsi="Times New Roman" w:cs="Times New Roman"/>
+          <w:sz w:val="24"/>
+          <w:szCs w:val="24"/>
+        </w:rPr>
+        <w:t xml:space="preserve">. These digits, called </w:t>
+      </w:r>
+      <w:r>
+        <w:rPr>
+          <w:rFonts w:ascii="Times New Roman" w:eastAsia="Times New Roman" w:hAnsi="Times New Roman" w:cs="Times New Roman"/>
+          <w:b/>
+          <w:bCs/>
+          <w:sz w:val="24"/>
+          <w:szCs w:val="24"/>
+        </w:rPr>
+        <w:t>bits</w:t>
+      </w:r>
+      <w:r>
+        <w:rPr>
+          <w:rFonts w:ascii="Times New Roman" w:eastAsia="Times New Roman" w:hAnsi="Times New Roman" w:cs="Times New Roman"/>
+          <w:sz w:val="24"/>
+          <w:szCs w:val="24"/>
+        </w:rPr>
+        <w:t xml:space="preserve"> (binary digits), are the building blocks of all digital communication and computation within a computer.</w:t>
+      </w:r>
+    </w:p>
+    <w:p>
+      <w:pPr>
+        <w:spacing w:before="100" w:beforeAutospacing="1" w:after="100" w:afterAutospacing="1" w:line="240" w:lineRule="auto"/>
+        <w:jc w:val="both"/>
+        <w:rPr>
+          <w:rFonts w:ascii="Times New Roman" w:eastAsia="Times New Roman" w:hAnsi="Times New Roman" w:cs="Times New Roman"/>
+          <w:sz w:val="24"/>
+          <w:szCs w:val="24"/>
+        </w:rPr>
+      </w:pPr>
+      <w:r>
+        <w:rPr>
+          <w:rFonts w:ascii="Times New Roman" w:eastAsia="Times New Roman" w:hAnsi="Times New Roman" w:cs="Times New Roman"/>
+          <w:sz w:val="24"/>
+          <w:szCs w:val="24"/>
+        </w:rPr>
+        <w:t>Here's a breakdown of why and how binary is used in computer science:</w:t>
+      </w:r>
+    </w:p>
+    <w:p>
+      <w:pPr>
+        <w:spacing w:before="100" w:beforeAutospacing="1" w:after="100" w:afterAutospacing="1" w:line="240" w:lineRule="auto"/>
+        <w:jc w:val="both"/>
+        <w:rPr>
+          <w:rFonts w:ascii="Times New Roman" w:eastAsia="Times New Roman" w:hAnsi="Times New Roman" w:cs="Times New Roman"/>
+          <w:sz w:val="24"/>
+          <w:szCs w:val="24"/>
+        </w:rPr>
+      </w:pPr>
+      <w:r>
+        <w:rPr>
+          <w:rFonts w:ascii="Times New Roman" w:eastAsia="Times New Roman" w:hAnsi="Times New Roman" w:cs="Times New Roman"/>
+          <w:b/>
+          <w:bCs/>
+          <w:sz w:val="24"/>
+          <w:szCs w:val="24"/>
+        </w:rPr>
+        <w:t>Why Binary?</w:t>
+      </w:r>
+    </w:p>
+    <w:p>
+      <w:pPr>
+        <w:numPr>
+          <w:ilvl w:val="0"/>
+          <w:numId w:val="10"/>
+        </w:numPr>
+        <w:spacing w:before="100" w:beforeAutospacing="1" w:after="100" w:afterAutospacing="1" w:line="240" w:lineRule="auto"/>
+        <w:jc w:val="both"/>
+        <w:rPr>
+          <w:rFonts w:ascii="Times New Roman" w:eastAsia="Times New Roman" w:hAnsi="Times New Roman" w:cs="Times New Roman"/>
+          <w:sz w:val="24"/>
+          <w:szCs w:val="24"/>
+        </w:rPr>
+      </w:pPr>
+      <w:r>
+        <w:rPr>
+          <w:rFonts w:ascii="Times New Roman" w:eastAsia="Times New Roman" w:hAnsi="Times New Roman" w:cs="Times New Roman"/>
+          <w:b/>
+          <w:bCs/>
+          <w:sz w:val="24"/>
+          <w:szCs w:val="24"/>
+        </w:rPr>
+        <w:lastRenderedPageBreak/>
+        <w:t>Simplicity for Hardware:</w:t>
+      </w:r>
+      <w:r>
+        <w:rPr>
+          <w:rFonts w:ascii="Times New Roman" w:eastAsia="Times New Roman" w:hAnsi="Times New Roman" w:cs="Times New Roman"/>
+          <w:sz w:val="24"/>
+          <w:szCs w:val="24"/>
+        </w:rPr>
+        <w:t xml:space="preserve"> Computer hardware, at its most basic level, operates using electrical signals. It's much easier and more reliable to distinguish between two states: an "on" state (represented by 1, often a specific voltage level) and an "off" state (represented by 0, often a different voltage level or no voltage).</w:t>
+      </w:r>
+    </w:p>
+    <w:p>
+      <w:pPr>
+        <w:numPr>
+          <w:ilvl w:val="0"/>
+          <w:numId w:val="10"/>
+        </w:numPr>
+        <w:spacing w:before="100" w:beforeAutospacing="1" w:after="100" w:afterAutospacing="1" w:line="240" w:lineRule="auto"/>
+        <w:jc w:val="both"/>
+        <w:rPr>
+          <w:rFonts w:ascii="Times New Roman" w:eastAsia="Times New Roman" w:hAnsi="Times New Roman" w:cs="Times New Roman"/>
+          <w:sz w:val="24"/>
+          <w:szCs w:val="24"/>
+        </w:rPr>
+      </w:pPr>
+      <w:r>
+        <w:rPr>
+          <w:rFonts w:ascii="Times New Roman" w:eastAsia="Times New Roman" w:hAnsi="Times New Roman" w:cs="Times New Roman"/>
+          <w:b/>
+          <w:bCs/>
+          <w:sz w:val="24"/>
+          <w:szCs w:val="24"/>
+        </w:rPr>
+        <w:t>Logical Operations:</w:t>
+      </w:r>
+      <w:r>
+        <w:rPr>
+          <w:rFonts w:ascii="Times New Roman" w:eastAsia="Times New Roman" w:hAnsi="Times New Roman" w:cs="Times New Roman"/>
+          <w:sz w:val="24"/>
+          <w:szCs w:val="24"/>
+        </w:rPr>
+        <w:t xml:space="preserve"> Binary naturally aligns with Boolean logic (TRUE/FALSE), which is essential for decision-making and control within a computer. The 0 and 1 can directly represent the logical values of false and true, respectively.</w:t>
+      </w:r>
+    </w:p>
+    <w:p>
+      <w:pPr>
+        <w:numPr>
+          <w:ilvl w:val="0"/>
+          <w:numId w:val="10"/>
+        </w:numPr>
+        <w:spacing w:before="100" w:beforeAutospacing="1" w:after="100" w:afterAutospacing="1" w:line="240" w:lineRule="auto"/>
+        <w:jc w:val="both"/>
+        <w:rPr>
+          <w:rFonts w:ascii="Times New Roman" w:eastAsia="Times New Roman" w:hAnsi="Times New Roman" w:cs="Times New Roman"/>
+          <w:sz w:val="24"/>
+          <w:szCs w:val="24"/>
+        </w:rPr>
+      </w:pPr>
+      <w:r>
+        <w:rPr>
+          <w:rFonts w:ascii="Times New Roman" w:eastAsia="Times New Roman" w:hAnsi="Times New Roman" w:cs="Times New Roman"/>
+          <w:b/>
+          <w:bCs/>
+          <w:sz w:val="24"/>
+          <w:szCs w:val="24"/>
+        </w:rPr>
+        <w:t>Data Representation:</w:t>
+      </w:r>
+      <w:r>
+        <w:rPr>
+          <w:rFonts w:ascii="Times New Roman" w:eastAsia="Times New Roman" w:hAnsi="Times New Roman" w:cs="Times New Roman"/>
+          <w:sz w:val="24"/>
+          <w:szCs w:val="24"/>
+        </w:rPr>
+        <w:t xml:space="preserve"> Any type of data – numbers, text, images, </w:t>
+      </w:r>
+      <w:proofErr w:type="gramStart"/>
+      <w:r>
+        <w:rPr>
+          <w:rFonts w:ascii="Times New Roman" w:eastAsia="Times New Roman" w:hAnsi="Times New Roman" w:cs="Times New Roman"/>
+          <w:sz w:val="24"/>
+          <w:szCs w:val="24"/>
+        </w:rPr>
+        <w:t>audio</w:t>
+      </w:r>
+      <w:proofErr w:type="gramEnd"/>
+      <w:r>
+        <w:rPr>
+          <w:rFonts w:ascii="Times New Roman" w:eastAsia="Times New Roman" w:hAnsi="Times New Roman" w:cs="Times New Roman"/>
+          <w:sz w:val="24"/>
+          <w:szCs w:val="24"/>
+        </w:rPr>
+        <w:t>, video, and even program instructions – can be represented as sequences of 0s and 1s.</w:t>
+      </w:r>
+    </w:p>
+    <w:p>
+      <w:pPr>
+        <w:spacing w:before="100" w:beforeAutospacing="1" w:after="100" w:afterAutospacing="1" w:line="240" w:lineRule="auto"/>
+        <w:jc w:val="both"/>
+        <w:rPr>
+          <w:rFonts w:ascii="Times New Roman" w:eastAsia="Times New Roman" w:hAnsi="Times New Roman" w:cs="Times New Roman"/>
+          <w:sz w:val="24"/>
+          <w:szCs w:val="24"/>
+        </w:rPr>
+      </w:pPr>
+      <w:r>
+        <w:rPr>
+          <w:rFonts w:ascii="Times New Roman" w:eastAsia="Times New Roman" w:hAnsi="Times New Roman" w:cs="Times New Roman"/>
+          <w:b/>
+          <w:bCs/>
+          <w:sz w:val="24"/>
+          <w:szCs w:val="24"/>
+        </w:rPr>
+        <w:t>How it Works:</w:t>
+      </w:r>
+    </w:p>
+    <w:p>
+      <w:pPr>
+        <w:numPr>
+          <w:ilvl w:val="0"/>
+          <w:numId w:val="11"/>
+        </w:numPr>
+        <w:spacing w:before="100" w:beforeAutospacing="1" w:after="100" w:afterAutospacing="1" w:line="240" w:lineRule="auto"/>
+        <w:jc w:val="both"/>
+        <w:rPr>
+          <w:rFonts w:ascii="Times New Roman" w:eastAsia="Times New Roman" w:hAnsi="Times New Roman" w:cs="Times New Roman"/>
+          <w:sz w:val="24"/>
+          <w:szCs w:val="24"/>
+        </w:rPr>
+      </w:pPr>
+      <w:r>
+        <w:rPr>
+          <w:rFonts w:ascii="Times New Roman" w:eastAsia="Times New Roman" w:hAnsi="Times New Roman" w:cs="Times New Roman"/>
+          <w:b/>
+          <w:bCs/>
+          <w:sz w:val="24"/>
+          <w:szCs w:val="24"/>
+        </w:rPr>
+        <w:t>Representing Numbers:</w:t>
+      </w:r>
+      <w:r>
+        <w:rPr>
+          <w:rFonts w:ascii="Times New Roman" w:eastAsia="Times New Roman" w:hAnsi="Times New Roman" w:cs="Times New Roman"/>
+          <w:sz w:val="24"/>
+          <w:szCs w:val="24"/>
+        </w:rPr>
+        <w:t xml:space="preserve"> Just like the decimal system (base-10) uses powers of 10, the binary system (base-2) uses powers of 2 to represent numbers. Each position in a binary number represents a power of 2, starting from 20 on the rightmost side.</w:t>
+      </w:r>
+      <w:bookmarkStart w:id="0" w:name="_GoBack"/>
+      <w:bookmarkEnd w:id="0"/>
+    </w:p>
+    <w:p>
+      <w:pPr>
+        <w:spacing w:before="100" w:beforeAutospacing="1" w:after="100" w:afterAutospacing="1" w:line="240" w:lineRule="auto"/>
+        <w:ind w:left="720"/>
+        <w:jc w:val="both"/>
+        <w:rPr>
+          <w:rFonts w:ascii="Times New Roman" w:eastAsia="Times New Roman" w:hAnsi="Times New Roman" w:cs="Times New Roman"/>
+          <w:sz w:val="24"/>
+          <w:szCs w:val="24"/>
+        </w:rPr>
+      </w:pPr>
+      <w:r>
+        <w:rPr>
+          <w:rFonts w:ascii="Times New Roman" w:eastAsia="Times New Roman" w:hAnsi="Times New Roman" w:cs="Times New Roman"/>
+          <w:sz w:val="24"/>
+          <w:szCs w:val="24"/>
+        </w:rPr>
+        <w:t xml:space="preserve">For example, the binary number </w:t>
+      </w:r>
+      <w:r>
+        <w:rPr>
+          <w:rFonts w:ascii="Courier New" w:eastAsia="Times New Roman" w:hAnsi="Courier New" w:cs="Courier New"/>
+          <w:sz w:val="20"/>
+          <w:szCs w:val="20"/>
+        </w:rPr>
+        <w:t>1011</w:t>
+      </w:r>
+      <w:r>
+        <w:rPr>
+          <w:rFonts w:ascii="Times New Roman" w:eastAsia="Times New Roman" w:hAnsi="Times New Roman" w:cs="Times New Roman"/>
+          <w:sz w:val="24"/>
+          <w:szCs w:val="24"/>
+        </w:rPr>
+        <w:t xml:space="preserve"> is equivalent to the decimal number: (1×23</w:t>
+      </w:r>
+      <w:proofErr w:type="gramStart"/>
+      <w:r>
+        <w:rPr>
+          <w:rFonts w:ascii="Times New Roman" w:eastAsia="Times New Roman" w:hAnsi="Times New Roman" w:cs="Times New Roman"/>
+          <w:sz w:val="24"/>
+          <w:szCs w:val="24"/>
+        </w:rPr>
+        <w:t>)+</w:t>
+      </w:r>
+      <w:proofErr w:type="gramEnd"/>
+      <w:r>
+        <w:rPr>
+          <w:rFonts w:ascii="Times New Roman" w:eastAsia="Times New Roman" w:hAnsi="Times New Roman" w:cs="Times New Roman"/>
+          <w:sz w:val="24"/>
+          <w:szCs w:val="24"/>
+        </w:rPr>
+        <w:t>(0×22)+(1×21)+(1×20)=8+0+2+1=11</w:t>
+      </w:r>
+    </w:p>
+    <w:p>
+      <w:pPr>
+        <w:numPr>
+          <w:ilvl w:val="0"/>
+          <w:numId w:val="11"/>
+        </w:numPr>
+        <w:spacing w:before="100" w:beforeAutospacing="1" w:after="100" w:afterAutospacing="1" w:line="240" w:lineRule="auto"/>
+        <w:jc w:val="both"/>
+        <w:rPr>
+          <w:rFonts w:ascii="Times New Roman" w:eastAsia="Times New Roman" w:hAnsi="Times New Roman" w:cs="Times New Roman"/>
+          <w:sz w:val="24"/>
+          <w:szCs w:val="24"/>
+        </w:rPr>
+      </w:pPr>
+      <w:r>
+        <w:rPr>
+          <w:rFonts w:ascii="Times New Roman" w:eastAsia="Times New Roman" w:hAnsi="Times New Roman" w:cs="Times New Roman"/>
+          <w:b/>
+          <w:bCs/>
+          <w:sz w:val="24"/>
+          <w:szCs w:val="24"/>
+        </w:rPr>
+        <w:t>Representing Characters (Text):</w:t>
+      </w:r>
+      <w:r>
+        <w:rPr>
+          <w:rFonts w:ascii="Times New Roman" w:eastAsia="Times New Roman" w:hAnsi="Times New Roman" w:cs="Times New Roman"/>
+          <w:sz w:val="24"/>
+          <w:szCs w:val="24"/>
+        </w:rPr>
+        <w:t xml:space="preserve"> To represent text characters, computers use encoding systems that map characters to specific binary codes. Two common encoding systems are:</w:t>
+      </w:r>
+    </w:p>
+    <w:p>
+      <w:pPr>
+        <w:numPr>
+          <w:ilvl w:val="1"/>
+          <w:numId w:val="11"/>
+        </w:numPr>
+        <w:spacing w:before="100" w:beforeAutospacing="1" w:after="100" w:afterAutospacing="1" w:line="240" w:lineRule="auto"/>
+        <w:jc w:val="both"/>
+        <w:rPr>
+          <w:rFonts w:ascii="Times New Roman" w:eastAsia="Times New Roman" w:hAnsi="Times New Roman" w:cs="Times New Roman"/>
+          <w:sz w:val="24"/>
+          <w:szCs w:val="24"/>
+        </w:rPr>
+      </w:pPr>
+      <w:r>
+        <w:rPr>
+          <w:rFonts w:ascii="Times New Roman" w:eastAsia="Times New Roman" w:hAnsi="Times New Roman" w:cs="Times New Roman"/>
+          <w:b/>
+          <w:bCs/>
+          <w:sz w:val="24"/>
+          <w:szCs w:val="24"/>
+        </w:rPr>
+        <w:t>ASCII (American Standard Code for Information Interchange):</w:t>
+      </w:r>
+      <w:r>
+        <w:rPr>
+          <w:rFonts w:ascii="Times New Roman" w:eastAsia="Times New Roman" w:hAnsi="Times New Roman" w:cs="Times New Roman"/>
+          <w:sz w:val="24"/>
+          <w:szCs w:val="24"/>
+        </w:rPr>
+        <w:t xml:space="preserve"> This is an older standard that uses 7 bits (or 8 bits with extensions) to represent 128 or 256 characters, including uppercase and lowercase English letters, numbers, punctuation marks, and control characters. For example, the ASCII code for the letter 'A' is the decimal number 65, which is </w:t>
+      </w:r>
+      <w:r>
+        <w:rPr>
+          <w:rFonts w:ascii="Courier New" w:eastAsia="Times New Roman" w:hAnsi="Courier New" w:cs="Courier New"/>
+          <w:sz w:val="20"/>
+          <w:szCs w:val="20"/>
+        </w:rPr>
+        <w:t>01000001</w:t>
+      </w:r>
+      <w:r>
+        <w:rPr>
+          <w:rFonts w:ascii="Times New Roman" w:eastAsia="Times New Roman" w:hAnsi="Times New Roman" w:cs="Times New Roman"/>
+          <w:sz w:val="24"/>
+          <w:szCs w:val="24"/>
+        </w:rPr>
+        <w:t xml:space="preserve"> in binary.</w:t>
+      </w:r>
+    </w:p>
+    <w:p>
+      <w:pPr>
+        <w:numPr>
+          <w:ilvl w:val="1"/>
+          <w:numId w:val="11"/>
+        </w:numPr>
+        <w:spacing w:before="100" w:beforeAutospacing="1" w:after="100" w:afterAutospacing="1" w:line="240" w:lineRule="auto"/>
+        <w:jc w:val="both"/>
+        <w:rPr>
+          <w:rFonts w:ascii="Times New Roman" w:eastAsia="Times New Roman" w:hAnsi="Times New Roman" w:cs="Times New Roman"/>
+          <w:sz w:val="24"/>
+          <w:szCs w:val="24"/>
+        </w:rPr>
+      </w:pPr>
+      <w:r>
+        <w:rPr>
+          <w:rFonts w:ascii="Times New Roman" w:eastAsia="Times New Roman" w:hAnsi="Times New Roman" w:cs="Times New Roman"/>
+          <w:b/>
+          <w:bCs/>
+          <w:sz w:val="24"/>
+          <w:szCs w:val="24"/>
+        </w:rPr>
+        <w:t>Unicode:</w:t>
+      </w:r>
+      <w:r>
+        <w:rPr>
+          <w:rFonts w:ascii="Times New Roman" w:eastAsia="Times New Roman" w:hAnsi="Times New Roman" w:cs="Times New Roman"/>
+          <w:sz w:val="24"/>
+          <w:szCs w:val="24"/>
+        </w:rPr>
+        <w:t xml:space="preserve"> A more modern and comprehensive standard that aims to represent every character in all writing systems of the world. Unicode uses a variable number of bits (typically 8, 16, or 32) to represent a much larger range of characters, including those from different languages, symbols, and </w:t>
+      </w:r>
+      <w:proofErr w:type="spellStart"/>
+      <w:r>
+        <w:rPr>
+          <w:rFonts w:ascii="Times New Roman" w:eastAsia="Times New Roman" w:hAnsi="Times New Roman" w:cs="Times New Roman"/>
+          <w:sz w:val="24"/>
+          <w:szCs w:val="24"/>
+        </w:rPr>
+        <w:t>emojis</w:t>
+      </w:r>
+      <w:proofErr w:type="spellEnd"/>
+      <w:r>
+        <w:rPr>
+          <w:rFonts w:ascii="Times New Roman" w:eastAsia="Times New Roman" w:hAnsi="Times New Roman" w:cs="Times New Roman"/>
+          <w:sz w:val="24"/>
+          <w:szCs w:val="24"/>
+        </w:rPr>
+        <w:t>. UTF-8 is a widely used encoding for Unicode that is also backward-compatible with ASCII.</w:t>
+      </w:r>
+    </w:p>
+    <w:p>
+      <w:pPr>
+        <w:numPr>
+          <w:ilvl w:val="0"/>
+          <w:numId w:val="11"/>
+        </w:numPr>
+        <w:spacing w:before="100" w:beforeAutospacing="1" w:after="100" w:afterAutospacing="1" w:line="240" w:lineRule="auto"/>
+        <w:jc w:val="both"/>
+        <w:rPr>
+          <w:rFonts w:ascii="Times New Roman" w:eastAsia="Times New Roman" w:hAnsi="Times New Roman" w:cs="Times New Roman"/>
+          <w:sz w:val="24"/>
+          <w:szCs w:val="24"/>
+        </w:rPr>
+      </w:pPr>
+      <w:r>
+        <w:rPr>
+          <w:rFonts w:ascii="Times New Roman" w:eastAsia="Times New Roman" w:hAnsi="Times New Roman" w:cs="Times New Roman"/>
+          <w:b/>
+          <w:bCs/>
+          <w:sz w:val="24"/>
+          <w:szCs w:val="24"/>
+        </w:rPr>
+        <w:t>Representing Instructions:</w:t>
+      </w:r>
+      <w:r>
+        <w:rPr>
+          <w:rFonts w:ascii="Times New Roman" w:eastAsia="Times New Roman" w:hAnsi="Times New Roman" w:cs="Times New Roman"/>
+          <w:sz w:val="24"/>
+          <w:szCs w:val="24"/>
+        </w:rPr>
+        <w:t xml:space="preserve"> Computer programs are essentially sequences of instructions that tell the CPU what to do. These instructions are also encoded in binary. Each instruction has a specific binary format that the CPU can understand and execute. This set of instructions is known as the computer's </w:t>
+      </w:r>
+      <w:r>
+        <w:rPr>
+          <w:rFonts w:ascii="Times New Roman" w:eastAsia="Times New Roman" w:hAnsi="Times New Roman" w:cs="Times New Roman"/>
+          <w:b/>
+          <w:bCs/>
+          <w:sz w:val="24"/>
+          <w:szCs w:val="24"/>
+        </w:rPr>
+        <w:t>instruction set architecture (ISA)</w:t>
+      </w:r>
+      <w:r>
+        <w:rPr>
+          <w:rFonts w:ascii="Times New Roman" w:eastAsia="Times New Roman" w:hAnsi="Times New Roman" w:cs="Times New Roman"/>
+          <w:sz w:val="24"/>
+          <w:szCs w:val="24"/>
+        </w:rPr>
+        <w:t>.</w:t>
+      </w:r>
+    </w:p>
+    <w:p>
+      <w:pPr>
+        <w:numPr>
+          <w:ilvl w:val="0"/>
+          <w:numId w:val="11"/>
+        </w:numPr>
+        <w:spacing w:before="100" w:beforeAutospacing="1" w:after="100" w:afterAutospacing="1" w:line="240" w:lineRule="auto"/>
+        <w:jc w:val="both"/>
+        <w:rPr>
+          <w:rFonts w:ascii="Times New Roman" w:eastAsia="Times New Roman" w:hAnsi="Times New Roman" w:cs="Times New Roman"/>
+          <w:sz w:val="24"/>
+          <w:szCs w:val="24"/>
+        </w:rPr>
+      </w:pPr>
+      <w:r>
+        <w:rPr>
+          <w:rFonts w:ascii="Times New Roman" w:eastAsia="Times New Roman" w:hAnsi="Times New Roman" w:cs="Times New Roman"/>
+          <w:b/>
+          <w:bCs/>
+          <w:sz w:val="24"/>
+          <w:szCs w:val="24"/>
+        </w:rPr>
+        <w:t>Data Storage:</w:t>
+      </w:r>
+      <w:r>
+        <w:rPr>
+          <w:rFonts w:ascii="Times New Roman" w:eastAsia="Times New Roman" w:hAnsi="Times New Roman" w:cs="Times New Roman"/>
+          <w:sz w:val="24"/>
+          <w:szCs w:val="24"/>
+        </w:rPr>
+        <w:t xml:space="preserve"> Computer memory (RAM and storage devices) stores all data, including numbers, text, and program instructions, as binary bits. These bits are physically represented by the state of electronic components (e.g., capacitors holding a charge or magnetic domains on a hard drive).</w:t>
+      </w:r>
+    </w:p>
+    <w:p>
+      <w:pPr>
+        <w:numPr>
+          <w:ilvl w:val="0"/>
+          <w:numId w:val="11"/>
+        </w:numPr>
+        <w:spacing w:before="100" w:beforeAutospacing="1" w:after="100" w:afterAutospacing="1" w:line="240" w:lineRule="auto"/>
+        <w:jc w:val="both"/>
+        <w:rPr>
+          <w:rFonts w:ascii="Times New Roman" w:eastAsia="Times New Roman" w:hAnsi="Times New Roman" w:cs="Times New Roman"/>
+          <w:sz w:val="24"/>
+          <w:szCs w:val="24"/>
+        </w:rPr>
+      </w:pPr>
+      <w:r>
+        <w:rPr>
+          <w:rFonts w:ascii="Times New Roman" w:eastAsia="Times New Roman" w:hAnsi="Times New Roman" w:cs="Times New Roman"/>
+          <w:b/>
+          <w:bCs/>
+          <w:sz w:val="24"/>
+          <w:szCs w:val="24"/>
+        </w:rPr>
+        <w:t>Processing:</w:t>
+      </w:r>
+      <w:r>
+        <w:rPr>
+          <w:rFonts w:ascii="Times New Roman" w:eastAsia="Times New Roman" w:hAnsi="Times New Roman" w:cs="Times New Roman"/>
+          <w:sz w:val="24"/>
+          <w:szCs w:val="24"/>
+        </w:rPr>
+        <w:t xml:space="preserve"> The CPU processes information by manipulating these binary bits using logic gates (electronic circuits that perform Boolean operations like AND, OR, NOT). Combinations of these logic gates form more complex circuits that can perform arithmetic operations, compare values, and control the flow of data.</w:t>
+      </w:r>
+    </w:p>
+    <w:p>
+      <w:pPr>
+        <w:spacing w:before="100" w:beforeAutospacing="1" w:after="100" w:afterAutospacing="1" w:line="240" w:lineRule="auto"/>
+        <w:jc w:val="both"/>
+        <w:rPr>
+          <w:rFonts w:ascii="Times New Roman" w:eastAsia="Times New Roman" w:hAnsi="Times New Roman" w:cs="Times New Roman"/>
+          <w:sz w:val="24"/>
+          <w:szCs w:val="24"/>
+        </w:rPr>
+      </w:pPr>
+      <w:r>
+        <w:rPr>
+          <w:rFonts w:ascii="Times New Roman" w:eastAsia="Times New Roman" w:hAnsi="Times New Roman" w:cs="Times New Roman"/>
+          <w:sz w:val="24"/>
+          <w:szCs w:val="24"/>
+        </w:rPr>
+        <w:t xml:space="preserve">In essence, the binary language system acts as the fundamental layer that allows computers to represent, store, and process all types of information. It's the language that the hardware </w:t>
+      </w:r>
+      <w:r>
+        <w:rPr>
+          <w:rFonts w:ascii="Times New Roman" w:eastAsia="Times New Roman" w:hAnsi="Times New Roman" w:cs="Times New Roman"/>
+          <w:sz w:val="24"/>
+          <w:szCs w:val="24"/>
+        </w:rPr>
+        <w:lastRenderedPageBreak/>
+        <w:t>"understands" directly, and all higher-level programming languages and data formats are ultimately translated down to binary for execution and storage. Your focus on AI and Cyber Security will involve working with data and algorithms that are all represented and manipulated in binary at the machine level.</w:t>
+      </w:r>
+    </w:p>
+    <w:p>
+      <w:pPr>
+        <w:spacing w:after="0"/>
+        <w:jc w:val="both"/>
         <w:rPr>
           <w:rFonts w:ascii="Times New Roman" w:hAnsi="Times New Roman" w:cs="Times New Roman"/>
           <w:sz w:val="28"/>
           <w:szCs w:val="28"/>
         </w:rPr>
-        <w:t>How computer work?</w:t>
-      </w:r>
+      </w:pPr>
     </w:p>
     <w:p>
       <w:pPr>
@@ -79,6 +2516,7 @@
           <w:ilvl w:val="0"/>
           <w:numId w:val="1"/>
         </w:numPr>
+        <w:spacing w:after="0"/>
         <w:rPr>
           <w:rFonts w:ascii="Times New Roman" w:hAnsi="Times New Roman" w:cs="Times New Roman"/>
           <w:b/>
@@ -93,7 +2531,7 @@
           <w:sz w:val="28"/>
           <w:szCs w:val="28"/>
         </w:rPr>
-        <w:t xml:space="preserve">Binary language system in computer science </w:t>
+        <w:t xml:space="preserve">Why number system in computer science </w:t>
       </w:r>
     </w:p>
     <w:p>
@@ -103,6 +2541,7 @@
           <w:ilvl w:val="0"/>
           <w:numId w:val="1"/>
         </w:numPr>
+        <w:spacing w:after="0"/>
         <w:rPr>
           <w:rFonts w:ascii="Times New Roman" w:hAnsi="Times New Roman" w:cs="Times New Roman"/>
           <w:b/>
@@ -117,7 +2556,7 @@
           <w:sz w:val="28"/>
           <w:szCs w:val="28"/>
         </w:rPr>
-        <w:t xml:space="preserve">Why number system in computer science </w:t>
+        <w:t xml:space="preserve">How binary number system work? </w:t>
       </w:r>
     </w:p>
     <w:p>
@@ -127,6 +2566,7 @@
           <w:ilvl w:val="0"/>
           <w:numId w:val="1"/>
         </w:numPr>
+        <w:spacing w:after="0"/>
         <w:rPr>
           <w:rFonts w:ascii="Times New Roman" w:hAnsi="Times New Roman" w:cs="Times New Roman"/>
           <w:b/>
@@ -141,39 +2581,40 @@
           <w:sz w:val="28"/>
           <w:szCs w:val="28"/>
         </w:rPr>
-        <w:t xml:space="preserve">How binary number system work? </w:t>
-      </w:r>
-    </w:p>
-    <w:p>
-      <w:pPr>
-        <w:pStyle w:val="ListParagraph"/>
-        <w:numPr>
-          <w:ilvl w:val="0"/>
-          <w:numId w:val="1"/>
-        </w:numPr>
-        <w:rPr>
-          <w:rFonts w:ascii="Times New Roman" w:hAnsi="Times New Roman" w:cs="Times New Roman"/>
-          <w:b/>
-          <w:bCs/>
-          <w:sz w:val="28"/>
-          <w:szCs w:val="28"/>
-        </w:rPr>
-      </w:pPr>
+        <w:t>How would a computer represent something like a letter or a number?</w:t>
+      </w:r>
       <w:r>
         <w:rPr>
           <w:rFonts w:ascii="Times New Roman" w:hAnsi="Times New Roman" w:cs="Times New Roman"/>
           <w:sz w:val="28"/>
           <w:szCs w:val="28"/>
         </w:rPr>
-        <w:t>How would a computer represent something like a letter or a number?</w:t>
-      </w:r>
+        <w:t xml:space="preserve"> </w:t>
+      </w:r>
+    </w:p>
+    <w:p>
+      <w:pPr>
+        <w:pStyle w:val="ListParagraph"/>
+        <w:numPr>
+          <w:ilvl w:val="0"/>
+          <w:numId w:val="1"/>
+        </w:numPr>
+        <w:spacing w:after="0"/>
+        <w:rPr>
+          <w:rFonts w:ascii="Times New Roman" w:hAnsi="Times New Roman" w:cs="Times New Roman"/>
+          <w:b/>
+          <w:bCs/>
+          <w:sz w:val="28"/>
+          <w:szCs w:val="28"/>
+        </w:rPr>
+      </w:pPr>
       <w:r>
         <w:rPr>
           <w:rFonts w:ascii="Times New Roman" w:hAnsi="Times New Roman" w:cs="Times New Roman"/>
           <w:sz w:val="28"/>
           <w:szCs w:val="28"/>
         </w:rPr>
-        <w:t xml:space="preserve"> </w:t>
+        <w:t>ASCII</w:t>
       </w:r>
     </w:p>
     <w:p>
@@ -183,6 +2624,7 @@
           <w:ilvl w:val="0"/>
           <w:numId w:val="1"/>
         </w:numPr>
+        <w:spacing w:after="0"/>
         <w:rPr>
           <w:rFonts w:ascii="Times New Roman" w:hAnsi="Times New Roman" w:cs="Times New Roman"/>
           <w:b/>
@@ -197,7 +2639,7 @@
           <w:sz w:val="28"/>
           <w:szCs w:val="28"/>
         </w:rPr>
-        <w:t>ASCII</w:t>
+        <w:t xml:space="preserve">Unicode </w:t>
       </w:r>
     </w:p>
     <w:p>
@@ -207,6 +2649,7 @@
           <w:ilvl w:val="0"/>
           <w:numId w:val="1"/>
         </w:numPr>
+        <w:spacing w:after="0"/>
         <w:rPr>
           <w:rFonts w:ascii="Times New Roman" w:hAnsi="Times New Roman" w:cs="Times New Roman"/>
           <w:b/>
@@ -221,7 +2664,7 @@
           <w:sz w:val="28"/>
           <w:szCs w:val="28"/>
         </w:rPr>
-        <w:t xml:space="preserve">Unicode </w:t>
+        <w:t>How computer represent color?</w:t>
       </w:r>
     </w:p>
     <w:p>
@@ -231,6 +2674,7 @@
           <w:ilvl w:val="0"/>
           <w:numId w:val="1"/>
         </w:numPr>
+        <w:spacing w:after="0"/>
         <w:rPr>
           <w:rFonts w:ascii="Times New Roman" w:hAnsi="Times New Roman" w:cs="Times New Roman"/>
           <w:b/>
@@ -239,32 +2683,6 @@
           <w:szCs w:val="28"/>
         </w:rPr>
       </w:pPr>
-      <w:r>
-        <w:rPr>
-          <w:rFonts w:ascii="Times New Roman" w:hAnsi="Times New Roman" w:cs="Times New Roman"/>
-          <w:sz w:val="28"/>
-          <w:szCs w:val="28"/>
-        </w:rPr>
-        <w:t>How computer represent color?</w:t>
-      </w:r>
-    </w:p>
-    <w:p>
-      <w:pPr>
-        <w:pStyle w:val="ListParagraph"/>
-        <w:numPr>
-          <w:ilvl w:val="0"/>
-          <w:numId w:val="1"/>
-        </w:numPr>
-        <w:rPr>
-          <w:rFonts w:ascii="Times New Roman" w:hAnsi="Times New Roman" w:cs="Times New Roman"/>
-          <w:b/>
-          <w:bCs/>
-          <w:sz w:val="28"/>
-          <w:szCs w:val="28"/>
-        </w:rPr>
-      </w:pPr>
-      <w:bookmarkStart w:id="0" w:name="_GoBack"/>
-      <w:bookmarkEnd w:id="0"/>
     </w:p>
     <w:sectPr>
       <w:pgSz w:w="12240" w:h="15840"/>
@@ -279,6 +2697,719 @@
 <file path=word/numbering.xml><?xml version="1.0" encoding="utf-8"?>
 <w:numbering xmlns:wpc="http://schemas.microsoft.com/office/word/2010/wordprocessingCanvas" xmlns:cx="http://schemas.microsoft.com/office/drawing/2014/chartex" xmlns:cx1="http://schemas.microsoft.com/office/drawing/2015/9/8/chartex" xmlns:mc="http://schemas.openxmlformats.org/markup-compatibility/2006" xmlns:o="urn:schemas-microsoft-com:office:office" xmlns:r="http://schemas.openxmlformats.org/officeDocument/2006/relationships" xmlns:m="http://schemas.openxmlformats.org/officeDocument/2006/math" xmlns:v="urn:schemas-microsoft-com:vml" xmlns:wp14="http://schemas.microsoft.com/office/word/2010/wordprocessingDrawing" xmlns:wp="http://schemas.openxmlformats.org/drawingml/2006/wordprocessingDrawing" xmlns:w10="urn:schemas-microsoft-com:office:word" xmlns:w="http://schemas.openxmlformats.org/wordprocessingml/2006/main" xmlns:w14="http://schemas.microsoft.com/office/word/2010/wordml" xmlns:w15="http://schemas.microsoft.com/office/word/2012/wordml" xmlns:w16se="http://schemas.microsoft.com/office/word/2015/wordml/symex" xmlns:wpg="http://schemas.microsoft.com/office/word/2010/wordprocessingGroup" xmlns:wpi="http://schemas.microsoft.com/office/word/2010/wordprocessingInk" xmlns:wne="http://schemas.microsoft.com/office/word/2006/wordml" xmlns:wps="http://schemas.microsoft.com/office/word/2010/wordprocessingShape" mc:Ignorable="w14 w15 w16se wp14">
   <w:abstractNum w:abstractNumId="0" w15:restartNumberingAfterBreak="0">
+    <w:nsid w:val="036911F6"/>
+    <w:multiLevelType w:val="multilevel"/>
+    <w:tmpl w:val="87C05F68"/>
+    <w:lvl w:ilvl="0">
+      <w:start w:val="1"/>
+      <w:numFmt w:val="bullet"/>
+      <w:lvlText w:val=""/>
+      <w:lvlJc w:val="left"/>
+      <w:pPr>
+        <w:tabs>
+          <w:tab w:val="num" w:pos="720"/>
+        </w:tabs>
+        <w:ind w:left="720" w:hanging="360"/>
+      </w:pPr>
+      <w:rPr>
+        <w:rFonts w:ascii="Symbol" w:hAnsi="Symbol" w:hint="default"/>
+        <w:sz w:val="20"/>
+      </w:rPr>
+    </w:lvl>
+    <w:lvl w:ilvl="1" w:tentative="1">
+      <w:start w:val="1"/>
+      <w:numFmt w:val="bullet"/>
+      <w:lvlText w:val="o"/>
+      <w:lvlJc w:val="left"/>
+      <w:pPr>
+        <w:tabs>
+          <w:tab w:val="num" w:pos="1440"/>
+        </w:tabs>
+        <w:ind w:left="1440" w:hanging="360"/>
+      </w:pPr>
+      <w:rPr>
+        <w:rFonts w:ascii="Courier New" w:hAnsi="Courier New" w:hint="default"/>
+        <w:sz w:val="20"/>
+      </w:rPr>
+    </w:lvl>
+    <w:lvl w:ilvl="2" w:tentative="1">
+      <w:start w:val="1"/>
+      <w:numFmt w:val="bullet"/>
+      <w:lvlText w:val=""/>
+      <w:lvlJc w:val="left"/>
+      <w:pPr>
+        <w:tabs>
+          <w:tab w:val="num" w:pos="2160"/>
+        </w:tabs>
+        <w:ind w:left="2160" w:hanging="360"/>
+      </w:pPr>
+      <w:rPr>
+        <w:rFonts w:ascii="Wingdings" w:hAnsi="Wingdings" w:hint="default"/>
+        <w:sz w:val="20"/>
+      </w:rPr>
+    </w:lvl>
+    <w:lvl w:ilvl="3" w:tentative="1">
+      <w:start w:val="1"/>
+      <w:numFmt w:val="bullet"/>
+      <w:lvlText w:val=""/>
+      <w:lvlJc w:val="left"/>
+      <w:pPr>
+        <w:tabs>
+          <w:tab w:val="num" w:pos="2880"/>
+        </w:tabs>
+        <w:ind w:left="2880" w:hanging="360"/>
+      </w:pPr>
+      <w:rPr>
+        <w:rFonts w:ascii="Wingdings" w:hAnsi="Wingdings" w:hint="default"/>
+        <w:sz w:val="20"/>
+      </w:rPr>
+    </w:lvl>
+    <w:lvl w:ilvl="4" w:tentative="1">
+      <w:start w:val="1"/>
+      <w:numFmt w:val="bullet"/>
+      <w:lvlText w:val=""/>
+      <w:lvlJc w:val="left"/>
+      <w:pPr>
+        <w:tabs>
+          <w:tab w:val="num" w:pos="3600"/>
+        </w:tabs>
+        <w:ind w:left="3600" w:hanging="360"/>
+      </w:pPr>
+      <w:rPr>
+        <w:rFonts w:ascii="Wingdings" w:hAnsi="Wingdings" w:hint="default"/>
+        <w:sz w:val="20"/>
+      </w:rPr>
+    </w:lvl>
+    <w:lvl w:ilvl="5" w:tentative="1">
+      <w:start w:val="1"/>
+      <w:numFmt w:val="bullet"/>
+      <w:lvlText w:val=""/>
+      <w:lvlJc w:val="left"/>
+      <w:pPr>
+        <w:tabs>
+          <w:tab w:val="num" w:pos="4320"/>
+        </w:tabs>
+        <w:ind w:left="4320" w:hanging="360"/>
+      </w:pPr>
+      <w:rPr>
+        <w:rFonts w:ascii="Wingdings" w:hAnsi="Wingdings" w:hint="default"/>
+        <w:sz w:val="20"/>
+      </w:rPr>
+    </w:lvl>
+    <w:lvl w:ilvl="6" w:tentative="1">
+      <w:start w:val="1"/>
+      <w:numFmt w:val="bullet"/>
+      <w:lvlText w:val=""/>
+      <w:lvlJc w:val="left"/>
+      <w:pPr>
+        <w:tabs>
+          <w:tab w:val="num" w:pos="5040"/>
+        </w:tabs>
+        <w:ind w:left="5040" w:hanging="360"/>
+      </w:pPr>
+      <w:rPr>
+        <w:rFonts w:ascii="Wingdings" w:hAnsi="Wingdings" w:hint="default"/>
+        <w:sz w:val="20"/>
+      </w:rPr>
+    </w:lvl>
+    <w:lvl w:ilvl="7" w:tentative="1">
+      <w:start w:val="1"/>
+      <w:numFmt w:val="bullet"/>
+      <w:lvlText w:val=""/>
+      <w:lvlJc w:val="left"/>
+      <w:pPr>
+        <w:tabs>
+          <w:tab w:val="num" w:pos="5760"/>
+        </w:tabs>
+        <w:ind w:left="5760" w:hanging="360"/>
+      </w:pPr>
+      <w:rPr>
+        <w:rFonts w:ascii="Wingdings" w:hAnsi="Wingdings" w:hint="default"/>
+        <w:sz w:val="20"/>
+      </w:rPr>
+    </w:lvl>
+    <w:lvl w:ilvl="8" w:tentative="1">
+      <w:start w:val="1"/>
+      <w:numFmt w:val="bullet"/>
+      <w:lvlText w:val=""/>
+      <w:lvlJc w:val="left"/>
+      <w:pPr>
+        <w:tabs>
+          <w:tab w:val="num" w:pos="6480"/>
+        </w:tabs>
+        <w:ind w:left="6480" w:hanging="360"/>
+      </w:pPr>
+      <w:rPr>
+        <w:rFonts w:ascii="Wingdings" w:hAnsi="Wingdings" w:hint="default"/>
+        <w:sz w:val="20"/>
+      </w:rPr>
+    </w:lvl>
+  </w:abstractNum>
+  <w:abstractNum w:abstractNumId="1" w15:restartNumberingAfterBreak="0">
+    <w:nsid w:val="0B3A543F"/>
+    <w:multiLevelType w:val="multilevel"/>
+    <w:tmpl w:val="8D3801B6"/>
+    <w:lvl w:ilvl="0">
+      <w:start w:val="1"/>
+      <w:numFmt w:val="bullet"/>
+      <w:lvlText w:val=""/>
+      <w:lvlJc w:val="left"/>
+      <w:pPr>
+        <w:tabs>
+          <w:tab w:val="num" w:pos="720"/>
+        </w:tabs>
+        <w:ind w:left="720" w:hanging="360"/>
+      </w:pPr>
+      <w:rPr>
+        <w:rFonts w:ascii="Symbol" w:hAnsi="Symbol" w:hint="default"/>
+        <w:sz w:val="20"/>
+      </w:rPr>
+    </w:lvl>
+    <w:lvl w:ilvl="1" w:tentative="1">
+      <w:start w:val="1"/>
+      <w:numFmt w:val="bullet"/>
+      <w:lvlText w:val="o"/>
+      <w:lvlJc w:val="left"/>
+      <w:pPr>
+        <w:tabs>
+          <w:tab w:val="num" w:pos="1440"/>
+        </w:tabs>
+        <w:ind w:left="1440" w:hanging="360"/>
+      </w:pPr>
+      <w:rPr>
+        <w:rFonts w:ascii="Courier New" w:hAnsi="Courier New" w:hint="default"/>
+        <w:sz w:val="20"/>
+      </w:rPr>
+    </w:lvl>
+    <w:lvl w:ilvl="2" w:tentative="1">
+      <w:start w:val="1"/>
+      <w:numFmt w:val="bullet"/>
+      <w:lvlText w:val=""/>
+      <w:lvlJc w:val="left"/>
+      <w:pPr>
+        <w:tabs>
+          <w:tab w:val="num" w:pos="2160"/>
+        </w:tabs>
+        <w:ind w:left="2160" w:hanging="360"/>
+      </w:pPr>
+      <w:rPr>
+        <w:rFonts w:ascii="Wingdings" w:hAnsi="Wingdings" w:hint="default"/>
+        <w:sz w:val="20"/>
+      </w:rPr>
+    </w:lvl>
+    <w:lvl w:ilvl="3" w:tentative="1">
+      <w:start w:val="1"/>
+      <w:numFmt w:val="bullet"/>
+      <w:lvlText w:val=""/>
+      <w:lvlJc w:val="left"/>
+      <w:pPr>
+        <w:tabs>
+          <w:tab w:val="num" w:pos="2880"/>
+        </w:tabs>
+        <w:ind w:left="2880" w:hanging="360"/>
+      </w:pPr>
+      <w:rPr>
+        <w:rFonts w:ascii="Wingdings" w:hAnsi="Wingdings" w:hint="default"/>
+        <w:sz w:val="20"/>
+      </w:rPr>
+    </w:lvl>
+    <w:lvl w:ilvl="4" w:tentative="1">
+      <w:start w:val="1"/>
+      <w:numFmt w:val="bullet"/>
+      <w:lvlText w:val=""/>
+      <w:lvlJc w:val="left"/>
+      <w:pPr>
+        <w:tabs>
+          <w:tab w:val="num" w:pos="3600"/>
+        </w:tabs>
+        <w:ind w:left="3600" w:hanging="360"/>
+      </w:pPr>
+      <w:rPr>
+        <w:rFonts w:ascii="Wingdings" w:hAnsi="Wingdings" w:hint="default"/>
+        <w:sz w:val="20"/>
+      </w:rPr>
+    </w:lvl>
+    <w:lvl w:ilvl="5" w:tentative="1">
+      <w:start w:val="1"/>
+      <w:numFmt w:val="bullet"/>
+      <w:lvlText w:val=""/>
+      <w:lvlJc w:val="left"/>
+      <w:pPr>
+        <w:tabs>
+          <w:tab w:val="num" w:pos="4320"/>
+        </w:tabs>
+        <w:ind w:left="4320" w:hanging="360"/>
+      </w:pPr>
+      <w:rPr>
+        <w:rFonts w:ascii="Wingdings" w:hAnsi="Wingdings" w:hint="default"/>
+        <w:sz w:val="20"/>
+      </w:rPr>
+    </w:lvl>
+    <w:lvl w:ilvl="6" w:tentative="1">
+      <w:start w:val="1"/>
+      <w:numFmt w:val="bullet"/>
+      <w:lvlText w:val=""/>
+      <w:lvlJc w:val="left"/>
+      <w:pPr>
+        <w:tabs>
+          <w:tab w:val="num" w:pos="5040"/>
+        </w:tabs>
+        <w:ind w:left="5040" w:hanging="360"/>
+      </w:pPr>
+      <w:rPr>
+        <w:rFonts w:ascii="Wingdings" w:hAnsi="Wingdings" w:hint="default"/>
+        <w:sz w:val="20"/>
+      </w:rPr>
+    </w:lvl>
+    <w:lvl w:ilvl="7" w:tentative="1">
+      <w:start w:val="1"/>
+      <w:numFmt w:val="bullet"/>
+      <w:lvlText w:val=""/>
+      <w:lvlJc w:val="left"/>
+      <w:pPr>
+        <w:tabs>
+          <w:tab w:val="num" w:pos="5760"/>
+        </w:tabs>
+        <w:ind w:left="5760" w:hanging="360"/>
+      </w:pPr>
+      <w:rPr>
+        <w:rFonts w:ascii="Wingdings" w:hAnsi="Wingdings" w:hint="default"/>
+        <w:sz w:val="20"/>
+      </w:rPr>
+    </w:lvl>
+    <w:lvl w:ilvl="8" w:tentative="1">
+      <w:start w:val="1"/>
+      <w:numFmt w:val="bullet"/>
+      <w:lvlText w:val=""/>
+      <w:lvlJc w:val="left"/>
+      <w:pPr>
+        <w:tabs>
+          <w:tab w:val="num" w:pos="6480"/>
+        </w:tabs>
+        <w:ind w:left="6480" w:hanging="360"/>
+      </w:pPr>
+      <w:rPr>
+        <w:rFonts w:ascii="Wingdings" w:hAnsi="Wingdings" w:hint="default"/>
+        <w:sz w:val="20"/>
+      </w:rPr>
+    </w:lvl>
+  </w:abstractNum>
+  <w:abstractNum w:abstractNumId="2" w15:restartNumberingAfterBreak="0">
+    <w:nsid w:val="20325D08"/>
+    <w:multiLevelType w:val="multilevel"/>
+    <w:tmpl w:val="9E70C8F0"/>
+    <w:lvl w:ilvl="0">
+      <w:start w:val="1"/>
+      <w:numFmt w:val="bullet"/>
+      <w:lvlText w:val=""/>
+      <w:lvlJc w:val="left"/>
+      <w:pPr>
+        <w:tabs>
+          <w:tab w:val="num" w:pos="720"/>
+        </w:tabs>
+        <w:ind w:left="720" w:hanging="360"/>
+      </w:pPr>
+      <w:rPr>
+        <w:rFonts w:ascii="Symbol" w:hAnsi="Symbol" w:hint="default"/>
+        <w:sz w:val="20"/>
+      </w:rPr>
+    </w:lvl>
+    <w:lvl w:ilvl="1" w:tentative="1">
+      <w:start w:val="1"/>
+      <w:numFmt w:val="bullet"/>
+      <w:lvlText w:val="o"/>
+      <w:lvlJc w:val="left"/>
+      <w:pPr>
+        <w:tabs>
+          <w:tab w:val="num" w:pos="1440"/>
+        </w:tabs>
+        <w:ind w:left="1440" w:hanging="360"/>
+      </w:pPr>
+      <w:rPr>
+        <w:rFonts w:ascii="Courier New" w:hAnsi="Courier New" w:hint="default"/>
+        <w:sz w:val="20"/>
+      </w:rPr>
+    </w:lvl>
+    <w:lvl w:ilvl="2" w:tentative="1">
+      <w:start w:val="1"/>
+      <w:numFmt w:val="bullet"/>
+      <w:lvlText w:val=""/>
+      <w:lvlJc w:val="left"/>
+      <w:pPr>
+        <w:tabs>
+          <w:tab w:val="num" w:pos="2160"/>
+        </w:tabs>
+        <w:ind w:left="2160" w:hanging="360"/>
+      </w:pPr>
+      <w:rPr>
+        <w:rFonts w:ascii="Wingdings" w:hAnsi="Wingdings" w:hint="default"/>
+        <w:sz w:val="20"/>
+      </w:rPr>
+    </w:lvl>
+    <w:lvl w:ilvl="3" w:tentative="1">
+      <w:start w:val="1"/>
+      <w:numFmt w:val="bullet"/>
+      <w:lvlText w:val=""/>
+      <w:lvlJc w:val="left"/>
+      <w:pPr>
+        <w:tabs>
+          <w:tab w:val="num" w:pos="2880"/>
+        </w:tabs>
+        <w:ind w:left="2880" w:hanging="360"/>
+      </w:pPr>
+      <w:rPr>
+        <w:rFonts w:ascii="Wingdings" w:hAnsi="Wingdings" w:hint="default"/>
+        <w:sz w:val="20"/>
+      </w:rPr>
+    </w:lvl>
+    <w:lvl w:ilvl="4" w:tentative="1">
+      <w:start w:val="1"/>
+      <w:numFmt w:val="bullet"/>
+      <w:lvlText w:val=""/>
+      <w:lvlJc w:val="left"/>
+      <w:pPr>
+        <w:tabs>
+          <w:tab w:val="num" w:pos="3600"/>
+        </w:tabs>
+        <w:ind w:left="3600" w:hanging="360"/>
+      </w:pPr>
+      <w:rPr>
+        <w:rFonts w:ascii="Wingdings" w:hAnsi="Wingdings" w:hint="default"/>
+        <w:sz w:val="20"/>
+      </w:rPr>
+    </w:lvl>
+    <w:lvl w:ilvl="5" w:tentative="1">
+      <w:start w:val="1"/>
+      <w:numFmt w:val="bullet"/>
+      <w:lvlText w:val=""/>
+      <w:lvlJc w:val="left"/>
+      <w:pPr>
+        <w:tabs>
+          <w:tab w:val="num" w:pos="4320"/>
+        </w:tabs>
+        <w:ind w:left="4320" w:hanging="360"/>
+      </w:pPr>
+      <w:rPr>
+        <w:rFonts w:ascii="Wingdings" w:hAnsi="Wingdings" w:hint="default"/>
+        <w:sz w:val="20"/>
+      </w:rPr>
+    </w:lvl>
+    <w:lvl w:ilvl="6" w:tentative="1">
+      <w:start w:val="1"/>
+      <w:numFmt w:val="bullet"/>
+      <w:lvlText w:val=""/>
+      <w:lvlJc w:val="left"/>
+      <w:pPr>
+        <w:tabs>
+          <w:tab w:val="num" w:pos="5040"/>
+        </w:tabs>
+        <w:ind w:left="5040" w:hanging="360"/>
+      </w:pPr>
+      <w:rPr>
+        <w:rFonts w:ascii="Wingdings" w:hAnsi="Wingdings" w:hint="default"/>
+        <w:sz w:val="20"/>
+      </w:rPr>
+    </w:lvl>
+    <w:lvl w:ilvl="7" w:tentative="1">
+      <w:start w:val="1"/>
+      <w:numFmt w:val="bullet"/>
+      <w:lvlText w:val=""/>
+      <w:lvlJc w:val="left"/>
+      <w:pPr>
+        <w:tabs>
+          <w:tab w:val="num" w:pos="5760"/>
+        </w:tabs>
+        <w:ind w:left="5760" w:hanging="360"/>
+      </w:pPr>
+      <w:rPr>
+        <w:rFonts w:ascii="Wingdings" w:hAnsi="Wingdings" w:hint="default"/>
+        <w:sz w:val="20"/>
+      </w:rPr>
+    </w:lvl>
+    <w:lvl w:ilvl="8" w:tentative="1">
+      <w:start w:val="1"/>
+      <w:numFmt w:val="bullet"/>
+      <w:lvlText w:val=""/>
+      <w:lvlJc w:val="left"/>
+      <w:pPr>
+        <w:tabs>
+          <w:tab w:val="num" w:pos="6480"/>
+        </w:tabs>
+        <w:ind w:left="6480" w:hanging="360"/>
+      </w:pPr>
+      <w:rPr>
+        <w:rFonts w:ascii="Wingdings" w:hAnsi="Wingdings" w:hint="default"/>
+        <w:sz w:val="20"/>
+      </w:rPr>
+    </w:lvl>
+  </w:abstractNum>
+  <w:abstractNum w:abstractNumId="3" w15:restartNumberingAfterBreak="0">
+    <w:nsid w:val="287D70C1"/>
+    <w:multiLevelType w:val="multilevel"/>
+    <w:tmpl w:val="F904BA12"/>
+    <w:lvl w:ilvl="0">
+      <w:start w:val="1"/>
+      <w:numFmt w:val="bullet"/>
+      <w:lvlText w:val=""/>
+      <w:lvlJc w:val="left"/>
+      <w:pPr>
+        <w:tabs>
+          <w:tab w:val="num" w:pos="720"/>
+        </w:tabs>
+        <w:ind w:left="720" w:hanging="360"/>
+      </w:pPr>
+      <w:rPr>
+        <w:rFonts w:ascii="Symbol" w:hAnsi="Symbol" w:hint="default"/>
+        <w:sz w:val="20"/>
+      </w:rPr>
+    </w:lvl>
+    <w:lvl w:ilvl="1" w:tentative="1">
+      <w:start w:val="1"/>
+      <w:numFmt w:val="bullet"/>
+      <w:lvlText w:val="o"/>
+      <w:lvlJc w:val="left"/>
+      <w:pPr>
+        <w:tabs>
+          <w:tab w:val="num" w:pos="1440"/>
+        </w:tabs>
+        <w:ind w:left="1440" w:hanging="360"/>
+      </w:pPr>
+      <w:rPr>
+        <w:rFonts w:ascii="Courier New" w:hAnsi="Courier New" w:hint="default"/>
+        <w:sz w:val="20"/>
+      </w:rPr>
+    </w:lvl>
+    <w:lvl w:ilvl="2" w:tentative="1">
+      <w:start w:val="1"/>
+      <w:numFmt w:val="bullet"/>
+      <w:lvlText w:val=""/>
+      <w:lvlJc w:val="left"/>
+      <w:pPr>
+        <w:tabs>
+          <w:tab w:val="num" w:pos="2160"/>
+        </w:tabs>
+        <w:ind w:left="2160" w:hanging="360"/>
+      </w:pPr>
+      <w:rPr>
+        <w:rFonts w:ascii="Wingdings" w:hAnsi="Wingdings" w:hint="default"/>
+        <w:sz w:val="20"/>
+      </w:rPr>
+    </w:lvl>
+    <w:lvl w:ilvl="3" w:tentative="1">
+      <w:start w:val="1"/>
+      <w:numFmt w:val="bullet"/>
+      <w:lvlText w:val=""/>
+      <w:lvlJc w:val="left"/>
+      <w:pPr>
+        <w:tabs>
+          <w:tab w:val="num" w:pos="2880"/>
+        </w:tabs>
+        <w:ind w:left="2880" w:hanging="360"/>
+      </w:pPr>
+      <w:rPr>
+        <w:rFonts w:ascii="Wingdings" w:hAnsi="Wingdings" w:hint="default"/>
+        <w:sz w:val="20"/>
+      </w:rPr>
+    </w:lvl>
+    <w:lvl w:ilvl="4" w:tentative="1">
+      <w:start w:val="1"/>
+      <w:numFmt w:val="bullet"/>
+      <w:lvlText w:val=""/>
+      <w:lvlJc w:val="left"/>
+      <w:pPr>
+        <w:tabs>
+          <w:tab w:val="num" w:pos="3600"/>
+        </w:tabs>
+        <w:ind w:left="3600" w:hanging="360"/>
+      </w:pPr>
+      <w:rPr>
+        <w:rFonts w:ascii="Wingdings" w:hAnsi="Wingdings" w:hint="default"/>
+        <w:sz w:val="20"/>
+      </w:rPr>
+    </w:lvl>
+    <w:lvl w:ilvl="5" w:tentative="1">
+      <w:start w:val="1"/>
+      <w:numFmt w:val="bullet"/>
+      <w:lvlText w:val=""/>
+      <w:lvlJc w:val="left"/>
+      <w:pPr>
+        <w:tabs>
+          <w:tab w:val="num" w:pos="4320"/>
+        </w:tabs>
+        <w:ind w:left="4320" w:hanging="360"/>
+      </w:pPr>
+      <w:rPr>
+        <w:rFonts w:ascii="Wingdings" w:hAnsi="Wingdings" w:hint="default"/>
+        <w:sz w:val="20"/>
+      </w:rPr>
+    </w:lvl>
+    <w:lvl w:ilvl="6" w:tentative="1">
+      <w:start w:val="1"/>
+      <w:numFmt w:val="bullet"/>
+      <w:lvlText w:val=""/>
+      <w:lvlJc w:val="left"/>
+      <w:pPr>
+        <w:tabs>
+          <w:tab w:val="num" w:pos="5040"/>
+        </w:tabs>
+        <w:ind w:left="5040" w:hanging="360"/>
+      </w:pPr>
+      <w:rPr>
+        <w:rFonts w:ascii="Wingdings" w:hAnsi="Wingdings" w:hint="default"/>
+        <w:sz w:val="20"/>
+      </w:rPr>
+    </w:lvl>
+    <w:lvl w:ilvl="7" w:tentative="1">
+      <w:start w:val="1"/>
+      <w:numFmt w:val="bullet"/>
+      <w:lvlText w:val=""/>
+      <w:lvlJc w:val="left"/>
+      <w:pPr>
+        <w:tabs>
+          <w:tab w:val="num" w:pos="5760"/>
+        </w:tabs>
+        <w:ind w:left="5760" w:hanging="360"/>
+      </w:pPr>
+      <w:rPr>
+        <w:rFonts w:ascii="Wingdings" w:hAnsi="Wingdings" w:hint="default"/>
+        <w:sz w:val="20"/>
+      </w:rPr>
+    </w:lvl>
+    <w:lvl w:ilvl="8" w:tentative="1">
+      <w:start w:val="1"/>
+      <w:numFmt w:val="bullet"/>
+      <w:lvlText w:val=""/>
+      <w:lvlJc w:val="left"/>
+      <w:pPr>
+        <w:tabs>
+          <w:tab w:val="num" w:pos="6480"/>
+        </w:tabs>
+        <w:ind w:left="6480" w:hanging="360"/>
+      </w:pPr>
+      <w:rPr>
+        <w:rFonts w:ascii="Wingdings" w:hAnsi="Wingdings" w:hint="default"/>
+        <w:sz w:val="20"/>
+      </w:rPr>
+    </w:lvl>
+  </w:abstractNum>
+  <w:abstractNum w:abstractNumId="4" w15:restartNumberingAfterBreak="0">
+    <w:nsid w:val="3141390C"/>
+    <w:multiLevelType w:val="multilevel"/>
+    <w:tmpl w:val="871EED14"/>
+    <w:lvl w:ilvl="0">
+      <w:start w:val="1"/>
+      <w:numFmt w:val="decimal"/>
+      <w:lvlText w:val="%1."/>
+      <w:lvlJc w:val="left"/>
+      <w:pPr>
+        <w:tabs>
+          <w:tab w:val="num" w:pos="720"/>
+        </w:tabs>
+        <w:ind w:left="720" w:hanging="360"/>
+      </w:pPr>
+    </w:lvl>
+    <w:lvl w:ilvl="1">
+      <w:start w:val="1"/>
+      <w:numFmt w:val="bullet"/>
+      <w:lvlText w:val="o"/>
+      <w:lvlJc w:val="left"/>
+      <w:pPr>
+        <w:tabs>
+          <w:tab w:val="num" w:pos="1440"/>
+        </w:tabs>
+        <w:ind w:left="1440" w:hanging="360"/>
+      </w:pPr>
+      <w:rPr>
+        <w:rFonts w:ascii="Courier New" w:hAnsi="Courier New" w:hint="default"/>
+        <w:sz w:val="20"/>
+      </w:rPr>
+    </w:lvl>
+    <w:lvl w:ilvl="2" w:tentative="1">
+      <w:start w:val="1"/>
+      <w:numFmt w:val="decimal"/>
+      <w:lvlText w:val="%3."/>
+      <w:lvlJc w:val="left"/>
+      <w:pPr>
+        <w:tabs>
+          <w:tab w:val="num" w:pos="2160"/>
+        </w:tabs>
+        <w:ind w:left="2160" w:hanging="360"/>
+      </w:pPr>
+    </w:lvl>
+    <w:lvl w:ilvl="3" w:tentative="1">
+      <w:start w:val="1"/>
+      <w:numFmt w:val="decimal"/>
+      <w:lvlText w:val="%4."/>
+      <w:lvlJc w:val="left"/>
+      <w:pPr>
+        <w:tabs>
+          <w:tab w:val="num" w:pos="2880"/>
+        </w:tabs>
+        <w:ind w:left="2880" w:hanging="360"/>
+      </w:pPr>
+    </w:lvl>
+    <w:lvl w:ilvl="4" w:tentative="1">
+      <w:start w:val="1"/>
+      <w:numFmt w:val="decimal"/>
+      <w:lvlText w:val="%5."/>
+      <w:lvlJc w:val="left"/>
+      <w:pPr>
+        <w:tabs>
+          <w:tab w:val="num" w:pos="3600"/>
+        </w:tabs>
+        <w:ind w:left="3600" w:hanging="360"/>
+      </w:pPr>
+    </w:lvl>
+    <w:lvl w:ilvl="5" w:tentative="1">
+      <w:start w:val="1"/>
+      <w:numFmt w:val="decimal"/>
+      <w:lvlText w:val="%6."/>
+      <w:lvlJc w:val="left"/>
+      <w:pPr>
+        <w:tabs>
+          <w:tab w:val="num" w:pos="4320"/>
+        </w:tabs>
+        <w:ind w:left="4320" w:hanging="360"/>
+      </w:pPr>
+    </w:lvl>
+    <w:lvl w:ilvl="6" w:tentative="1">
+      <w:start w:val="1"/>
+      <w:numFmt w:val="decimal"/>
+      <w:lvlText w:val="%7."/>
+      <w:lvlJc w:val="left"/>
+      <w:pPr>
+        <w:tabs>
+          <w:tab w:val="num" w:pos="5040"/>
+        </w:tabs>
+        <w:ind w:left="5040" w:hanging="360"/>
+      </w:pPr>
+    </w:lvl>
+    <w:lvl w:ilvl="7" w:tentative="1">
+      <w:start w:val="1"/>
+      <w:numFmt w:val="decimal"/>
+      <w:lvlText w:val="%8."/>
+      <w:lvlJc w:val="left"/>
+      <w:pPr>
+        <w:tabs>
+          <w:tab w:val="num" w:pos="5760"/>
+        </w:tabs>
+        <w:ind w:left="5760" w:hanging="360"/>
+      </w:pPr>
+    </w:lvl>
+    <w:lvl w:ilvl="8" w:tentative="1">
+      <w:start w:val="1"/>
+      <w:numFmt w:val="decimal"/>
+      <w:lvlText w:val="%9."/>
+      <w:lvlJc w:val="left"/>
+      <w:pPr>
+        <w:tabs>
+          <w:tab w:val="num" w:pos="6480"/>
+        </w:tabs>
+        <w:ind w:left="6480" w:hanging="360"/>
+      </w:pPr>
+    </w:lvl>
+  </w:abstractNum>
+  <w:abstractNum w:abstractNumId="5" w15:restartNumberingAfterBreak="0">
     <w:nsid w:val="3F137D2B"/>
     <w:multiLevelType w:val="hybridMultilevel"/>
     <w:tmpl w:val="81ECAF3A"/>
@@ -391,8 +3522,747 @@
       </w:rPr>
     </w:lvl>
   </w:abstractNum>
+  <w:abstractNum w:abstractNumId="6" w15:restartNumberingAfterBreak="0">
+    <w:nsid w:val="434903DC"/>
+    <w:multiLevelType w:val="multilevel"/>
+    <w:tmpl w:val="7E02B11E"/>
+    <w:lvl w:ilvl="0">
+      <w:start w:val="1"/>
+      <w:numFmt w:val="bullet"/>
+      <w:lvlText w:val=""/>
+      <w:lvlJc w:val="left"/>
+      <w:pPr>
+        <w:tabs>
+          <w:tab w:val="num" w:pos="720"/>
+        </w:tabs>
+        <w:ind w:left="720" w:hanging="360"/>
+      </w:pPr>
+      <w:rPr>
+        <w:rFonts w:ascii="Symbol" w:hAnsi="Symbol" w:hint="default"/>
+        <w:sz w:val="20"/>
+      </w:rPr>
+    </w:lvl>
+    <w:lvl w:ilvl="1" w:tentative="1">
+      <w:start w:val="1"/>
+      <w:numFmt w:val="bullet"/>
+      <w:lvlText w:val="o"/>
+      <w:lvlJc w:val="left"/>
+      <w:pPr>
+        <w:tabs>
+          <w:tab w:val="num" w:pos="1440"/>
+        </w:tabs>
+        <w:ind w:left="1440" w:hanging="360"/>
+      </w:pPr>
+      <w:rPr>
+        <w:rFonts w:ascii="Courier New" w:hAnsi="Courier New" w:hint="default"/>
+        <w:sz w:val="20"/>
+      </w:rPr>
+    </w:lvl>
+    <w:lvl w:ilvl="2" w:tentative="1">
+      <w:start w:val="1"/>
+      <w:numFmt w:val="bullet"/>
+      <w:lvlText w:val=""/>
+      <w:lvlJc w:val="left"/>
+      <w:pPr>
+        <w:tabs>
+          <w:tab w:val="num" w:pos="2160"/>
+        </w:tabs>
+        <w:ind w:left="2160" w:hanging="360"/>
+      </w:pPr>
+      <w:rPr>
+        <w:rFonts w:ascii="Wingdings" w:hAnsi="Wingdings" w:hint="default"/>
+        <w:sz w:val="20"/>
+      </w:rPr>
+    </w:lvl>
+    <w:lvl w:ilvl="3" w:tentative="1">
+      <w:start w:val="1"/>
+      <w:numFmt w:val="bullet"/>
+      <w:lvlText w:val=""/>
+      <w:lvlJc w:val="left"/>
+      <w:pPr>
+        <w:tabs>
+          <w:tab w:val="num" w:pos="2880"/>
+        </w:tabs>
+        <w:ind w:left="2880" w:hanging="360"/>
+      </w:pPr>
+      <w:rPr>
+        <w:rFonts w:ascii="Wingdings" w:hAnsi="Wingdings" w:hint="default"/>
+        <w:sz w:val="20"/>
+      </w:rPr>
+    </w:lvl>
+    <w:lvl w:ilvl="4" w:tentative="1">
+      <w:start w:val="1"/>
+      <w:numFmt w:val="bullet"/>
+      <w:lvlText w:val=""/>
+      <w:lvlJc w:val="left"/>
+      <w:pPr>
+        <w:tabs>
+          <w:tab w:val="num" w:pos="3600"/>
+        </w:tabs>
+        <w:ind w:left="3600" w:hanging="360"/>
+      </w:pPr>
+      <w:rPr>
+        <w:rFonts w:ascii="Wingdings" w:hAnsi="Wingdings" w:hint="default"/>
+        <w:sz w:val="20"/>
+      </w:rPr>
+    </w:lvl>
+    <w:lvl w:ilvl="5" w:tentative="1">
+      <w:start w:val="1"/>
+      <w:numFmt w:val="bullet"/>
+      <w:lvlText w:val=""/>
+      <w:lvlJc w:val="left"/>
+      <w:pPr>
+        <w:tabs>
+          <w:tab w:val="num" w:pos="4320"/>
+        </w:tabs>
+        <w:ind w:left="4320" w:hanging="360"/>
+      </w:pPr>
+      <w:rPr>
+        <w:rFonts w:ascii="Wingdings" w:hAnsi="Wingdings" w:hint="default"/>
+        <w:sz w:val="20"/>
+      </w:rPr>
+    </w:lvl>
+    <w:lvl w:ilvl="6" w:tentative="1">
+      <w:start w:val="1"/>
+      <w:numFmt w:val="bullet"/>
+      <w:lvlText w:val=""/>
+      <w:lvlJc w:val="left"/>
+      <w:pPr>
+        <w:tabs>
+          <w:tab w:val="num" w:pos="5040"/>
+        </w:tabs>
+        <w:ind w:left="5040" w:hanging="360"/>
+      </w:pPr>
+      <w:rPr>
+        <w:rFonts w:ascii="Wingdings" w:hAnsi="Wingdings" w:hint="default"/>
+        <w:sz w:val="20"/>
+      </w:rPr>
+    </w:lvl>
+    <w:lvl w:ilvl="7" w:tentative="1">
+      <w:start w:val="1"/>
+      <w:numFmt w:val="bullet"/>
+      <w:lvlText w:val=""/>
+      <w:lvlJc w:val="left"/>
+      <w:pPr>
+        <w:tabs>
+          <w:tab w:val="num" w:pos="5760"/>
+        </w:tabs>
+        <w:ind w:left="5760" w:hanging="360"/>
+      </w:pPr>
+      <w:rPr>
+        <w:rFonts w:ascii="Wingdings" w:hAnsi="Wingdings" w:hint="default"/>
+        <w:sz w:val="20"/>
+      </w:rPr>
+    </w:lvl>
+    <w:lvl w:ilvl="8" w:tentative="1">
+      <w:start w:val="1"/>
+      <w:numFmt w:val="bullet"/>
+      <w:lvlText w:val=""/>
+      <w:lvlJc w:val="left"/>
+      <w:pPr>
+        <w:tabs>
+          <w:tab w:val="num" w:pos="6480"/>
+        </w:tabs>
+        <w:ind w:left="6480" w:hanging="360"/>
+      </w:pPr>
+      <w:rPr>
+        <w:rFonts w:ascii="Wingdings" w:hAnsi="Wingdings" w:hint="default"/>
+        <w:sz w:val="20"/>
+      </w:rPr>
+    </w:lvl>
+  </w:abstractNum>
+  <w:abstractNum w:abstractNumId="7" w15:restartNumberingAfterBreak="0">
+    <w:nsid w:val="516300DB"/>
+    <w:multiLevelType w:val="multilevel"/>
+    <w:tmpl w:val="0BAE6ADE"/>
+    <w:lvl w:ilvl="0">
+      <w:start w:val="1"/>
+      <w:numFmt w:val="bullet"/>
+      <w:lvlText w:val=""/>
+      <w:lvlJc w:val="left"/>
+      <w:pPr>
+        <w:tabs>
+          <w:tab w:val="num" w:pos="720"/>
+        </w:tabs>
+        <w:ind w:left="720" w:hanging="360"/>
+      </w:pPr>
+      <w:rPr>
+        <w:rFonts w:ascii="Symbol" w:hAnsi="Symbol" w:hint="default"/>
+        <w:sz w:val="20"/>
+      </w:rPr>
+    </w:lvl>
+    <w:lvl w:ilvl="1" w:tentative="1">
+      <w:start w:val="1"/>
+      <w:numFmt w:val="bullet"/>
+      <w:lvlText w:val="o"/>
+      <w:lvlJc w:val="left"/>
+      <w:pPr>
+        <w:tabs>
+          <w:tab w:val="num" w:pos="1440"/>
+        </w:tabs>
+        <w:ind w:left="1440" w:hanging="360"/>
+      </w:pPr>
+      <w:rPr>
+        <w:rFonts w:ascii="Courier New" w:hAnsi="Courier New" w:hint="default"/>
+        <w:sz w:val="20"/>
+      </w:rPr>
+    </w:lvl>
+    <w:lvl w:ilvl="2" w:tentative="1">
+      <w:start w:val="1"/>
+      <w:numFmt w:val="bullet"/>
+      <w:lvlText w:val=""/>
+      <w:lvlJc w:val="left"/>
+      <w:pPr>
+        <w:tabs>
+          <w:tab w:val="num" w:pos="2160"/>
+        </w:tabs>
+        <w:ind w:left="2160" w:hanging="360"/>
+      </w:pPr>
+      <w:rPr>
+        <w:rFonts w:ascii="Wingdings" w:hAnsi="Wingdings" w:hint="default"/>
+        <w:sz w:val="20"/>
+      </w:rPr>
+    </w:lvl>
+    <w:lvl w:ilvl="3" w:tentative="1">
+      <w:start w:val="1"/>
+      <w:numFmt w:val="bullet"/>
+      <w:lvlText w:val=""/>
+      <w:lvlJc w:val="left"/>
+      <w:pPr>
+        <w:tabs>
+          <w:tab w:val="num" w:pos="2880"/>
+        </w:tabs>
+        <w:ind w:left="2880" w:hanging="360"/>
+      </w:pPr>
+      <w:rPr>
+        <w:rFonts w:ascii="Wingdings" w:hAnsi="Wingdings" w:hint="default"/>
+        <w:sz w:val="20"/>
+      </w:rPr>
+    </w:lvl>
+    <w:lvl w:ilvl="4" w:tentative="1">
+      <w:start w:val="1"/>
+      <w:numFmt w:val="bullet"/>
+      <w:lvlText w:val=""/>
+      <w:lvlJc w:val="left"/>
+      <w:pPr>
+        <w:tabs>
+          <w:tab w:val="num" w:pos="3600"/>
+        </w:tabs>
+        <w:ind w:left="3600" w:hanging="360"/>
+      </w:pPr>
+      <w:rPr>
+        <w:rFonts w:ascii="Wingdings" w:hAnsi="Wingdings" w:hint="default"/>
+        <w:sz w:val="20"/>
+      </w:rPr>
+    </w:lvl>
+    <w:lvl w:ilvl="5" w:tentative="1">
+      <w:start w:val="1"/>
+      <w:numFmt w:val="bullet"/>
+      <w:lvlText w:val=""/>
+      <w:lvlJc w:val="left"/>
+      <w:pPr>
+        <w:tabs>
+          <w:tab w:val="num" w:pos="4320"/>
+        </w:tabs>
+        <w:ind w:left="4320" w:hanging="360"/>
+      </w:pPr>
+      <w:rPr>
+        <w:rFonts w:ascii="Wingdings" w:hAnsi="Wingdings" w:hint="default"/>
+        <w:sz w:val="20"/>
+      </w:rPr>
+    </w:lvl>
+    <w:lvl w:ilvl="6" w:tentative="1">
+      <w:start w:val="1"/>
+      <w:numFmt w:val="bullet"/>
+      <w:lvlText w:val=""/>
+      <w:lvlJc w:val="left"/>
+      <w:pPr>
+        <w:tabs>
+          <w:tab w:val="num" w:pos="5040"/>
+        </w:tabs>
+        <w:ind w:left="5040" w:hanging="360"/>
+      </w:pPr>
+      <w:rPr>
+        <w:rFonts w:ascii="Wingdings" w:hAnsi="Wingdings" w:hint="default"/>
+        <w:sz w:val="20"/>
+      </w:rPr>
+    </w:lvl>
+    <w:lvl w:ilvl="7" w:tentative="1">
+      <w:start w:val="1"/>
+      <w:numFmt w:val="bullet"/>
+      <w:lvlText w:val=""/>
+      <w:lvlJc w:val="left"/>
+      <w:pPr>
+        <w:tabs>
+          <w:tab w:val="num" w:pos="5760"/>
+        </w:tabs>
+        <w:ind w:left="5760" w:hanging="360"/>
+      </w:pPr>
+      <w:rPr>
+        <w:rFonts w:ascii="Wingdings" w:hAnsi="Wingdings" w:hint="default"/>
+        <w:sz w:val="20"/>
+      </w:rPr>
+    </w:lvl>
+    <w:lvl w:ilvl="8" w:tentative="1">
+      <w:start w:val="1"/>
+      <w:numFmt w:val="bullet"/>
+      <w:lvlText w:val=""/>
+      <w:lvlJc w:val="left"/>
+      <w:pPr>
+        <w:tabs>
+          <w:tab w:val="num" w:pos="6480"/>
+        </w:tabs>
+        <w:ind w:left="6480" w:hanging="360"/>
+      </w:pPr>
+      <w:rPr>
+        <w:rFonts w:ascii="Wingdings" w:hAnsi="Wingdings" w:hint="default"/>
+        <w:sz w:val="20"/>
+      </w:rPr>
+    </w:lvl>
+  </w:abstractNum>
+  <w:abstractNum w:abstractNumId="8" w15:restartNumberingAfterBreak="0">
+    <w:nsid w:val="58BD1067"/>
+    <w:multiLevelType w:val="multilevel"/>
+    <w:tmpl w:val="E55A69BA"/>
+    <w:lvl w:ilvl="0">
+      <w:start w:val="1"/>
+      <w:numFmt w:val="bullet"/>
+      <w:lvlText w:val=""/>
+      <w:lvlJc w:val="left"/>
+      <w:pPr>
+        <w:tabs>
+          <w:tab w:val="num" w:pos="720"/>
+        </w:tabs>
+        <w:ind w:left="720" w:hanging="360"/>
+      </w:pPr>
+      <w:rPr>
+        <w:rFonts w:ascii="Symbol" w:hAnsi="Symbol" w:hint="default"/>
+        <w:sz w:val="20"/>
+      </w:rPr>
+    </w:lvl>
+    <w:lvl w:ilvl="1" w:tentative="1">
+      <w:start w:val="1"/>
+      <w:numFmt w:val="bullet"/>
+      <w:lvlText w:val="o"/>
+      <w:lvlJc w:val="left"/>
+      <w:pPr>
+        <w:tabs>
+          <w:tab w:val="num" w:pos="1440"/>
+        </w:tabs>
+        <w:ind w:left="1440" w:hanging="360"/>
+      </w:pPr>
+      <w:rPr>
+        <w:rFonts w:ascii="Courier New" w:hAnsi="Courier New" w:hint="default"/>
+        <w:sz w:val="20"/>
+      </w:rPr>
+    </w:lvl>
+    <w:lvl w:ilvl="2" w:tentative="1">
+      <w:start w:val="1"/>
+      <w:numFmt w:val="bullet"/>
+      <w:lvlText w:val=""/>
+      <w:lvlJc w:val="left"/>
+      <w:pPr>
+        <w:tabs>
+          <w:tab w:val="num" w:pos="2160"/>
+        </w:tabs>
+        <w:ind w:left="2160" w:hanging="360"/>
+      </w:pPr>
+      <w:rPr>
+        <w:rFonts w:ascii="Wingdings" w:hAnsi="Wingdings" w:hint="default"/>
+        <w:sz w:val="20"/>
+      </w:rPr>
+    </w:lvl>
+    <w:lvl w:ilvl="3" w:tentative="1">
+      <w:start w:val="1"/>
+      <w:numFmt w:val="bullet"/>
+      <w:lvlText w:val=""/>
+      <w:lvlJc w:val="left"/>
+      <w:pPr>
+        <w:tabs>
+          <w:tab w:val="num" w:pos="2880"/>
+        </w:tabs>
+        <w:ind w:left="2880" w:hanging="360"/>
+      </w:pPr>
+      <w:rPr>
+        <w:rFonts w:ascii="Wingdings" w:hAnsi="Wingdings" w:hint="default"/>
+        <w:sz w:val="20"/>
+      </w:rPr>
+    </w:lvl>
+    <w:lvl w:ilvl="4" w:tentative="1">
+      <w:start w:val="1"/>
+      <w:numFmt w:val="bullet"/>
+      <w:lvlText w:val=""/>
+      <w:lvlJc w:val="left"/>
+      <w:pPr>
+        <w:tabs>
+          <w:tab w:val="num" w:pos="3600"/>
+        </w:tabs>
+        <w:ind w:left="3600" w:hanging="360"/>
+      </w:pPr>
+      <w:rPr>
+        <w:rFonts w:ascii="Wingdings" w:hAnsi="Wingdings" w:hint="default"/>
+        <w:sz w:val="20"/>
+      </w:rPr>
+    </w:lvl>
+    <w:lvl w:ilvl="5" w:tentative="1">
+      <w:start w:val="1"/>
+      <w:numFmt w:val="bullet"/>
+      <w:lvlText w:val=""/>
+      <w:lvlJc w:val="left"/>
+      <w:pPr>
+        <w:tabs>
+          <w:tab w:val="num" w:pos="4320"/>
+        </w:tabs>
+        <w:ind w:left="4320" w:hanging="360"/>
+      </w:pPr>
+      <w:rPr>
+        <w:rFonts w:ascii="Wingdings" w:hAnsi="Wingdings" w:hint="default"/>
+        <w:sz w:val="20"/>
+      </w:rPr>
+    </w:lvl>
+    <w:lvl w:ilvl="6" w:tentative="1">
+      <w:start w:val="1"/>
+      <w:numFmt w:val="bullet"/>
+      <w:lvlText w:val=""/>
+      <w:lvlJc w:val="left"/>
+      <w:pPr>
+        <w:tabs>
+          <w:tab w:val="num" w:pos="5040"/>
+        </w:tabs>
+        <w:ind w:left="5040" w:hanging="360"/>
+      </w:pPr>
+      <w:rPr>
+        <w:rFonts w:ascii="Wingdings" w:hAnsi="Wingdings" w:hint="default"/>
+        <w:sz w:val="20"/>
+      </w:rPr>
+    </w:lvl>
+    <w:lvl w:ilvl="7" w:tentative="1">
+      <w:start w:val="1"/>
+      <w:numFmt w:val="bullet"/>
+      <w:lvlText w:val=""/>
+      <w:lvlJc w:val="left"/>
+      <w:pPr>
+        <w:tabs>
+          <w:tab w:val="num" w:pos="5760"/>
+        </w:tabs>
+        <w:ind w:left="5760" w:hanging="360"/>
+      </w:pPr>
+      <w:rPr>
+        <w:rFonts w:ascii="Wingdings" w:hAnsi="Wingdings" w:hint="default"/>
+        <w:sz w:val="20"/>
+      </w:rPr>
+    </w:lvl>
+    <w:lvl w:ilvl="8" w:tentative="1">
+      <w:start w:val="1"/>
+      <w:numFmt w:val="bullet"/>
+      <w:lvlText w:val=""/>
+      <w:lvlJc w:val="left"/>
+      <w:pPr>
+        <w:tabs>
+          <w:tab w:val="num" w:pos="6480"/>
+        </w:tabs>
+        <w:ind w:left="6480" w:hanging="360"/>
+      </w:pPr>
+      <w:rPr>
+        <w:rFonts w:ascii="Wingdings" w:hAnsi="Wingdings" w:hint="default"/>
+        <w:sz w:val="20"/>
+      </w:rPr>
+    </w:lvl>
+  </w:abstractNum>
+  <w:abstractNum w:abstractNumId="9" w15:restartNumberingAfterBreak="0">
+    <w:nsid w:val="67895291"/>
+    <w:multiLevelType w:val="multilevel"/>
+    <w:tmpl w:val="7444EB52"/>
+    <w:lvl w:ilvl="0">
+      <w:start w:val="1"/>
+      <w:numFmt w:val="bullet"/>
+      <w:lvlText w:val=""/>
+      <w:lvlJc w:val="left"/>
+      <w:pPr>
+        <w:tabs>
+          <w:tab w:val="num" w:pos="720"/>
+        </w:tabs>
+        <w:ind w:left="720" w:hanging="360"/>
+      </w:pPr>
+      <w:rPr>
+        <w:rFonts w:ascii="Symbol" w:hAnsi="Symbol" w:hint="default"/>
+        <w:sz w:val="20"/>
+      </w:rPr>
+    </w:lvl>
+    <w:lvl w:ilvl="1" w:tentative="1">
+      <w:start w:val="1"/>
+      <w:numFmt w:val="bullet"/>
+      <w:lvlText w:val="o"/>
+      <w:lvlJc w:val="left"/>
+      <w:pPr>
+        <w:tabs>
+          <w:tab w:val="num" w:pos="1440"/>
+        </w:tabs>
+        <w:ind w:left="1440" w:hanging="360"/>
+      </w:pPr>
+      <w:rPr>
+        <w:rFonts w:ascii="Courier New" w:hAnsi="Courier New" w:hint="default"/>
+        <w:sz w:val="20"/>
+      </w:rPr>
+    </w:lvl>
+    <w:lvl w:ilvl="2" w:tentative="1">
+      <w:start w:val="1"/>
+      <w:numFmt w:val="bullet"/>
+      <w:lvlText w:val=""/>
+      <w:lvlJc w:val="left"/>
+      <w:pPr>
+        <w:tabs>
+          <w:tab w:val="num" w:pos="2160"/>
+        </w:tabs>
+        <w:ind w:left="2160" w:hanging="360"/>
+      </w:pPr>
+      <w:rPr>
+        <w:rFonts w:ascii="Wingdings" w:hAnsi="Wingdings" w:hint="default"/>
+        <w:sz w:val="20"/>
+      </w:rPr>
+    </w:lvl>
+    <w:lvl w:ilvl="3" w:tentative="1">
+      <w:start w:val="1"/>
+      <w:numFmt w:val="bullet"/>
+      <w:lvlText w:val=""/>
+      <w:lvlJc w:val="left"/>
+      <w:pPr>
+        <w:tabs>
+          <w:tab w:val="num" w:pos="2880"/>
+        </w:tabs>
+        <w:ind w:left="2880" w:hanging="360"/>
+      </w:pPr>
+      <w:rPr>
+        <w:rFonts w:ascii="Wingdings" w:hAnsi="Wingdings" w:hint="default"/>
+        <w:sz w:val="20"/>
+      </w:rPr>
+    </w:lvl>
+    <w:lvl w:ilvl="4" w:tentative="1">
+      <w:start w:val="1"/>
+      <w:numFmt w:val="bullet"/>
+      <w:lvlText w:val=""/>
+      <w:lvlJc w:val="left"/>
+      <w:pPr>
+        <w:tabs>
+          <w:tab w:val="num" w:pos="3600"/>
+        </w:tabs>
+        <w:ind w:left="3600" w:hanging="360"/>
+      </w:pPr>
+      <w:rPr>
+        <w:rFonts w:ascii="Wingdings" w:hAnsi="Wingdings" w:hint="default"/>
+        <w:sz w:val="20"/>
+      </w:rPr>
+    </w:lvl>
+    <w:lvl w:ilvl="5" w:tentative="1">
+      <w:start w:val="1"/>
+      <w:numFmt w:val="bullet"/>
+      <w:lvlText w:val=""/>
+      <w:lvlJc w:val="left"/>
+      <w:pPr>
+        <w:tabs>
+          <w:tab w:val="num" w:pos="4320"/>
+        </w:tabs>
+        <w:ind w:left="4320" w:hanging="360"/>
+      </w:pPr>
+      <w:rPr>
+        <w:rFonts w:ascii="Wingdings" w:hAnsi="Wingdings" w:hint="default"/>
+        <w:sz w:val="20"/>
+      </w:rPr>
+    </w:lvl>
+    <w:lvl w:ilvl="6" w:tentative="1">
+      <w:start w:val="1"/>
+      <w:numFmt w:val="bullet"/>
+      <w:lvlText w:val=""/>
+      <w:lvlJc w:val="left"/>
+      <w:pPr>
+        <w:tabs>
+          <w:tab w:val="num" w:pos="5040"/>
+        </w:tabs>
+        <w:ind w:left="5040" w:hanging="360"/>
+      </w:pPr>
+      <w:rPr>
+        <w:rFonts w:ascii="Wingdings" w:hAnsi="Wingdings" w:hint="default"/>
+        <w:sz w:val="20"/>
+      </w:rPr>
+    </w:lvl>
+    <w:lvl w:ilvl="7" w:tentative="1">
+      <w:start w:val="1"/>
+      <w:numFmt w:val="bullet"/>
+      <w:lvlText w:val=""/>
+      <w:lvlJc w:val="left"/>
+      <w:pPr>
+        <w:tabs>
+          <w:tab w:val="num" w:pos="5760"/>
+        </w:tabs>
+        <w:ind w:left="5760" w:hanging="360"/>
+      </w:pPr>
+      <w:rPr>
+        <w:rFonts w:ascii="Wingdings" w:hAnsi="Wingdings" w:hint="default"/>
+        <w:sz w:val="20"/>
+      </w:rPr>
+    </w:lvl>
+    <w:lvl w:ilvl="8" w:tentative="1">
+      <w:start w:val="1"/>
+      <w:numFmt w:val="bullet"/>
+      <w:lvlText w:val=""/>
+      <w:lvlJc w:val="left"/>
+      <w:pPr>
+        <w:tabs>
+          <w:tab w:val="num" w:pos="6480"/>
+        </w:tabs>
+        <w:ind w:left="6480" w:hanging="360"/>
+      </w:pPr>
+      <w:rPr>
+        <w:rFonts w:ascii="Wingdings" w:hAnsi="Wingdings" w:hint="default"/>
+        <w:sz w:val="20"/>
+      </w:rPr>
+    </w:lvl>
+  </w:abstractNum>
+  <w:abstractNum w:abstractNumId="10" w15:restartNumberingAfterBreak="0">
+    <w:nsid w:val="6E340EA5"/>
+    <w:multiLevelType w:val="multilevel"/>
+    <w:tmpl w:val="F2CAD5EC"/>
+    <w:lvl w:ilvl="0">
+      <w:start w:val="1"/>
+      <w:numFmt w:val="decimal"/>
+      <w:lvlText w:val="%1."/>
+      <w:lvlJc w:val="left"/>
+      <w:pPr>
+        <w:tabs>
+          <w:tab w:val="num" w:pos="720"/>
+        </w:tabs>
+        <w:ind w:left="720" w:hanging="360"/>
+      </w:pPr>
+    </w:lvl>
+    <w:lvl w:ilvl="1" w:tentative="1">
+      <w:start w:val="1"/>
+      <w:numFmt w:val="decimal"/>
+      <w:lvlText w:val="%2."/>
+      <w:lvlJc w:val="left"/>
+      <w:pPr>
+        <w:tabs>
+          <w:tab w:val="num" w:pos="1440"/>
+        </w:tabs>
+        <w:ind w:left="1440" w:hanging="360"/>
+      </w:pPr>
+    </w:lvl>
+    <w:lvl w:ilvl="2" w:tentative="1">
+      <w:start w:val="1"/>
+      <w:numFmt w:val="decimal"/>
+      <w:lvlText w:val="%3."/>
+      <w:lvlJc w:val="left"/>
+      <w:pPr>
+        <w:tabs>
+          <w:tab w:val="num" w:pos="2160"/>
+        </w:tabs>
+        <w:ind w:left="2160" w:hanging="360"/>
+      </w:pPr>
+    </w:lvl>
+    <w:lvl w:ilvl="3" w:tentative="1">
+      <w:start w:val="1"/>
+      <w:numFmt w:val="decimal"/>
+      <w:lvlText w:val="%4."/>
+      <w:lvlJc w:val="left"/>
+      <w:pPr>
+        <w:tabs>
+          <w:tab w:val="num" w:pos="2880"/>
+        </w:tabs>
+        <w:ind w:left="2880" w:hanging="360"/>
+      </w:pPr>
+    </w:lvl>
+    <w:lvl w:ilvl="4" w:tentative="1">
+      <w:start w:val="1"/>
+      <w:numFmt w:val="decimal"/>
+      <w:lvlText w:val="%5."/>
+      <w:lvlJc w:val="left"/>
+      <w:pPr>
+        <w:tabs>
+          <w:tab w:val="num" w:pos="3600"/>
+        </w:tabs>
+        <w:ind w:left="3600" w:hanging="360"/>
+      </w:pPr>
+    </w:lvl>
+    <w:lvl w:ilvl="5" w:tentative="1">
+      <w:start w:val="1"/>
+      <w:numFmt w:val="decimal"/>
+      <w:lvlText w:val="%6."/>
+      <w:lvlJc w:val="left"/>
+      <w:pPr>
+        <w:tabs>
+          <w:tab w:val="num" w:pos="4320"/>
+        </w:tabs>
+        <w:ind w:left="4320" w:hanging="360"/>
+      </w:pPr>
+    </w:lvl>
+    <w:lvl w:ilvl="6" w:tentative="1">
+      <w:start w:val="1"/>
+      <w:numFmt w:val="decimal"/>
+      <w:lvlText w:val="%7."/>
+      <w:lvlJc w:val="left"/>
+      <w:pPr>
+        <w:tabs>
+          <w:tab w:val="num" w:pos="5040"/>
+        </w:tabs>
+        <w:ind w:left="5040" w:hanging="360"/>
+      </w:pPr>
+    </w:lvl>
+    <w:lvl w:ilvl="7" w:tentative="1">
+      <w:start w:val="1"/>
+      <w:numFmt w:val="decimal"/>
+      <w:lvlText w:val="%8."/>
+      <w:lvlJc w:val="left"/>
+      <w:pPr>
+        <w:tabs>
+          <w:tab w:val="num" w:pos="5760"/>
+        </w:tabs>
+        <w:ind w:left="5760" w:hanging="360"/>
+      </w:pPr>
+    </w:lvl>
+    <w:lvl w:ilvl="8" w:tentative="1">
+      <w:start w:val="1"/>
+      <w:numFmt w:val="decimal"/>
+      <w:lvlText w:val="%9."/>
+      <w:lvlJc w:val="left"/>
+      <w:pPr>
+        <w:tabs>
+          <w:tab w:val="num" w:pos="6480"/>
+        </w:tabs>
+        <w:ind w:left="6480" w:hanging="360"/>
+      </w:pPr>
+    </w:lvl>
+  </w:abstractNum>
   <w:num w:numId="1">
+    <w:abstractNumId w:val="5"/>
+  </w:num>
+  <w:num w:numId="2">
+    <w:abstractNumId w:val="3"/>
+  </w:num>
+  <w:num w:numId="3">
+    <w:abstractNumId w:val="9"/>
+  </w:num>
+  <w:num w:numId="4">
     <w:abstractNumId w:val="0"/>
+  </w:num>
+  <w:num w:numId="5">
+    <w:abstractNumId w:val="8"/>
+  </w:num>
+  <w:num w:numId="6">
+    <w:abstractNumId w:val="7"/>
+  </w:num>
+  <w:num w:numId="7">
+    <w:abstractNumId w:val="2"/>
+  </w:num>
+  <w:num w:numId="8">
+    <w:abstractNumId w:val="1"/>
+  </w:num>
+  <w:num w:numId="9">
+    <w:abstractNumId w:val="10"/>
+  </w:num>
+  <w:num w:numId="10">
+    <w:abstractNumId w:val="6"/>
+  </w:num>
+  <w:num w:numId="11">
+    <w:abstractNumId w:val="4"/>
   </w:num>
 </w:numbering>
 </file>
@@ -829,6 +4699,113 @@
       <w:contextualSpacing/>
     </w:pPr>
   </w:style>
+  <w:style w:type="paragraph" w:styleId="NormalWeb">
+    <w:name w:val="Normal (Web)"/>
+    <w:basedOn w:val="Normal"/>
+    <w:uiPriority w:val="99"/>
+    <w:semiHidden/>
+    <w:unhideWhenUsed/>
+    <w:rsid w:val="00644EE3"/>
+    <w:pPr>
+      <w:spacing w:before="100" w:beforeAutospacing="1" w:after="100" w:afterAutospacing="1" w:line="240" w:lineRule="auto"/>
+    </w:pPr>
+    <w:rPr>
+      <w:rFonts w:ascii="Times New Roman" w:eastAsia="Times New Roman" w:hAnsi="Times New Roman" w:cs="Times New Roman"/>
+      <w:sz w:val="24"/>
+      <w:szCs w:val="24"/>
+    </w:rPr>
+  </w:style>
+  <w:style w:type="character" w:customStyle="1" w:styleId="citation-0">
+    <w:name w:val="citation-0"/>
+    <w:basedOn w:val="DefaultParagraphFont"/>
+    <w:rsid w:val="00644EE3"/>
+  </w:style>
+  <w:style w:type="character" w:customStyle="1" w:styleId="citation-1">
+    <w:name w:val="citation-1"/>
+    <w:basedOn w:val="DefaultParagraphFont"/>
+    <w:rsid w:val="00644EE3"/>
+  </w:style>
+  <w:style w:type="character" w:customStyle="1" w:styleId="button-container">
+    <w:name w:val="button-container"/>
+    <w:basedOn w:val="DefaultParagraphFont"/>
+    <w:rsid w:val="00644EE3"/>
+  </w:style>
+  <w:style w:type="character" w:styleId="Strong">
+    <w:name w:val="Strong"/>
+    <w:basedOn w:val="DefaultParagraphFont"/>
+    <w:uiPriority w:val="22"/>
+    <w:qFormat/>
+    <w:rsid w:val="00644EE3"/>
+    <w:rPr>
+      <w:b/>
+      <w:bCs/>
+    </w:rPr>
+  </w:style>
+  <w:style w:type="character" w:customStyle="1" w:styleId="citation-2">
+    <w:name w:val="citation-2"/>
+    <w:basedOn w:val="DefaultParagraphFont"/>
+    <w:rsid w:val="00644EE3"/>
+  </w:style>
+  <w:style w:type="character" w:customStyle="1" w:styleId="citation-3">
+    <w:name w:val="citation-3"/>
+    <w:basedOn w:val="DefaultParagraphFont"/>
+    <w:rsid w:val="00644EE3"/>
+  </w:style>
+  <w:style w:type="character" w:customStyle="1" w:styleId="citation-4">
+    <w:name w:val="citation-4"/>
+    <w:basedOn w:val="DefaultParagraphFont"/>
+    <w:rsid w:val="00644EE3"/>
+  </w:style>
+  <w:style w:type="character" w:customStyle="1" w:styleId="citation-5">
+    <w:name w:val="citation-5"/>
+    <w:basedOn w:val="DefaultParagraphFont"/>
+    <w:rsid w:val="00644EE3"/>
+  </w:style>
+  <w:style w:type="character" w:customStyle="1" w:styleId="citation-6">
+    <w:name w:val="citation-6"/>
+    <w:basedOn w:val="DefaultParagraphFont"/>
+    <w:rsid w:val="00644EE3"/>
+  </w:style>
+  <w:style w:type="character" w:customStyle="1" w:styleId="citation-7">
+    <w:name w:val="citation-7"/>
+    <w:basedOn w:val="DefaultParagraphFont"/>
+    <w:rsid w:val="00644EE3"/>
+  </w:style>
+  <w:style w:type="character" w:customStyle="1" w:styleId="citation-8">
+    <w:name w:val="citation-8"/>
+    <w:basedOn w:val="DefaultParagraphFont"/>
+    <w:rsid w:val="00644EE3"/>
+  </w:style>
+  <w:style w:type="character" w:customStyle="1" w:styleId="citation-9">
+    <w:name w:val="citation-9"/>
+    <w:basedOn w:val="DefaultParagraphFont"/>
+    <w:rsid w:val="00644EE3"/>
+  </w:style>
+  <w:style w:type="character" w:customStyle="1" w:styleId="citation-10">
+    <w:name w:val="citation-10"/>
+    <w:basedOn w:val="DefaultParagraphFont"/>
+    <w:rsid w:val="00644EE3"/>
+  </w:style>
+  <w:style w:type="character" w:customStyle="1" w:styleId="citation-11">
+    <w:name w:val="citation-11"/>
+    <w:basedOn w:val="DefaultParagraphFont"/>
+    <w:rsid w:val="00644EE3"/>
+  </w:style>
+  <w:style w:type="character" w:customStyle="1" w:styleId="citation-12">
+    <w:name w:val="citation-12"/>
+    <w:basedOn w:val="DefaultParagraphFont"/>
+    <w:rsid w:val="00644EE3"/>
+  </w:style>
+  <w:style w:type="character" w:customStyle="1" w:styleId="citation-13">
+    <w:name w:val="citation-13"/>
+    <w:basedOn w:val="DefaultParagraphFont"/>
+    <w:rsid w:val="00644EE3"/>
+  </w:style>
+  <w:style w:type="character" w:customStyle="1" w:styleId="citation-14">
+    <w:name w:val="citation-14"/>
+    <w:basedOn w:val="DefaultParagraphFont"/>
+    <w:rsid w:val="00644EE3"/>
+  </w:style>
 </w:styles>
 </file>
 

--- a/Lecture 0 - Scratch.docx
+++ b/Lecture 0 - Scratch.docx
@@ -278,6 +278,7 @@
       <w:r>
         <w:rPr>
           <w:rFonts w:ascii="Times New Roman" w:eastAsia="Times New Roman" w:hAnsi="Times New Roman" w:cs="Times New Roman"/>
+          <w:noProof/>
           <w:sz w:val="24"/>
           <w:szCs w:val="24"/>
         </w:rPr>
@@ -716,6 +717,7 @@
       <w:r>
         <w:rPr>
           <w:rFonts w:ascii="Times New Roman" w:eastAsia="Times New Roman" w:hAnsi="Times New Roman" w:cs="Times New Roman"/>
+          <w:noProof/>
           <w:sz w:val="24"/>
           <w:szCs w:val="24"/>
         </w:rPr>
@@ -772,25 +774,7 @@
           <w:sz w:val="24"/>
           <w:szCs w:val="24"/>
         </w:rPr>
-        <w:t xml:space="preserve">In essence, computer science is about understanding the fundamental principles of computation </w:t>
-      </w:r>
-      <w:proofErr w:type="gramStart"/>
-      <w:r>
-        <w:rPr>
-          <w:rFonts w:ascii="Times New Roman" w:eastAsia="Times New Roman" w:hAnsi="Times New Roman" w:cs="Times New Roman"/>
-          <w:sz w:val="24"/>
-          <w:szCs w:val="24"/>
-        </w:rPr>
-        <w:t>and</w:t>
-      </w:r>
-      <w:proofErr w:type="gramEnd"/>
-      <w:r>
-        <w:rPr>
-          <w:rFonts w:ascii="Times New Roman" w:eastAsia="Times New Roman" w:hAnsi="Times New Roman" w:cs="Times New Roman"/>
-          <w:sz w:val="24"/>
-          <w:szCs w:val="24"/>
-        </w:rPr>
-        <w:t xml:space="preserve"> using that knowledge to create innovative technologies and solve real-world problems across various domains.</w:t>
+        <w:t>In essence, computer science is about understanding the fundamental principles of computation and using that knowledge to create innovative technologies and solve real-world problems across various domains.</w:t>
       </w:r>
     </w:p>
     <w:p>
@@ -1593,6 +1577,7 @@
       <w:r>
         <w:rPr>
           <w:rFonts w:ascii="Times New Roman" w:eastAsia="Times New Roman" w:hAnsi="Times New Roman" w:cs="Times New Roman"/>
+          <w:noProof/>
           <w:sz w:val="24"/>
           <w:szCs w:val="24"/>
         </w:rPr>
@@ -1767,6 +1752,7 @@
       <w:r>
         <w:rPr>
           <w:rFonts w:ascii="Times New Roman" w:eastAsia="Times New Roman" w:hAnsi="Times New Roman" w:cs="Times New Roman"/>
+          <w:noProof/>
           <w:sz w:val="24"/>
           <w:szCs w:val="24"/>
         </w:rPr>
@@ -2163,8 +2149,6 @@
         </w:rPr>
         <w:t xml:space="preserve"> Just like the decimal system (base-10) uses powers of 10, the binary system (base-2) uses powers of 2 to represent numbers. Each position in a binary number represents a power of 2, starting from 20 on the rightmost side.</w:t>
       </w:r>
-      <w:bookmarkStart w:id="0" w:name="_GoBack"/>
-      <w:bookmarkEnd w:id="0"/>
     </w:p>
     <w:p>
       <w:pPr>
@@ -2511,11 +2495,6 @@
     </w:p>
     <w:p>
       <w:pPr>
-        <w:pStyle w:val="ListParagraph"/>
-        <w:numPr>
-          <w:ilvl w:val="0"/>
-          <w:numId w:val="1"/>
-        </w:numPr>
         <w:spacing w:after="0"/>
         <w:rPr>
           <w:rFonts w:ascii="Times New Roman" w:hAnsi="Times New Roman" w:cs="Times New Roman"/>
@@ -2526,21 +2505,713 @@
         </w:rPr>
       </w:pPr>
       <w:r>
+        <w:rPr>
+          <w:rFonts w:ascii="Times New Roman" w:hAnsi="Times New Roman" w:cs="Times New Roman"/>
+          <w:b/>
+          <w:bCs/>
+          <w:sz w:val="28"/>
+          <w:szCs w:val="28"/>
+        </w:rPr>
+        <w:t>How would a computer represent something like a letter or a number?</w:t>
+      </w:r>
+      <w:r>
+        <w:rPr>
+          <w:rFonts w:ascii="Times New Roman" w:hAnsi="Times New Roman" w:cs="Times New Roman"/>
+          <w:b/>
+          <w:bCs/>
+          <w:sz w:val="28"/>
+          <w:szCs w:val="28"/>
+        </w:rPr>
+        <w:t xml:space="preserve"> </w:t>
+      </w:r>
+    </w:p>
+    <w:p>
+      <w:pPr>
+        <w:spacing w:after="0"/>
+        <w:rPr>
+          <w:rFonts w:ascii="Times New Roman" w:hAnsi="Times New Roman" w:cs="Times New Roman"/>
+          <w:b/>
+          <w:bCs/>
+          <w:sz w:val="28"/>
+          <w:szCs w:val="28"/>
+        </w:rPr>
+      </w:pPr>
+      <w:r>
+        <w:rPr>
+          <w:rFonts w:ascii="Times New Roman" w:eastAsia="Times New Roman" w:hAnsi="Times New Roman" w:cs="Times New Roman"/>
+          <w:sz w:val="24"/>
+          <w:szCs w:val="24"/>
+        </w:rPr>
+        <w:t xml:space="preserve">A computer represents letters and numbers using a system called </w:t>
+      </w:r>
+      <w:r>
+        <w:rPr>
+          <w:rFonts w:ascii="Times New Roman" w:eastAsia="Times New Roman" w:hAnsi="Times New Roman" w:cs="Times New Roman"/>
+          <w:b/>
+          <w:bCs/>
+          <w:sz w:val="24"/>
+          <w:szCs w:val="24"/>
+        </w:rPr>
+        <w:t>character encoding</w:t>
+      </w:r>
+      <w:r>
+        <w:rPr>
+          <w:rFonts w:ascii="Times New Roman" w:eastAsia="Times New Roman" w:hAnsi="Times New Roman" w:cs="Times New Roman"/>
+          <w:sz w:val="24"/>
+          <w:szCs w:val="24"/>
+        </w:rPr>
+        <w:t xml:space="preserve">. This system assigns a unique numerical value to each character (letters, numbers, symbols, etc.). These numerical values are then stored and processed as binary numbers (sequences of 0s and 1s).   </w:t>
+      </w:r>
+    </w:p>
+    <w:p>
+      <w:pPr>
+        <w:spacing w:before="100" w:beforeAutospacing="1" w:after="100" w:afterAutospacing="1" w:line="240" w:lineRule="auto"/>
+        <w:jc w:val="both"/>
+        <w:rPr>
+          <w:rFonts w:ascii="Times New Roman" w:eastAsia="Times New Roman" w:hAnsi="Times New Roman" w:cs="Times New Roman"/>
+          <w:sz w:val="24"/>
+          <w:szCs w:val="24"/>
+        </w:rPr>
+      </w:pPr>
+      <w:r>
+        <w:rPr>
+          <w:rFonts w:ascii="Times New Roman" w:eastAsia="Times New Roman" w:hAnsi="Times New Roman" w:cs="Times New Roman"/>
+          <w:sz w:val="24"/>
+          <w:szCs w:val="24"/>
+        </w:rPr>
+        <w:t>Here's a breakdown of how it works for letters and numbers:</w:t>
+      </w:r>
+    </w:p>
+    <w:p>
+      <w:pPr>
+        <w:spacing w:before="100" w:beforeAutospacing="1" w:after="100" w:afterAutospacing="1" w:line="240" w:lineRule="auto"/>
+        <w:jc w:val="both"/>
+        <w:rPr>
+          <w:rFonts w:ascii="Times New Roman" w:eastAsia="Times New Roman" w:hAnsi="Times New Roman" w:cs="Times New Roman"/>
+          <w:sz w:val="24"/>
+          <w:szCs w:val="24"/>
+        </w:rPr>
+      </w:pPr>
+      <w:r>
+        <w:rPr>
+          <w:rFonts w:ascii="Times New Roman" w:eastAsia="Times New Roman" w:hAnsi="Times New Roman" w:cs="Times New Roman"/>
+          <w:b/>
+          <w:bCs/>
+          <w:sz w:val="24"/>
+          <w:szCs w:val="24"/>
+        </w:rPr>
+        <w:t>1. Character Encoding Standards:</w:t>
+      </w:r>
+    </w:p>
+    <w:p>
+      <w:pPr>
+        <w:numPr>
+          <w:ilvl w:val="0"/>
+          <w:numId w:val="12"/>
+        </w:numPr>
+        <w:spacing w:before="100" w:beforeAutospacing="1" w:after="100" w:afterAutospacing="1" w:line="240" w:lineRule="auto"/>
+        <w:jc w:val="both"/>
+        <w:rPr>
+          <w:rFonts w:ascii="Times New Roman" w:eastAsia="Times New Roman" w:hAnsi="Times New Roman" w:cs="Times New Roman"/>
+          <w:sz w:val="24"/>
+          <w:szCs w:val="24"/>
+        </w:rPr>
+      </w:pPr>
+      <w:r>
+        <w:rPr>
+          <w:rFonts w:ascii="Times New Roman" w:eastAsia="Times New Roman" w:hAnsi="Times New Roman" w:cs="Times New Roman"/>
+          <w:b/>
+          <w:bCs/>
+          <w:sz w:val="24"/>
+          <w:szCs w:val="24"/>
+        </w:rPr>
+        <w:t>ASCII (American Standard Code for Information Interchange):</w:t>
+      </w:r>
+      <w:r>
+        <w:rPr>
+          <w:rFonts w:ascii="Times New Roman" w:eastAsia="Times New Roman" w:hAnsi="Times New Roman" w:cs="Times New Roman"/>
+          <w:sz w:val="24"/>
+          <w:szCs w:val="24"/>
+        </w:rPr>
+        <w:t xml:space="preserve"> This is an older standard that assigns 7-bit binary codes (allowing for 128 different characters) to uppercase and lowercase English letters, digits (0-9), punctuation marks, and some control characters. For example: </w:t>
+      </w:r>
+    </w:p>
+    <w:p>
+      <w:pPr>
+        <w:numPr>
+          <w:ilvl w:val="1"/>
+          <w:numId w:val="12"/>
+        </w:numPr>
+        <w:spacing w:before="100" w:beforeAutospacing="1" w:after="100" w:afterAutospacing="1" w:line="240" w:lineRule="auto"/>
+        <w:jc w:val="both"/>
+        <w:rPr>
+          <w:rFonts w:ascii="Times New Roman" w:eastAsia="Times New Roman" w:hAnsi="Times New Roman" w:cs="Times New Roman"/>
+          <w:sz w:val="24"/>
+          <w:szCs w:val="24"/>
+        </w:rPr>
+      </w:pPr>
+      <w:r>
+        <w:rPr>
+          <w:rFonts w:ascii="Times New Roman" w:eastAsia="Times New Roman" w:hAnsi="Times New Roman" w:cs="Times New Roman"/>
+          <w:sz w:val="24"/>
+          <w:szCs w:val="24"/>
+        </w:rPr>
+        <w:t xml:space="preserve">The letter 'A' is represented by the decimal number 65, which is </w:t>
+      </w:r>
+      <w:r>
+        <w:rPr>
+          <w:rFonts w:ascii="Courier New" w:eastAsia="Times New Roman" w:hAnsi="Courier New" w:cs="Courier New"/>
+          <w:sz w:val="20"/>
+          <w:szCs w:val="20"/>
+        </w:rPr>
+        <w:t>01000001</w:t>
+      </w:r>
+      <w:r>
+        <w:rPr>
+          <w:rFonts w:ascii="Times New Roman" w:eastAsia="Times New Roman" w:hAnsi="Times New Roman" w:cs="Times New Roman"/>
+          <w:sz w:val="24"/>
+          <w:szCs w:val="24"/>
+        </w:rPr>
+        <w:t xml:space="preserve"> in binary.</w:t>
+      </w:r>
+    </w:p>
+    <w:p>
+      <w:pPr>
+        <w:numPr>
+          <w:ilvl w:val="1"/>
+          <w:numId w:val="12"/>
+        </w:numPr>
+        <w:spacing w:before="100" w:beforeAutospacing="1" w:after="100" w:afterAutospacing="1" w:line="240" w:lineRule="auto"/>
+        <w:jc w:val="both"/>
+        <w:rPr>
+          <w:rFonts w:ascii="Times New Roman" w:eastAsia="Times New Roman" w:hAnsi="Times New Roman" w:cs="Times New Roman"/>
+          <w:sz w:val="24"/>
+          <w:szCs w:val="24"/>
+        </w:rPr>
+      </w:pPr>
+      <w:r>
+        <w:rPr>
+          <w:rFonts w:ascii="Times New Roman" w:eastAsia="Times New Roman" w:hAnsi="Times New Roman" w:cs="Times New Roman"/>
+          <w:sz w:val="24"/>
+          <w:szCs w:val="24"/>
+        </w:rPr>
+        <w:t xml:space="preserve">The digit '0' is represented by the decimal number 48, which is </w:t>
+      </w:r>
+      <w:r>
+        <w:rPr>
+          <w:rFonts w:ascii="Courier New" w:eastAsia="Times New Roman" w:hAnsi="Courier New" w:cs="Courier New"/>
+          <w:sz w:val="20"/>
+          <w:szCs w:val="20"/>
+        </w:rPr>
+        <w:t>00110000</w:t>
+      </w:r>
+      <w:r>
+        <w:rPr>
+          <w:rFonts w:ascii="Times New Roman" w:eastAsia="Times New Roman" w:hAnsi="Times New Roman" w:cs="Times New Roman"/>
+          <w:sz w:val="24"/>
+          <w:szCs w:val="24"/>
+        </w:rPr>
+        <w:t xml:space="preserve"> in binary.</w:t>
+      </w:r>
+    </w:p>
+    <w:p>
+      <w:pPr>
+        <w:spacing w:beforeAutospacing="1" w:after="0" w:afterAutospacing="1" w:line="240" w:lineRule="auto"/>
+        <w:ind w:left="720"/>
+        <w:jc w:val="both"/>
+        <w:rPr>
+          <w:rFonts w:ascii="Times New Roman" w:eastAsia="Times New Roman" w:hAnsi="Times New Roman" w:cs="Times New Roman"/>
+          <w:sz w:val="24"/>
+          <w:szCs w:val="24"/>
+        </w:rPr>
+      </w:pPr>
+      <w:r>
+        <w:rPr>
+          <w:rFonts w:ascii="Times New Roman" w:eastAsia="Times New Roman" w:hAnsi="Times New Roman" w:cs="Times New Roman"/>
+          <w:sz w:val="24"/>
+          <w:szCs w:val="24"/>
+        </w:rPr>
+        <w:t xml:space="preserve">  </w:t>
+      </w:r>
+    </w:p>
+    <w:p>
+      <w:pPr>
+        <w:numPr>
+          <w:ilvl w:val="0"/>
+          <w:numId w:val="12"/>
+        </w:numPr>
+        <w:spacing w:before="100" w:beforeAutospacing="1" w:after="100" w:afterAutospacing="1" w:line="240" w:lineRule="auto"/>
+        <w:jc w:val="both"/>
+        <w:rPr>
+          <w:rFonts w:ascii="Times New Roman" w:eastAsia="Times New Roman" w:hAnsi="Times New Roman" w:cs="Times New Roman"/>
+          <w:sz w:val="24"/>
+          <w:szCs w:val="24"/>
+        </w:rPr>
+      </w:pPr>
+      <w:r>
+        <w:rPr>
+          <w:rFonts w:ascii="Times New Roman" w:eastAsia="Times New Roman" w:hAnsi="Times New Roman" w:cs="Times New Roman"/>
+          <w:b/>
+          <w:bCs/>
+          <w:sz w:val="24"/>
+          <w:szCs w:val="24"/>
+        </w:rPr>
+        <w:t>Unicode:</w:t>
+      </w:r>
+      <w:r>
+        <w:rPr>
+          <w:rFonts w:ascii="Times New Roman" w:eastAsia="Times New Roman" w:hAnsi="Times New Roman" w:cs="Times New Roman"/>
+          <w:sz w:val="24"/>
+          <w:szCs w:val="24"/>
+        </w:rPr>
+        <w:t xml:space="preserve"> This is a more modern and comprehensive standard that aims to represent every character from all writing systems in the world. It uses a much larger range of numerical values (code points) and different encoding schemes (like UTF-8, UTF-16, UTF-32) to represent these code points in binary. Unicode includes all ASCII characters and many more. For example: </w:t>
+      </w:r>
+    </w:p>
+    <w:p>
+      <w:pPr>
+        <w:numPr>
+          <w:ilvl w:val="1"/>
+          <w:numId w:val="12"/>
+        </w:numPr>
+        <w:spacing w:before="100" w:beforeAutospacing="1" w:after="100" w:afterAutospacing="1" w:line="240" w:lineRule="auto"/>
+        <w:jc w:val="both"/>
+        <w:rPr>
+          <w:rFonts w:ascii="Times New Roman" w:eastAsia="Times New Roman" w:hAnsi="Times New Roman" w:cs="Times New Roman"/>
+          <w:sz w:val="24"/>
+          <w:szCs w:val="24"/>
+        </w:rPr>
+      </w:pPr>
+      <w:r>
+        <w:rPr>
+          <w:rFonts w:ascii="Times New Roman" w:eastAsia="Times New Roman" w:hAnsi="Times New Roman" w:cs="Times New Roman"/>
+          <w:sz w:val="24"/>
+          <w:szCs w:val="24"/>
+        </w:rPr>
+        <w:t>The letter '</w:t>
+      </w:r>
+      <w:proofErr w:type="gramStart"/>
+      <w:r>
+        <w:rPr>
+          <w:rFonts w:ascii="Times New Roman" w:eastAsia="Times New Roman" w:hAnsi="Times New Roman" w:cs="Times New Roman"/>
+          <w:sz w:val="24"/>
+          <w:szCs w:val="24"/>
+        </w:rPr>
+        <w:t>A</w:t>
+      </w:r>
+      <w:proofErr w:type="gramEnd"/>
+      <w:r>
+        <w:rPr>
+          <w:rFonts w:ascii="Times New Roman" w:eastAsia="Times New Roman" w:hAnsi="Times New Roman" w:cs="Times New Roman"/>
+          <w:sz w:val="24"/>
+          <w:szCs w:val="24"/>
+        </w:rPr>
+        <w:t xml:space="preserve">' in Unicode (UTF-8) is also represented by </w:t>
+      </w:r>
+      <w:r>
+        <w:rPr>
+          <w:rFonts w:ascii="Courier New" w:eastAsia="Times New Roman" w:hAnsi="Courier New" w:cs="Courier New"/>
+          <w:sz w:val="20"/>
+          <w:szCs w:val="20"/>
+        </w:rPr>
+        <w:t>01000001</w:t>
+      </w:r>
+      <w:r>
+        <w:rPr>
+          <w:rFonts w:ascii="Times New Roman" w:eastAsia="Times New Roman" w:hAnsi="Times New Roman" w:cs="Times New Roman"/>
+          <w:sz w:val="24"/>
+          <w:szCs w:val="24"/>
+        </w:rPr>
+        <w:t>.</w:t>
+      </w:r>
+    </w:p>
+    <w:p>
+      <w:pPr>
+        <w:numPr>
+          <w:ilvl w:val="1"/>
+          <w:numId w:val="12"/>
+        </w:numPr>
+        <w:spacing w:before="100" w:beforeAutospacing="1" w:after="100" w:afterAutospacing="1" w:line="240" w:lineRule="auto"/>
+        <w:jc w:val="both"/>
+        <w:rPr>
+          <w:rFonts w:ascii="Times New Roman" w:eastAsia="Times New Roman" w:hAnsi="Times New Roman" w:cs="Times New Roman"/>
+          <w:sz w:val="24"/>
+          <w:szCs w:val="24"/>
+        </w:rPr>
+      </w:pPr>
+      <w:r>
+        <w:rPr>
+          <w:rFonts w:ascii="Times New Roman" w:eastAsia="Times New Roman" w:hAnsi="Times New Roman" w:cs="Times New Roman"/>
+          <w:sz w:val="24"/>
+          <w:szCs w:val="24"/>
+        </w:rPr>
+        <w:t>A character from another language, like '</w:t>
+      </w:r>
+      <w:r>
+        <w:rPr>
+          <w:rFonts w:ascii="SimSun" w:eastAsia="SimSun" w:hAnsi="SimSun" w:cs="SimSun" w:hint="eastAsia"/>
+          <w:sz w:val="24"/>
+          <w:szCs w:val="24"/>
+        </w:rPr>
+        <w:t>你好</w:t>
+      </w:r>
+      <w:r>
+        <w:rPr>
+          <w:rFonts w:ascii="Times New Roman" w:eastAsia="Times New Roman" w:hAnsi="Times New Roman" w:cs="Times New Roman"/>
+          <w:sz w:val="24"/>
+          <w:szCs w:val="24"/>
+        </w:rPr>
+        <w:t xml:space="preserve">' (Ni </w:t>
+      </w:r>
+      <w:proofErr w:type="spellStart"/>
+      <w:r>
+        <w:rPr>
+          <w:rFonts w:ascii="Times New Roman" w:eastAsia="Times New Roman" w:hAnsi="Times New Roman" w:cs="Times New Roman"/>
+          <w:sz w:val="24"/>
+          <w:szCs w:val="24"/>
+        </w:rPr>
+        <w:t>Hao</w:t>
+      </w:r>
+      <w:proofErr w:type="spellEnd"/>
+      <w:r>
+        <w:rPr>
+          <w:rFonts w:ascii="Times New Roman" w:eastAsia="Times New Roman" w:hAnsi="Times New Roman" w:cs="Times New Roman"/>
+          <w:sz w:val="24"/>
+          <w:szCs w:val="24"/>
+        </w:rPr>
+        <w:t xml:space="preserve"> in Chinese), is represented by a sequence of binary bytes according to the UTF-8 encoding.</w:t>
+      </w:r>
+    </w:p>
+    <w:p>
+      <w:pPr>
+        <w:spacing w:beforeAutospacing="1" w:after="0" w:afterAutospacing="1" w:line="240" w:lineRule="auto"/>
+        <w:ind w:left="720"/>
+        <w:jc w:val="both"/>
+        <w:rPr>
+          <w:rFonts w:ascii="Times New Roman" w:eastAsia="Times New Roman" w:hAnsi="Times New Roman" w:cs="Times New Roman"/>
+          <w:sz w:val="24"/>
+          <w:szCs w:val="24"/>
+        </w:rPr>
+      </w:pPr>
+      <w:r>
+        <w:rPr>
+          <w:rFonts w:ascii="Times New Roman" w:eastAsia="Times New Roman" w:hAnsi="Times New Roman" w:cs="Times New Roman"/>
+          <w:sz w:val="24"/>
+          <w:szCs w:val="24"/>
+        </w:rPr>
+        <w:t xml:space="preserve">  </w:t>
+      </w:r>
+    </w:p>
+    <w:p>
+      <w:pPr>
+        <w:spacing w:before="100" w:beforeAutospacing="1" w:after="100" w:afterAutospacing="1" w:line="240" w:lineRule="auto"/>
+        <w:jc w:val="both"/>
+        <w:rPr>
+          <w:rFonts w:ascii="Times New Roman" w:eastAsia="Times New Roman" w:hAnsi="Times New Roman" w:cs="Times New Roman"/>
+          <w:sz w:val="24"/>
+          <w:szCs w:val="24"/>
+        </w:rPr>
+      </w:pPr>
+      <w:r>
+        <w:rPr>
+          <w:rFonts w:ascii="Times New Roman" w:eastAsia="Times New Roman" w:hAnsi="Times New Roman" w:cs="Times New Roman"/>
+          <w:b/>
+          <w:bCs/>
+          <w:sz w:val="24"/>
+          <w:szCs w:val="24"/>
+        </w:rPr>
+        <w:t>2. The Process:</w:t>
+      </w:r>
+    </w:p>
+    <w:p>
+      <w:pPr>
+        <w:numPr>
+          <w:ilvl w:val="0"/>
+          <w:numId w:val="13"/>
+        </w:numPr>
+        <w:spacing w:before="100" w:beforeAutospacing="1" w:after="100" w:afterAutospacing="1" w:line="240" w:lineRule="auto"/>
+        <w:jc w:val="both"/>
+        <w:rPr>
+          <w:rFonts w:ascii="Times New Roman" w:eastAsia="Times New Roman" w:hAnsi="Times New Roman" w:cs="Times New Roman"/>
+          <w:sz w:val="24"/>
+          <w:szCs w:val="24"/>
+        </w:rPr>
+      </w:pPr>
+      <w:r>
+        <w:rPr>
+          <w:rFonts w:ascii="Times New Roman" w:eastAsia="Times New Roman" w:hAnsi="Times New Roman" w:cs="Times New Roman"/>
+          <w:b/>
+          <w:bCs/>
+          <w:sz w:val="24"/>
+          <w:szCs w:val="24"/>
+        </w:rPr>
+        <w:t>Assignment of Numerical Value:</w:t>
+      </w:r>
+      <w:r>
+        <w:rPr>
+          <w:rFonts w:ascii="Times New Roman" w:eastAsia="Times New Roman" w:hAnsi="Times New Roman" w:cs="Times New Roman"/>
+          <w:sz w:val="24"/>
+          <w:szCs w:val="24"/>
+        </w:rPr>
+        <w:t xml:space="preserve"> When you type a letter or a number on your keyboard, the operating system and the application you are using refer to a character encoding standard (usually Unicode/UTF-8 these days). They identify the unique numerical value (code point) associated with that character.</w:t>
+      </w:r>
+    </w:p>
+    <w:p>
+      <w:pPr>
+        <w:numPr>
+          <w:ilvl w:val="0"/>
+          <w:numId w:val="13"/>
+        </w:numPr>
+        <w:spacing w:before="100" w:beforeAutospacing="1" w:after="100" w:afterAutospacing="1" w:line="240" w:lineRule="auto"/>
+        <w:jc w:val="both"/>
+        <w:rPr>
+          <w:rFonts w:ascii="Times New Roman" w:eastAsia="Times New Roman" w:hAnsi="Times New Roman" w:cs="Times New Roman"/>
+          <w:sz w:val="24"/>
+          <w:szCs w:val="24"/>
+        </w:rPr>
+      </w:pPr>
+      <w:r>
+        <w:rPr>
+          <w:rFonts w:ascii="Times New Roman" w:eastAsia="Times New Roman" w:hAnsi="Times New Roman" w:cs="Times New Roman"/>
+          <w:b/>
+          <w:bCs/>
+          <w:sz w:val="24"/>
+          <w:szCs w:val="24"/>
+        </w:rPr>
+        <w:t>Conversion to Binary:</w:t>
+      </w:r>
+      <w:r>
+        <w:rPr>
+          <w:rFonts w:ascii="Times New Roman" w:eastAsia="Times New Roman" w:hAnsi="Times New Roman" w:cs="Times New Roman"/>
+          <w:sz w:val="24"/>
+          <w:szCs w:val="24"/>
+        </w:rPr>
+        <w:t xml:space="preserve"> This numerical value is then converted into its binary equivalent. This binary code is what the computer actually stores and processes.   </w:t>
+      </w:r>
+    </w:p>
+    <w:p>
+      <w:pPr>
+        <w:numPr>
+          <w:ilvl w:val="0"/>
+          <w:numId w:val="13"/>
+        </w:numPr>
+        <w:spacing w:before="100" w:beforeAutospacing="1" w:after="100" w:afterAutospacing="1" w:line="240" w:lineRule="auto"/>
+        <w:jc w:val="both"/>
+        <w:rPr>
+          <w:rFonts w:ascii="Times New Roman" w:eastAsia="Times New Roman" w:hAnsi="Times New Roman" w:cs="Times New Roman"/>
+          <w:sz w:val="24"/>
+          <w:szCs w:val="24"/>
+        </w:rPr>
+      </w:pPr>
+      <w:r>
+        <w:rPr>
+          <w:rFonts w:ascii="Times New Roman" w:eastAsia="Times New Roman" w:hAnsi="Times New Roman" w:cs="Times New Roman"/>
+          <w:b/>
+          <w:bCs/>
+          <w:sz w:val="24"/>
+          <w:szCs w:val="24"/>
+        </w:rPr>
+        <w:lastRenderedPageBreak/>
+        <w:t>Storage in Memory:</w:t>
+      </w:r>
+      <w:r>
+        <w:rPr>
+          <w:rFonts w:ascii="Times New Roman" w:eastAsia="Times New Roman" w:hAnsi="Times New Roman" w:cs="Times New Roman"/>
+          <w:sz w:val="24"/>
+          <w:szCs w:val="24"/>
+        </w:rPr>
+        <w:t xml:space="preserve"> The binary representation of the character is stored as a sequence of bits (0s and 1s) in the computer's memory. The number of bits used depends on the encoding scheme. ASCII typically uses 7 or 8 bits per character, while Unicode (UTF-8) can use 1 to 4 bytes (8 to 32 bits) per character.   </w:t>
+      </w:r>
+    </w:p>
+    <w:p>
+      <w:pPr>
+        <w:numPr>
+          <w:ilvl w:val="0"/>
+          <w:numId w:val="13"/>
+        </w:numPr>
+        <w:spacing w:before="100" w:beforeAutospacing="1" w:after="100" w:afterAutospacing="1" w:line="240" w:lineRule="auto"/>
+        <w:jc w:val="both"/>
+        <w:rPr>
+          <w:rFonts w:ascii="Times New Roman" w:eastAsia="Times New Roman" w:hAnsi="Times New Roman" w:cs="Times New Roman"/>
+          <w:sz w:val="24"/>
+          <w:szCs w:val="24"/>
+        </w:rPr>
+      </w:pPr>
+      <w:r>
+        <w:rPr>
+          <w:rFonts w:ascii="Times New Roman" w:eastAsia="Times New Roman" w:hAnsi="Times New Roman" w:cs="Times New Roman"/>
+          <w:b/>
+          <w:bCs/>
+          <w:sz w:val="24"/>
+          <w:szCs w:val="24"/>
+        </w:rPr>
+        <w:t>Display/Output:</w:t>
+      </w:r>
+      <w:r>
+        <w:rPr>
+          <w:rFonts w:ascii="Times New Roman" w:eastAsia="Times New Roman" w:hAnsi="Times New Roman" w:cs="Times New Roman"/>
+          <w:sz w:val="24"/>
+          <w:szCs w:val="24"/>
+        </w:rPr>
+        <w:t xml:space="preserve"> When the computer needs to display or output the character, the process is reversed. The binary code is read from memory, interpreted according to the character encoding, and then rendered as the corresponding letter or number on the screen or other output device.   </w:t>
+      </w:r>
+    </w:p>
+    <w:p>
+      <w:pPr>
+        <w:spacing w:before="100" w:beforeAutospacing="1" w:after="100" w:afterAutospacing="1" w:line="240" w:lineRule="auto"/>
+        <w:jc w:val="both"/>
+        <w:rPr>
+          <w:rFonts w:ascii="Times New Roman" w:eastAsia="Times New Roman" w:hAnsi="Times New Roman" w:cs="Times New Roman"/>
+          <w:sz w:val="24"/>
+          <w:szCs w:val="24"/>
+        </w:rPr>
+      </w:pPr>
+      <w:r>
+        <w:rPr>
+          <w:rFonts w:ascii="Times New Roman" w:eastAsia="Times New Roman" w:hAnsi="Times New Roman" w:cs="Times New Roman"/>
+          <w:b/>
+          <w:bCs/>
+          <w:sz w:val="24"/>
+          <w:szCs w:val="24"/>
+        </w:rPr>
+        <w:t>Key Distinction:</w:t>
+      </w:r>
+    </w:p>
+    <w:p>
+      <w:pPr>
+        <w:spacing w:before="100" w:beforeAutospacing="1" w:after="100" w:afterAutospacing="1" w:line="240" w:lineRule="auto"/>
+        <w:jc w:val="both"/>
+        <w:rPr>
+          <w:rFonts w:ascii="Times New Roman" w:eastAsia="Times New Roman" w:hAnsi="Times New Roman" w:cs="Times New Roman"/>
+          <w:sz w:val="24"/>
+          <w:szCs w:val="24"/>
+        </w:rPr>
+      </w:pPr>
+      <w:r>
+        <w:rPr>
+          <w:rFonts w:ascii="Times New Roman" w:eastAsia="Times New Roman" w:hAnsi="Times New Roman" w:cs="Times New Roman"/>
+          <w:sz w:val="24"/>
+          <w:szCs w:val="24"/>
+        </w:rPr>
+        <w:t xml:space="preserve">It's important to understand that when a computer represents the </w:t>
+      </w:r>
+      <w:r>
+        <w:rPr>
+          <w:rFonts w:ascii="Times New Roman" w:eastAsia="Times New Roman" w:hAnsi="Times New Roman" w:cs="Times New Roman"/>
+          <w:i/>
+          <w:iCs/>
+          <w:sz w:val="24"/>
+          <w:szCs w:val="24"/>
+        </w:rPr>
+        <w:t>digit</w:t>
+      </w:r>
+      <w:r>
+        <w:rPr>
+          <w:rFonts w:ascii="Times New Roman" w:eastAsia="Times New Roman" w:hAnsi="Times New Roman" w:cs="Times New Roman"/>
+          <w:sz w:val="24"/>
+          <w:szCs w:val="24"/>
+        </w:rPr>
+        <w:t xml:space="preserve"> '5', it uses the binary code for the </w:t>
+      </w:r>
+      <w:r>
+        <w:rPr>
+          <w:rFonts w:ascii="Times New Roman" w:eastAsia="Times New Roman" w:hAnsi="Times New Roman" w:cs="Times New Roman"/>
+          <w:i/>
+          <w:iCs/>
+          <w:sz w:val="24"/>
+          <w:szCs w:val="24"/>
+        </w:rPr>
+        <w:t>character</w:t>
+      </w:r>
+      <w:r>
+        <w:rPr>
+          <w:rFonts w:ascii="Times New Roman" w:eastAsia="Times New Roman" w:hAnsi="Times New Roman" w:cs="Times New Roman"/>
+          <w:sz w:val="24"/>
+          <w:szCs w:val="24"/>
+        </w:rPr>
+        <w:t xml:space="preserve"> '5' (in ASCII, </w:t>
+      </w:r>
+      <w:r>
+        <w:rPr>
+          <w:rFonts w:ascii="Courier New" w:eastAsia="Times New Roman" w:hAnsi="Courier New" w:cs="Courier New"/>
+          <w:sz w:val="20"/>
+          <w:szCs w:val="20"/>
+        </w:rPr>
+        <w:t>00110101</w:t>
+      </w:r>
+      <w:r>
+        <w:rPr>
+          <w:rFonts w:ascii="Times New Roman" w:eastAsia="Times New Roman" w:hAnsi="Times New Roman" w:cs="Times New Roman"/>
+          <w:sz w:val="24"/>
+          <w:szCs w:val="24"/>
+        </w:rPr>
+        <w:t xml:space="preserve">). This is different from how the computer represents the </w:t>
+      </w:r>
+      <w:r>
+        <w:rPr>
+          <w:rFonts w:ascii="Times New Roman" w:eastAsia="Times New Roman" w:hAnsi="Times New Roman" w:cs="Times New Roman"/>
+          <w:i/>
+          <w:iCs/>
+          <w:sz w:val="24"/>
+          <w:szCs w:val="24"/>
+        </w:rPr>
+        <w:t>numerical value</w:t>
+      </w:r>
+      <w:r>
+        <w:rPr>
+          <w:rFonts w:ascii="Times New Roman" w:eastAsia="Times New Roman" w:hAnsi="Times New Roman" w:cs="Times New Roman"/>
+          <w:sz w:val="24"/>
+          <w:szCs w:val="24"/>
+        </w:rPr>
+        <w:t xml:space="preserve"> 5, which would be </w:t>
+      </w:r>
+      <w:r>
+        <w:rPr>
+          <w:rFonts w:ascii="Courier New" w:eastAsia="Times New Roman" w:hAnsi="Courier New" w:cs="Courier New"/>
+          <w:sz w:val="20"/>
+          <w:szCs w:val="20"/>
+        </w:rPr>
+        <w:t>00000101</w:t>
+      </w:r>
+      <w:r>
+        <w:rPr>
+          <w:rFonts w:ascii="Times New Roman" w:eastAsia="Times New Roman" w:hAnsi="Times New Roman" w:cs="Times New Roman"/>
+          <w:sz w:val="24"/>
+          <w:szCs w:val="24"/>
+        </w:rPr>
+        <w:t xml:space="preserve"> in 8-bit binary. The context in which the data is used (e.g., displaying text vs. performing arithmetic) tells the computer how to interpret the binary data.</w:t>
+      </w:r>
+    </w:p>
+    <w:p>
+      <w:pPr>
+        <w:spacing w:before="100" w:beforeAutospacing="1" w:after="100" w:afterAutospacing="1" w:line="240" w:lineRule="auto"/>
+        <w:jc w:val="both"/>
+        <w:rPr>
+          <w:rFonts w:ascii="Times New Roman" w:eastAsia="Times New Roman" w:hAnsi="Times New Roman" w:cs="Times New Roman"/>
+          <w:sz w:val="24"/>
+          <w:szCs w:val="24"/>
+        </w:rPr>
+      </w:pPr>
+      <w:r>
+        <w:rPr>
+          <w:rFonts w:ascii="Times New Roman" w:eastAsia="Times New Roman" w:hAnsi="Times New Roman" w:cs="Times New Roman"/>
+          <w:sz w:val="24"/>
+          <w:szCs w:val="24"/>
+        </w:rPr>
+        <w:t>In summary, computers use character encoding systems like ASCII and Unicode to map letters, numbers, and other symbols to unique numerical values, which are then represented and processed as binary code. This allows computers to handle and display text effectively. Your future work in AI and Cyber Security will involve dealing with this fundamental representation of data.</w:t>
+      </w:r>
+    </w:p>
+    <w:p>
+      <w:pPr>
+        <w:spacing w:after="0"/>
         <w:rPr>
           <w:rFonts w:ascii="Times New Roman" w:hAnsi="Times New Roman" w:cs="Times New Roman"/>
           <w:sz w:val="28"/>
           <w:szCs w:val="28"/>
         </w:rPr>
-        <w:t xml:space="preserve">Why number system in computer science </w:t>
-      </w:r>
-    </w:p>
-    <w:p>
-      <w:pPr>
-        <w:pStyle w:val="ListParagraph"/>
-        <w:numPr>
-          <w:ilvl w:val="0"/>
-          <w:numId w:val="1"/>
-        </w:numPr>
+      </w:pPr>
+    </w:p>
+    <w:p>
+      <w:pPr>
         <w:spacing w:after="0"/>
         <w:rPr>
           <w:rFonts w:ascii="Times New Roman" w:hAnsi="Times New Roman" w:cs="Times New Roman"/>
@@ -2551,129 +3222,1694 @@
         </w:rPr>
       </w:pPr>
       <w:r>
+        <w:rPr>
+          <w:rFonts w:ascii="Times New Roman" w:hAnsi="Times New Roman" w:cs="Times New Roman"/>
+          <w:b/>
+          <w:bCs/>
+          <w:sz w:val="28"/>
+          <w:szCs w:val="28"/>
+        </w:rPr>
+        <w:t xml:space="preserve">Unicode </w:t>
+      </w:r>
+    </w:p>
+    <w:p>
+      <w:pPr>
+        <w:spacing w:after="0"/>
+        <w:rPr>
+          <w:rFonts w:ascii="Times New Roman" w:hAnsi="Times New Roman" w:cs="Times New Roman"/>
+          <w:b/>
+          <w:bCs/>
+          <w:sz w:val="28"/>
+          <w:szCs w:val="28"/>
+        </w:rPr>
+      </w:pPr>
+      <w:r>
+        <w:rPr>
+          <w:rFonts w:ascii="Times New Roman" w:eastAsia="Times New Roman" w:hAnsi="Times New Roman" w:cs="Times New Roman"/>
+          <w:sz w:val="24"/>
+          <w:szCs w:val="24"/>
+        </w:rPr>
+        <w:t>Unicode is a universal character encoding standard that provides a unique number (called a code point) for every character, symbol, and glyph used in writing systems around the world.</w:t>
+      </w:r>
+    </w:p>
+    <w:p>
+      <w:pPr>
+        <w:spacing w:before="100" w:beforeAutospacing="1" w:after="100" w:afterAutospacing="1" w:line="240" w:lineRule="auto"/>
+        <w:jc w:val="both"/>
+        <w:rPr>
+          <w:rFonts w:ascii="Times New Roman" w:eastAsia="Times New Roman" w:hAnsi="Times New Roman" w:cs="Times New Roman"/>
+          <w:sz w:val="24"/>
+          <w:szCs w:val="24"/>
+        </w:rPr>
+      </w:pPr>
+      <w:r>
+        <w:rPr>
+          <w:rFonts w:ascii="Times New Roman" w:eastAsia="Times New Roman" w:hAnsi="Times New Roman" w:cs="Times New Roman"/>
+          <w:sz w:val="24"/>
+          <w:szCs w:val="24"/>
+        </w:rPr>
+        <w:t>Here's a breakdown of what that means:</w:t>
+      </w:r>
+    </w:p>
+    <w:p>
+      <w:pPr>
+        <w:numPr>
+          <w:ilvl w:val="0"/>
+          <w:numId w:val="14"/>
+        </w:numPr>
+        <w:spacing w:before="100" w:beforeAutospacing="1" w:after="100" w:afterAutospacing="1" w:line="240" w:lineRule="auto"/>
+        <w:jc w:val="both"/>
+        <w:rPr>
+          <w:rFonts w:ascii="Times New Roman" w:eastAsia="Times New Roman" w:hAnsi="Times New Roman" w:cs="Times New Roman"/>
+          <w:sz w:val="24"/>
+          <w:szCs w:val="24"/>
+        </w:rPr>
+      </w:pPr>
+      <w:r>
+        <w:rPr>
+          <w:rFonts w:ascii="Times New Roman" w:eastAsia="Times New Roman" w:hAnsi="Times New Roman" w:cs="Times New Roman"/>
+          <w:b/>
+          <w:bCs/>
+          <w:sz w:val="24"/>
+          <w:szCs w:val="24"/>
+        </w:rPr>
+        <w:t>Universal:</w:t>
+      </w:r>
+      <w:r>
+        <w:rPr>
+          <w:rFonts w:ascii="Times New Roman" w:eastAsia="Times New Roman" w:hAnsi="Times New Roman" w:cs="Times New Roman"/>
+          <w:sz w:val="24"/>
+          <w:szCs w:val="24"/>
+        </w:rPr>
+        <w:t xml:space="preserve"> Unicode aims to include all characters from all known writing systems, both past and present, as well as symbols, punctuation, and even things like </w:t>
+      </w:r>
+      <w:proofErr w:type="spellStart"/>
+      <w:r>
+        <w:rPr>
+          <w:rFonts w:ascii="Times New Roman" w:eastAsia="Times New Roman" w:hAnsi="Times New Roman" w:cs="Times New Roman"/>
+          <w:sz w:val="24"/>
+          <w:szCs w:val="24"/>
+        </w:rPr>
+        <w:t>emojis</w:t>
+      </w:r>
+      <w:proofErr w:type="spellEnd"/>
+      <w:r>
+        <w:rPr>
+          <w:rFonts w:ascii="Times New Roman" w:eastAsia="Times New Roman" w:hAnsi="Times New Roman" w:cs="Times New Roman"/>
+          <w:sz w:val="24"/>
+          <w:szCs w:val="24"/>
+        </w:rPr>
+        <w:t>.</w:t>
+      </w:r>
+    </w:p>
+    <w:p>
+      <w:pPr>
+        <w:numPr>
+          <w:ilvl w:val="0"/>
+          <w:numId w:val="14"/>
+        </w:numPr>
+        <w:spacing w:before="100" w:beforeAutospacing="1" w:after="100" w:afterAutospacing="1" w:line="240" w:lineRule="auto"/>
+        <w:jc w:val="both"/>
+        <w:rPr>
+          <w:rFonts w:ascii="Times New Roman" w:eastAsia="Times New Roman" w:hAnsi="Times New Roman" w:cs="Times New Roman"/>
+          <w:sz w:val="24"/>
+          <w:szCs w:val="24"/>
+        </w:rPr>
+      </w:pPr>
+      <w:r>
+        <w:rPr>
+          <w:rFonts w:ascii="Times New Roman" w:eastAsia="Times New Roman" w:hAnsi="Times New Roman" w:cs="Times New Roman"/>
+          <w:b/>
+          <w:bCs/>
+          <w:sz w:val="24"/>
+          <w:szCs w:val="24"/>
+        </w:rPr>
+        <w:t>Character Encoding Standard:</w:t>
+      </w:r>
+      <w:r>
+        <w:rPr>
+          <w:rFonts w:ascii="Times New Roman" w:eastAsia="Times New Roman" w:hAnsi="Times New Roman" w:cs="Times New Roman"/>
+          <w:sz w:val="24"/>
+          <w:szCs w:val="24"/>
+        </w:rPr>
+        <w:t xml:space="preserve"> It's a defined system that assigns a specific numerical value to each character. This allows computers to consistently represent and process text regardless of the software, operating system, or language being used.</w:t>
+      </w:r>
+    </w:p>
+    <w:p>
+      <w:pPr>
+        <w:numPr>
+          <w:ilvl w:val="0"/>
+          <w:numId w:val="14"/>
+        </w:numPr>
+        <w:spacing w:before="100" w:beforeAutospacing="1" w:after="100" w:afterAutospacing="1" w:line="240" w:lineRule="auto"/>
+        <w:jc w:val="both"/>
+        <w:rPr>
+          <w:rFonts w:ascii="Times New Roman" w:eastAsia="Times New Roman" w:hAnsi="Times New Roman" w:cs="Times New Roman"/>
+          <w:sz w:val="24"/>
+          <w:szCs w:val="24"/>
+        </w:rPr>
+      </w:pPr>
+      <w:r>
+        <w:rPr>
+          <w:rFonts w:ascii="Times New Roman" w:eastAsia="Times New Roman" w:hAnsi="Times New Roman" w:cs="Times New Roman"/>
+          <w:b/>
+          <w:bCs/>
+          <w:sz w:val="24"/>
+          <w:szCs w:val="24"/>
+        </w:rPr>
+        <w:t>Unique Number (Code Point):</w:t>
+      </w:r>
+      <w:r>
+        <w:rPr>
+          <w:rFonts w:ascii="Times New Roman" w:eastAsia="Times New Roman" w:hAnsi="Times New Roman" w:cs="Times New Roman"/>
+          <w:sz w:val="24"/>
+          <w:szCs w:val="24"/>
+        </w:rPr>
+        <w:t xml:space="preserve"> Each character in Unicode is assigned a unique identifier, usually represented in hexadecimal format (e.g., U+0041 for the letter 'A').</w:t>
+      </w:r>
+    </w:p>
+    <w:p>
+      <w:pPr>
+        <w:spacing w:before="100" w:beforeAutospacing="1" w:after="100" w:afterAutospacing="1" w:line="240" w:lineRule="auto"/>
+        <w:jc w:val="both"/>
+        <w:rPr>
+          <w:rFonts w:ascii="Times New Roman" w:eastAsia="Times New Roman" w:hAnsi="Times New Roman" w:cs="Times New Roman"/>
+          <w:sz w:val="24"/>
+          <w:szCs w:val="24"/>
+        </w:rPr>
+      </w:pPr>
+      <w:r>
+        <w:rPr>
+          <w:rFonts w:ascii="Times New Roman" w:eastAsia="Times New Roman" w:hAnsi="Times New Roman" w:cs="Times New Roman"/>
+          <w:b/>
+          <w:bCs/>
+          <w:sz w:val="24"/>
+          <w:szCs w:val="24"/>
+        </w:rPr>
+        <w:t>Why is Unicode important?</w:t>
+      </w:r>
+    </w:p>
+    <w:p>
+      <w:pPr>
+        <w:numPr>
+          <w:ilvl w:val="0"/>
+          <w:numId w:val="15"/>
+        </w:numPr>
+        <w:spacing w:before="100" w:beforeAutospacing="1" w:after="100" w:afterAutospacing="1" w:line="240" w:lineRule="auto"/>
+        <w:jc w:val="both"/>
+        <w:rPr>
+          <w:rFonts w:ascii="Times New Roman" w:eastAsia="Times New Roman" w:hAnsi="Times New Roman" w:cs="Times New Roman"/>
+          <w:sz w:val="24"/>
+          <w:szCs w:val="24"/>
+        </w:rPr>
+      </w:pPr>
+      <w:r>
+        <w:rPr>
+          <w:rFonts w:ascii="Times New Roman" w:eastAsia="Times New Roman" w:hAnsi="Times New Roman" w:cs="Times New Roman"/>
+          <w:b/>
+          <w:bCs/>
+          <w:sz w:val="24"/>
+          <w:szCs w:val="24"/>
+        </w:rPr>
+        <w:t>Supports Multilingualism:</w:t>
+      </w:r>
+      <w:r>
+        <w:rPr>
+          <w:rFonts w:ascii="Times New Roman" w:eastAsia="Times New Roman" w:hAnsi="Times New Roman" w:cs="Times New Roman"/>
+          <w:sz w:val="24"/>
+          <w:szCs w:val="24"/>
+        </w:rPr>
+        <w:t xml:space="preserve"> It enables the creation of documents and applications that can handle text in any language without issues of character display or corruption.</w:t>
+      </w:r>
+    </w:p>
+    <w:p>
+      <w:pPr>
+        <w:numPr>
+          <w:ilvl w:val="0"/>
+          <w:numId w:val="15"/>
+        </w:numPr>
+        <w:spacing w:before="100" w:beforeAutospacing="1" w:after="100" w:afterAutospacing="1" w:line="240" w:lineRule="auto"/>
+        <w:jc w:val="both"/>
+        <w:rPr>
+          <w:rFonts w:ascii="Times New Roman" w:eastAsia="Times New Roman" w:hAnsi="Times New Roman" w:cs="Times New Roman"/>
+          <w:sz w:val="24"/>
+          <w:szCs w:val="24"/>
+        </w:rPr>
+      </w:pPr>
+      <w:r>
+        <w:rPr>
+          <w:rFonts w:ascii="Times New Roman" w:eastAsia="Times New Roman" w:hAnsi="Times New Roman" w:cs="Times New Roman"/>
+          <w:b/>
+          <w:bCs/>
+          <w:sz w:val="24"/>
+          <w:szCs w:val="24"/>
+        </w:rPr>
+        <w:t>Global Communication:</w:t>
+      </w:r>
+      <w:r>
+        <w:rPr>
+          <w:rFonts w:ascii="Times New Roman" w:eastAsia="Times New Roman" w:hAnsi="Times New Roman" w:cs="Times New Roman"/>
+          <w:sz w:val="24"/>
+          <w:szCs w:val="24"/>
+        </w:rPr>
+        <w:t xml:space="preserve"> It facilitates seamless communication and data exchange across different platforms and devices worldwide.</w:t>
+      </w:r>
+    </w:p>
+    <w:p>
+      <w:pPr>
+        <w:numPr>
+          <w:ilvl w:val="0"/>
+          <w:numId w:val="15"/>
+        </w:numPr>
+        <w:spacing w:before="100" w:beforeAutospacing="1" w:after="100" w:afterAutospacing="1" w:line="240" w:lineRule="auto"/>
+        <w:jc w:val="both"/>
+        <w:rPr>
+          <w:rFonts w:ascii="Times New Roman" w:eastAsia="Times New Roman" w:hAnsi="Times New Roman" w:cs="Times New Roman"/>
+          <w:sz w:val="24"/>
+          <w:szCs w:val="24"/>
+        </w:rPr>
+      </w:pPr>
+      <w:r>
+        <w:rPr>
+          <w:rFonts w:ascii="Times New Roman" w:eastAsia="Times New Roman" w:hAnsi="Times New Roman" w:cs="Times New Roman"/>
+          <w:b/>
+          <w:bCs/>
+          <w:sz w:val="24"/>
+          <w:szCs w:val="24"/>
+        </w:rPr>
+        <w:t>Standardization:</w:t>
+      </w:r>
+      <w:r>
+        <w:rPr>
+          <w:rFonts w:ascii="Times New Roman" w:eastAsia="Times New Roman" w:hAnsi="Times New Roman" w:cs="Times New Roman"/>
+          <w:sz w:val="24"/>
+          <w:szCs w:val="24"/>
+        </w:rPr>
+        <w:t xml:space="preserve"> It provides a single, consistent way to represent text, eliminating the problems caused by numerous incompatible character encodings that existed before Unicode.</w:t>
+      </w:r>
+    </w:p>
+    <w:p>
+      <w:pPr>
+        <w:numPr>
+          <w:ilvl w:val="0"/>
+          <w:numId w:val="15"/>
+        </w:numPr>
+        <w:spacing w:before="100" w:beforeAutospacing="1" w:after="100" w:afterAutospacing="1" w:line="240" w:lineRule="auto"/>
+        <w:jc w:val="both"/>
+        <w:rPr>
+          <w:rFonts w:ascii="Times New Roman" w:eastAsia="Times New Roman" w:hAnsi="Times New Roman" w:cs="Times New Roman"/>
+          <w:sz w:val="24"/>
+          <w:szCs w:val="24"/>
+        </w:rPr>
+      </w:pPr>
+      <w:r>
+        <w:rPr>
+          <w:rFonts w:ascii="Times New Roman" w:eastAsia="Times New Roman" w:hAnsi="Times New Roman" w:cs="Times New Roman"/>
+          <w:b/>
+          <w:bCs/>
+          <w:sz w:val="24"/>
+          <w:szCs w:val="24"/>
+        </w:rPr>
+        <w:lastRenderedPageBreak/>
+        <w:t>Interoperability:</w:t>
+      </w:r>
+      <w:r>
+        <w:rPr>
+          <w:rFonts w:ascii="Times New Roman" w:eastAsia="Times New Roman" w:hAnsi="Times New Roman" w:cs="Times New Roman"/>
+          <w:sz w:val="24"/>
+          <w:szCs w:val="24"/>
+        </w:rPr>
+        <w:t xml:space="preserve"> Software developers can rely on Unicode as a standard for handling text input, storage, and display, promoting better compatibility between different systems.</w:t>
+      </w:r>
+    </w:p>
+    <w:p>
+      <w:pPr>
+        <w:numPr>
+          <w:ilvl w:val="0"/>
+          <w:numId w:val="15"/>
+        </w:numPr>
+        <w:spacing w:before="100" w:beforeAutospacing="1" w:after="100" w:afterAutospacing="1" w:line="240" w:lineRule="auto"/>
+        <w:jc w:val="both"/>
+        <w:rPr>
+          <w:rFonts w:ascii="Times New Roman" w:eastAsia="Times New Roman" w:hAnsi="Times New Roman" w:cs="Times New Roman"/>
+          <w:sz w:val="24"/>
+          <w:szCs w:val="24"/>
+        </w:rPr>
+      </w:pPr>
+      <w:r>
+        <w:rPr>
+          <w:rFonts w:ascii="Times New Roman" w:eastAsia="Times New Roman" w:hAnsi="Times New Roman" w:cs="Times New Roman"/>
+          <w:b/>
+          <w:bCs/>
+          <w:sz w:val="24"/>
+          <w:szCs w:val="24"/>
+        </w:rPr>
+        <w:t>Supports Special Characters and Symbols:</w:t>
+      </w:r>
+      <w:r>
+        <w:rPr>
+          <w:rFonts w:ascii="Times New Roman" w:eastAsia="Times New Roman" w:hAnsi="Times New Roman" w:cs="Times New Roman"/>
+          <w:sz w:val="24"/>
+          <w:szCs w:val="24"/>
+        </w:rPr>
+        <w:t xml:space="preserve"> Unicode includes a vast range of symbols, including mathematical operators, currency signs, and </w:t>
+      </w:r>
+      <w:proofErr w:type="spellStart"/>
+      <w:r>
+        <w:rPr>
+          <w:rFonts w:ascii="Times New Roman" w:eastAsia="Times New Roman" w:hAnsi="Times New Roman" w:cs="Times New Roman"/>
+          <w:sz w:val="24"/>
+          <w:szCs w:val="24"/>
+        </w:rPr>
+        <w:t>emojis</w:t>
+      </w:r>
+      <w:proofErr w:type="spellEnd"/>
+      <w:r>
+        <w:rPr>
+          <w:rFonts w:ascii="Times New Roman" w:eastAsia="Times New Roman" w:hAnsi="Times New Roman" w:cs="Times New Roman"/>
+          <w:sz w:val="24"/>
+          <w:szCs w:val="24"/>
+        </w:rPr>
+        <w:t>, which are essential for various forms of digital communication.</w:t>
+      </w:r>
+    </w:p>
+    <w:p>
+      <w:pPr>
+        <w:spacing w:before="100" w:beforeAutospacing="1" w:after="100" w:afterAutospacing="1" w:line="240" w:lineRule="auto"/>
+        <w:jc w:val="both"/>
+        <w:rPr>
+          <w:rFonts w:ascii="Times New Roman" w:eastAsia="Times New Roman" w:hAnsi="Times New Roman" w:cs="Times New Roman"/>
+          <w:sz w:val="24"/>
+          <w:szCs w:val="24"/>
+        </w:rPr>
+      </w:pPr>
+      <w:r>
+        <w:rPr>
+          <w:rFonts w:ascii="Times New Roman" w:eastAsia="Times New Roman" w:hAnsi="Times New Roman" w:cs="Times New Roman"/>
+          <w:b/>
+          <w:bCs/>
+          <w:sz w:val="24"/>
+          <w:szCs w:val="24"/>
+        </w:rPr>
+        <w:t>How Unicode works (simplified):</w:t>
+      </w:r>
+    </w:p>
+    <w:p>
+      <w:pPr>
+        <w:numPr>
+          <w:ilvl w:val="0"/>
+          <w:numId w:val="16"/>
+        </w:numPr>
+        <w:spacing w:before="100" w:beforeAutospacing="1" w:after="100" w:afterAutospacing="1" w:line="240" w:lineRule="auto"/>
+        <w:jc w:val="both"/>
+        <w:rPr>
+          <w:rFonts w:ascii="Times New Roman" w:eastAsia="Times New Roman" w:hAnsi="Times New Roman" w:cs="Times New Roman"/>
+          <w:sz w:val="24"/>
+          <w:szCs w:val="24"/>
+        </w:rPr>
+      </w:pPr>
+      <w:r>
+        <w:rPr>
+          <w:rFonts w:ascii="Times New Roman" w:eastAsia="Times New Roman" w:hAnsi="Times New Roman" w:cs="Times New Roman"/>
+          <w:b/>
+          <w:bCs/>
+          <w:sz w:val="24"/>
+          <w:szCs w:val="24"/>
+        </w:rPr>
+        <w:t>Character Assignment:</w:t>
+      </w:r>
+      <w:r>
+        <w:rPr>
+          <w:rFonts w:ascii="Times New Roman" w:eastAsia="Times New Roman" w:hAnsi="Times New Roman" w:cs="Times New Roman"/>
+          <w:sz w:val="24"/>
+          <w:szCs w:val="24"/>
+        </w:rPr>
+        <w:t xml:space="preserve"> The Unicode Consortium assigns a unique code point to each character.</w:t>
+      </w:r>
+    </w:p>
+    <w:p>
+      <w:pPr>
+        <w:numPr>
+          <w:ilvl w:val="0"/>
+          <w:numId w:val="16"/>
+        </w:numPr>
+        <w:spacing w:before="100" w:beforeAutospacing="1" w:after="100" w:afterAutospacing="1" w:line="240" w:lineRule="auto"/>
+        <w:jc w:val="both"/>
+        <w:rPr>
+          <w:rFonts w:ascii="Times New Roman" w:eastAsia="Times New Roman" w:hAnsi="Times New Roman" w:cs="Times New Roman"/>
+          <w:sz w:val="24"/>
+          <w:szCs w:val="24"/>
+        </w:rPr>
+      </w:pPr>
+      <w:r>
+        <w:rPr>
+          <w:rFonts w:ascii="Times New Roman" w:eastAsia="Times New Roman" w:hAnsi="Times New Roman" w:cs="Times New Roman"/>
+          <w:b/>
+          <w:bCs/>
+          <w:sz w:val="24"/>
+          <w:szCs w:val="24"/>
+        </w:rPr>
+        <w:t>Encoding:</w:t>
+      </w:r>
+      <w:r>
+        <w:rPr>
+          <w:rFonts w:ascii="Times New Roman" w:eastAsia="Times New Roman" w:hAnsi="Times New Roman" w:cs="Times New Roman"/>
+          <w:sz w:val="24"/>
+          <w:szCs w:val="24"/>
+        </w:rPr>
+        <w:t xml:space="preserve"> These code points need to be converted into a sequence of bytes that computers can understand and store. This is where different Unicode encodings come in, such as: </w:t>
+      </w:r>
+    </w:p>
+    <w:p>
+      <w:pPr>
+        <w:numPr>
+          <w:ilvl w:val="1"/>
+          <w:numId w:val="16"/>
+        </w:numPr>
+        <w:spacing w:before="100" w:beforeAutospacing="1" w:after="100" w:afterAutospacing="1" w:line="240" w:lineRule="auto"/>
+        <w:jc w:val="both"/>
+        <w:rPr>
+          <w:rFonts w:ascii="Times New Roman" w:eastAsia="Times New Roman" w:hAnsi="Times New Roman" w:cs="Times New Roman"/>
+          <w:sz w:val="24"/>
+          <w:szCs w:val="24"/>
+        </w:rPr>
+      </w:pPr>
+      <w:r>
+        <w:rPr>
+          <w:rFonts w:ascii="Times New Roman" w:eastAsia="Times New Roman" w:hAnsi="Times New Roman" w:cs="Times New Roman"/>
+          <w:b/>
+          <w:bCs/>
+          <w:sz w:val="24"/>
+          <w:szCs w:val="24"/>
+        </w:rPr>
+        <w:t>UTF-8 (Unicode Transformation Format - 8-bit):</w:t>
+      </w:r>
+      <w:r>
+        <w:rPr>
+          <w:rFonts w:ascii="Times New Roman" w:eastAsia="Times New Roman" w:hAnsi="Times New Roman" w:cs="Times New Roman"/>
+          <w:sz w:val="24"/>
+          <w:szCs w:val="24"/>
+        </w:rPr>
+        <w:t xml:space="preserve"> A variable-width encoding that is the most widely used on the internet. It's backward-compatible with ASCII.</w:t>
+      </w:r>
+    </w:p>
+    <w:p>
+      <w:pPr>
+        <w:numPr>
+          <w:ilvl w:val="1"/>
+          <w:numId w:val="16"/>
+        </w:numPr>
+        <w:spacing w:before="100" w:beforeAutospacing="1" w:after="100" w:afterAutospacing="1" w:line="240" w:lineRule="auto"/>
+        <w:jc w:val="both"/>
+        <w:rPr>
+          <w:rFonts w:ascii="Times New Roman" w:eastAsia="Times New Roman" w:hAnsi="Times New Roman" w:cs="Times New Roman"/>
+          <w:sz w:val="24"/>
+          <w:szCs w:val="24"/>
+        </w:rPr>
+      </w:pPr>
+      <w:r>
+        <w:rPr>
+          <w:rFonts w:ascii="Times New Roman" w:eastAsia="Times New Roman" w:hAnsi="Times New Roman" w:cs="Times New Roman"/>
+          <w:b/>
+          <w:bCs/>
+          <w:sz w:val="24"/>
+          <w:szCs w:val="24"/>
+        </w:rPr>
+        <w:t>UTF-16 (Unicode Transformation Format - 16-bit):</w:t>
+      </w:r>
+      <w:r>
+        <w:rPr>
+          <w:rFonts w:ascii="Times New Roman" w:eastAsia="Times New Roman" w:hAnsi="Times New Roman" w:cs="Times New Roman"/>
+          <w:sz w:val="24"/>
+          <w:szCs w:val="24"/>
+        </w:rPr>
+        <w:t xml:space="preserve"> Another variable-width encoding commonly used by operating systems like Windows and Java.</w:t>
+      </w:r>
+    </w:p>
+    <w:p>
+      <w:pPr>
+        <w:numPr>
+          <w:ilvl w:val="1"/>
+          <w:numId w:val="16"/>
+        </w:numPr>
+        <w:spacing w:before="100" w:beforeAutospacing="1" w:after="100" w:afterAutospacing="1" w:line="240" w:lineRule="auto"/>
+        <w:jc w:val="both"/>
+        <w:rPr>
+          <w:rFonts w:ascii="Times New Roman" w:eastAsia="Times New Roman" w:hAnsi="Times New Roman" w:cs="Times New Roman"/>
+          <w:sz w:val="24"/>
+          <w:szCs w:val="24"/>
+        </w:rPr>
+      </w:pPr>
+      <w:r>
+        <w:rPr>
+          <w:rFonts w:ascii="Times New Roman" w:eastAsia="Times New Roman" w:hAnsi="Times New Roman" w:cs="Times New Roman"/>
+          <w:b/>
+          <w:bCs/>
+          <w:sz w:val="24"/>
+          <w:szCs w:val="24"/>
+        </w:rPr>
+        <w:t>UTF-32 (Unicode Transformation Format - 32-bit):</w:t>
+      </w:r>
+      <w:r>
+        <w:rPr>
+          <w:rFonts w:ascii="Times New Roman" w:eastAsia="Times New Roman" w:hAnsi="Times New Roman" w:cs="Times New Roman"/>
+          <w:sz w:val="24"/>
+          <w:szCs w:val="24"/>
+        </w:rPr>
+        <w:t xml:space="preserve"> A fixed-width encoding where each character is represented by 4 bytes.</w:t>
+      </w:r>
+    </w:p>
+    <w:p>
+      <w:pPr>
+        <w:spacing w:before="100" w:beforeAutospacing="1" w:after="100" w:afterAutospacing="1" w:line="240" w:lineRule="auto"/>
+        <w:jc w:val="both"/>
+        <w:rPr>
+          <w:rFonts w:ascii="Times New Roman" w:eastAsia="Times New Roman" w:hAnsi="Times New Roman" w:cs="Times New Roman"/>
+          <w:sz w:val="24"/>
+          <w:szCs w:val="24"/>
+        </w:rPr>
+      </w:pPr>
+      <w:r>
+        <w:rPr>
+          <w:rFonts w:ascii="Times New Roman" w:eastAsia="Times New Roman" w:hAnsi="Times New Roman" w:cs="Times New Roman"/>
+          <w:b/>
+          <w:bCs/>
+          <w:sz w:val="24"/>
+          <w:szCs w:val="24"/>
+        </w:rPr>
+        <w:t>In summary, Unicode is the foundational standard that allows computers to work with text in virtually any language, making the digital world more accessible and interconnected.</w:t>
+      </w:r>
+    </w:p>
+    <w:p>
+      <w:pPr>
+        <w:spacing w:after="0"/>
+        <w:rPr>
+          <w:rFonts w:ascii="Times New Roman" w:hAnsi="Times New Roman" w:cs="Times New Roman"/>
+          <w:b/>
+          <w:bCs/>
+          <w:sz w:val="28"/>
+          <w:szCs w:val="28"/>
+        </w:rPr>
+      </w:pPr>
+      <w:r>
+        <w:rPr>
+          <w:rFonts w:ascii="Times New Roman" w:hAnsi="Times New Roman" w:cs="Times New Roman"/>
+          <w:b/>
+          <w:bCs/>
+          <w:sz w:val="28"/>
+          <w:szCs w:val="28"/>
+        </w:rPr>
+        <w:t>How computer represent color?</w:t>
+      </w:r>
+    </w:p>
+    <w:p>
+      <w:pPr>
+        <w:spacing w:after="0"/>
+        <w:rPr>
+          <w:rFonts w:ascii="Times New Roman" w:hAnsi="Times New Roman" w:cs="Times New Roman"/>
+          <w:b/>
+          <w:bCs/>
+          <w:sz w:val="28"/>
+          <w:szCs w:val="28"/>
+        </w:rPr>
+      </w:pPr>
+      <w:r>
+        <w:rPr>
+          <w:rFonts w:ascii="Times New Roman" w:eastAsia="Times New Roman" w:hAnsi="Times New Roman" w:cs="Times New Roman"/>
+          <w:sz w:val="24"/>
+          <w:szCs w:val="24"/>
+        </w:rPr>
+        <w:t xml:space="preserve">Computers represent color using various models, with the </w:t>
+      </w:r>
+      <w:r>
+        <w:rPr>
+          <w:rFonts w:ascii="Times New Roman" w:eastAsia="Times New Roman" w:hAnsi="Times New Roman" w:cs="Times New Roman"/>
+          <w:b/>
+          <w:bCs/>
+          <w:sz w:val="24"/>
+          <w:szCs w:val="24"/>
+        </w:rPr>
+        <w:t xml:space="preserve">RGB (Red, Green, </w:t>
+      </w:r>
+      <w:proofErr w:type="gramStart"/>
+      <w:r>
+        <w:rPr>
+          <w:rFonts w:ascii="Times New Roman" w:eastAsia="Times New Roman" w:hAnsi="Times New Roman" w:cs="Times New Roman"/>
+          <w:b/>
+          <w:bCs/>
+          <w:sz w:val="24"/>
+          <w:szCs w:val="24"/>
+        </w:rPr>
+        <w:t>Blue</w:t>
+      </w:r>
+      <w:proofErr w:type="gramEnd"/>
+      <w:r>
+        <w:rPr>
+          <w:rFonts w:ascii="Times New Roman" w:eastAsia="Times New Roman" w:hAnsi="Times New Roman" w:cs="Times New Roman"/>
+          <w:b/>
+          <w:bCs/>
+          <w:sz w:val="24"/>
+          <w:szCs w:val="24"/>
+        </w:rPr>
+        <w:t>)</w:t>
+      </w:r>
+      <w:r>
+        <w:rPr>
+          <w:rFonts w:ascii="Times New Roman" w:eastAsia="Times New Roman" w:hAnsi="Times New Roman" w:cs="Times New Roman"/>
+          <w:sz w:val="24"/>
+          <w:szCs w:val="24"/>
+        </w:rPr>
+        <w:t xml:space="preserve"> model being the most common for digital displays. Here's a breakdown of how it works:   </w:t>
+      </w:r>
+    </w:p>
+    <w:p>
+      <w:pPr>
+        <w:spacing w:before="100" w:beforeAutospacing="1" w:after="100" w:afterAutospacing="1" w:line="240" w:lineRule="auto"/>
+        <w:rPr>
+          <w:rFonts w:ascii="Times New Roman" w:eastAsia="Times New Roman" w:hAnsi="Times New Roman" w:cs="Times New Roman"/>
+          <w:sz w:val="24"/>
+          <w:szCs w:val="24"/>
+        </w:rPr>
+      </w:pPr>
+      <w:r>
+        <w:rPr>
+          <w:rFonts w:ascii="Times New Roman" w:eastAsia="Times New Roman" w:hAnsi="Times New Roman" w:cs="Times New Roman"/>
+          <w:b/>
+          <w:bCs/>
+          <w:sz w:val="24"/>
+          <w:szCs w:val="24"/>
+        </w:rPr>
+        <w:t>1. Additive Color Model:</w:t>
+      </w:r>
+    </w:p>
+    <w:p>
+      <w:pPr>
+        <w:numPr>
+          <w:ilvl w:val="0"/>
+          <w:numId w:val="18"/>
+        </w:numPr>
+        <w:spacing w:before="100" w:beforeAutospacing="1" w:after="100" w:afterAutospacing="1" w:line="240" w:lineRule="auto"/>
+        <w:rPr>
+          <w:rFonts w:ascii="Times New Roman" w:eastAsia="Times New Roman" w:hAnsi="Times New Roman" w:cs="Times New Roman"/>
+          <w:sz w:val="24"/>
+          <w:szCs w:val="24"/>
+        </w:rPr>
+      </w:pPr>
+      <w:r>
+        <w:rPr>
+          <w:rFonts w:ascii="Times New Roman" w:eastAsia="Times New Roman" w:hAnsi="Times New Roman" w:cs="Times New Roman"/>
+          <w:sz w:val="24"/>
+          <w:szCs w:val="24"/>
+        </w:rPr>
+        <w:t xml:space="preserve">The RGB model is an </w:t>
+      </w:r>
+      <w:r>
+        <w:rPr>
+          <w:rFonts w:ascii="Times New Roman" w:eastAsia="Times New Roman" w:hAnsi="Times New Roman" w:cs="Times New Roman"/>
+          <w:b/>
+          <w:bCs/>
+          <w:sz w:val="24"/>
+          <w:szCs w:val="24"/>
+        </w:rPr>
+        <w:t>additive</w:t>
+      </w:r>
+      <w:r>
+        <w:rPr>
+          <w:rFonts w:ascii="Times New Roman" w:eastAsia="Times New Roman" w:hAnsi="Times New Roman" w:cs="Times New Roman"/>
+          <w:sz w:val="24"/>
+          <w:szCs w:val="24"/>
+        </w:rPr>
+        <w:t xml:space="preserve"> color model. This means that different colors are created by adding together varying amounts of re</w:t>
+      </w:r>
+      <w:bookmarkStart w:id="0" w:name="_GoBack"/>
+      <w:bookmarkEnd w:id="0"/>
+      <w:r>
+        <w:rPr>
+          <w:rFonts w:ascii="Times New Roman" w:eastAsia="Times New Roman" w:hAnsi="Times New Roman" w:cs="Times New Roman"/>
+          <w:sz w:val="24"/>
+          <w:szCs w:val="24"/>
+        </w:rPr>
+        <w:t xml:space="preserve">d, green, and blue light.   </w:t>
+      </w:r>
+    </w:p>
+    <w:p>
+      <w:pPr>
+        <w:numPr>
+          <w:ilvl w:val="0"/>
+          <w:numId w:val="18"/>
+        </w:numPr>
+        <w:spacing w:before="100" w:beforeAutospacing="1" w:after="100" w:afterAutospacing="1" w:line="240" w:lineRule="auto"/>
+        <w:rPr>
+          <w:rFonts w:ascii="Times New Roman" w:eastAsia="Times New Roman" w:hAnsi="Times New Roman" w:cs="Times New Roman"/>
+          <w:sz w:val="24"/>
+          <w:szCs w:val="24"/>
+        </w:rPr>
+      </w:pPr>
+      <w:r>
+        <w:rPr>
+          <w:rFonts w:ascii="Times New Roman" w:eastAsia="Times New Roman" w:hAnsi="Times New Roman" w:cs="Times New Roman"/>
+          <w:sz w:val="24"/>
+          <w:szCs w:val="24"/>
+        </w:rPr>
+        <w:t xml:space="preserve">Think of it like mixing colored lights: </w:t>
+      </w:r>
+    </w:p>
+    <w:p>
+      <w:pPr>
+        <w:numPr>
+          <w:ilvl w:val="1"/>
+          <w:numId w:val="18"/>
+        </w:numPr>
+        <w:spacing w:before="100" w:beforeAutospacing="1" w:after="100" w:afterAutospacing="1" w:line="240" w:lineRule="auto"/>
+        <w:rPr>
+          <w:rFonts w:ascii="Times New Roman" w:eastAsia="Times New Roman" w:hAnsi="Times New Roman" w:cs="Times New Roman"/>
+          <w:sz w:val="24"/>
+          <w:szCs w:val="24"/>
+        </w:rPr>
+      </w:pPr>
+      <w:r>
+        <w:rPr>
+          <w:rFonts w:ascii="Times New Roman" w:eastAsia="Times New Roman" w:hAnsi="Times New Roman" w:cs="Times New Roman"/>
+          <w:sz w:val="24"/>
+          <w:szCs w:val="24"/>
+        </w:rPr>
+        <w:t xml:space="preserve">No light (0 of each color) produces black.   </w:t>
+      </w:r>
+    </w:p>
+    <w:p>
+      <w:pPr>
+        <w:numPr>
+          <w:ilvl w:val="1"/>
+          <w:numId w:val="18"/>
+        </w:numPr>
+        <w:spacing w:before="100" w:beforeAutospacing="1" w:after="100" w:afterAutospacing="1" w:line="240" w:lineRule="auto"/>
+        <w:rPr>
+          <w:rFonts w:ascii="Times New Roman" w:eastAsia="Times New Roman" w:hAnsi="Times New Roman" w:cs="Times New Roman"/>
+          <w:sz w:val="24"/>
+          <w:szCs w:val="24"/>
+        </w:rPr>
+      </w:pPr>
+      <w:r>
+        <w:rPr>
+          <w:rFonts w:ascii="Times New Roman" w:eastAsia="Times New Roman" w:hAnsi="Times New Roman" w:cs="Times New Roman"/>
+          <w:sz w:val="24"/>
+          <w:szCs w:val="24"/>
+        </w:rPr>
+        <w:t>Full intensity of all three colors produces white.</w:t>
+      </w:r>
+    </w:p>
+    <w:p>
+      <w:pPr>
+        <w:numPr>
+          <w:ilvl w:val="1"/>
+          <w:numId w:val="18"/>
+        </w:numPr>
+        <w:spacing w:before="100" w:beforeAutospacing="1" w:after="100" w:afterAutospacing="1" w:line="240" w:lineRule="auto"/>
+        <w:rPr>
+          <w:rFonts w:ascii="Times New Roman" w:eastAsia="Times New Roman" w:hAnsi="Times New Roman" w:cs="Times New Roman"/>
+          <w:sz w:val="24"/>
+          <w:szCs w:val="24"/>
+        </w:rPr>
+      </w:pPr>
+      <w:r>
+        <w:rPr>
+          <w:rFonts w:ascii="Times New Roman" w:eastAsia="Times New Roman" w:hAnsi="Times New Roman" w:cs="Times New Roman"/>
+          <w:sz w:val="24"/>
+          <w:szCs w:val="24"/>
+        </w:rPr>
+        <w:t xml:space="preserve">Different combinations of intensities create all other colors.   </w:t>
+      </w:r>
+    </w:p>
+    <w:p>
+      <w:pPr>
+        <w:spacing w:before="100" w:beforeAutospacing="1" w:after="100" w:afterAutospacing="1" w:line="240" w:lineRule="auto"/>
+        <w:rPr>
+          <w:rFonts w:ascii="Times New Roman" w:eastAsia="Times New Roman" w:hAnsi="Times New Roman" w:cs="Times New Roman"/>
+          <w:sz w:val="24"/>
+          <w:szCs w:val="24"/>
+        </w:rPr>
+      </w:pPr>
+      <w:r>
+        <w:rPr>
+          <w:rFonts w:ascii="Times New Roman" w:eastAsia="Times New Roman" w:hAnsi="Times New Roman" w:cs="Times New Roman"/>
+          <w:b/>
+          <w:bCs/>
+          <w:sz w:val="24"/>
+          <w:szCs w:val="24"/>
+        </w:rPr>
+        <w:t>2. Numerical Representation:</w:t>
+      </w:r>
+    </w:p>
+    <w:p>
+      <w:pPr>
+        <w:numPr>
+          <w:ilvl w:val="0"/>
+          <w:numId w:val="19"/>
+        </w:numPr>
+        <w:spacing w:before="100" w:beforeAutospacing="1" w:after="100" w:afterAutospacing="1" w:line="240" w:lineRule="auto"/>
+        <w:rPr>
+          <w:rFonts w:ascii="Times New Roman" w:eastAsia="Times New Roman" w:hAnsi="Times New Roman" w:cs="Times New Roman"/>
+          <w:sz w:val="24"/>
+          <w:szCs w:val="24"/>
+        </w:rPr>
+      </w:pPr>
+      <w:r>
+        <w:rPr>
+          <w:rFonts w:ascii="Times New Roman" w:eastAsia="Times New Roman" w:hAnsi="Times New Roman" w:cs="Times New Roman"/>
+          <w:sz w:val="24"/>
+          <w:szCs w:val="24"/>
+        </w:rPr>
+        <w:t xml:space="preserve">Each color component (red, green, blue) is typically assigned a numerical value representing its intensity.   </w:t>
+      </w:r>
+    </w:p>
+    <w:p>
+      <w:pPr>
+        <w:numPr>
+          <w:ilvl w:val="0"/>
+          <w:numId w:val="19"/>
+        </w:numPr>
+        <w:spacing w:before="100" w:beforeAutospacing="1" w:after="100" w:afterAutospacing="1" w:line="240" w:lineRule="auto"/>
+        <w:rPr>
+          <w:rFonts w:ascii="Times New Roman" w:eastAsia="Times New Roman" w:hAnsi="Times New Roman" w:cs="Times New Roman"/>
+          <w:sz w:val="24"/>
+          <w:szCs w:val="24"/>
+        </w:rPr>
+      </w:pPr>
+      <w:r>
+        <w:rPr>
+          <w:rFonts w:ascii="Times New Roman" w:eastAsia="Times New Roman" w:hAnsi="Times New Roman" w:cs="Times New Roman"/>
+          <w:sz w:val="24"/>
+          <w:szCs w:val="24"/>
+        </w:rPr>
+        <w:t xml:space="preserve">The range of these values usually goes from </w:t>
+      </w:r>
+      <w:r>
+        <w:rPr>
+          <w:rFonts w:ascii="Times New Roman" w:eastAsia="Times New Roman" w:hAnsi="Times New Roman" w:cs="Times New Roman"/>
+          <w:b/>
+          <w:bCs/>
+          <w:sz w:val="24"/>
+          <w:szCs w:val="24"/>
+        </w:rPr>
+        <w:t>0 to 255</w:t>
+      </w:r>
+      <w:r>
+        <w:rPr>
+          <w:rFonts w:ascii="Times New Roman" w:eastAsia="Times New Roman" w:hAnsi="Times New Roman" w:cs="Times New Roman"/>
+          <w:sz w:val="24"/>
+          <w:szCs w:val="24"/>
+        </w:rPr>
+        <w:t xml:space="preserve">. </w:t>
+      </w:r>
+    </w:p>
+    <w:p>
+      <w:pPr>
+        <w:numPr>
+          <w:ilvl w:val="1"/>
+          <w:numId w:val="19"/>
+        </w:numPr>
+        <w:spacing w:before="100" w:beforeAutospacing="1" w:after="100" w:afterAutospacing="1" w:line="240" w:lineRule="auto"/>
+        <w:rPr>
+          <w:rFonts w:ascii="Times New Roman" w:eastAsia="Times New Roman" w:hAnsi="Times New Roman" w:cs="Times New Roman"/>
+          <w:sz w:val="24"/>
+          <w:szCs w:val="24"/>
+        </w:rPr>
+      </w:pPr>
+      <w:r>
+        <w:rPr>
+          <w:rFonts w:ascii="Times New Roman" w:eastAsia="Times New Roman" w:hAnsi="Times New Roman" w:cs="Times New Roman"/>
+          <w:b/>
+          <w:bCs/>
+          <w:sz w:val="24"/>
+          <w:szCs w:val="24"/>
+        </w:rPr>
+        <w:t>0</w:t>
+      </w:r>
+      <w:r>
+        <w:rPr>
+          <w:rFonts w:ascii="Times New Roman" w:eastAsia="Times New Roman" w:hAnsi="Times New Roman" w:cs="Times New Roman"/>
+          <w:sz w:val="24"/>
+          <w:szCs w:val="24"/>
+        </w:rPr>
+        <w:t xml:space="preserve"> means that color component is completely off (no light).   </w:t>
+      </w:r>
+    </w:p>
+    <w:p>
+      <w:pPr>
+        <w:numPr>
+          <w:ilvl w:val="1"/>
+          <w:numId w:val="19"/>
+        </w:numPr>
+        <w:spacing w:before="100" w:beforeAutospacing="1" w:after="100" w:afterAutospacing="1" w:line="240" w:lineRule="auto"/>
+        <w:rPr>
+          <w:rFonts w:ascii="Times New Roman" w:eastAsia="Times New Roman" w:hAnsi="Times New Roman" w:cs="Times New Roman"/>
+          <w:sz w:val="24"/>
+          <w:szCs w:val="24"/>
+        </w:rPr>
+      </w:pPr>
+      <w:r>
+        <w:rPr>
+          <w:rFonts w:ascii="Times New Roman" w:eastAsia="Times New Roman" w:hAnsi="Times New Roman" w:cs="Times New Roman"/>
+          <w:b/>
+          <w:bCs/>
+          <w:sz w:val="24"/>
+          <w:szCs w:val="24"/>
+        </w:rPr>
+        <w:t>255</w:t>
+      </w:r>
+      <w:r>
+        <w:rPr>
+          <w:rFonts w:ascii="Times New Roman" w:eastAsia="Times New Roman" w:hAnsi="Times New Roman" w:cs="Times New Roman"/>
+          <w:sz w:val="24"/>
+          <w:szCs w:val="24"/>
+        </w:rPr>
+        <w:t xml:space="preserve"> means that color component is at its maximum intensity (fully on).</w:t>
+      </w:r>
+    </w:p>
+    <w:p>
+      <w:pPr>
+        <w:spacing w:beforeAutospacing="1" w:after="0" w:afterAutospacing="1" w:line="240" w:lineRule="auto"/>
+        <w:ind w:left="720"/>
+        <w:rPr>
+          <w:rFonts w:ascii="Times New Roman" w:eastAsia="Times New Roman" w:hAnsi="Times New Roman" w:cs="Times New Roman"/>
+          <w:sz w:val="24"/>
+          <w:szCs w:val="24"/>
+        </w:rPr>
+      </w:pPr>
+      <w:r>
+        <w:rPr>
+          <w:rFonts w:ascii="Times New Roman" w:eastAsia="Times New Roman" w:hAnsi="Times New Roman" w:cs="Times New Roman"/>
+          <w:sz w:val="24"/>
+          <w:szCs w:val="24"/>
+        </w:rPr>
+        <w:t xml:space="preserve">  </w:t>
+      </w:r>
+    </w:p>
+    <w:p>
+      <w:pPr>
+        <w:numPr>
+          <w:ilvl w:val="0"/>
+          <w:numId w:val="19"/>
+        </w:numPr>
+        <w:spacing w:before="100" w:beforeAutospacing="1" w:after="100" w:afterAutospacing="1" w:line="240" w:lineRule="auto"/>
+        <w:rPr>
+          <w:rFonts w:ascii="Times New Roman" w:eastAsia="Times New Roman" w:hAnsi="Times New Roman" w:cs="Times New Roman"/>
+          <w:sz w:val="24"/>
+          <w:szCs w:val="24"/>
+        </w:rPr>
+      </w:pPr>
+      <w:r>
+        <w:rPr>
+          <w:rFonts w:ascii="Times New Roman" w:eastAsia="Times New Roman" w:hAnsi="Times New Roman" w:cs="Times New Roman"/>
+          <w:sz w:val="24"/>
+          <w:szCs w:val="24"/>
+        </w:rPr>
+        <w:t xml:space="preserve">Therefore, each color is represented by a triplet of numbers (R, G, </w:t>
+      </w:r>
+      <w:proofErr w:type="gramStart"/>
+      <w:r>
+        <w:rPr>
+          <w:rFonts w:ascii="Times New Roman" w:eastAsia="Times New Roman" w:hAnsi="Times New Roman" w:cs="Times New Roman"/>
+          <w:sz w:val="24"/>
+          <w:szCs w:val="24"/>
+        </w:rPr>
+        <w:t>B</w:t>
+      </w:r>
+      <w:proofErr w:type="gramEnd"/>
+      <w:r>
+        <w:rPr>
+          <w:rFonts w:ascii="Times New Roman" w:eastAsia="Times New Roman" w:hAnsi="Times New Roman" w:cs="Times New Roman"/>
+          <w:sz w:val="24"/>
+          <w:szCs w:val="24"/>
+        </w:rPr>
+        <w:t xml:space="preserve">). For example: </w:t>
+      </w:r>
+    </w:p>
+    <w:p>
+      <w:pPr>
+        <w:numPr>
+          <w:ilvl w:val="1"/>
+          <w:numId w:val="19"/>
+        </w:numPr>
+        <w:spacing w:before="100" w:beforeAutospacing="1" w:after="100" w:afterAutospacing="1" w:line="240" w:lineRule="auto"/>
+        <w:rPr>
+          <w:rFonts w:ascii="Times New Roman" w:eastAsia="Times New Roman" w:hAnsi="Times New Roman" w:cs="Times New Roman"/>
+          <w:sz w:val="24"/>
+          <w:szCs w:val="24"/>
+        </w:rPr>
+      </w:pPr>
+      <w:r>
+        <w:rPr>
+          <w:rFonts w:ascii="Times New Roman" w:eastAsia="Times New Roman" w:hAnsi="Times New Roman" w:cs="Times New Roman"/>
+          <w:sz w:val="24"/>
+          <w:szCs w:val="24"/>
+        </w:rPr>
+        <w:lastRenderedPageBreak/>
+        <w:t>Red: (255, 0, 0)</w:t>
+      </w:r>
+    </w:p>
+    <w:p>
+      <w:pPr>
+        <w:numPr>
+          <w:ilvl w:val="1"/>
+          <w:numId w:val="19"/>
+        </w:numPr>
+        <w:spacing w:before="100" w:beforeAutospacing="1" w:after="100" w:afterAutospacing="1" w:line="240" w:lineRule="auto"/>
+        <w:rPr>
+          <w:rFonts w:ascii="Times New Roman" w:eastAsia="Times New Roman" w:hAnsi="Times New Roman" w:cs="Times New Roman"/>
+          <w:sz w:val="24"/>
+          <w:szCs w:val="24"/>
+        </w:rPr>
+      </w:pPr>
+      <w:r>
+        <w:rPr>
+          <w:rFonts w:ascii="Times New Roman" w:eastAsia="Times New Roman" w:hAnsi="Times New Roman" w:cs="Times New Roman"/>
+          <w:sz w:val="24"/>
+          <w:szCs w:val="24"/>
+        </w:rPr>
+        <w:t xml:space="preserve">Green: (0, 255, 0)   </w:t>
+      </w:r>
+    </w:p>
+    <w:p>
+      <w:pPr>
+        <w:numPr>
+          <w:ilvl w:val="1"/>
+          <w:numId w:val="19"/>
+        </w:numPr>
+        <w:spacing w:before="100" w:beforeAutospacing="1" w:after="100" w:afterAutospacing="1" w:line="240" w:lineRule="auto"/>
+        <w:rPr>
+          <w:rFonts w:ascii="Times New Roman" w:eastAsia="Times New Roman" w:hAnsi="Times New Roman" w:cs="Times New Roman"/>
+          <w:sz w:val="24"/>
+          <w:szCs w:val="24"/>
+        </w:rPr>
+      </w:pPr>
+      <w:r>
+        <w:rPr>
+          <w:rFonts w:ascii="Times New Roman" w:eastAsia="Times New Roman" w:hAnsi="Times New Roman" w:cs="Times New Roman"/>
+          <w:sz w:val="24"/>
+          <w:szCs w:val="24"/>
+        </w:rPr>
+        <w:t xml:space="preserve">Blue: (0, 0, 255)   </w:t>
+      </w:r>
+    </w:p>
+    <w:p>
+      <w:pPr>
+        <w:numPr>
+          <w:ilvl w:val="1"/>
+          <w:numId w:val="19"/>
+        </w:numPr>
+        <w:spacing w:before="100" w:beforeAutospacing="1" w:after="100" w:afterAutospacing="1" w:line="240" w:lineRule="auto"/>
+        <w:rPr>
+          <w:rFonts w:ascii="Times New Roman" w:eastAsia="Times New Roman" w:hAnsi="Times New Roman" w:cs="Times New Roman"/>
+          <w:sz w:val="24"/>
+          <w:szCs w:val="24"/>
+        </w:rPr>
+      </w:pPr>
+      <w:r>
+        <w:rPr>
+          <w:rFonts w:ascii="Times New Roman" w:eastAsia="Times New Roman" w:hAnsi="Times New Roman" w:cs="Times New Roman"/>
+          <w:sz w:val="24"/>
+          <w:szCs w:val="24"/>
+        </w:rPr>
+        <w:t>White: (255, 255, 255)</w:t>
+      </w:r>
+    </w:p>
+    <w:p>
+      <w:pPr>
+        <w:numPr>
+          <w:ilvl w:val="1"/>
+          <w:numId w:val="19"/>
+        </w:numPr>
+        <w:spacing w:before="100" w:beforeAutospacing="1" w:after="100" w:afterAutospacing="1" w:line="240" w:lineRule="auto"/>
+        <w:rPr>
+          <w:rFonts w:ascii="Times New Roman" w:eastAsia="Times New Roman" w:hAnsi="Times New Roman" w:cs="Times New Roman"/>
+          <w:sz w:val="24"/>
+          <w:szCs w:val="24"/>
+        </w:rPr>
+      </w:pPr>
+      <w:r>
+        <w:rPr>
+          <w:rFonts w:ascii="Times New Roman" w:eastAsia="Times New Roman" w:hAnsi="Times New Roman" w:cs="Times New Roman"/>
+          <w:sz w:val="24"/>
+          <w:szCs w:val="24"/>
+        </w:rPr>
+        <w:t xml:space="preserve">Black: (0, 0, 0)   </w:t>
+      </w:r>
+    </w:p>
+    <w:p>
+      <w:pPr>
+        <w:numPr>
+          <w:ilvl w:val="1"/>
+          <w:numId w:val="19"/>
+        </w:numPr>
+        <w:spacing w:before="100" w:beforeAutospacing="1" w:after="100" w:afterAutospacing="1" w:line="240" w:lineRule="auto"/>
+        <w:rPr>
+          <w:rFonts w:ascii="Times New Roman" w:eastAsia="Times New Roman" w:hAnsi="Times New Roman" w:cs="Times New Roman"/>
+          <w:sz w:val="24"/>
+          <w:szCs w:val="24"/>
+        </w:rPr>
+      </w:pPr>
+      <w:r>
+        <w:rPr>
+          <w:rFonts w:ascii="Times New Roman" w:eastAsia="Times New Roman" w:hAnsi="Times New Roman" w:cs="Times New Roman"/>
+          <w:sz w:val="24"/>
+          <w:szCs w:val="24"/>
+        </w:rPr>
+        <w:t>Yellow: (255, 255, 0) (red + green)</w:t>
+      </w:r>
+    </w:p>
+    <w:p>
+      <w:pPr>
+        <w:numPr>
+          <w:ilvl w:val="1"/>
+          <w:numId w:val="19"/>
+        </w:numPr>
+        <w:spacing w:before="100" w:beforeAutospacing="1" w:after="100" w:afterAutospacing="1" w:line="240" w:lineRule="auto"/>
+        <w:rPr>
+          <w:rFonts w:ascii="Times New Roman" w:eastAsia="Times New Roman" w:hAnsi="Times New Roman" w:cs="Times New Roman"/>
+          <w:sz w:val="24"/>
+          <w:szCs w:val="24"/>
+        </w:rPr>
+      </w:pPr>
+      <w:r>
+        <w:rPr>
+          <w:rFonts w:ascii="Times New Roman" w:eastAsia="Times New Roman" w:hAnsi="Times New Roman" w:cs="Times New Roman"/>
+          <w:sz w:val="24"/>
+          <w:szCs w:val="24"/>
+        </w:rPr>
+        <w:t>Cyan: (0, 255, 255) (green + blue)</w:t>
+      </w:r>
+    </w:p>
+    <w:p>
+      <w:pPr>
+        <w:numPr>
+          <w:ilvl w:val="1"/>
+          <w:numId w:val="19"/>
+        </w:numPr>
+        <w:spacing w:before="100" w:beforeAutospacing="1" w:after="100" w:afterAutospacing="1" w:line="240" w:lineRule="auto"/>
+        <w:rPr>
+          <w:rFonts w:ascii="Times New Roman" w:eastAsia="Times New Roman" w:hAnsi="Times New Roman" w:cs="Times New Roman"/>
+          <w:sz w:val="24"/>
+          <w:szCs w:val="24"/>
+        </w:rPr>
+      </w:pPr>
+      <w:r>
+        <w:rPr>
+          <w:rFonts w:ascii="Times New Roman" w:eastAsia="Times New Roman" w:hAnsi="Times New Roman" w:cs="Times New Roman"/>
+          <w:sz w:val="24"/>
+          <w:szCs w:val="24"/>
+        </w:rPr>
+        <w:t>Magenta: (255, 0, 255) (red + blue)</w:t>
+      </w:r>
+    </w:p>
+    <w:p>
+      <w:pPr>
+        <w:spacing w:before="100" w:beforeAutospacing="1" w:after="100" w:afterAutospacing="1" w:line="240" w:lineRule="auto"/>
+        <w:rPr>
+          <w:rFonts w:ascii="Times New Roman" w:eastAsia="Times New Roman" w:hAnsi="Times New Roman" w:cs="Times New Roman"/>
+          <w:sz w:val="24"/>
+          <w:szCs w:val="24"/>
+        </w:rPr>
+      </w:pPr>
+      <w:r>
+        <w:rPr>
+          <w:rFonts w:ascii="Times New Roman" w:eastAsia="Times New Roman" w:hAnsi="Times New Roman" w:cs="Times New Roman"/>
+          <w:b/>
+          <w:bCs/>
+          <w:sz w:val="24"/>
+          <w:szCs w:val="24"/>
+        </w:rPr>
+        <w:t>3. Color Depth (Bit Depth):</w:t>
+      </w:r>
+    </w:p>
+    <w:p>
+      <w:pPr>
+        <w:numPr>
+          <w:ilvl w:val="0"/>
+          <w:numId w:val="20"/>
+        </w:numPr>
+        <w:spacing w:before="100" w:beforeAutospacing="1" w:after="100" w:afterAutospacing="1" w:line="240" w:lineRule="auto"/>
+        <w:rPr>
+          <w:rFonts w:ascii="Times New Roman" w:eastAsia="Times New Roman" w:hAnsi="Times New Roman" w:cs="Times New Roman"/>
+          <w:sz w:val="24"/>
+          <w:szCs w:val="24"/>
+        </w:rPr>
+      </w:pPr>
+      <w:r>
+        <w:rPr>
+          <w:rFonts w:ascii="Times New Roman" w:eastAsia="Times New Roman" w:hAnsi="Times New Roman" w:cs="Times New Roman"/>
+          <w:sz w:val="24"/>
+          <w:szCs w:val="24"/>
+        </w:rPr>
+        <w:t xml:space="preserve">The number of bits used to represent each color component determines the </w:t>
+      </w:r>
+      <w:r>
+        <w:rPr>
+          <w:rFonts w:ascii="Times New Roman" w:eastAsia="Times New Roman" w:hAnsi="Times New Roman" w:cs="Times New Roman"/>
+          <w:b/>
+          <w:bCs/>
+          <w:sz w:val="24"/>
+          <w:szCs w:val="24"/>
+        </w:rPr>
+        <w:t>color depth</w:t>
+      </w:r>
+      <w:r>
+        <w:rPr>
+          <w:rFonts w:ascii="Times New Roman" w:eastAsia="Times New Roman" w:hAnsi="Times New Roman" w:cs="Times New Roman"/>
+          <w:sz w:val="24"/>
+          <w:szCs w:val="24"/>
+        </w:rPr>
+        <w:t xml:space="preserve"> or the total number of distinct colors a system can display.   </w:t>
+      </w:r>
+    </w:p>
+    <w:p>
+      <w:pPr>
+        <w:numPr>
+          <w:ilvl w:val="0"/>
+          <w:numId w:val="20"/>
+        </w:numPr>
+        <w:spacing w:before="100" w:beforeAutospacing="1" w:after="100" w:afterAutospacing="1" w:line="240" w:lineRule="auto"/>
+        <w:rPr>
+          <w:rFonts w:ascii="Times New Roman" w:eastAsia="Times New Roman" w:hAnsi="Times New Roman" w:cs="Times New Roman"/>
+          <w:sz w:val="24"/>
+          <w:szCs w:val="24"/>
+        </w:rPr>
+      </w:pPr>
+      <w:r>
+        <w:rPr>
+          <w:rFonts w:ascii="Times New Roman" w:eastAsia="Times New Roman" w:hAnsi="Times New Roman" w:cs="Times New Roman"/>
+          <w:b/>
+          <w:bCs/>
+          <w:sz w:val="24"/>
+          <w:szCs w:val="24"/>
+        </w:rPr>
+        <w:t>8 bits per channel</w:t>
+      </w:r>
+      <w:r>
+        <w:rPr>
+          <w:rFonts w:ascii="Times New Roman" w:eastAsia="Times New Roman" w:hAnsi="Times New Roman" w:cs="Times New Roman"/>
+          <w:sz w:val="24"/>
+          <w:szCs w:val="24"/>
+        </w:rPr>
+        <w:t xml:space="preserve"> is the most common, meaning 8 bits are used for red, 8 for green, and 8 for blue. This allows for 28×28×28=256×256×256=16,777,216 possible colors (often referred to as "true color" or 24-bit color).   </w:t>
+      </w:r>
+    </w:p>
+    <w:p>
+      <w:pPr>
+        <w:numPr>
+          <w:ilvl w:val="0"/>
+          <w:numId w:val="20"/>
+        </w:numPr>
+        <w:spacing w:before="100" w:beforeAutospacing="1" w:after="100" w:afterAutospacing="1" w:line="240" w:lineRule="auto"/>
+        <w:rPr>
+          <w:rFonts w:ascii="Times New Roman" w:eastAsia="Times New Roman" w:hAnsi="Times New Roman" w:cs="Times New Roman"/>
+          <w:sz w:val="24"/>
+          <w:szCs w:val="24"/>
+        </w:rPr>
+      </w:pPr>
+      <w:r>
+        <w:rPr>
+          <w:rFonts w:ascii="Times New Roman" w:eastAsia="Times New Roman" w:hAnsi="Times New Roman" w:cs="Times New Roman"/>
+          <w:sz w:val="24"/>
+          <w:szCs w:val="24"/>
+        </w:rPr>
+        <w:t xml:space="preserve">Other color depths exist, such as: </w:t>
+      </w:r>
+    </w:p>
+    <w:p>
+      <w:pPr>
+        <w:numPr>
+          <w:ilvl w:val="1"/>
+          <w:numId w:val="20"/>
+        </w:numPr>
+        <w:spacing w:before="100" w:beforeAutospacing="1" w:after="100" w:afterAutospacing="1" w:line="240" w:lineRule="auto"/>
+        <w:rPr>
+          <w:rFonts w:ascii="Times New Roman" w:eastAsia="Times New Roman" w:hAnsi="Times New Roman" w:cs="Times New Roman"/>
+          <w:sz w:val="24"/>
+          <w:szCs w:val="24"/>
+        </w:rPr>
+      </w:pPr>
+      <w:r>
+        <w:rPr>
+          <w:rFonts w:ascii="Times New Roman" w:eastAsia="Times New Roman" w:hAnsi="Times New Roman" w:cs="Times New Roman"/>
+          <w:b/>
+          <w:bCs/>
+          <w:sz w:val="24"/>
+          <w:szCs w:val="24"/>
+        </w:rPr>
+        <w:t>1-bit:</w:t>
+      </w:r>
+      <w:r>
+        <w:rPr>
+          <w:rFonts w:ascii="Times New Roman" w:eastAsia="Times New Roman" w:hAnsi="Times New Roman" w:cs="Times New Roman"/>
+          <w:sz w:val="24"/>
+          <w:szCs w:val="24"/>
+        </w:rPr>
+        <w:t xml:space="preserve"> 2 colors (black and white)</w:t>
+      </w:r>
+    </w:p>
+    <w:p>
+      <w:pPr>
+        <w:numPr>
+          <w:ilvl w:val="1"/>
+          <w:numId w:val="20"/>
+        </w:numPr>
+        <w:spacing w:before="100" w:beforeAutospacing="1" w:after="100" w:afterAutospacing="1" w:line="240" w:lineRule="auto"/>
+        <w:rPr>
+          <w:rFonts w:ascii="Times New Roman" w:eastAsia="Times New Roman" w:hAnsi="Times New Roman" w:cs="Times New Roman"/>
+          <w:sz w:val="24"/>
+          <w:szCs w:val="24"/>
+        </w:rPr>
+      </w:pPr>
+      <w:r>
+        <w:rPr>
+          <w:rFonts w:ascii="Times New Roman" w:eastAsia="Times New Roman" w:hAnsi="Times New Roman" w:cs="Times New Roman"/>
+          <w:b/>
+          <w:bCs/>
+          <w:sz w:val="24"/>
+          <w:szCs w:val="24"/>
+        </w:rPr>
+        <w:t>8-bit (indexed color):</w:t>
+      </w:r>
+      <w:r>
+        <w:rPr>
+          <w:rFonts w:ascii="Times New Roman" w:eastAsia="Times New Roman" w:hAnsi="Times New Roman" w:cs="Times New Roman"/>
+          <w:sz w:val="24"/>
+          <w:szCs w:val="24"/>
+        </w:rPr>
+        <w:t xml:space="preserve"> 256 colors (using a color palette)   </w:t>
+      </w:r>
+    </w:p>
+    <w:p>
+      <w:pPr>
+        <w:numPr>
+          <w:ilvl w:val="1"/>
+          <w:numId w:val="20"/>
+        </w:numPr>
+        <w:spacing w:before="100" w:beforeAutospacing="1" w:after="100" w:afterAutospacing="1" w:line="240" w:lineRule="auto"/>
+        <w:rPr>
+          <w:rFonts w:ascii="Times New Roman" w:eastAsia="Times New Roman" w:hAnsi="Times New Roman" w:cs="Times New Roman"/>
+          <w:sz w:val="24"/>
+          <w:szCs w:val="24"/>
+        </w:rPr>
+      </w:pPr>
+      <w:r>
+        <w:rPr>
+          <w:rFonts w:ascii="Times New Roman" w:eastAsia="Times New Roman" w:hAnsi="Times New Roman" w:cs="Times New Roman"/>
+          <w:b/>
+          <w:bCs/>
+          <w:sz w:val="24"/>
+          <w:szCs w:val="24"/>
+        </w:rPr>
+        <w:t>16-bit (high color):</w:t>
+      </w:r>
+      <w:r>
+        <w:rPr>
+          <w:rFonts w:ascii="Times New Roman" w:eastAsia="Times New Roman" w:hAnsi="Times New Roman" w:cs="Times New Roman"/>
+          <w:sz w:val="24"/>
+          <w:szCs w:val="24"/>
+        </w:rPr>
+        <w:t xml:space="preserve"> 65,536 colors</w:t>
+      </w:r>
+    </w:p>
+    <w:p>
+      <w:pPr>
+        <w:numPr>
+          <w:ilvl w:val="1"/>
+          <w:numId w:val="20"/>
+        </w:numPr>
+        <w:spacing w:before="100" w:beforeAutospacing="1" w:after="100" w:afterAutospacing="1" w:line="240" w:lineRule="auto"/>
+        <w:rPr>
+          <w:rFonts w:ascii="Times New Roman" w:eastAsia="Times New Roman" w:hAnsi="Times New Roman" w:cs="Times New Roman"/>
+          <w:sz w:val="24"/>
+          <w:szCs w:val="24"/>
+        </w:rPr>
+      </w:pPr>
+      <w:r>
+        <w:rPr>
+          <w:rFonts w:ascii="Times New Roman" w:eastAsia="Times New Roman" w:hAnsi="Times New Roman" w:cs="Times New Roman"/>
+          <w:b/>
+          <w:bCs/>
+          <w:sz w:val="24"/>
+          <w:szCs w:val="24"/>
+        </w:rPr>
+        <w:t>32-bit:</w:t>
+      </w:r>
+      <w:r>
+        <w:rPr>
+          <w:rFonts w:ascii="Times New Roman" w:eastAsia="Times New Roman" w:hAnsi="Times New Roman" w:cs="Times New Roman"/>
+          <w:sz w:val="24"/>
+          <w:szCs w:val="24"/>
+        </w:rPr>
+        <w:t xml:space="preserve"> Often 24-bit color plus an 8-bit </w:t>
+      </w:r>
+      <w:r>
+        <w:rPr>
+          <w:rFonts w:ascii="Times New Roman" w:eastAsia="Times New Roman" w:hAnsi="Times New Roman" w:cs="Times New Roman"/>
+          <w:b/>
+          <w:bCs/>
+          <w:sz w:val="24"/>
+          <w:szCs w:val="24"/>
+        </w:rPr>
+        <w:t>alpha channel</w:t>
+      </w:r>
+      <w:r>
+        <w:rPr>
+          <w:rFonts w:ascii="Times New Roman" w:eastAsia="Times New Roman" w:hAnsi="Times New Roman" w:cs="Times New Roman"/>
+          <w:sz w:val="24"/>
+          <w:szCs w:val="24"/>
+        </w:rPr>
+        <w:t xml:space="preserve"> for transparency.</w:t>
+      </w:r>
+    </w:p>
+    <w:p>
+      <w:pPr>
+        <w:spacing w:before="100" w:beforeAutospacing="1" w:after="100" w:afterAutospacing="1" w:line="240" w:lineRule="auto"/>
+        <w:rPr>
+          <w:rFonts w:ascii="Times New Roman" w:eastAsia="Times New Roman" w:hAnsi="Times New Roman" w:cs="Times New Roman"/>
+          <w:sz w:val="24"/>
+          <w:szCs w:val="24"/>
+        </w:rPr>
+      </w:pPr>
+      <w:r>
+        <w:rPr>
+          <w:rFonts w:ascii="Times New Roman" w:eastAsia="Times New Roman" w:hAnsi="Times New Roman" w:cs="Times New Roman"/>
+          <w:b/>
+          <w:bCs/>
+          <w:sz w:val="24"/>
+          <w:szCs w:val="24"/>
+        </w:rPr>
+        <w:t>4. Hexadecimal Representation:</w:t>
+      </w:r>
+    </w:p>
+    <w:p>
+      <w:pPr>
+        <w:numPr>
+          <w:ilvl w:val="0"/>
+          <w:numId w:val="21"/>
+        </w:numPr>
+        <w:spacing w:before="100" w:beforeAutospacing="1" w:after="100" w:afterAutospacing="1" w:line="240" w:lineRule="auto"/>
+        <w:rPr>
+          <w:rFonts w:ascii="Times New Roman" w:eastAsia="Times New Roman" w:hAnsi="Times New Roman" w:cs="Times New Roman"/>
+          <w:sz w:val="24"/>
+          <w:szCs w:val="24"/>
+        </w:rPr>
+      </w:pPr>
+      <w:r>
+        <w:rPr>
+          <w:rFonts w:ascii="Times New Roman" w:eastAsia="Times New Roman" w:hAnsi="Times New Roman" w:cs="Times New Roman"/>
+          <w:sz w:val="24"/>
+          <w:szCs w:val="24"/>
+        </w:rPr>
+        <w:t>In web design and other contexts, colors are often represented using hexadecimal (base-16) values.</w:t>
+      </w:r>
+    </w:p>
+    <w:p>
+      <w:pPr>
+        <w:numPr>
+          <w:ilvl w:val="0"/>
+          <w:numId w:val="21"/>
+        </w:numPr>
+        <w:spacing w:before="100" w:beforeAutospacing="1" w:after="100" w:afterAutospacing="1" w:line="240" w:lineRule="auto"/>
+        <w:rPr>
+          <w:rFonts w:ascii="Times New Roman" w:eastAsia="Times New Roman" w:hAnsi="Times New Roman" w:cs="Times New Roman"/>
+          <w:sz w:val="24"/>
+          <w:szCs w:val="24"/>
+        </w:rPr>
+      </w:pPr>
+      <w:r>
+        <w:rPr>
+          <w:rFonts w:ascii="Times New Roman" w:eastAsia="Times New Roman" w:hAnsi="Times New Roman" w:cs="Times New Roman"/>
+          <w:sz w:val="24"/>
+          <w:szCs w:val="24"/>
+        </w:rPr>
+        <w:t>Each color component (R, G, B) is represented by two hexadecimal digits (00 to FF), which correspond to the decimal values 0 to 255.</w:t>
+      </w:r>
+    </w:p>
+    <w:p>
+      <w:pPr>
+        <w:numPr>
+          <w:ilvl w:val="0"/>
+          <w:numId w:val="21"/>
+        </w:numPr>
+        <w:spacing w:before="100" w:beforeAutospacing="1" w:after="100" w:afterAutospacing="1" w:line="240" w:lineRule="auto"/>
+        <w:rPr>
+          <w:rFonts w:ascii="Times New Roman" w:eastAsia="Times New Roman" w:hAnsi="Times New Roman" w:cs="Times New Roman"/>
+          <w:sz w:val="24"/>
+          <w:szCs w:val="24"/>
+        </w:rPr>
+      </w:pPr>
+      <w:r>
+        <w:rPr>
+          <w:rFonts w:ascii="Times New Roman" w:eastAsia="Times New Roman" w:hAnsi="Times New Roman" w:cs="Times New Roman"/>
+          <w:sz w:val="24"/>
+          <w:szCs w:val="24"/>
+        </w:rPr>
+        <w:t xml:space="preserve">The hexadecimal color code is formed by concatenating these three two-digit hexadecimal numbers, prefixed with a hash symbol (#). </w:t>
+      </w:r>
+    </w:p>
+    <w:p>
+      <w:pPr>
+        <w:numPr>
+          <w:ilvl w:val="1"/>
+          <w:numId w:val="21"/>
+        </w:numPr>
+        <w:spacing w:before="100" w:beforeAutospacing="1" w:after="100" w:afterAutospacing="1" w:line="240" w:lineRule="auto"/>
+        <w:rPr>
+          <w:rFonts w:ascii="Times New Roman" w:eastAsia="Times New Roman" w:hAnsi="Times New Roman" w:cs="Times New Roman"/>
+          <w:sz w:val="24"/>
+          <w:szCs w:val="24"/>
+        </w:rPr>
+      </w:pPr>
+      <w:r>
+        <w:rPr>
+          <w:rFonts w:ascii="Times New Roman" w:eastAsia="Times New Roman" w:hAnsi="Times New Roman" w:cs="Times New Roman"/>
+          <w:sz w:val="24"/>
+          <w:szCs w:val="24"/>
+        </w:rPr>
+        <w:t>Red: #FF0000</w:t>
+      </w:r>
+    </w:p>
+    <w:p>
+      <w:pPr>
+        <w:numPr>
+          <w:ilvl w:val="1"/>
+          <w:numId w:val="21"/>
+        </w:numPr>
+        <w:spacing w:before="100" w:beforeAutospacing="1" w:after="100" w:afterAutospacing="1" w:line="240" w:lineRule="auto"/>
+        <w:rPr>
+          <w:rFonts w:ascii="Times New Roman" w:eastAsia="Times New Roman" w:hAnsi="Times New Roman" w:cs="Times New Roman"/>
+          <w:sz w:val="24"/>
+          <w:szCs w:val="24"/>
+        </w:rPr>
+      </w:pPr>
+      <w:r>
+        <w:rPr>
+          <w:rFonts w:ascii="Times New Roman" w:eastAsia="Times New Roman" w:hAnsi="Times New Roman" w:cs="Times New Roman"/>
+          <w:sz w:val="24"/>
+          <w:szCs w:val="24"/>
+        </w:rPr>
+        <w:t xml:space="preserve">Green: #00FF00   </w:t>
+      </w:r>
+    </w:p>
+    <w:p>
+      <w:pPr>
+        <w:numPr>
+          <w:ilvl w:val="1"/>
+          <w:numId w:val="21"/>
+        </w:numPr>
+        <w:spacing w:before="100" w:beforeAutospacing="1" w:after="100" w:afterAutospacing="1" w:line="240" w:lineRule="auto"/>
+        <w:rPr>
+          <w:rFonts w:ascii="Times New Roman" w:eastAsia="Times New Roman" w:hAnsi="Times New Roman" w:cs="Times New Roman"/>
+          <w:sz w:val="24"/>
+          <w:szCs w:val="24"/>
+        </w:rPr>
+      </w:pPr>
+      <w:r>
+        <w:rPr>
+          <w:rFonts w:ascii="Times New Roman" w:eastAsia="Times New Roman" w:hAnsi="Times New Roman" w:cs="Times New Roman"/>
+          <w:sz w:val="24"/>
+          <w:szCs w:val="24"/>
+        </w:rPr>
+        <w:t>Blue: #0000FF</w:t>
+      </w:r>
+    </w:p>
+    <w:p>
+      <w:pPr>
+        <w:numPr>
+          <w:ilvl w:val="1"/>
+          <w:numId w:val="21"/>
+        </w:numPr>
+        <w:spacing w:before="100" w:beforeAutospacing="1" w:after="100" w:afterAutospacing="1" w:line="240" w:lineRule="auto"/>
+        <w:rPr>
+          <w:rFonts w:ascii="Times New Roman" w:eastAsia="Times New Roman" w:hAnsi="Times New Roman" w:cs="Times New Roman"/>
+          <w:sz w:val="24"/>
+          <w:szCs w:val="24"/>
+        </w:rPr>
+      </w:pPr>
+      <w:r>
+        <w:rPr>
+          <w:rFonts w:ascii="Times New Roman" w:eastAsia="Times New Roman" w:hAnsi="Times New Roman" w:cs="Times New Roman"/>
+          <w:sz w:val="24"/>
+          <w:szCs w:val="24"/>
+        </w:rPr>
+        <w:t xml:space="preserve">White: #FFFFFF   </w:t>
+      </w:r>
+    </w:p>
+    <w:p>
+      <w:pPr>
+        <w:numPr>
+          <w:ilvl w:val="1"/>
+          <w:numId w:val="21"/>
+        </w:numPr>
+        <w:spacing w:before="100" w:beforeAutospacing="1" w:after="100" w:afterAutospacing="1" w:line="240" w:lineRule="auto"/>
+        <w:rPr>
+          <w:rFonts w:ascii="Times New Roman" w:eastAsia="Times New Roman" w:hAnsi="Times New Roman" w:cs="Times New Roman"/>
+          <w:sz w:val="24"/>
+          <w:szCs w:val="24"/>
+        </w:rPr>
+      </w:pPr>
+      <w:r>
+        <w:rPr>
+          <w:rFonts w:ascii="Times New Roman" w:eastAsia="Times New Roman" w:hAnsi="Times New Roman" w:cs="Times New Roman"/>
+          <w:sz w:val="24"/>
+          <w:szCs w:val="24"/>
+        </w:rPr>
+        <w:t>Black: #000000</w:t>
+      </w:r>
+    </w:p>
+    <w:p>
+      <w:pPr>
+        <w:spacing w:before="100" w:beforeAutospacing="1" w:after="100" w:afterAutospacing="1" w:line="240" w:lineRule="auto"/>
+        <w:rPr>
+          <w:rFonts w:ascii="Times New Roman" w:eastAsia="Times New Roman" w:hAnsi="Times New Roman" w:cs="Times New Roman"/>
+          <w:sz w:val="24"/>
+          <w:szCs w:val="24"/>
+        </w:rPr>
+      </w:pPr>
+      <w:r>
+        <w:rPr>
+          <w:rFonts w:ascii="Times New Roman" w:eastAsia="Times New Roman" w:hAnsi="Times New Roman" w:cs="Times New Roman"/>
+          <w:b/>
+          <w:bCs/>
+          <w:sz w:val="24"/>
+          <w:szCs w:val="24"/>
+        </w:rPr>
+        <w:t>In summary, computers represent color by mixing different intensities of red, green, and blue light, with each intensity level being stored as a numerical value. The color depth determines the range of colors that can be represented.</w:t>
+      </w:r>
+    </w:p>
+    <w:p>
+      <w:pPr>
+        <w:spacing w:after="0"/>
         <w:rPr>
           <w:rFonts w:ascii="Times New Roman" w:hAnsi="Times New Roman" w:cs="Times New Roman"/>
           <w:sz w:val="28"/>
           <w:szCs w:val="28"/>
         </w:rPr>
-        <w:t xml:space="preserve">How binary number system work? </w:t>
-      </w:r>
-    </w:p>
-    <w:p>
-      <w:pPr>
-        <w:pStyle w:val="ListParagraph"/>
-        <w:numPr>
-          <w:ilvl w:val="0"/>
-          <w:numId w:val="1"/>
-        </w:numPr>
-        <w:spacing w:after="0"/>
-        <w:rPr>
-          <w:rFonts w:ascii="Times New Roman" w:hAnsi="Times New Roman" w:cs="Times New Roman"/>
-          <w:b/>
-          <w:bCs/>
-          <w:sz w:val="28"/>
-          <w:szCs w:val="28"/>
-        </w:rPr>
-      </w:pPr>
-      <w:r>
-        <w:rPr>
-          <w:rFonts w:ascii="Times New Roman" w:hAnsi="Times New Roman" w:cs="Times New Roman"/>
-          <w:sz w:val="28"/>
-          <w:szCs w:val="28"/>
-        </w:rPr>
-        <w:t>How would a computer represent something like a letter or a number?</w:t>
-      </w:r>
-      <w:r>
-        <w:rPr>
-          <w:rFonts w:ascii="Times New Roman" w:hAnsi="Times New Roman" w:cs="Times New Roman"/>
-          <w:sz w:val="28"/>
-          <w:szCs w:val="28"/>
-        </w:rPr>
-        <w:t xml:space="preserve"> </w:t>
-      </w:r>
-    </w:p>
-    <w:p>
-      <w:pPr>
-        <w:pStyle w:val="ListParagraph"/>
-        <w:numPr>
-          <w:ilvl w:val="0"/>
-          <w:numId w:val="1"/>
-        </w:numPr>
-        <w:spacing w:after="0"/>
-        <w:rPr>
-          <w:rFonts w:ascii="Times New Roman" w:hAnsi="Times New Roman" w:cs="Times New Roman"/>
-          <w:b/>
-          <w:bCs/>
-          <w:sz w:val="28"/>
-          <w:szCs w:val="28"/>
-        </w:rPr>
-      </w:pPr>
-      <w:r>
-        <w:rPr>
-          <w:rFonts w:ascii="Times New Roman" w:hAnsi="Times New Roman" w:cs="Times New Roman"/>
-          <w:sz w:val="28"/>
-          <w:szCs w:val="28"/>
-        </w:rPr>
-        <w:t>ASCII</w:t>
-      </w:r>
-    </w:p>
-    <w:p>
-      <w:pPr>
-        <w:pStyle w:val="ListParagraph"/>
-        <w:numPr>
-          <w:ilvl w:val="0"/>
-          <w:numId w:val="1"/>
-        </w:numPr>
-        <w:spacing w:after="0"/>
-        <w:rPr>
-          <w:rFonts w:ascii="Times New Roman" w:hAnsi="Times New Roman" w:cs="Times New Roman"/>
-          <w:b/>
-          <w:bCs/>
-          <w:sz w:val="28"/>
-          <w:szCs w:val="28"/>
-        </w:rPr>
-      </w:pPr>
-      <w:r>
-        <w:rPr>
-          <w:rFonts w:ascii="Times New Roman" w:hAnsi="Times New Roman" w:cs="Times New Roman"/>
-          <w:sz w:val="28"/>
-          <w:szCs w:val="28"/>
-        </w:rPr>
-        <w:t xml:space="preserve">Unicode </w:t>
-      </w:r>
-    </w:p>
-    <w:p>
-      <w:pPr>
-        <w:pStyle w:val="ListParagraph"/>
-        <w:numPr>
-          <w:ilvl w:val="0"/>
-          <w:numId w:val="1"/>
-        </w:numPr>
-        <w:spacing w:after="0"/>
-        <w:rPr>
-          <w:rFonts w:ascii="Times New Roman" w:hAnsi="Times New Roman" w:cs="Times New Roman"/>
-          <w:b/>
-          <w:bCs/>
-          <w:sz w:val="28"/>
-          <w:szCs w:val="28"/>
-        </w:rPr>
-      </w:pPr>
-      <w:r>
-        <w:rPr>
-          <w:rFonts w:ascii="Times New Roman" w:hAnsi="Times New Roman" w:cs="Times New Roman"/>
-          <w:sz w:val="28"/>
-          <w:szCs w:val="28"/>
-        </w:rPr>
-        <w:t>How computer represent color?</w:t>
-      </w:r>
-    </w:p>
-    <w:p>
-      <w:pPr>
-        <w:pStyle w:val="ListParagraph"/>
-        <w:numPr>
-          <w:ilvl w:val="0"/>
-          <w:numId w:val="1"/>
-        </w:numPr>
+      </w:pPr>
+    </w:p>
+    <w:p>
+      <w:pPr>
         <w:spacing w:after="0"/>
         <w:rPr>
           <w:rFonts w:ascii="Times New Roman" w:hAnsi="Times New Roman" w:cs="Times New Roman"/>
@@ -2697,6 +4933,155 @@
 <file path=word/numbering.xml><?xml version="1.0" encoding="utf-8"?>
 <w:numbering xmlns:wpc="http://schemas.microsoft.com/office/word/2010/wordprocessingCanvas" xmlns:cx="http://schemas.microsoft.com/office/drawing/2014/chartex" xmlns:cx1="http://schemas.microsoft.com/office/drawing/2015/9/8/chartex" xmlns:mc="http://schemas.openxmlformats.org/markup-compatibility/2006" xmlns:o="urn:schemas-microsoft-com:office:office" xmlns:r="http://schemas.openxmlformats.org/officeDocument/2006/relationships" xmlns:m="http://schemas.openxmlformats.org/officeDocument/2006/math" xmlns:v="urn:schemas-microsoft-com:vml" xmlns:wp14="http://schemas.microsoft.com/office/word/2010/wordprocessingDrawing" xmlns:wp="http://schemas.openxmlformats.org/drawingml/2006/wordprocessingDrawing" xmlns:w10="urn:schemas-microsoft-com:office:word" xmlns:w="http://schemas.openxmlformats.org/wordprocessingml/2006/main" xmlns:w14="http://schemas.microsoft.com/office/word/2010/wordml" xmlns:w15="http://schemas.microsoft.com/office/word/2012/wordml" xmlns:w16se="http://schemas.microsoft.com/office/word/2015/wordml/symex" xmlns:wpg="http://schemas.microsoft.com/office/word/2010/wordprocessingGroup" xmlns:wpi="http://schemas.microsoft.com/office/word/2010/wordprocessingInk" xmlns:wne="http://schemas.microsoft.com/office/word/2006/wordml" xmlns:wps="http://schemas.microsoft.com/office/word/2010/wordprocessingShape" mc:Ignorable="w14 w15 w16se wp14">
   <w:abstractNum w:abstractNumId="0" w15:restartNumberingAfterBreak="0">
+    <w:nsid w:val="00B96A05"/>
+    <w:multiLevelType w:val="multilevel"/>
+    <w:tmpl w:val="3846618E"/>
+    <w:lvl w:ilvl="0">
+      <w:start w:val="1"/>
+      <w:numFmt w:val="bullet"/>
+      <w:lvlText w:val=""/>
+      <w:lvlJc w:val="left"/>
+      <w:pPr>
+        <w:tabs>
+          <w:tab w:val="num" w:pos="720"/>
+        </w:tabs>
+        <w:ind w:left="720" w:hanging="360"/>
+      </w:pPr>
+      <w:rPr>
+        <w:rFonts w:ascii="Symbol" w:hAnsi="Symbol" w:hint="default"/>
+        <w:sz w:val="20"/>
+      </w:rPr>
+    </w:lvl>
+    <w:lvl w:ilvl="1">
+      <w:start w:val="1"/>
+      <w:numFmt w:val="bullet"/>
+      <w:lvlText w:val="o"/>
+      <w:lvlJc w:val="left"/>
+      <w:pPr>
+        <w:tabs>
+          <w:tab w:val="num" w:pos="1440"/>
+        </w:tabs>
+        <w:ind w:left="1440" w:hanging="360"/>
+      </w:pPr>
+      <w:rPr>
+        <w:rFonts w:ascii="Courier New" w:hAnsi="Courier New" w:hint="default"/>
+        <w:sz w:val="20"/>
+      </w:rPr>
+    </w:lvl>
+    <w:lvl w:ilvl="2" w:tentative="1">
+      <w:start w:val="1"/>
+      <w:numFmt w:val="bullet"/>
+      <w:lvlText w:val=""/>
+      <w:lvlJc w:val="left"/>
+      <w:pPr>
+        <w:tabs>
+          <w:tab w:val="num" w:pos="2160"/>
+        </w:tabs>
+        <w:ind w:left="2160" w:hanging="360"/>
+      </w:pPr>
+      <w:rPr>
+        <w:rFonts w:ascii="Wingdings" w:hAnsi="Wingdings" w:hint="default"/>
+        <w:sz w:val="20"/>
+      </w:rPr>
+    </w:lvl>
+    <w:lvl w:ilvl="3" w:tentative="1">
+      <w:start w:val="1"/>
+      <w:numFmt w:val="bullet"/>
+      <w:lvlText w:val=""/>
+      <w:lvlJc w:val="left"/>
+      <w:pPr>
+        <w:tabs>
+          <w:tab w:val="num" w:pos="2880"/>
+        </w:tabs>
+        <w:ind w:left="2880" w:hanging="360"/>
+      </w:pPr>
+      <w:rPr>
+        <w:rFonts w:ascii="Wingdings" w:hAnsi="Wingdings" w:hint="default"/>
+        <w:sz w:val="20"/>
+      </w:rPr>
+    </w:lvl>
+    <w:lvl w:ilvl="4" w:tentative="1">
+      <w:start w:val="1"/>
+      <w:numFmt w:val="bullet"/>
+      <w:lvlText w:val=""/>
+      <w:lvlJc w:val="left"/>
+      <w:pPr>
+        <w:tabs>
+          <w:tab w:val="num" w:pos="3600"/>
+        </w:tabs>
+        <w:ind w:left="3600" w:hanging="360"/>
+      </w:pPr>
+      <w:rPr>
+        <w:rFonts w:ascii="Wingdings" w:hAnsi="Wingdings" w:hint="default"/>
+        <w:sz w:val="20"/>
+      </w:rPr>
+    </w:lvl>
+    <w:lvl w:ilvl="5" w:tentative="1">
+      <w:start w:val="1"/>
+      <w:numFmt w:val="bullet"/>
+      <w:lvlText w:val=""/>
+      <w:lvlJc w:val="left"/>
+      <w:pPr>
+        <w:tabs>
+          <w:tab w:val="num" w:pos="4320"/>
+        </w:tabs>
+        <w:ind w:left="4320" w:hanging="360"/>
+      </w:pPr>
+      <w:rPr>
+        <w:rFonts w:ascii="Wingdings" w:hAnsi="Wingdings" w:hint="default"/>
+        <w:sz w:val="20"/>
+      </w:rPr>
+    </w:lvl>
+    <w:lvl w:ilvl="6" w:tentative="1">
+      <w:start w:val="1"/>
+      <w:numFmt w:val="bullet"/>
+      <w:lvlText w:val=""/>
+      <w:lvlJc w:val="left"/>
+      <w:pPr>
+        <w:tabs>
+          <w:tab w:val="num" w:pos="5040"/>
+        </w:tabs>
+        <w:ind w:left="5040" w:hanging="360"/>
+      </w:pPr>
+      <w:rPr>
+        <w:rFonts w:ascii="Wingdings" w:hAnsi="Wingdings" w:hint="default"/>
+        <w:sz w:val="20"/>
+      </w:rPr>
+    </w:lvl>
+    <w:lvl w:ilvl="7" w:tentative="1">
+      <w:start w:val="1"/>
+      <w:numFmt w:val="bullet"/>
+      <w:lvlText w:val=""/>
+      <w:lvlJc w:val="left"/>
+      <w:pPr>
+        <w:tabs>
+          <w:tab w:val="num" w:pos="5760"/>
+        </w:tabs>
+        <w:ind w:left="5760" w:hanging="360"/>
+      </w:pPr>
+      <w:rPr>
+        <w:rFonts w:ascii="Wingdings" w:hAnsi="Wingdings" w:hint="default"/>
+        <w:sz w:val="20"/>
+      </w:rPr>
+    </w:lvl>
+    <w:lvl w:ilvl="8" w:tentative="1">
+      <w:start w:val="1"/>
+      <w:numFmt w:val="bullet"/>
+      <w:lvlText w:val=""/>
+      <w:lvlJc w:val="left"/>
+      <w:pPr>
+        <w:tabs>
+          <w:tab w:val="num" w:pos="6480"/>
+        </w:tabs>
+        <w:ind w:left="6480" w:hanging="360"/>
+      </w:pPr>
+      <w:rPr>
+        <w:rFonts w:ascii="Wingdings" w:hAnsi="Wingdings" w:hint="default"/>
+        <w:sz w:val="20"/>
+      </w:rPr>
+    </w:lvl>
+  </w:abstractNum>
+  <w:abstractNum w:abstractNumId="1" w15:restartNumberingAfterBreak="0">
     <w:nsid w:val="036911F6"/>
     <w:multiLevelType w:val="multilevel"/>
     <w:tmpl w:val="87C05F68"/>
@@ -2845,7 +5230,124 @@
       </w:rPr>
     </w:lvl>
   </w:abstractNum>
-  <w:abstractNum w:abstractNumId="1" w15:restartNumberingAfterBreak="0">
+  <w:abstractNum w:abstractNumId="2" w15:restartNumberingAfterBreak="0">
+    <w:nsid w:val="05751149"/>
+    <w:multiLevelType w:val="multilevel"/>
+    <w:tmpl w:val="8BF843FA"/>
+    <w:lvl w:ilvl="0">
+      <w:start w:val="1"/>
+      <w:numFmt w:val="decimal"/>
+      <w:lvlText w:val="%1."/>
+      <w:lvlJc w:val="left"/>
+      <w:pPr>
+        <w:tabs>
+          <w:tab w:val="num" w:pos="720"/>
+        </w:tabs>
+        <w:ind w:left="720" w:hanging="360"/>
+      </w:pPr>
+    </w:lvl>
+    <w:lvl w:ilvl="1">
+      <w:start w:val="1"/>
+      <w:numFmt w:val="bullet"/>
+      <w:lvlText w:val="o"/>
+      <w:lvlJc w:val="left"/>
+      <w:pPr>
+        <w:tabs>
+          <w:tab w:val="num" w:pos="1440"/>
+        </w:tabs>
+        <w:ind w:left="1440" w:hanging="360"/>
+      </w:pPr>
+      <w:rPr>
+        <w:rFonts w:ascii="Courier New" w:hAnsi="Courier New" w:hint="default"/>
+        <w:sz w:val="20"/>
+      </w:rPr>
+    </w:lvl>
+    <w:lvl w:ilvl="2" w:tentative="1">
+      <w:start w:val="1"/>
+      <w:numFmt w:val="decimal"/>
+      <w:lvlText w:val="%3."/>
+      <w:lvlJc w:val="left"/>
+      <w:pPr>
+        <w:tabs>
+          <w:tab w:val="num" w:pos="2160"/>
+        </w:tabs>
+        <w:ind w:left="2160" w:hanging="360"/>
+      </w:pPr>
+    </w:lvl>
+    <w:lvl w:ilvl="3" w:tentative="1">
+      <w:start w:val="1"/>
+      <w:numFmt w:val="decimal"/>
+      <w:lvlText w:val="%4."/>
+      <w:lvlJc w:val="left"/>
+      <w:pPr>
+        <w:tabs>
+          <w:tab w:val="num" w:pos="2880"/>
+        </w:tabs>
+        <w:ind w:left="2880" w:hanging="360"/>
+      </w:pPr>
+    </w:lvl>
+    <w:lvl w:ilvl="4" w:tentative="1">
+      <w:start w:val="1"/>
+      <w:numFmt w:val="decimal"/>
+      <w:lvlText w:val="%5."/>
+      <w:lvlJc w:val="left"/>
+      <w:pPr>
+        <w:tabs>
+          <w:tab w:val="num" w:pos="3600"/>
+        </w:tabs>
+        <w:ind w:left="3600" w:hanging="360"/>
+      </w:pPr>
+    </w:lvl>
+    <w:lvl w:ilvl="5" w:tentative="1">
+      <w:start w:val="1"/>
+      <w:numFmt w:val="decimal"/>
+      <w:lvlText w:val="%6."/>
+      <w:lvlJc w:val="left"/>
+      <w:pPr>
+        <w:tabs>
+          <w:tab w:val="num" w:pos="4320"/>
+        </w:tabs>
+        <w:ind w:left="4320" w:hanging="360"/>
+      </w:pPr>
+    </w:lvl>
+    <w:lvl w:ilvl="6" w:tentative="1">
+      <w:start w:val="1"/>
+      <w:numFmt w:val="decimal"/>
+      <w:lvlText w:val="%7."/>
+      <w:lvlJc w:val="left"/>
+      <w:pPr>
+        <w:tabs>
+          <w:tab w:val="num" w:pos="5040"/>
+        </w:tabs>
+        <w:ind w:left="5040" w:hanging="360"/>
+      </w:pPr>
+    </w:lvl>
+    <w:lvl w:ilvl="7" w:tentative="1">
+      <w:start w:val="1"/>
+      <w:numFmt w:val="decimal"/>
+      <w:lvlText w:val="%8."/>
+      <w:lvlJc w:val="left"/>
+      <w:pPr>
+        <w:tabs>
+          <w:tab w:val="num" w:pos="5760"/>
+        </w:tabs>
+        <w:ind w:left="5760" w:hanging="360"/>
+      </w:pPr>
+    </w:lvl>
+    <w:lvl w:ilvl="8" w:tentative="1">
+      <w:start w:val="1"/>
+      <w:numFmt w:val="decimal"/>
+      <w:lvlText w:val="%9."/>
+      <w:lvlJc w:val="left"/>
+      <w:pPr>
+        <w:tabs>
+          <w:tab w:val="num" w:pos="6480"/>
+        </w:tabs>
+        <w:ind w:left="6480" w:hanging="360"/>
+      </w:pPr>
+    </w:lvl>
+  </w:abstractNum>
+  <w:abstractNum w:abstractNumId="3" w15:restartNumberingAfterBreak="0">
     <w:nsid w:val="0B3A543F"/>
     <w:multiLevelType w:val="multilevel"/>
     <w:tmpl w:val="8D3801B6"/>
@@ -2994,7 +5496,454 @@
       </w:rPr>
     </w:lvl>
   </w:abstractNum>
-  <w:abstractNum w:abstractNumId="2" w15:restartNumberingAfterBreak="0">
+  <w:abstractNum w:abstractNumId="4" w15:restartNumberingAfterBreak="0">
+    <w:nsid w:val="0CB95042"/>
+    <w:multiLevelType w:val="multilevel"/>
+    <w:tmpl w:val="7F9E31CE"/>
+    <w:lvl w:ilvl="0">
+      <w:start w:val="1"/>
+      <w:numFmt w:val="bullet"/>
+      <w:lvlText w:val=""/>
+      <w:lvlJc w:val="left"/>
+      <w:pPr>
+        <w:tabs>
+          <w:tab w:val="num" w:pos="720"/>
+        </w:tabs>
+        <w:ind w:left="720" w:hanging="360"/>
+      </w:pPr>
+      <w:rPr>
+        <w:rFonts w:ascii="Symbol" w:hAnsi="Symbol" w:hint="default"/>
+        <w:sz w:val="20"/>
+      </w:rPr>
+    </w:lvl>
+    <w:lvl w:ilvl="1" w:tentative="1">
+      <w:start w:val="1"/>
+      <w:numFmt w:val="bullet"/>
+      <w:lvlText w:val="o"/>
+      <w:lvlJc w:val="left"/>
+      <w:pPr>
+        <w:tabs>
+          <w:tab w:val="num" w:pos="1440"/>
+        </w:tabs>
+        <w:ind w:left="1440" w:hanging="360"/>
+      </w:pPr>
+      <w:rPr>
+        <w:rFonts w:ascii="Courier New" w:hAnsi="Courier New" w:hint="default"/>
+        <w:sz w:val="20"/>
+      </w:rPr>
+    </w:lvl>
+    <w:lvl w:ilvl="2" w:tentative="1">
+      <w:start w:val="1"/>
+      <w:numFmt w:val="bullet"/>
+      <w:lvlText w:val=""/>
+      <w:lvlJc w:val="left"/>
+      <w:pPr>
+        <w:tabs>
+          <w:tab w:val="num" w:pos="2160"/>
+        </w:tabs>
+        <w:ind w:left="2160" w:hanging="360"/>
+      </w:pPr>
+      <w:rPr>
+        <w:rFonts w:ascii="Wingdings" w:hAnsi="Wingdings" w:hint="default"/>
+        <w:sz w:val="20"/>
+      </w:rPr>
+    </w:lvl>
+    <w:lvl w:ilvl="3" w:tentative="1">
+      <w:start w:val="1"/>
+      <w:numFmt w:val="bullet"/>
+      <w:lvlText w:val=""/>
+      <w:lvlJc w:val="left"/>
+      <w:pPr>
+        <w:tabs>
+          <w:tab w:val="num" w:pos="2880"/>
+        </w:tabs>
+        <w:ind w:left="2880" w:hanging="360"/>
+      </w:pPr>
+      <w:rPr>
+        <w:rFonts w:ascii="Wingdings" w:hAnsi="Wingdings" w:hint="default"/>
+        <w:sz w:val="20"/>
+      </w:rPr>
+    </w:lvl>
+    <w:lvl w:ilvl="4" w:tentative="1">
+      <w:start w:val="1"/>
+      <w:numFmt w:val="bullet"/>
+      <w:lvlText w:val=""/>
+      <w:lvlJc w:val="left"/>
+      <w:pPr>
+        <w:tabs>
+          <w:tab w:val="num" w:pos="3600"/>
+        </w:tabs>
+        <w:ind w:left="3600" w:hanging="360"/>
+      </w:pPr>
+      <w:rPr>
+        <w:rFonts w:ascii="Wingdings" w:hAnsi="Wingdings" w:hint="default"/>
+        <w:sz w:val="20"/>
+      </w:rPr>
+    </w:lvl>
+    <w:lvl w:ilvl="5" w:tentative="1">
+      <w:start w:val="1"/>
+      <w:numFmt w:val="bullet"/>
+      <w:lvlText w:val=""/>
+      <w:lvlJc w:val="left"/>
+      <w:pPr>
+        <w:tabs>
+          <w:tab w:val="num" w:pos="4320"/>
+        </w:tabs>
+        <w:ind w:left="4320" w:hanging="360"/>
+      </w:pPr>
+      <w:rPr>
+        <w:rFonts w:ascii="Wingdings" w:hAnsi="Wingdings" w:hint="default"/>
+        <w:sz w:val="20"/>
+      </w:rPr>
+    </w:lvl>
+    <w:lvl w:ilvl="6" w:tentative="1">
+      <w:start w:val="1"/>
+      <w:numFmt w:val="bullet"/>
+      <w:lvlText w:val=""/>
+      <w:lvlJc w:val="left"/>
+      <w:pPr>
+        <w:tabs>
+          <w:tab w:val="num" w:pos="5040"/>
+        </w:tabs>
+        <w:ind w:left="5040" w:hanging="360"/>
+      </w:pPr>
+      <w:rPr>
+        <w:rFonts w:ascii="Wingdings" w:hAnsi="Wingdings" w:hint="default"/>
+        <w:sz w:val="20"/>
+      </w:rPr>
+    </w:lvl>
+    <w:lvl w:ilvl="7" w:tentative="1">
+      <w:start w:val="1"/>
+      <w:numFmt w:val="bullet"/>
+      <w:lvlText w:val=""/>
+      <w:lvlJc w:val="left"/>
+      <w:pPr>
+        <w:tabs>
+          <w:tab w:val="num" w:pos="5760"/>
+        </w:tabs>
+        <w:ind w:left="5760" w:hanging="360"/>
+      </w:pPr>
+      <w:rPr>
+        <w:rFonts w:ascii="Wingdings" w:hAnsi="Wingdings" w:hint="default"/>
+        <w:sz w:val="20"/>
+      </w:rPr>
+    </w:lvl>
+    <w:lvl w:ilvl="8" w:tentative="1">
+      <w:start w:val="1"/>
+      <w:numFmt w:val="bullet"/>
+      <w:lvlText w:val=""/>
+      <w:lvlJc w:val="left"/>
+      <w:pPr>
+        <w:tabs>
+          <w:tab w:val="num" w:pos="6480"/>
+        </w:tabs>
+        <w:ind w:left="6480" w:hanging="360"/>
+      </w:pPr>
+      <w:rPr>
+        <w:rFonts w:ascii="Wingdings" w:hAnsi="Wingdings" w:hint="default"/>
+        <w:sz w:val="20"/>
+      </w:rPr>
+    </w:lvl>
+  </w:abstractNum>
+  <w:abstractNum w:abstractNumId="5" w15:restartNumberingAfterBreak="0">
+    <w:nsid w:val="0DC61DBC"/>
+    <w:multiLevelType w:val="multilevel"/>
+    <w:tmpl w:val="C89CA328"/>
+    <w:lvl w:ilvl="0">
+      <w:start w:val="1"/>
+      <w:numFmt w:val="bullet"/>
+      <w:lvlText w:val=""/>
+      <w:lvlJc w:val="left"/>
+      <w:pPr>
+        <w:tabs>
+          <w:tab w:val="num" w:pos="720"/>
+        </w:tabs>
+        <w:ind w:left="720" w:hanging="360"/>
+      </w:pPr>
+      <w:rPr>
+        <w:rFonts w:ascii="Symbol" w:hAnsi="Symbol" w:hint="default"/>
+        <w:sz w:val="20"/>
+      </w:rPr>
+    </w:lvl>
+    <w:lvl w:ilvl="1">
+      <w:start w:val="1"/>
+      <w:numFmt w:val="bullet"/>
+      <w:lvlText w:val="o"/>
+      <w:lvlJc w:val="left"/>
+      <w:pPr>
+        <w:tabs>
+          <w:tab w:val="num" w:pos="1440"/>
+        </w:tabs>
+        <w:ind w:left="1440" w:hanging="360"/>
+      </w:pPr>
+      <w:rPr>
+        <w:rFonts w:ascii="Courier New" w:hAnsi="Courier New" w:hint="default"/>
+        <w:sz w:val="20"/>
+      </w:rPr>
+    </w:lvl>
+    <w:lvl w:ilvl="2" w:tentative="1">
+      <w:start w:val="1"/>
+      <w:numFmt w:val="bullet"/>
+      <w:lvlText w:val=""/>
+      <w:lvlJc w:val="left"/>
+      <w:pPr>
+        <w:tabs>
+          <w:tab w:val="num" w:pos="2160"/>
+        </w:tabs>
+        <w:ind w:left="2160" w:hanging="360"/>
+      </w:pPr>
+      <w:rPr>
+        <w:rFonts w:ascii="Wingdings" w:hAnsi="Wingdings" w:hint="default"/>
+        <w:sz w:val="20"/>
+      </w:rPr>
+    </w:lvl>
+    <w:lvl w:ilvl="3" w:tentative="1">
+      <w:start w:val="1"/>
+      <w:numFmt w:val="bullet"/>
+      <w:lvlText w:val=""/>
+      <w:lvlJc w:val="left"/>
+      <w:pPr>
+        <w:tabs>
+          <w:tab w:val="num" w:pos="2880"/>
+        </w:tabs>
+        <w:ind w:left="2880" w:hanging="360"/>
+      </w:pPr>
+      <w:rPr>
+        <w:rFonts w:ascii="Wingdings" w:hAnsi="Wingdings" w:hint="default"/>
+        <w:sz w:val="20"/>
+      </w:rPr>
+    </w:lvl>
+    <w:lvl w:ilvl="4" w:tentative="1">
+      <w:start w:val="1"/>
+      <w:numFmt w:val="bullet"/>
+      <w:lvlText w:val=""/>
+      <w:lvlJc w:val="left"/>
+      <w:pPr>
+        <w:tabs>
+          <w:tab w:val="num" w:pos="3600"/>
+        </w:tabs>
+        <w:ind w:left="3600" w:hanging="360"/>
+      </w:pPr>
+      <w:rPr>
+        <w:rFonts w:ascii="Wingdings" w:hAnsi="Wingdings" w:hint="default"/>
+        <w:sz w:val="20"/>
+      </w:rPr>
+    </w:lvl>
+    <w:lvl w:ilvl="5" w:tentative="1">
+      <w:start w:val="1"/>
+      <w:numFmt w:val="bullet"/>
+      <w:lvlText w:val=""/>
+      <w:lvlJc w:val="left"/>
+      <w:pPr>
+        <w:tabs>
+          <w:tab w:val="num" w:pos="4320"/>
+        </w:tabs>
+        <w:ind w:left="4320" w:hanging="360"/>
+      </w:pPr>
+      <w:rPr>
+        <w:rFonts w:ascii="Wingdings" w:hAnsi="Wingdings" w:hint="default"/>
+        <w:sz w:val="20"/>
+      </w:rPr>
+    </w:lvl>
+    <w:lvl w:ilvl="6" w:tentative="1">
+      <w:start w:val="1"/>
+      <w:numFmt w:val="bullet"/>
+      <w:lvlText w:val=""/>
+      <w:lvlJc w:val="left"/>
+      <w:pPr>
+        <w:tabs>
+          <w:tab w:val="num" w:pos="5040"/>
+        </w:tabs>
+        <w:ind w:left="5040" w:hanging="360"/>
+      </w:pPr>
+      <w:rPr>
+        <w:rFonts w:ascii="Wingdings" w:hAnsi="Wingdings" w:hint="default"/>
+        <w:sz w:val="20"/>
+      </w:rPr>
+    </w:lvl>
+    <w:lvl w:ilvl="7" w:tentative="1">
+      <w:start w:val="1"/>
+      <w:numFmt w:val="bullet"/>
+      <w:lvlText w:val=""/>
+      <w:lvlJc w:val="left"/>
+      <w:pPr>
+        <w:tabs>
+          <w:tab w:val="num" w:pos="5760"/>
+        </w:tabs>
+        <w:ind w:left="5760" w:hanging="360"/>
+      </w:pPr>
+      <w:rPr>
+        <w:rFonts w:ascii="Wingdings" w:hAnsi="Wingdings" w:hint="default"/>
+        <w:sz w:val="20"/>
+      </w:rPr>
+    </w:lvl>
+    <w:lvl w:ilvl="8" w:tentative="1">
+      <w:start w:val="1"/>
+      <w:numFmt w:val="bullet"/>
+      <w:lvlText w:val=""/>
+      <w:lvlJc w:val="left"/>
+      <w:pPr>
+        <w:tabs>
+          <w:tab w:val="num" w:pos="6480"/>
+        </w:tabs>
+        <w:ind w:left="6480" w:hanging="360"/>
+      </w:pPr>
+      <w:rPr>
+        <w:rFonts w:ascii="Wingdings" w:hAnsi="Wingdings" w:hint="default"/>
+        <w:sz w:val="20"/>
+      </w:rPr>
+    </w:lvl>
+  </w:abstractNum>
+  <w:abstractNum w:abstractNumId="6" w15:restartNumberingAfterBreak="0">
+    <w:nsid w:val="1B5F516C"/>
+    <w:multiLevelType w:val="multilevel"/>
+    <w:tmpl w:val="C7D82B0E"/>
+    <w:lvl w:ilvl="0">
+      <w:start w:val="1"/>
+      <w:numFmt w:val="bullet"/>
+      <w:lvlText w:val=""/>
+      <w:lvlJc w:val="left"/>
+      <w:pPr>
+        <w:tabs>
+          <w:tab w:val="num" w:pos="720"/>
+        </w:tabs>
+        <w:ind w:left="720" w:hanging="360"/>
+      </w:pPr>
+      <w:rPr>
+        <w:rFonts w:ascii="Symbol" w:hAnsi="Symbol" w:hint="default"/>
+        <w:sz w:val="20"/>
+      </w:rPr>
+    </w:lvl>
+    <w:lvl w:ilvl="1">
+      <w:start w:val="1"/>
+      <w:numFmt w:val="bullet"/>
+      <w:lvlText w:val="o"/>
+      <w:lvlJc w:val="left"/>
+      <w:pPr>
+        <w:tabs>
+          <w:tab w:val="num" w:pos="1440"/>
+        </w:tabs>
+        <w:ind w:left="1440" w:hanging="360"/>
+      </w:pPr>
+      <w:rPr>
+        <w:rFonts w:ascii="Courier New" w:hAnsi="Courier New" w:hint="default"/>
+        <w:sz w:val="20"/>
+      </w:rPr>
+    </w:lvl>
+    <w:lvl w:ilvl="2" w:tentative="1">
+      <w:start w:val="1"/>
+      <w:numFmt w:val="bullet"/>
+      <w:lvlText w:val=""/>
+      <w:lvlJc w:val="left"/>
+      <w:pPr>
+        <w:tabs>
+          <w:tab w:val="num" w:pos="2160"/>
+        </w:tabs>
+        <w:ind w:left="2160" w:hanging="360"/>
+      </w:pPr>
+      <w:rPr>
+        <w:rFonts w:ascii="Wingdings" w:hAnsi="Wingdings" w:hint="default"/>
+        <w:sz w:val="20"/>
+      </w:rPr>
+    </w:lvl>
+    <w:lvl w:ilvl="3" w:tentative="1">
+      <w:start w:val="1"/>
+      <w:numFmt w:val="bullet"/>
+      <w:lvlText w:val=""/>
+      <w:lvlJc w:val="left"/>
+      <w:pPr>
+        <w:tabs>
+          <w:tab w:val="num" w:pos="2880"/>
+        </w:tabs>
+        <w:ind w:left="2880" w:hanging="360"/>
+      </w:pPr>
+      <w:rPr>
+        <w:rFonts w:ascii="Wingdings" w:hAnsi="Wingdings" w:hint="default"/>
+        <w:sz w:val="20"/>
+      </w:rPr>
+    </w:lvl>
+    <w:lvl w:ilvl="4" w:tentative="1">
+      <w:start w:val="1"/>
+      <w:numFmt w:val="bullet"/>
+      <w:lvlText w:val=""/>
+      <w:lvlJc w:val="left"/>
+      <w:pPr>
+        <w:tabs>
+          <w:tab w:val="num" w:pos="3600"/>
+        </w:tabs>
+        <w:ind w:left="3600" w:hanging="360"/>
+      </w:pPr>
+      <w:rPr>
+        <w:rFonts w:ascii="Wingdings" w:hAnsi="Wingdings" w:hint="default"/>
+        <w:sz w:val="20"/>
+      </w:rPr>
+    </w:lvl>
+    <w:lvl w:ilvl="5" w:tentative="1">
+      <w:start w:val="1"/>
+      <w:numFmt w:val="bullet"/>
+      <w:lvlText w:val=""/>
+      <w:lvlJc w:val="left"/>
+      <w:pPr>
+        <w:tabs>
+          <w:tab w:val="num" w:pos="4320"/>
+        </w:tabs>
+        <w:ind w:left="4320" w:hanging="360"/>
+      </w:pPr>
+      <w:rPr>
+        <w:rFonts w:ascii="Wingdings" w:hAnsi="Wingdings" w:hint="default"/>
+        <w:sz w:val="20"/>
+      </w:rPr>
+    </w:lvl>
+    <w:lvl w:ilvl="6" w:tentative="1">
+      <w:start w:val="1"/>
+      <w:numFmt w:val="bullet"/>
+      <w:lvlText w:val=""/>
+      <w:lvlJc w:val="left"/>
+      <w:pPr>
+        <w:tabs>
+          <w:tab w:val="num" w:pos="5040"/>
+        </w:tabs>
+        <w:ind w:left="5040" w:hanging="360"/>
+      </w:pPr>
+      <w:rPr>
+        <w:rFonts w:ascii="Wingdings" w:hAnsi="Wingdings" w:hint="default"/>
+        <w:sz w:val="20"/>
+      </w:rPr>
+    </w:lvl>
+    <w:lvl w:ilvl="7" w:tentative="1">
+      <w:start w:val="1"/>
+      <w:numFmt w:val="bullet"/>
+      <w:lvlText w:val=""/>
+      <w:lvlJc w:val="left"/>
+      <w:pPr>
+        <w:tabs>
+          <w:tab w:val="num" w:pos="5760"/>
+        </w:tabs>
+        <w:ind w:left="5760" w:hanging="360"/>
+      </w:pPr>
+      <w:rPr>
+        <w:rFonts w:ascii="Wingdings" w:hAnsi="Wingdings" w:hint="default"/>
+        <w:sz w:val="20"/>
+      </w:rPr>
+    </w:lvl>
+    <w:lvl w:ilvl="8" w:tentative="1">
+      <w:start w:val="1"/>
+      <w:numFmt w:val="bullet"/>
+      <w:lvlText w:val=""/>
+      <w:lvlJc w:val="left"/>
+      <w:pPr>
+        <w:tabs>
+          <w:tab w:val="num" w:pos="6480"/>
+        </w:tabs>
+        <w:ind w:left="6480" w:hanging="360"/>
+      </w:pPr>
+      <w:rPr>
+        <w:rFonts w:ascii="Wingdings" w:hAnsi="Wingdings" w:hint="default"/>
+        <w:sz w:val="20"/>
+      </w:rPr>
+    </w:lvl>
+  </w:abstractNum>
+  <w:abstractNum w:abstractNumId="7" w15:restartNumberingAfterBreak="0">
     <w:nsid w:val="20325D08"/>
     <w:multiLevelType w:val="multilevel"/>
     <w:tmpl w:val="9E70C8F0"/>
@@ -3143,7 +6092,156 @@
       </w:rPr>
     </w:lvl>
   </w:abstractNum>
-  <w:abstractNum w:abstractNumId="3" w15:restartNumberingAfterBreak="0">
+  <w:abstractNum w:abstractNumId="8" w15:restartNumberingAfterBreak="0">
+    <w:nsid w:val="249761C0"/>
+    <w:multiLevelType w:val="multilevel"/>
+    <w:tmpl w:val="9A76077A"/>
+    <w:lvl w:ilvl="0">
+      <w:start w:val="1"/>
+      <w:numFmt w:val="bullet"/>
+      <w:lvlText w:val=""/>
+      <w:lvlJc w:val="left"/>
+      <w:pPr>
+        <w:tabs>
+          <w:tab w:val="num" w:pos="720"/>
+        </w:tabs>
+        <w:ind w:left="720" w:hanging="360"/>
+      </w:pPr>
+      <w:rPr>
+        <w:rFonts w:ascii="Symbol" w:hAnsi="Symbol" w:hint="default"/>
+        <w:sz w:val="20"/>
+      </w:rPr>
+    </w:lvl>
+    <w:lvl w:ilvl="1" w:tentative="1">
+      <w:start w:val="1"/>
+      <w:numFmt w:val="bullet"/>
+      <w:lvlText w:val="o"/>
+      <w:lvlJc w:val="left"/>
+      <w:pPr>
+        <w:tabs>
+          <w:tab w:val="num" w:pos="1440"/>
+        </w:tabs>
+        <w:ind w:left="1440" w:hanging="360"/>
+      </w:pPr>
+      <w:rPr>
+        <w:rFonts w:ascii="Courier New" w:hAnsi="Courier New" w:hint="default"/>
+        <w:sz w:val="20"/>
+      </w:rPr>
+    </w:lvl>
+    <w:lvl w:ilvl="2" w:tentative="1">
+      <w:start w:val="1"/>
+      <w:numFmt w:val="bullet"/>
+      <w:lvlText w:val=""/>
+      <w:lvlJc w:val="left"/>
+      <w:pPr>
+        <w:tabs>
+          <w:tab w:val="num" w:pos="2160"/>
+        </w:tabs>
+        <w:ind w:left="2160" w:hanging="360"/>
+      </w:pPr>
+      <w:rPr>
+        <w:rFonts w:ascii="Wingdings" w:hAnsi="Wingdings" w:hint="default"/>
+        <w:sz w:val="20"/>
+      </w:rPr>
+    </w:lvl>
+    <w:lvl w:ilvl="3" w:tentative="1">
+      <w:start w:val="1"/>
+      <w:numFmt w:val="bullet"/>
+      <w:lvlText w:val=""/>
+      <w:lvlJc w:val="left"/>
+      <w:pPr>
+        <w:tabs>
+          <w:tab w:val="num" w:pos="2880"/>
+        </w:tabs>
+        <w:ind w:left="2880" w:hanging="360"/>
+      </w:pPr>
+      <w:rPr>
+        <w:rFonts w:ascii="Wingdings" w:hAnsi="Wingdings" w:hint="default"/>
+        <w:sz w:val="20"/>
+      </w:rPr>
+    </w:lvl>
+    <w:lvl w:ilvl="4" w:tentative="1">
+      <w:start w:val="1"/>
+      <w:numFmt w:val="bullet"/>
+      <w:lvlText w:val=""/>
+      <w:lvlJc w:val="left"/>
+      <w:pPr>
+        <w:tabs>
+          <w:tab w:val="num" w:pos="3600"/>
+        </w:tabs>
+        <w:ind w:left="3600" w:hanging="360"/>
+      </w:pPr>
+      <w:rPr>
+        <w:rFonts w:ascii="Wingdings" w:hAnsi="Wingdings" w:hint="default"/>
+        <w:sz w:val="20"/>
+      </w:rPr>
+    </w:lvl>
+    <w:lvl w:ilvl="5" w:tentative="1">
+      <w:start w:val="1"/>
+      <w:numFmt w:val="bullet"/>
+      <w:lvlText w:val=""/>
+      <w:lvlJc w:val="left"/>
+      <w:pPr>
+        <w:tabs>
+          <w:tab w:val="num" w:pos="4320"/>
+        </w:tabs>
+        <w:ind w:left="4320" w:hanging="360"/>
+      </w:pPr>
+      <w:rPr>
+        <w:rFonts w:ascii="Wingdings" w:hAnsi="Wingdings" w:hint="default"/>
+        <w:sz w:val="20"/>
+      </w:rPr>
+    </w:lvl>
+    <w:lvl w:ilvl="6" w:tentative="1">
+      <w:start w:val="1"/>
+      <w:numFmt w:val="bullet"/>
+      <w:lvlText w:val=""/>
+      <w:lvlJc w:val="left"/>
+      <w:pPr>
+        <w:tabs>
+          <w:tab w:val="num" w:pos="5040"/>
+        </w:tabs>
+        <w:ind w:left="5040" w:hanging="360"/>
+      </w:pPr>
+      <w:rPr>
+        <w:rFonts w:ascii="Wingdings" w:hAnsi="Wingdings" w:hint="default"/>
+        <w:sz w:val="20"/>
+      </w:rPr>
+    </w:lvl>
+    <w:lvl w:ilvl="7" w:tentative="1">
+      <w:start w:val="1"/>
+      <w:numFmt w:val="bullet"/>
+      <w:lvlText w:val=""/>
+      <w:lvlJc w:val="left"/>
+      <w:pPr>
+        <w:tabs>
+          <w:tab w:val="num" w:pos="5760"/>
+        </w:tabs>
+        <w:ind w:left="5760" w:hanging="360"/>
+      </w:pPr>
+      <w:rPr>
+        <w:rFonts w:ascii="Wingdings" w:hAnsi="Wingdings" w:hint="default"/>
+        <w:sz w:val="20"/>
+      </w:rPr>
+    </w:lvl>
+    <w:lvl w:ilvl="8" w:tentative="1">
+      <w:start w:val="1"/>
+      <w:numFmt w:val="bullet"/>
+      <w:lvlText w:val=""/>
+      <w:lvlJc w:val="left"/>
+      <w:pPr>
+        <w:tabs>
+          <w:tab w:val="num" w:pos="6480"/>
+        </w:tabs>
+        <w:ind w:left="6480" w:hanging="360"/>
+      </w:pPr>
+      <w:rPr>
+        <w:rFonts w:ascii="Wingdings" w:hAnsi="Wingdings" w:hint="default"/>
+        <w:sz w:val="20"/>
+      </w:rPr>
+    </w:lvl>
+  </w:abstractNum>
+  <w:abstractNum w:abstractNumId="9" w15:restartNumberingAfterBreak="0">
     <w:nsid w:val="287D70C1"/>
     <w:multiLevelType w:val="multilevel"/>
     <w:tmpl w:val="F904BA12"/>
@@ -3292,7 +6390,7 @@
       </w:rPr>
     </w:lvl>
   </w:abstractNum>
-  <w:abstractNum w:abstractNumId="4" w15:restartNumberingAfterBreak="0">
+  <w:abstractNum w:abstractNumId="10" w15:restartNumberingAfterBreak="0">
     <w:nsid w:val="3141390C"/>
     <w:multiLevelType w:val="multilevel"/>
     <w:tmpl w:val="871EED14"/>
@@ -3409,7 +6507,7 @@
       </w:pPr>
     </w:lvl>
   </w:abstractNum>
-  <w:abstractNum w:abstractNumId="5" w15:restartNumberingAfterBreak="0">
+  <w:abstractNum w:abstractNumId="11" w15:restartNumberingAfterBreak="0">
     <w:nsid w:val="3F137D2B"/>
     <w:multiLevelType w:val="hybridMultilevel"/>
     <w:tmpl w:val="81ECAF3A"/>
@@ -3522,7 +6620,7 @@
       </w:rPr>
     </w:lvl>
   </w:abstractNum>
-  <w:abstractNum w:abstractNumId="6" w15:restartNumberingAfterBreak="0">
+  <w:abstractNum w:abstractNumId="12" w15:restartNumberingAfterBreak="0">
     <w:nsid w:val="434903DC"/>
     <w:multiLevelType w:val="multilevel"/>
     <w:tmpl w:val="7E02B11E"/>
@@ -3671,7 +6769,7 @@
       </w:rPr>
     </w:lvl>
   </w:abstractNum>
-  <w:abstractNum w:abstractNumId="7" w15:restartNumberingAfterBreak="0">
+  <w:abstractNum w:abstractNumId="13" w15:restartNumberingAfterBreak="0">
     <w:nsid w:val="516300DB"/>
     <w:multiLevelType w:val="multilevel"/>
     <w:tmpl w:val="0BAE6ADE"/>
@@ -3820,7 +6918,7 @@
       </w:rPr>
     </w:lvl>
   </w:abstractNum>
-  <w:abstractNum w:abstractNumId="8" w15:restartNumberingAfterBreak="0">
+  <w:abstractNum w:abstractNumId="14" w15:restartNumberingAfterBreak="0">
     <w:nsid w:val="58BD1067"/>
     <w:multiLevelType w:val="multilevel"/>
     <w:tmpl w:val="E55A69BA"/>
@@ -3969,7 +7067,156 @@
       </w:rPr>
     </w:lvl>
   </w:abstractNum>
-  <w:abstractNum w:abstractNumId="9" w15:restartNumberingAfterBreak="0">
+  <w:abstractNum w:abstractNumId="15" w15:restartNumberingAfterBreak="0">
+    <w:nsid w:val="62AE0880"/>
+    <w:multiLevelType w:val="multilevel"/>
+    <w:tmpl w:val="9BE8B054"/>
+    <w:lvl w:ilvl="0">
+      <w:start w:val="1"/>
+      <w:numFmt w:val="bullet"/>
+      <w:lvlText w:val=""/>
+      <w:lvlJc w:val="left"/>
+      <w:pPr>
+        <w:tabs>
+          <w:tab w:val="num" w:pos="720"/>
+        </w:tabs>
+        <w:ind w:left="720" w:hanging="360"/>
+      </w:pPr>
+      <w:rPr>
+        <w:rFonts w:ascii="Symbol" w:hAnsi="Symbol" w:hint="default"/>
+        <w:sz w:val="20"/>
+      </w:rPr>
+    </w:lvl>
+    <w:lvl w:ilvl="1" w:tentative="1">
+      <w:start w:val="1"/>
+      <w:numFmt w:val="bullet"/>
+      <w:lvlText w:val="o"/>
+      <w:lvlJc w:val="left"/>
+      <w:pPr>
+        <w:tabs>
+          <w:tab w:val="num" w:pos="1440"/>
+        </w:tabs>
+        <w:ind w:left="1440" w:hanging="360"/>
+      </w:pPr>
+      <w:rPr>
+        <w:rFonts w:ascii="Courier New" w:hAnsi="Courier New" w:hint="default"/>
+        <w:sz w:val="20"/>
+      </w:rPr>
+    </w:lvl>
+    <w:lvl w:ilvl="2" w:tentative="1">
+      <w:start w:val="1"/>
+      <w:numFmt w:val="bullet"/>
+      <w:lvlText w:val=""/>
+      <w:lvlJc w:val="left"/>
+      <w:pPr>
+        <w:tabs>
+          <w:tab w:val="num" w:pos="2160"/>
+        </w:tabs>
+        <w:ind w:left="2160" w:hanging="360"/>
+      </w:pPr>
+      <w:rPr>
+        <w:rFonts w:ascii="Wingdings" w:hAnsi="Wingdings" w:hint="default"/>
+        <w:sz w:val="20"/>
+      </w:rPr>
+    </w:lvl>
+    <w:lvl w:ilvl="3" w:tentative="1">
+      <w:start w:val="1"/>
+      <w:numFmt w:val="bullet"/>
+      <w:lvlText w:val=""/>
+      <w:lvlJc w:val="left"/>
+      <w:pPr>
+        <w:tabs>
+          <w:tab w:val="num" w:pos="2880"/>
+        </w:tabs>
+        <w:ind w:left="2880" w:hanging="360"/>
+      </w:pPr>
+      <w:rPr>
+        <w:rFonts w:ascii="Wingdings" w:hAnsi="Wingdings" w:hint="default"/>
+        <w:sz w:val="20"/>
+      </w:rPr>
+    </w:lvl>
+    <w:lvl w:ilvl="4" w:tentative="1">
+      <w:start w:val="1"/>
+      <w:numFmt w:val="bullet"/>
+      <w:lvlText w:val=""/>
+      <w:lvlJc w:val="left"/>
+      <w:pPr>
+        <w:tabs>
+          <w:tab w:val="num" w:pos="3600"/>
+        </w:tabs>
+        <w:ind w:left="3600" w:hanging="360"/>
+      </w:pPr>
+      <w:rPr>
+        <w:rFonts w:ascii="Wingdings" w:hAnsi="Wingdings" w:hint="default"/>
+        <w:sz w:val="20"/>
+      </w:rPr>
+    </w:lvl>
+    <w:lvl w:ilvl="5" w:tentative="1">
+      <w:start w:val="1"/>
+      <w:numFmt w:val="bullet"/>
+      <w:lvlText w:val=""/>
+      <w:lvlJc w:val="left"/>
+      <w:pPr>
+        <w:tabs>
+          <w:tab w:val="num" w:pos="4320"/>
+        </w:tabs>
+        <w:ind w:left="4320" w:hanging="360"/>
+      </w:pPr>
+      <w:rPr>
+        <w:rFonts w:ascii="Wingdings" w:hAnsi="Wingdings" w:hint="default"/>
+        <w:sz w:val="20"/>
+      </w:rPr>
+    </w:lvl>
+    <w:lvl w:ilvl="6" w:tentative="1">
+      <w:start w:val="1"/>
+      <w:numFmt w:val="bullet"/>
+      <w:lvlText w:val=""/>
+      <w:lvlJc w:val="left"/>
+      <w:pPr>
+        <w:tabs>
+          <w:tab w:val="num" w:pos="5040"/>
+        </w:tabs>
+        <w:ind w:left="5040" w:hanging="360"/>
+      </w:pPr>
+      <w:rPr>
+        <w:rFonts w:ascii="Wingdings" w:hAnsi="Wingdings" w:hint="default"/>
+        <w:sz w:val="20"/>
+      </w:rPr>
+    </w:lvl>
+    <w:lvl w:ilvl="7" w:tentative="1">
+      <w:start w:val="1"/>
+      <w:numFmt w:val="bullet"/>
+      <w:lvlText w:val=""/>
+      <w:lvlJc w:val="left"/>
+      <w:pPr>
+        <w:tabs>
+          <w:tab w:val="num" w:pos="5760"/>
+        </w:tabs>
+        <w:ind w:left="5760" w:hanging="360"/>
+      </w:pPr>
+      <w:rPr>
+        <w:rFonts w:ascii="Wingdings" w:hAnsi="Wingdings" w:hint="default"/>
+        <w:sz w:val="20"/>
+      </w:rPr>
+    </w:lvl>
+    <w:lvl w:ilvl="8" w:tentative="1">
+      <w:start w:val="1"/>
+      <w:numFmt w:val="bullet"/>
+      <w:lvlText w:val=""/>
+      <w:lvlJc w:val="left"/>
+      <w:pPr>
+        <w:tabs>
+          <w:tab w:val="num" w:pos="6480"/>
+        </w:tabs>
+        <w:ind w:left="6480" w:hanging="360"/>
+      </w:pPr>
+      <w:rPr>
+        <w:rFonts w:ascii="Wingdings" w:hAnsi="Wingdings" w:hint="default"/>
+        <w:sz w:val="20"/>
+      </w:rPr>
+    </w:lvl>
+  </w:abstractNum>
+  <w:abstractNum w:abstractNumId="16" w15:restartNumberingAfterBreak="0">
     <w:nsid w:val="67895291"/>
     <w:multiLevelType w:val="multilevel"/>
     <w:tmpl w:val="7444EB52"/>
@@ -4118,7 +7365,305 @@
       </w:rPr>
     </w:lvl>
   </w:abstractNum>
-  <w:abstractNum w:abstractNumId="10" w15:restartNumberingAfterBreak="0">
+  <w:abstractNum w:abstractNumId="17" w15:restartNumberingAfterBreak="0">
+    <w:nsid w:val="6A5920DC"/>
+    <w:multiLevelType w:val="multilevel"/>
+    <w:tmpl w:val="79A4158A"/>
+    <w:lvl w:ilvl="0">
+      <w:start w:val="1"/>
+      <w:numFmt w:val="bullet"/>
+      <w:lvlText w:val=""/>
+      <w:lvlJc w:val="left"/>
+      <w:pPr>
+        <w:tabs>
+          <w:tab w:val="num" w:pos="720"/>
+        </w:tabs>
+        <w:ind w:left="720" w:hanging="360"/>
+      </w:pPr>
+      <w:rPr>
+        <w:rFonts w:ascii="Symbol" w:hAnsi="Symbol" w:hint="default"/>
+        <w:sz w:val="20"/>
+      </w:rPr>
+    </w:lvl>
+    <w:lvl w:ilvl="1">
+      <w:start w:val="1"/>
+      <w:numFmt w:val="bullet"/>
+      <w:lvlText w:val="o"/>
+      <w:lvlJc w:val="left"/>
+      <w:pPr>
+        <w:tabs>
+          <w:tab w:val="num" w:pos="1440"/>
+        </w:tabs>
+        <w:ind w:left="1440" w:hanging="360"/>
+      </w:pPr>
+      <w:rPr>
+        <w:rFonts w:ascii="Courier New" w:hAnsi="Courier New" w:hint="default"/>
+        <w:sz w:val="20"/>
+      </w:rPr>
+    </w:lvl>
+    <w:lvl w:ilvl="2" w:tentative="1">
+      <w:start w:val="1"/>
+      <w:numFmt w:val="bullet"/>
+      <w:lvlText w:val=""/>
+      <w:lvlJc w:val="left"/>
+      <w:pPr>
+        <w:tabs>
+          <w:tab w:val="num" w:pos="2160"/>
+        </w:tabs>
+        <w:ind w:left="2160" w:hanging="360"/>
+      </w:pPr>
+      <w:rPr>
+        <w:rFonts w:ascii="Wingdings" w:hAnsi="Wingdings" w:hint="default"/>
+        <w:sz w:val="20"/>
+      </w:rPr>
+    </w:lvl>
+    <w:lvl w:ilvl="3" w:tentative="1">
+      <w:start w:val="1"/>
+      <w:numFmt w:val="bullet"/>
+      <w:lvlText w:val=""/>
+      <w:lvlJc w:val="left"/>
+      <w:pPr>
+        <w:tabs>
+          <w:tab w:val="num" w:pos="2880"/>
+        </w:tabs>
+        <w:ind w:left="2880" w:hanging="360"/>
+      </w:pPr>
+      <w:rPr>
+        <w:rFonts w:ascii="Wingdings" w:hAnsi="Wingdings" w:hint="default"/>
+        <w:sz w:val="20"/>
+      </w:rPr>
+    </w:lvl>
+    <w:lvl w:ilvl="4" w:tentative="1">
+      <w:start w:val="1"/>
+      <w:numFmt w:val="bullet"/>
+      <w:lvlText w:val=""/>
+      <w:lvlJc w:val="left"/>
+      <w:pPr>
+        <w:tabs>
+          <w:tab w:val="num" w:pos="3600"/>
+        </w:tabs>
+        <w:ind w:left="3600" w:hanging="360"/>
+      </w:pPr>
+      <w:rPr>
+        <w:rFonts w:ascii="Wingdings" w:hAnsi="Wingdings" w:hint="default"/>
+        <w:sz w:val="20"/>
+      </w:rPr>
+    </w:lvl>
+    <w:lvl w:ilvl="5" w:tentative="1">
+      <w:start w:val="1"/>
+      <w:numFmt w:val="bullet"/>
+      <w:lvlText w:val=""/>
+      <w:lvlJc w:val="left"/>
+      <w:pPr>
+        <w:tabs>
+          <w:tab w:val="num" w:pos="4320"/>
+        </w:tabs>
+        <w:ind w:left="4320" w:hanging="360"/>
+      </w:pPr>
+      <w:rPr>
+        <w:rFonts w:ascii="Wingdings" w:hAnsi="Wingdings" w:hint="default"/>
+        <w:sz w:val="20"/>
+      </w:rPr>
+    </w:lvl>
+    <w:lvl w:ilvl="6" w:tentative="1">
+      <w:start w:val="1"/>
+      <w:numFmt w:val="bullet"/>
+      <w:lvlText w:val=""/>
+      <w:lvlJc w:val="left"/>
+      <w:pPr>
+        <w:tabs>
+          <w:tab w:val="num" w:pos="5040"/>
+        </w:tabs>
+        <w:ind w:left="5040" w:hanging="360"/>
+      </w:pPr>
+      <w:rPr>
+        <w:rFonts w:ascii="Wingdings" w:hAnsi="Wingdings" w:hint="default"/>
+        <w:sz w:val="20"/>
+      </w:rPr>
+    </w:lvl>
+    <w:lvl w:ilvl="7" w:tentative="1">
+      <w:start w:val="1"/>
+      <w:numFmt w:val="bullet"/>
+      <w:lvlText w:val=""/>
+      <w:lvlJc w:val="left"/>
+      <w:pPr>
+        <w:tabs>
+          <w:tab w:val="num" w:pos="5760"/>
+        </w:tabs>
+        <w:ind w:left="5760" w:hanging="360"/>
+      </w:pPr>
+      <w:rPr>
+        <w:rFonts w:ascii="Wingdings" w:hAnsi="Wingdings" w:hint="default"/>
+        <w:sz w:val="20"/>
+      </w:rPr>
+    </w:lvl>
+    <w:lvl w:ilvl="8" w:tentative="1">
+      <w:start w:val="1"/>
+      <w:numFmt w:val="bullet"/>
+      <w:lvlText w:val=""/>
+      <w:lvlJc w:val="left"/>
+      <w:pPr>
+        <w:tabs>
+          <w:tab w:val="num" w:pos="6480"/>
+        </w:tabs>
+        <w:ind w:left="6480" w:hanging="360"/>
+      </w:pPr>
+      <w:rPr>
+        <w:rFonts w:ascii="Wingdings" w:hAnsi="Wingdings" w:hint="default"/>
+        <w:sz w:val="20"/>
+      </w:rPr>
+    </w:lvl>
+  </w:abstractNum>
+  <w:abstractNum w:abstractNumId="18" w15:restartNumberingAfterBreak="0">
+    <w:nsid w:val="6AE178AB"/>
+    <w:multiLevelType w:val="multilevel"/>
+    <w:tmpl w:val="1C7AB8E4"/>
+    <w:lvl w:ilvl="0">
+      <w:start w:val="1"/>
+      <w:numFmt w:val="bullet"/>
+      <w:lvlText w:val=""/>
+      <w:lvlJc w:val="left"/>
+      <w:pPr>
+        <w:tabs>
+          <w:tab w:val="num" w:pos="720"/>
+        </w:tabs>
+        <w:ind w:left="720" w:hanging="360"/>
+      </w:pPr>
+      <w:rPr>
+        <w:rFonts w:ascii="Symbol" w:hAnsi="Symbol" w:hint="default"/>
+        <w:sz w:val="20"/>
+      </w:rPr>
+    </w:lvl>
+    <w:lvl w:ilvl="1">
+      <w:start w:val="1"/>
+      <w:numFmt w:val="bullet"/>
+      <w:lvlText w:val="o"/>
+      <w:lvlJc w:val="left"/>
+      <w:pPr>
+        <w:tabs>
+          <w:tab w:val="num" w:pos="1440"/>
+        </w:tabs>
+        <w:ind w:left="1440" w:hanging="360"/>
+      </w:pPr>
+      <w:rPr>
+        <w:rFonts w:ascii="Courier New" w:hAnsi="Courier New" w:hint="default"/>
+        <w:sz w:val="20"/>
+      </w:rPr>
+    </w:lvl>
+    <w:lvl w:ilvl="2" w:tentative="1">
+      <w:start w:val="1"/>
+      <w:numFmt w:val="bullet"/>
+      <w:lvlText w:val=""/>
+      <w:lvlJc w:val="left"/>
+      <w:pPr>
+        <w:tabs>
+          <w:tab w:val="num" w:pos="2160"/>
+        </w:tabs>
+        <w:ind w:left="2160" w:hanging="360"/>
+      </w:pPr>
+      <w:rPr>
+        <w:rFonts w:ascii="Wingdings" w:hAnsi="Wingdings" w:hint="default"/>
+        <w:sz w:val="20"/>
+      </w:rPr>
+    </w:lvl>
+    <w:lvl w:ilvl="3" w:tentative="1">
+      <w:start w:val="1"/>
+      <w:numFmt w:val="bullet"/>
+      <w:lvlText w:val=""/>
+      <w:lvlJc w:val="left"/>
+      <w:pPr>
+        <w:tabs>
+          <w:tab w:val="num" w:pos="2880"/>
+        </w:tabs>
+        <w:ind w:left="2880" w:hanging="360"/>
+      </w:pPr>
+      <w:rPr>
+        <w:rFonts w:ascii="Wingdings" w:hAnsi="Wingdings" w:hint="default"/>
+        <w:sz w:val="20"/>
+      </w:rPr>
+    </w:lvl>
+    <w:lvl w:ilvl="4" w:tentative="1">
+      <w:start w:val="1"/>
+      <w:numFmt w:val="bullet"/>
+      <w:lvlText w:val=""/>
+      <w:lvlJc w:val="left"/>
+      <w:pPr>
+        <w:tabs>
+          <w:tab w:val="num" w:pos="3600"/>
+        </w:tabs>
+        <w:ind w:left="3600" w:hanging="360"/>
+      </w:pPr>
+      <w:rPr>
+        <w:rFonts w:ascii="Wingdings" w:hAnsi="Wingdings" w:hint="default"/>
+        <w:sz w:val="20"/>
+      </w:rPr>
+    </w:lvl>
+    <w:lvl w:ilvl="5" w:tentative="1">
+      <w:start w:val="1"/>
+      <w:numFmt w:val="bullet"/>
+      <w:lvlText w:val=""/>
+      <w:lvlJc w:val="left"/>
+      <w:pPr>
+        <w:tabs>
+          <w:tab w:val="num" w:pos="4320"/>
+        </w:tabs>
+        <w:ind w:left="4320" w:hanging="360"/>
+      </w:pPr>
+      <w:rPr>
+        <w:rFonts w:ascii="Wingdings" w:hAnsi="Wingdings" w:hint="default"/>
+        <w:sz w:val="20"/>
+      </w:rPr>
+    </w:lvl>
+    <w:lvl w:ilvl="6" w:tentative="1">
+      <w:start w:val="1"/>
+      <w:numFmt w:val="bullet"/>
+      <w:lvlText w:val=""/>
+      <w:lvlJc w:val="left"/>
+      <w:pPr>
+        <w:tabs>
+          <w:tab w:val="num" w:pos="5040"/>
+        </w:tabs>
+        <w:ind w:left="5040" w:hanging="360"/>
+      </w:pPr>
+      <w:rPr>
+        <w:rFonts w:ascii="Wingdings" w:hAnsi="Wingdings" w:hint="default"/>
+        <w:sz w:val="20"/>
+      </w:rPr>
+    </w:lvl>
+    <w:lvl w:ilvl="7" w:tentative="1">
+      <w:start w:val="1"/>
+      <w:numFmt w:val="bullet"/>
+      <w:lvlText w:val=""/>
+      <w:lvlJc w:val="left"/>
+      <w:pPr>
+        <w:tabs>
+          <w:tab w:val="num" w:pos="5760"/>
+        </w:tabs>
+        <w:ind w:left="5760" w:hanging="360"/>
+      </w:pPr>
+      <w:rPr>
+        <w:rFonts w:ascii="Wingdings" w:hAnsi="Wingdings" w:hint="default"/>
+        <w:sz w:val="20"/>
+      </w:rPr>
+    </w:lvl>
+    <w:lvl w:ilvl="8" w:tentative="1">
+      <w:start w:val="1"/>
+      <w:numFmt w:val="bullet"/>
+      <w:lvlText w:val=""/>
+      <w:lvlJc w:val="left"/>
+      <w:pPr>
+        <w:tabs>
+          <w:tab w:val="num" w:pos="6480"/>
+        </w:tabs>
+        <w:ind w:left="6480" w:hanging="360"/>
+      </w:pPr>
+      <w:rPr>
+        <w:rFonts w:ascii="Wingdings" w:hAnsi="Wingdings" w:hint="default"/>
+        <w:sz w:val="20"/>
+      </w:rPr>
+    </w:lvl>
+  </w:abstractNum>
+  <w:abstractNum w:abstractNumId="19" w15:restartNumberingAfterBreak="0">
     <w:nsid w:val="6E340EA5"/>
     <w:multiLevelType w:val="multilevel"/>
     <w:tmpl w:val="F2CAD5EC"/>
@@ -4231,38 +7776,217 @@
       </w:pPr>
     </w:lvl>
   </w:abstractNum>
+  <w:abstractNum w:abstractNumId="20" w15:restartNumberingAfterBreak="0">
+    <w:nsid w:val="7B1E0F7B"/>
+    <w:multiLevelType w:val="multilevel"/>
+    <w:tmpl w:val="485A027A"/>
+    <w:lvl w:ilvl="0">
+      <w:start w:val="1"/>
+      <w:numFmt w:val="bullet"/>
+      <w:lvlText w:val=""/>
+      <w:lvlJc w:val="left"/>
+      <w:pPr>
+        <w:tabs>
+          <w:tab w:val="num" w:pos="720"/>
+        </w:tabs>
+        <w:ind w:left="720" w:hanging="360"/>
+      </w:pPr>
+      <w:rPr>
+        <w:rFonts w:ascii="Symbol" w:hAnsi="Symbol" w:hint="default"/>
+        <w:sz w:val="20"/>
+      </w:rPr>
+    </w:lvl>
+    <w:lvl w:ilvl="1" w:tentative="1">
+      <w:start w:val="1"/>
+      <w:numFmt w:val="bullet"/>
+      <w:lvlText w:val="o"/>
+      <w:lvlJc w:val="left"/>
+      <w:pPr>
+        <w:tabs>
+          <w:tab w:val="num" w:pos="1440"/>
+        </w:tabs>
+        <w:ind w:left="1440" w:hanging="360"/>
+      </w:pPr>
+      <w:rPr>
+        <w:rFonts w:ascii="Courier New" w:hAnsi="Courier New" w:hint="default"/>
+        <w:sz w:val="20"/>
+      </w:rPr>
+    </w:lvl>
+    <w:lvl w:ilvl="2" w:tentative="1">
+      <w:start w:val="1"/>
+      <w:numFmt w:val="bullet"/>
+      <w:lvlText w:val=""/>
+      <w:lvlJc w:val="left"/>
+      <w:pPr>
+        <w:tabs>
+          <w:tab w:val="num" w:pos="2160"/>
+        </w:tabs>
+        <w:ind w:left="2160" w:hanging="360"/>
+      </w:pPr>
+      <w:rPr>
+        <w:rFonts w:ascii="Wingdings" w:hAnsi="Wingdings" w:hint="default"/>
+        <w:sz w:val="20"/>
+      </w:rPr>
+    </w:lvl>
+    <w:lvl w:ilvl="3" w:tentative="1">
+      <w:start w:val="1"/>
+      <w:numFmt w:val="bullet"/>
+      <w:lvlText w:val=""/>
+      <w:lvlJc w:val="left"/>
+      <w:pPr>
+        <w:tabs>
+          <w:tab w:val="num" w:pos="2880"/>
+        </w:tabs>
+        <w:ind w:left="2880" w:hanging="360"/>
+      </w:pPr>
+      <w:rPr>
+        <w:rFonts w:ascii="Wingdings" w:hAnsi="Wingdings" w:hint="default"/>
+        <w:sz w:val="20"/>
+      </w:rPr>
+    </w:lvl>
+    <w:lvl w:ilvl="4" w:tentative="1">
+      <w:start w:val="1"/>
+      <w:numFmt w:val="bullet"/>
+      <w:lvlText w:val=""/>
+      <w:lvlJc w:val="left"/>
+      <w:pPr>
+        <w:tabs>
+          <w:tab w:val="num" w:pos="3600"/>
+        </w:tabs>
+        <w:ind w:left="3600" w:hanging="360"/>
+      </w:pPr>
+      <w:rPr>
+        <w:rFonts w:ascii="Wingdings" w:hAnsi="Wingdings" w:hint="default"/>
+        <w:sz w:val="20"/>
+      </w:rPr>
+    </w:lvl>
+    <w:lvl w:ilvl="5" w:tentative="1">
+      <w:start w:val="1"/>
+      <w:numFmt w:val="bullet"/>
+      <w:lvlText w:val=""/>
+      <w:lvlJc w:val="left"/>
+      <w:pPr>
+        <w:tabs>
+          <w:tab w:val="num" w:pos="4320"/>
+        </w:tabs>
+        <w:ind w:left="4320" w:hanging="360"/>
+      </w:pPr>
+      <w:rPr>
+        <w:rFonts w:ascii="Wingdings" w:hAnsi="Wingdings" w:hint="default"/>
+        <w:sz w:val="20"/>
+      </w:rPr>
+    </w:lvl>
+    <w:lvl w:ilvl="6" w:tentative="1">
+      <w:start w:val="1"/>
+      <w:numFmt w:val="bullet"/>
+      <w:lvlText w:val=""/>
+      <w:lvlJc w:val="left"/>
+      <w:pPr>
+        <w:tabs>
+          <w:tab w:val="num" w:pos="5040"/>
+        </w:tabs>
+        <w:ind w:left="5040" w:hanging="360"/>
+      </w:pPr>
+      <w:rPr>
+        <w:rFonts w:ascii="Wingdings" w:hAnsi="Wingdings" w:hint="default"/>
+        <w:sz w:val="20"/>
+      </w:rPr>
+    </w:lvl>
+    <w:lvl w:ilvl="7" w:tentative="1">
+      <w:start w:val="1"/>
+      <w:numFmt w:val="bullet"/>
+      <w:lvlText w:val=""/>
+      <w:lvlJc w:val="left"/>
+      <w:pPr>
+        <w:tabs>
+          <w:tab w:val="num" w:pos="5760"/>
+        </w:tabs>
+        <w:ind w:left="5760" w:hanging="360"/>
+      </w:pPr>
+      <w:rPr>
+        <w:rFonts w:ascii="Wingdings" w:hAnsi="Wingdings" w:hint="default"/>
+        <w:sz w:val="20"/>
+      </w:rPr>
+    </w:lvl>
+    <w:lvl w:ilvl="8" w:tentative="1">
+      <w:start w:val="1"/>
+      <w:numFmt w:val="bullet"/>
+      <w:lvlText w:val=""/>
+      <w:lvlJc w:val="left"/>
+      <w:pPr>
+        <w:tabs>
+          <w:tab w:val="num" w:pos="6480"/>
+        </w:tabs>
+        <w:ind w:left="6480" w:hanging="360"/>
+      </w:pPr>
+      <w:rPr>
+        <w:rFonts w:ascii="Wingdings" w:hAnsi="Wingdings" w:hint="default"/>
+        <w:sz w:val="20"/>
+      </w:rPr>
+    </w:lvl>
+  </w:abstractNum>
   <w:num w:numId="1">
+    <w:abstractNumId w:val="11"/>
+  </w:num>
+  <w:num w:numId="2">
+    <w:abstractNumId w:val="9"/>
+  </w:num>
+  <w:num w:numId="3">
+    <w:abstractNumId w:val="16"/>
+  </w:num>
+  <w:num w:numId="4">
+    <w:abstractNumId w:val="1"/>
+  </w:num>
+  <w:num w:numId="5">
+    <w:abstractNumId w:val="14"/>
+  </w:num>
+  <w:num w:numId="6">
+    <w:abstractNumId w:val="13"/>
+  </w:num>
+  <w:num w:numId="7">
+    <w:abstractNumId w:val="7"/>
+  </w:num>
+  <w:num w:numId="8">
+    <w:abstractNumId w:val="3"/>
+  </w:num>
+  <w:num w:numId="9">
+    <w:abstractNumId w:val="19"/>
+  </w:num>
+  <w:num w:numId="10">
+    <w:abstractNumId w:val="12"/>
+  </w:num>
+  <w:num w:numId="11">
+    <w:abstractNumId w:val="10"/>
+  </w:num>
+  <w:num w:numId="12">
+    <w:abstractNumId w:val="0"/>
+  </w:num>
+  <w:num w:numId="13">
+    <w:abstractNumId w:val="20"/>
+  </w:num>
+  <w:num w:numId="14">
+    <w:abstractNumId w:val="15"/>
+  </w:num>
+  <w:num w:numId="15">
+    <w:abstractNumId w:val="4"/>
+  </w:num>
+  <w:num w:numId="16">
+    <w:abstractNumId w:val="2"/>
+  </w:num>
+  <w:num w:numId="17">
+    <w:abstractNumId w:val="8"/>
+  </w:num>
+  <w:num w:numId="18">
+    <w:abstractNumId w:val="6"/>
+  </w:num>
+  <w:num w:numId="19">
     <w:abstractNumId w:val="5"/>
   </w:num>
-  <w:num w:numId="2">
-    <w:abstractNumId w:val="3"/>
+  <w:num w:numId="20">
+    <w:abstractNumId w:val="17"/>
   </w:num>
-  <w:num w:numId="3">
-    <w:abstractNumId w:val="9"/>
-  </w:num>
-  <w:num w:numId="4">
-    <w:abstractNumId w:val="0"/>
-  </w:num>
-  <w:num w:numId="5">
-    <w:abstractNumId w:val="8"/>
-  </w:num>
-  <w:num w:numId="6">
-    <w:abstractNumId w:val="7"/>
-  </w:num>
-  <w:num w:numId="7">
-    <w:abstractNumId w:val="2"/>
-  </w:num>
-  <w:num w:numId="8">
-    <w:abstractNumId w:val="1"/>
-  </w:num>
-  <w:num w:numId="9">
-    <w:abstractNumId w:val="10"/>
-  </w:num>
-  <w:num w:numId="10">
-    <w:abstractNumId w:val="6"/>
-  </w:num>
-  <w:num w:numId="11">
-    <w:abstractNumId w:val="4"/>
+  <w:num w:numId="21">
+    <w:abstractNumId w:val="18"/>
   </w:num>
 </w:numbering>
 </file>
@@ -4806,6 +8530,45 @@
     <w:basedOn w:val="DefaultParagraphFont"/>
     <w:rsid w:val="00644EE3"/>
   </w:style>
+  <w:style w:type="character" w:styleId="HTMLCode">
+    <w:name w:val="HTML Code"/>
+    <w:basedOn w:val="DefaultParagraphFont"/>
+    <w:uiPriority w:val="99"/>
+    <w:semiHidden/>
+    <w:unhideWhenUsed/>
+    <w:rsid w:val="00AB6548"/>
+    <w:rPr>
+      <w:rFonts w:ascii="Courier New" w:eastAsia="Times New Roman" w:hAnsi="Courier New" w:cs="Courier New"/>
+      <w:sz w:val="20"/>
+      <w:szCs w:val="20"/>
+    </w:rPr>
+  </w:style>
+  <w:style w:type="character" w:styleId="Emphasis">
+    <w:name w:val="Emphasis"/>
+    <w:basedOn w:val="DefaultParagraphFont"/>
+    <w:uiPriority w:val="20"/>
+    <w:qFormat/>
+    <w:rsid w:val="00AB6548"/>
+    <w:rPr>
+      <w:i/>
+      <w:iCs/>
+    </w:rPr>
+  </w:style>
+  <w:style w:type="character" w:customStyle="1" w:styleId="citation-15">
+    <w:name w:val="citation-15"/>
+    <w:basedOn w:val="DefaultParagraphFont"/>
+    <w:rsid w:val="00906D26"/>
+  </w:style>
+  <w:style w:type="character" w:customStyle="1" w:styleId="citation-16">
+    <w:name w:val="citation-16"/>
+    <w:basedOn w:val="DefaultParagraphFont"/>
+    <w:rsid w:val="00906D26"/>
+  </w:style>
+  <w:style w:type="character" w:customStyle="1" w:styleId="citation-17">
+    <w:name w:val="citation-17"/>
+    <w:basedOn w:val="DefaultParagraphFont"/>
+    <w:rsid w:val="00906D26"/>
+  </w:style>
 </w:styles>
 </file>
 

--- a/Lecture 0 - Scratch.docx
+++ b/Lecture 0 - Scratch.docx
@@ -3939,17 +3939,7 @@
           <w:sz w:val="24"/>
           <w:szCs w:val="24"/>
         </w:rPr>
-        <w:t xml:space="preserve"> color model. This means that different colors are created by adding together varying amounts of re</w:t>
-      </w:r>
-      <w:bookmarkStart w:id="0" w:name="_GoBack"/>
-      <w:bookmarkEnd w:id="0"/>
-      <w:r>
-        <w:rPr>
-          <w:rFonts w:ascii="Times New Roman" w:eastAsia="Times New Roman" w:hAnsi="Times New Roman" w:cs="Times New Roman"/>
-          <w:sz w:val="24"/>
-          <w:szCs w:val="24"/>
-        </w:rPr>
-        <w:t xml:space="preserve">d, green, and blue light.   </w:t>
+        <w:t xml:space="preserve"> color model. This means that different colors are created by adding together varying amounts of red, green, and blue light.   </w:t>
       </w:r>
     </w:p>
     <w:p>
@@ -4910,11 +4900,2248 @@
     </w:p>
     <w:p>
       <w:pPr>
+        <w:rPr>
+          <w:rFonts w:ascii="Times New Roman" w:hAnsi="Times New Roman" w:cs="Times New Roman"/>
+          <w:b/>
+          <w:bCs/>
+          <w:sz w:val="28"/>
+          <w:szCs w:val="28"/>
+        </w:rPr>
+      </w:pPr>
+      <w:r>
+        <w:rPr>
+          <w:rFonts w:ascii="Times New Roman" w:hAnsi="Times New Roman" w:cs="Times New Roman"/>
+          <w:b/>
+          <w:bCs/>
+          <w:sz w:val="28"/>
+          <w:szCs w:val="28"/>
+        </w:rPr>
+        <w:br w:type="page"/>
+      </w:r>
+    </w:p>
+    <w:p>
+      <w:pPr>
         <w:spacing w:after="0"/>
         <w:rPr>
           <w:rFonts w:ascii="Times New Roman" w:hAnsi="Times New Roman" w:cs="Times New Roman"/>
           <w:b/>
           <w:bCs/>
+          <w:sz w:val="28"/>
+          <w:szCs w:val="28"/>
+        </w:rPr>
+      </w:pPr>
+      <w:r>
+        <w:rPr>
+          <w:rFonts w:ascii="Times New Roman" w:hAnsi="Times New Roman" w:cs="Times New Roman"/>
+          <w:b/>
+          <w:bCs/>
+          <w:sz w:val="28"/>
+          <w:szCs w:val="28"/>
+        </w:rPr>
+        <w:lastRenderedPageBreak/>
+        <w:t xml:space="preserve">PSEUDOCODE </w:t>
+      </w:r>
+    </w:p>
+    <w:p>
+      <w:pPr>
+        <w:spacing w:after="0"/>
+        <w:rPr>
+          <w:rFonts w:ascii="Times New Roman" w:hAnsi="Times New Roman" w:cs="Times New Roman"/>
+          <w:b/>
+          <w:bCs/>
+          <w:sz w:val="28"/>
+          <w:szCs w:val="28"/>
+        </w:rPr>
+      </w:pPr>
+      <w:r>
+        <w:rPr>
+          <w:rFonts w:ascii="Times New Roman" w:eastAsia="Times New Roman" w:hAnsi="Times New Roman" w:cs="Times New Roman"/>
+          <w:sz w:val="24"/>
+          <w:szCs w:val="24"/>
+        </w:rPr>
+        <w:t>A</w:t>
+      </w:r>
+      <w:r>
+        <w:rPr>
+          <w:rFonts w:ascii="Times New Roman" w:eastAsia="Times New Roman" w:hAnsi="Times New Roman" w:cs="Times New Roman"/>
+          <w:sz w:val="24"/>
+          <w:szCs w:val="24"/>
+        </w:rPr>
+        <w:t>h, pseudocode! It's a fantastic tool in computer science. Think of it as a way to sketch out the logic of an algorithm before you actually write it in a specific programming language.</w:t>
+      </w:r>
+    </w:p>
+    <w:p>
+      <w:pPr>
+        <w:spacing w:before="100" w:beforeAutospacing="1" w:after="100" w:afterAutospacing="1" w:line="240" w:lineRule="auto"/>
+        <w:jc w:val="both"/>
+        <w:rPr>
+          <w:rFonts w:ascii="Times New Roman" w:eastAsia="Times New Roman" w:hAnsi="Times New Roman" w:cs="Times New Roman"/>
+          <w:sz w:val="24"/>
+          <w:szCs w:val="24"/>
+        </w:rPr>
+      </w:pPr>
+      <w:r>
+        <w:rPr>
+          <w:rFonts w:ascii="Times New Roman" w:eastAsia="Times New Roman" w:hAnsi="Times New Roman" w:cs="Times New Roman"/>
+          <w:sz w:val="24"/>
+          <w:szCs w:val="24"/>
+        </w:rPr>
+        <w:t xml:space="preserve">Instead of worrying about the precise syntax of Python, Java, or C++, you use plain English-like phrases and keywords to describe the steps your program needs to take. It's like writing an outline for a story or a recipe before you start the actual writing or cooking.   </w:t>
+      </w:r>
+    </w:p>
+    <w:p>
+      <w:pPr>
+        <w:spacing w:before="100" w:beforeAutospacing="1" w:after="100" w:afterAutospacing="1" w:line="240" w:lineRule="auto"/>
+        <w:jc w:val="both"/>
+        <w:rPr>
+          <w:rFonts w:ascii="Times New Roman" w:eastAsia="Times New Roman" w:hAnsi="Times New Roman" w:cs="Times New Roman"/>
+          <w:sz w:val="24"/>
+          <w:szCs w:val="24"/>
+        </w:rPr>
+      </w:pPr>
+      <w:r>
+        <w:rPr>
+          <w:rFonts w:ascii="Times New Roman" w:eastAsia="Times New Roman" w:hAnsi="Times New Roman" w:cs="Times New Roman"/>
+          <w:sz w:val="24"/>
+          <w:szCs w:val="24"/>
+        </w:rPr>
+        <w:t>Here are some key characteristics of pseudocode:</w:t>
+      </w:r>
+    </w:p>
+    <w:p>
+      <w:pPr>
+        <w:numPr>
+          <w:ilvl w:val="0"/>
+          <w:numId w:val="22"/>
+        </w:numPr>
+        <w:spacing w:before="100" w:beforeAutospacing="1" w:after="100" w:afterAutospacing="1" w:line="240" w:lineRule="auto"/>
+        <w:jc w:val="both"/>
+        <w:rPr>
+          <w:rFonts w:ascii="Times New Roman" w:eastAsia="Times New Roman" w:hAnsi="Times New Roman" w:cs="Times New Roman"/>
+          <w:sz w:val="24"/>
+          <w:szCs w:val="24"/>
+        </w:rPr>
+      </w:pPr>
+      <w:r>
+        <w:rPr>
+          <w:rFonts w:ascii="Times New Roman" w:eastAsia="Times New Roman" w:hAnsi="Times New Roman" w:cs="Times New Roman"/>
+          <w:b/>
+          <w:bCs/>
+          <w:sz w:val="24"/>
+          <w:szCs w:val="24"/>
+        </w:rPr>
+        <w:t>Human-readable:</w:t>
+      </w:r>
+      <w:r>
+        <w:rPr>
+          <w:rFonts w:ascii="Times New Roman" w:eastAsia="Times New Roman" w:hAnsi="Times New Roman" w:cs="Times New Roman"/>
+          <w:sz w:val="24"/>
+          <w:szCs w:val="24"/>
+        </w:rPr>
+        <w:t xml:space="preserve"> The primary goal is for it to be easily understood by humans, regardless of their programming language knowledge.   </w:t>
+      </w:r>
+    </w:p>
+    <w:p>
+      <w:pPr>
+        <w:numPr>
+          <w:ilvl w:val="0"/>
+          <w:numId w:val="22"/>
+        </w:numPr>
+        <w:spacing w:before="100" w:beforeAutospacing="1" w:after="100" w:afterAutospacing="1" w:line="240" w:lineRule="auto"/>
+        <w:jc w:val="both"/>
+        <w:rPr>
+          <w:rFonts w:ascii="Times New Roman" w:eastAsia="Times New Roman" w:hAnsi="Times New Roman" w:cs="Times New Roman"/>
+          <w:sz w:val="24"/>
+          <w:szCs w:val="24"/>
+        </w:rPr>
+      </w:pPr>
+      <w:r>
+        <w:rPr>
+          <w:rFonts w:ascii="Times New Roman" w:eastAsia="Times New Roman" w:hAnsi="Times New Roman" w:cs="Times New Roman"/>
+          <w:b/>
+          <w:bCs/>
+          <w:sz w:val="24"/>
+          <w:szCs w:val="24"/>
+        </w:rPr>
+        <w:t>Language-independent:</w:t>
+      </w:r>
+      <w:r>
+        <w:rPr>
+          <w:rFonts w:ascii="Times New Roman" w:eastAsia="Times New Roman" w:hAnsi="Times New Roman" w:cs="Times New Roman"/>
+          <w:sz w:val="24"/>
+          <w:szCs w:val="24"/>
+        </w:rPr>
+        <w:t xml:space="preserve"> It doesn't adhere to the rules of any particular programming language.</w:t>
+      </w:r>
+    </w:p>
+    <w:p>
+      <w:pPr>
+        <w:numPr>
+          <w:ilvl w:val="0"/>
+          <w:numId w:val="22"/>
+        </w:numPr>
+        <w:spacing w:before="100" w:beforeAutospacing="1" w:after="100" w:afterAutospacing="1" w:line="240" w:lineRule="auto"/>
+        <w:jc w:val="both"/>
+        <w:rPr>
+          <w:rFonts w:ascii="Times New Roman" w:eastAsia="Times New Roman" w:hAnsi="Times New Roman" w:cs="Times New Roman"/>
+          <w:sz w:val="24"/>
+          <w:szCs w:val="24"/>
+        </w:rPr>
+      </w:pPr>
+      <w:r>
+        <w:rPr>
+          <w:rFonts w:ascii="Times New Roman" w:eastAsia="Times New Roman" w:hAnsi="Times New Roman" w:cs="Times New Roman"/>
+          <w:b/>
+          <w:bCs/>
+          <w:sz w:val="24"/>
+          <w:szCs w:val="24"/>
+        </w:rPr>
+        <w:t>Focus on logic:</w:t>
+      </w:r>
+      <w:r>
+        <w:rPr>
+          <w:rFonts w:ascii="Times New Roman" w:eastAsia="Times New Roman" w:hAnsi="Times New Roman" w:cs="Times New Roman"/>
+          <w:sz w:val="24"/>
+          <w:szCs w:val="24"/>
+        </w:rPr>
+        <w:t xml:space="preserve"> It emphasizes the flow of control and the operations being performed, rather than the specific syntax.   </w:t>
+      </w:r>
+    </w:p>
+    <w:p>
+      <w:pPr>
+        <w:numPr>
+          <w:ilvl w:val="0"/>
+          <w:numId w:val="22"/>
+        </w:numPr>
+        <w:spacing w:before="100" w:beforeAutospacing="1" w:after="100" w:afterAutospacing="1" w:line="240" w:lineRule="auto"/>
+        <w:jc w:val="both"/>
+        <w:rPr>
+          <w:rFonts w:ascii="Times New Roman" w:eastAsia="Times New Roman" w:hAnsi="Times New Roman" w:cs="Times New Roman"/>
+          <w:sz w:val="24"/>
+          <w:szCs w:val="24"/>
+        </w:rPr>
+      </w:pPr>
+      <w:r>
+        <w:rPr>
+          <w:rFonts w:ascii="Times New Roman" w:eastAsia="Times New Roman" w:hAnsi="Times New Roman" w:cs="Times New Roman"/>
+          <w:b/>
+          <w:bCs/>
+          <w:sz w:val="24"/>
+          <w:szCs w:val="24"/>
+        </w:rPr>
+        <w:t>Concise:</w:t>
+      </w:r>
+      <w:r>
+        <w:rPr>
+          <w:rFonts w:ascii="Times New Roman" w:eastAsia="Times New Roman" w:hAnsi="Times New Roman" w:cs="Times New Roman"/>
+          <w:sz w:val="24"/>
+          <w:szCs w:val="24"/>
+        </w:rPr>
+        <w:t xml:space="preserve"> It's usually shorter and less detailed than actual code.   </w:t>
+      </w:r>
+    </w:p>
+    <w:p>
+      <w:pPr>
+        <w:numPr>
+          <w:ilvl w:val="0"/>
+          <w:numId w:val="22"/>
+        </w:numPr>
+        <w:spacing w:before="100" w:beforeAutospacing="1" w:after="100" w:afterAutospacing="1" w:line="240" w:lineRule="auto"/>
+        <w:jc w:val="both"/>
+        <w:rPr>
+          <w:rFonts w:ascii="Times New Roman" w:eastAsia="Times New Roman" w:hAnsi="Times New Roman" w:cs="Times New Roman"/>
+          <w:sz w:val="24"/>
+          <w:szCs w:val="24"/>
+        </w:rPr>
+      </w:pPr>
+      <w:r>
+        <w:rPr>
+          <w:rFonts w:ascii="Times New Roman" w:eastAsia="Times New Roman" w:hAnsi="Times New Roman" w:cs="Times New Roman"/>
+          <w:b/>
+          <w:bCs/>
+          <w:sz w:val="24"/>
+          <w:szCs w:val="24"/>
+        </w:rPr>
+        <w:t>Useful for planning:</w:t>
+      </w:r>
+      <w:r>
+        <w:rPr>
+          <w:rFonts w:ascii="Times New Roman" w:eastAsia="Times New Roman" w:hAnsi="Times New Roman" w:cs="Times New Roman"/>
+          <w:sz w:val="24"/>
+          <w:szCs w:val="24"/>
+        </w:rPr>
+        <w:t xml:space="preserve"> It helps you organize your thoughts and work out the logic of your program before you get bogged down in language-specific details.   </w:t>
+      </w:r>
+    </w:p>
+    <w:p>
+      <w:pPr>
+        <w:numPr>
+          <w:ilvl w:val="0"/>
+          <w:numId w:val="22"/>
+        </w:numPr>
+        <w:spacing w:before="100" w:beforeAutospacing="1" w:after="100" w:afterAutospacing="1" w:line="240" w:lineRule="auto"/>
+        <w:jc w:val="both"/>
+        <w:rPr>
+          <w:rFonts w:ascii="Times New Roman" w:eastAsia="Times New Roman" w:hAnsi="Times New Roman" w:cs="Times New Roman"/>
+          <w:sz w:val="24"/>
+          <w:szCs w:val="24"/>
+        </w:rPr>
+      </w:pPr>
+      <w:r>
+        <w:rPr>
+          <w:rFonts w:ascii="Times New Roman" w:eastAsia="Times New Roman" w:hAnsi="Times New Roman" w:cs="Times New Roman"/>
+          <w:b/>
+          <w:bCs/>
+          <w:sz w:val="24"/>
+          <w:szCs w:val="24"/>
+        </w:rPr>
+        <w:t>Easy to translate:</w:t>
+      </w:r>
+      <w:r>
+        <w:rPr>
+          <w:rFonts w:ascii="Times New Roman" w:eastAsia="Times New Roman" w:hAnsi="Times New Roman" w:cs="Times New Roman"/>
+          <w:sz w:val="24"/>
+          <w:szCs w:val="24"/>
+        </w:rPr>
+        <w:t xml:space="preserve"> Once you have a solid pseudocode outline, it's generally straightforward to translate it into the syntax of your chosen programming language.</w:t>
+      </w:r>
+    </w:p>
+    <w:p>
+      <w:pPr>
+        <w:spacing w:before="100" w:beforeAutospacing="1" w:after="100" w:afterAutospacing="1" w:line="240" w:lineRule="auto"/>
+        <w:jc w:val="both"/>
+        <w:rPr>
+          <w:rFonts w:ascii="Times New Roman" w:eastAsia="Times New Roman" w:hAnsi="Times New Roman" w:cs="Times New Roman"/>
+          <w:sz w:val="24"/>
+          <w:szCs w:val="24"/>
+        </w:rPr>
+      </w:pPr>
+      <w:r>
+        <w:rPr>
+          <w:rFonts w:ascii="Times New Roman" w:eastAsia="Times New Roman" w:hAnsi="Times New Roman" w:cs="Times New Roman"/>
+          <w:sz w:val="24"/>
+          <w:szCs w:val="24"/>
+        </w:rPr>
+        <w:t>You might see common keywords in pseudocode that resemble programming constructs, such as:</w:t>
+      </w:r>
+    </w:p>
+    <w:p>
+      <w:pPr>
+        <w:numPr>
+          <w:ilvl w:val="0"/>
+          <w:numId w:val="23"/>
+        </w:numPr>
+        <w:spacing w:before="100" w:beforeAutospacing="1" w:after="100" w:afterAutospacing="1" w:line="240" w:lineRule="auto"/>
+        <w:jc w:val="both"/>
+        <w:rPr>
+          <w:rFonts w:ascii="Times New Roman" w:eastAsia="Times New Roman" w:hAnsi="Times New Roman" w:cs="Times New Roman"/>
+          <w:sz w:val="24"/>
+          <w:szCs w:val="24"/>
+        </w:rPr>
+      </w:pPr>
+      <w:r>
+        <w:rPr>
+          <w:rFonts w:ascii="Courier New" w:eastAsia="Times New Roman" w:hAnsi="Courier New" w:cs="Courier New"/>
+          <w:sz w:val="20"/>
+          <w:szCs w:val="20"/>
+        </w:rPr>
+        <w:t>IF condition THEN</w:t>
+      </w:r>
+    </w:p>
+    <w:p>
+      <w:pPr>
+        <w:numPr>
+          <w:ilvl w:val="0"/>
+          <w:numId w:val="23"/>
+        </w:numPr>
+        <w:spacing w:before="100" w:beforeAutospacing="1" w:after="100" w:afterAutospacing="1" w:line="240" w:lineRule="auto"/>
+        <w:jc w:val="both"/>
+        <w:rPr>
+          <w:rFonts w:ascii="Times New Roman" w:eastAsia="Times New Roman" w:hAnsi="Times New Roman" w:cs="Times New Roman"/>
+          <w:sz w:val="24"/>
+          <w:szCs w:val="24"/>
+        </w:rPr>
+      </w:pPr>
+      <w:r>
+        <w:rPr>
+          <w:rFonts w:ascii="Courier New" w:eastAsia="Times New Roman" w:hAnsi="Courier New" w:cs="Courier New"/>
+          <w:sz w:val="20"/>
+          <w:szCs w:val="20"/>
+        </w:rPr>
+        <w:t>ELSE</w:t>
+      </w:r>
+    </w:p>
+    <w:p>
+      <w:pPr>
+        <w:numPr>
+          <w:ilvl w:val="0"/>
+          <w:numId w:val="23"/>
+        </w:numPr>
+        <w:spacing w:before="100" w:beforeAutospacing="1" w:after="100" w:afterAutospacing="1" w:line="240" w:lineRule="auto"/>
+        <w:jc w:val="both"/>
+        <w:rPr>
+          <w:rFonts w:ascii="Times New Roman" w:eastAsia="Times New Roman" w:hAnsi="Times New Roman" w:cs="Times New Roman"/>
+          <w:sz w:val="24"/>
+          <w:szCs w:val="24"/>
+        </w:rPr>
+      </w:pPr>
+      <w:r>
+        <w:rPr>
+          <w:rFonts w:ascii="Courier New" w:eastAsia="Times New Roman" w:hAnsi="Courier New" w:cs="Courier New"/>
+          <w:sz w:val="20"/>
+          <w:szCs w:val="20"/>
+        </w:rPr>
+        <w:t>WHILE condition DO</w:t>
+      </w:r>
+    </w:p>
+    <w:p>
+      <w:pPr>
+        <w:numPr>
+          <w:ilvl w:val="0"/>
+          <w:numId w:val="23"/>
+        </w:numPr>
+        <w:spacing w:before="100" w:beforeAutospacing="1" w:after="100" w:afterAutospacing="1" w:line="240" w:lineRule="auto"/>
+        <w:jc w:val="both"/>
+        <w:rPr>
+          <w:rFonts w:ascii="Times New Roman" w:eastAsia="Times New Roman" w:hAnsi="Times New Roman" w:cs="Times New Roman"/>
+          <w:sz w:val="24"/>
+          <w:szCs w:val="24"/>
+        </w:rPr>
+      </w:pPr>
+      <w:r>
+        <w:rPr>
+          <w:rFonts w:ascii="Courier New" w:eastAsia="Times New Roman" w:hAnsi="Courier New" w:cs="Courier New"/>
+          <w:sz w:val="20"/>
+          <w:szCs w:val="20"/>
+        </w:rPr>
+        <w:t>FOR each item IN collection DO</w:t>
+      </w:r>
+    </w:p>
+    <w:p>
+      <w:pPr>
+        <w:numPr>
+          <w:ilvl w:val="0"/>
+          <w:numId w:val="23"/>
+        </w:numPr>
+        <w:spacing w:before="100" w:beforeAutospacing="1" w:after="100" w:afterAutospacing="1" w:line="240" w:lineRule="auto"/>
+        <w:jc w:val="both"/>
+        <w:rPr>
+          <w:rFonts w:ascii="Times New Roman" w:eastAsia="Times New Roman" w:hAnsi="Times New Roman" w:cs="Times New Roman"/>
+          <w:sz w:val="24"/>
+          <w:szCs w:val="24"/>
+        </w:rPr>
+      </w:pPr>
+      <w:r>
+        <w:rPr>
+          <w:rFonts w:ascii="Courier New" w:eastAsia="Times New Roman" w:hAnsi="Courier New" w:cs="Courier New"/>
+          <w:sz w:val="20"/>
+          <w:szCs w:val="20"/>
+        </w:rPr>
+        <w:t>SET variable TO value</w:t>
+      </w:r>
+    </w:p>
+    <w:p>
+      <w:pPr>
+        <w:numPr>
+          <w:ilvl w:val="0"/>
+          <w:numId w:val="23"/>
+        </w:numPr>
+        <w:spacing w:before="100" w:beforeAutospacing="1" w:after="100" w:afterAutospacing="1" w:line="240" w:lineRule="auto"/>
+        <w:jc w:val="both"/>
+        <w:rPr>
+          <w:rFonts w:ascii="Times New Roman" w:eastAsia="Times New Roman" w:hAnsi="Times New Roman" w:cs="Times New Roman"/>
+          <w:sz w:val="24"/>
+          <w:szCs w:val="24"/>
+        </w:rPr>
+      </w:pPr>
+      <w:r>
+        <w:rPr>
+          <w:rFonts w:ascii="Courier New" w:eastAsia="Times New Roman" w:hAnsi="Courier New" w:cs="Courier New"/>
+          <w:sz w:val="20"/>
+          <w:szCs w:val="20"/>
+        </w:rPr>
+        <w:t>GET input</w:t>
+      </w:r>
+    </w:p>
+    <w:p>
+      <w:pPr>
+        <w:numPr>
+          <w:ilvl w:val="0"/>
+          <w:numId w:val="23"/>
+        </w:numPr>
+        <w:spacing w:before="100" w:beforeAutospacing="1" w:after="100" w:afterAutospacing="1" w:line="240" w:lineRule="auto"/>
+        <w:jc w:val="both"/>
+        <w:rPr>
+          <w:rFonts w:ascii="Times New Roman" w:eastAsia="Times New Roman" w:hAnsi="Times New Roman" w:cs="Times New Roman"/>
+          <w:sz w:val="24"/>
+          <w:szCs w:val="24"/>
+        </w:rPr>
+      </w:pPr>
+      <w:r>
+        <w:rPr>
+          <w:rFonts w:ascii="Courier New" w:eastAsia="Times New Roman" w:hAnsi="Courier New" w:cs="Courier New"/>
+          <w:sz w:val="20"/>
+          <w:szCs w:val="20"/>
+        </w:rPr>
+        <w:t>DISPLAY output</w:t>
+      </w:r>
+    </w:p>
+    <w:p>
+      <w:pPr>
+        <w:spacing w:before="100" w:beforeAutospacing="1" w:after="100" w:afterAutospacing="1" w:line="240" w:lineRule="auto"/>
+        <w:jc w:val="both"/>
+        <w:rPr>
+          <w:rFonts w:ascii="Times New Roman" w:eastAsia="Times New Roman" w:hAnsi="Times New Roman" w:cs="Times New Roman"/>
+          <w:sz w:val="24"/>
+          <w:szCs w:val="24"/>
+        </w:rPr>
+      </w:pPr>
+      <w:r>
+        <w:rPr>
+          <w:rFonts w:ascii="Times New Roman" w:eastAsia="Times New Roman" w:hAnsi="Times New Roman" w:cs="Times New Roman"/>
+          <w:sz w:val="24"/>
+          <w:szCs w:val="24"/>
+        </w:rPr>
+        <w:t>For example, if you wanted to describe a simple algorithm to find the largest number in a list, the pseudocode might look something like this:</w:t>
+      </w:r>
+    </w:p>
+    <w:p>
+      <w:pPr>
+        <w:tabs>
+          <w:tab w:val="left" w:pos="916"/>
+          <w:tab w:val="left" w:pos="1832"/>
+          <w:tab w:val="left" w:pos="2748"/>
+          <w:tab w:val="left" w:pos="3664"/>
+          <w:tab w:val="left" w:pos="4580"/>
+          <w:tab w:val="left" w:pos="5496"/>
+          <w:tab w:val="left" w:pos="6412"/>
+          <w:tab w:val="left" w:pos="7328"/>
+          <w:tab w:val="left" w:pos="8244"/>
+          <w:tab w:val="left" w:pos="9160"/>
+          <w:tab w:val="left" w:pos="10076"/>
+          <w:tab w:val="left" w:pos="10992"/>
+          <w:tab w:val="left" w:pos="11908"/>
+          <w:tab w:val="left" w:pos="12824"/>
+          <w:tab w:val="left" w:pos="13740"/>
+          <w:tab w:val="left" w:pos="14656"/>
+        </w:tabs>
+        <w:spacing w:after="0" w:line="240" w:lineRule="auto"/>
+        <w:jc w:val="both"/>
+        <w:rPr>
+          <w:rFonts w:ascii="Courier New" w:eastAsia="Times New Roman" w:hAnsi="Courier New" w:cs="Courier New"/>
+          <w:sz w:val="20"/>
+          <w:szCs w:val="20"/>
+        </w:rPr>
+      </w:pPr>
+      <w:r>
+        <w:rPr>
+          <w:rFonts w:ascii="Courier New" w:eastAsia="Times New Roman" w:hAnsi="Courier New" w:cs="Courier New"/>
+          <w:sz w:val="20"/>
+          <w:szCs w:val="20"/>
+        </w:rPr>
+        <w:t xml:space="preserve">FUNCTION </w:t>
+      </w:r>
+      <w:proofErr w:type="spellStart"/>
+      <w:proofErr w:type="gramStart"/>
+      <w:r>
+        <w:rPr>
+          <w:rFonts w:ascii="Courier New" w:eastAsia="Times New Roman" w:hAnsi="Courier New" w:cs="Courier New"/>
+          <w:sz w:val="20"/>
+          <w:szCs w:val="20"/>
+        </w:rPr>
+        <w:t>FindLargest</w:t>
+      </w:r>
+      <w:proofErr w:type="spellEnd"/>
+      <w:r>
+        <w:rPr>
+          <w:rFonts w:ascii="Courier New" w:eastAsia="Times New Roman" w:hAnsi="Courier New" w:cs="Courier New"/>
+          <w:sz w:val="20"/>
+          <w:szCs w:val="20"/>
+        </w:rPr>
+        <w:t>(</w:t>
+      </w:r>
+      <w:proofErr w:type="gramEnd"/>
+      <w:r>
+        <w:rPr>
+          <w:rFonts w:ascii="Courier New" w:eastAsia="Times New Roman" w:hAnsi="Courier New" w:cs="Courier New"/>
+          <w:sz w:val="20"/>
+          <w:szCs w:val="20"/>
+        </w:rPr>
+        <w:t>numbers)</w:t>
+      </w:r>
+    </w:p>
+    <w:p>
+      <w:pPr>
+        <w:tabs>
+          <w:tab w:val="left" w:pos="916"/>
+          <w:tab w:val="left" w:pos="1832"/>
+          <w:tab w:val="left" w:pos="2748"/>
+          <w:tab w:val="left" w:pos="3664"/>
+          <w:tab w:val="left" w:pos="4580"/>
+          <w:tab w:val="left" w:pos="5496"/>
+          <w:tab w:val="left" w:pos="6412"/>
+          <w:tab w:val="left" w:pos="7328"/>
+          <w:tab w:val="left" w:pos="8244"/>
+          <w:tab w:val="left" w:pos="9160"/>
+          <w:tab w:val="left" w:pos="10076"/>
+          <w:tab w:val="left" w:pos="10992"/>
+          <w:tab w:val="left" w:pos="11908"/>
+          <w:tab w:val="left" w:pos="12824"/>
+          <w:tab w:val="left" w:pos="13740"/>
+          <w:tab w:val="left" w:pos="14656"/>
+        </w:tabs>
+        <w:spacing w:after="0" w:line="240" w:lineRule="auto"/>
+        <w:jc w:val="both"/>
+        <w:rPr>
+          <w:rFonts w:ascii="Courier New" w:eastAsia="Times New Roman" w:hAnsi="Courier New" w:cs="Courier New"/>
+          <w:sz w:val="20"/>
+          <w:szCs w:val="20"/>
+        </w:rPr>
+      </w:pPr>
+      <w:r>
+        <w:rPr>
+          <w:rFonts w:ascii="Courier New" w:eastAsia="Times New Roman" w:hAnsi="Courier New" w:cs="Courier New"/>
+          <w:sz w:val="20"/>
+          <w:szCs w:val="20"/>
+        </w:rPr>
+        <w:t xml:space="preserve">  SET </w:t>
+      </w:r>
+      <w:proofErr w:type="spellStart"/>
+      <w:r>
+        <w:rPr>
+          <w:rFonts w:ascii="Courier New" w:eastAsia="Times New Roman" w:hAnsi="Courier New" w:cs="Courier New"/>
+          <w:sz w:val="20"/>
+          <w:szCs w:val="20"/>
+        </w:rPr>
+        <w:t>largestNumber</w:t>
+      </w:r>
+      <w:proofErr w:type="spellEnd"/>
+      <w:r>
+        <w:rPr>
+          <w:rFonts w:ascii="Courier New" w:eastAsia="Times New Roman" w:hAnsi="Courier New" w:cs="Courier New"/>
+          <w:sz w:val="20"/>
+          <w:szCs w:val="20"/>
+        </w:rPr>
+        <w:t xml:space="preserve"> TO the first number in numbers</w:t>
+      </w:r>
+    </w:p>
+    <w:p>
+      <w:pPr>
+        <w:tabs>
+          <w:tab w:val="left" w:pos="916"/>
+          <w:tab w:val="left" w:pos="1832"/>
+          <w:tab w:val="left" w:pos="2748"/>
+          <w:tab w:val="left" w:pos="3664"/>
+          <w:tab w:val="left" w:pos="4580"/>
+          <w:tab w:val="left" w:pos="5496"/>
+          <w:tab w:val="left" w:pos="6412"/>
+          <w:tab w:val="left" w:pos="7328"/>
+          <w:tab w:val="left" w:pos="8244"/>
+          <w:tab w:val="left" w:pos="9160"/>
+          <w:tab w:val="left" w:pos="10076"/>
+          <w:tab w:val="left" w:pos="10992"/>
+          <w:tab w:val="left" w:pos="11908"/>
+          <w:tab w:val="left" w:pos="12824"/>
+          <w:tab w:val="left" w:pos="13740"/>
+          <w:tab w:val="left" w:pos="14656"/>
+        </w:tabs>
+        <w:spacing w:after="0" w:line="240" w:lineRule="auto"/>
+        <w:jc w:val="both"/>
+        <w:rPr>
+          <w:rFonts w:ascii="Courier New" w:eastAsia="Times New Roman" w:hAnsi="Courier New" w:cs="Courier New"/>
+          <w:sz w:val="20"/>
+          <w:szCs w:val="20"/>
+        </w:rPr>
+      </w:pPr>
+      <w:r>
+        <w:rPr>
+          <w:rFonts w:ascii="Courier New" w:eastAsia="Times New Roman" w:hAnsi="Courier New" w:cs="Courier New"/>
+          <w:sz w:val="20"/>
+          <w:szCs w:val="20"/>
+        </w:rPr>
+        <w:t xml:space="preserve">  FOR each number IN numbers</w:t>
+      </w:r>
+    </w:p>
+    <w:p>
+      <w:pPr>
+        <w:tabs>
+          <w:tab w:val="left" w:pos="916"/>
+          <w:tab w:val="left" w:pos="1832"/>
+          <w:tab w:val="left" w:pos="2748"/>
+          <w:tab w:val="left" w:pos="3664"/>
+          <w:tab w:val="left" w:pos="4580"/>
+          <w:tab w:val="left" w:pos="5496"/>
+          <w:tab w:val="left" w:pos="6412"/>
+          <w:tab w:val="left" w:pos="7328"/>
+          <w:tab w:val="left" w:pos="8244"/>
+          <w:tab w:val="left" w:pos="9160"/>
+          <w:tab w:val="left" w:pos="10076"/>
+          <w:tab w:val="left" w:pos="10992"/>
+          <w:tab w:val="left" w:pos="11908"/>
+          <w:tab w:val="left" w:pos="12824"/>
+          <w:tab w:val="left" w:pos="13740"/>
+          <w:tab w:val="left" w:pos="14656"/>
+        </w:tabs>
+        <w:spacing w:after="0" w:line="240" w:lineRule="auto"/>
+        <w:jc w:val="both"/>
+        <w:rPr>
+          <w:rFonts w:ascii="Courier New" w:eastAsia="Times New Roman" w:hAnsi="Courier New" w:cs="Courier New"/>
+          <w:sz w:val="20"/>
+          <w:szCs w:val="20"/>
+        </w:rPr>
+      </w:pPr>
+      <w:r>
+        <w:rPr>
+          <w:rFonts w:ascii="Courier New" w:eastAsia="Times New Roman" w:hAnsi="Courier New" w:cs="Courier New"/>
+          <w:sz w:val="20"/>
+          <w:szCs w:val="20"/>
+        </w:rPr>
+        <w:t xml:space="preserve">    IF number IS greater than </w:t>
+      </w:r>
+      <w:proofErr w:type="spellStart"/>
+      <w:r>
+        <w:rPr>
+          <w:rFonts w:ascii="Courier New" w:eastAsia="Times New Roman" w:hAnsi="Courier New" w:cs="Courier New"/>
+          <w:sz w:val="20"/>
+          <w:szCs w:val="20"/>
+        </w:rPr>
+        <w:t>largestNumber</w:t>
+      </w:r>
+      <w:proofErr w:type="spellEnd"/>
+      <w:r>
+        <w:rPr>
+          <w:rFonts w:ascii="Courier New" w:eastAsia="Times New Roman" w:hAnsi="Courier New" w:cs="Courier New"/>
+          <w:sz w:val="20"/>
+          <w:szCs w:val="20"/>
+        </w:rPr>
+        <w:t xml:space="preserve"> THEN</w:t>
+      </w:r>
+    </w:p>
+    <w:p>
+      <w:pPr>
+        <w:tabs>
+          <w:tab w:val="left" w:pos="916"/>
+          <w:tab w:val="left" w:pos="1832"/>
+          <w:tab w:val="left" w:pos="2748"/>
+          <w:tab w:val="left" w:pos="3664"/>
+          <w:tab w:val="left" w:pos="4580"/>
+          <w:tab w:val="left" w:pos="5496"/>
+          <w:tab w:val="left" w:pos="6412"/>
+          <w:tab w:val="left" w:pos="7328"/>
+          <w:tab w:val="left" w:pos="8244"/>
+          <w:tab w:val="left" w:pos="9160"/>
+          <w:tab w:val="left" w:pos="10076"/>
+          <w:tab w:val="left" w:pos="10992"/>
+          <w:tab w:val="left" w:pos="11908"/>
+          <w:tab w:val="left" w:pos="12824"/>
+          <w:tab w:val="left" w:pos="13740"/>
+          <w:tab w:val="left" w:pos="14656"/>
+        </w:tabs>
+        <w:spacing w:after="0" w:line="240" w:lineRule="auto"/>
+        <w:jc w:val="both"/>
+        <w:rPr>
+          <w:rFonts w:ascii="Courier New" w:eastAsia="Times New Roman" w:hAnsi="Courier New" w:cs="Courier New"/>
+          <w:sz w:val="20"/>
+          <w:szCs w:val="20"/>
+        </w:rPr>
+      </w:pPr>
+      <w:r>
+        <w:rPr>
+          <w:rFonts w:ascii="Courier New" w:eastAsia="Times New Roman" w:hAnsi="Courier New" w:cs="Courier New"/>
+          <w:sz w:val="20"/>
+          <w:szCs w:val="20"/>
+        </w:rPr>
+        <w:t xml:space="preserve">      SET </w:t>
+      </w:r>
+      <w:proofErr w:type="spellStart"/>
+      <w:r>
+        <w:rPr>
+          <w:rFonts w:ascii="Courier New" w:eastAsia="Times New Roman" w:hAnsi="Courier New" w:cs="Courier New"/>
+          <w:sz w:val="20"/>
+          <w:szCs w:val="20"/>
+        </w:rPr>
+        <w:t>largestNumber</w:t>
+      </w:r>
+      <w:proofErr w:type="spellEnd"/>
+      <w:r>
+        <w:rPr>
+          <w:rFonts w:ascii="Courier New" w:eastAsia="Times New Roman" w:hAnsi="Courier New" w:cs="Courier New"/>
+          <w:sz w:val="20"/>
+          <w:szCs w:val="20"/>
+        </w:rPr>
+        <w:t xml:space="preserve"> TO number</w:t>
+      </w:r>
+    </w:p>
+    <w:p>
+      <w:pPr>
+        <w:tabs>
+          <w:tab w:val="left" w:pos="916"/>
+          <w:tab w:val="left" w:pos="1832"/>
+          <w:tab w:val="left" w:pos="2748"/>
+          <w:tab w:val="left" w:pos="3664"/>
+          <w:tab w:val="left" w:pos="4580"/>
+          <w:tab w:val="left" w:pos="5496"/>
+          <w:tab w:val="left" w:pos="6412"/>
+          <w:tab w:val="left" w:pos="7328"/>
+          <w:tab w:val="left" w:pos="8244"/>
+          <w:tab w:val="left" w:pos="9160"/>
+          <w:tab w:val="left" w:pos="10076"/>
+          <w:tab w:val="left" w:pos="10992"/>
+          <w:tab w:val="left" w:pos="11908"/>
+          <w:tab w:val="left" w:pos="12824"/>
+          <w:tab w:val="left" w:pos="13740"/>
+          <w:tab w:val="left" w:pos="14656"/>
+        </w:tabs>
+        <w:spacing w:after="0" w:line="240" w:lineRule="auto"/>
+        <w:jc w:val="both"/>
+        <w:rPr>
+          <w:rFonts w:ascii="Courier New" w:eastAsia="Times New Roman" w:hAnsi="Courier New" w:cs="Courier New"/>
+          <w:sz w:val="20"/>
+          <w:szCs w:val="20"/>
+        </w:rPr>
+      </w:pPr>
+      <w:r>
+        <w:rPr>
+          <w:rFonts w:ascii="Courier New" w:eastAsia="Times New Roman" w:hAnsi="Courier New" w:cs="Courier New"/>
+          <w:sz w:val="20"/>
+          <w:szCs w:val="20"/>
+        </w:rPr>
+        <w:t xml:space="preserve">    END IF</w:t>
+      </w:r>
+    </w:p>
+    <w:p>
+      <w:pPr>
+        <w:tabs>
+          <w:tab w:val="left" w:pos="916"/>
+          <w:tab w:val="left" w:pos="1832"/>
+          <w:tab w:val="left" w:pos="2748"/>
+          <w:tab w:val="left" w:pos="3664"/>
+          <w:tab w:val="left" w:pos="4580"/>
+          <w:tab w:val="left" w:pos="5496"/>
+          <w:tab w:val="left" w:pos="6412"/>
+          <w:tab w:val="left" w:pos="7328"/>
+          <w:tab w:val="left" w:pos="8244"/>
+          <w:tab w:val="left" w:pos="9160"/>
+          <w:tab w:val="left" w:pos="10076"/>
+          <w:tab w:val="left" w:pos="10992"/>
+          <w:tab w:val="left" w:pos="11908"/>
+          <w:tab w:val="left" w:pos="12824"/>
+          <w:tab w:val="left" w:pos="13740"/>
+          <w:tab w:val="left" w:pos="14656"/>
+        </w:tabs>
+        <w:spacing w:after="0" w:line="240" w:lineRule="auto"/>
+        <w:jc w:val="both"/>
+        <w:rPr>
+          <w:rFonts w:ascii="Courier New" w:eastAsia="Times New Roman" w:hAnsi="Courier New" w:cs="Courier New"/>
+          <w:sz w:val="20"/>
+          <w:szCs w:val="20"/>
+        </w:rPr>
+      </w:pPr>
+      <w:r>
+        <w:rPr>
+          <w:rFonts w:ascii="Courier New" w:eastAsia="Times New Roman" w:hAnsi="Courier New" w:cs="Courier New"/>
+          <w:sz w:val="20"/>
+          <w:szCs w:val="20"/>
+        </w:rPr>
+        <w:t xml:space="preserve">  END FOR</w:t>
+      </w:r>
+    </w:p>
+    <w:p>
+      <w:pPr>
+        <w:tabs>
+          <w:tab w:val="left" w:pos="916"/>
+          <w:tab w:val="left" w:pos="1832"/>
+          <w:tab w:val="left" w:pos="2748"/>
+          <w:tab w:val="left" w:pos="3664"/>
+          <w:tab w:val="left" w:pos="4580"/>
+          <w:tab w:val="left" w:pos="5496"/>
+          <w:tab w:val="left" w:pos="6412"/>
+          <w:tab w:val="left" w:pos="7328"/>
+          <w:tab w:val="left" w:pos="8244"/>
+          <w:tab w:val="left" w:pos="9160"/>
+          <w:tab w:val="left" w:pos="10076"/>
+          <w:tab w:val="left" w:pos="10992"/>
+          <w:tab w:val="left" w:pos="11908"/>
+          <w:tab w:val="left" w:pos="12824"/>
+          <w:tab w:val="left" w:pos="13740"/>
+          <w:tab w:val="left" w:pos="14656"/>
+        </w:tabs>
+        <w:spacing w:after="0" w:line="240" w:lineRule="auto"/>
+        <w:jc w:val="both"/>
+        <w:rPr>
+          <w:rFonts w:ascii="Courier New" w:eastAsia="Times New Roman" w:hAnsi="Courier New" w:cs="Courier New"/>
+          <w:sz w:val="20"/>
+          <w:szCs w:val="20"/>
+        </w:rPr>
+      </w:pPr>
+      <w:r>
+        <w:rPr>
+          <w:rFonts w:ascii="Courier New" w:eastAsia="Times New Roman" w:hAnsi="Courier New" w:cs="Courier New"/>
+          <w:sz w:val="20"/>
+          <w:szCs w:val="20"/>
+        </w:rPr>
+        <w:t xml:space="preserve">  RETURN </w:t>
+      </w:r>
+      <w:proofErr w:type="spellStart"/>
+      <w:r>
+        <w:rPr>
+          <w:rFonts w:ascii="Courier New" w:eastAsia="Times New Roman" w:hAnsi="Courier New" w:cs="Courier New"/>
+          <w:sz w:val="20"/>
+          <w:szCs w:val="20"/>
+        </w:rPr>
+        <w:t>largestNumber</w:t>
+      </w:r>
+      <w:proofErr w:type="spellEnd"/>
+    </w:p>
+    <w:p>
+      <w:pPr>
+        <w:tabs>
+          <w:tab w:val="left" w:pos="916"/>
+          <w:tab w:val="left" w:pos="1832"/>
+          <w:tab w:val="left" w:pos="2748"/>
+          <w:tab w:val="left" w:pos="3664"/>
+          <w:tab w:val="left" w:pos="4580"/>
+          <w:tab w:val="left" w:pos="5496"/>
+          <w:tab w:val="left" w:pos="6412"/>
+          <w:tab w:val="left" w:pos="7328"/>
+          <w:tab w:val="left" w:pos="8244"/>
+          <w:tab w:val="left" w:pos="9160"/>
+          <w:tab w:val="left" w:pos="10076"/>
+          <w:tab w:val="left" w:pos="10992"/>
+          <w:tab w:val="left" w:pos="11908"/>
+          <w:tab w:val="left" w:pos="12824"/>
+          <w:tab w:val="left" w:pos="13740"/>
+          <w:tab w:val="left" w:pos="14656"/>
+        </w:tabs>
+        <w:spacing w:after="0" w:line="240" w:lineRule="auto"/>
+        <w:jc w:val="both"/>
+        <w:rPr>
+          <w:rFonts w:ascii="Courier New" w:eastAsia="Times New Roman" w:hAnsi="Courier New" w:cs="Courier New"/>
+          <w:sz w:val="20"/>
+          <w:szCs w:val="20"/>
+        </w:rPr>
+      </w:pPr>
+      <w:r>
+        <w:rPr>
+          <w:rFonts w:ascii="Courier New" w:eastAsia="Times New Roman" w:hAnsi="Courier New" w:cs="Courier New"/>
+          <w:sz w:val="20"/>
+          <w:szCs w:val="20"/>
+        </w:rPr>
+        <w:t>END FUNCTION</w:t>
+      </w:r>
+    </w:p>
+    <w:p>
+      <w:pPr>
+        <w:spacing w:before="100" w:beforeAutospacing="1" w:after="100" w:afterAutospacing="1" w:line="240" w:lineRule="auto"/>
+        <w:jc w:val="both"/>
+        <w:rPr>
+          <w:rFonts w:ascii="Times New Roman" w:eastAsia="Times New Roman" w:hAnsi="Times New Roman" w:cs="Times New Roman"/>
+          <w:sz w:val="24"/>
+          <w:szCs w:val="24"/>
+        </w:rPr>
+      </w:pPr>
+      <w:r>
+        <w:rPr>
+          <w:rFonts w:ascii="Times New Roman" w:eastAsia="Times New Roman" w:hAnsi="Times New Roman" w:cs="Times New Roman"/>
+          <w:sz w:val="24"/>
+          <w:szCs w:val="24"/>
+        </w:rPr>
+        <w:t xml:space="preserve">See how that describes the steps clearly without needing to know any specific programming language? It's a really helpful step in the problem-solving process for computer scientists! Given </w:t>
+      </w:r>
+      <w:r>
+        <w:rPr>
+          <w:rFonts w:ascii="Times New Roman" w:eastAsia="Times New Roman" w:hAnsi="Times New Roman" w:cs="Times New Roman"/>
+          <w:sz w:val="24"/>
+          <w:szCs w:val="24"/>
+        </w:rPr>
+        <w:lastRenderedPageBreak/>
+        <w:t>your interest in AI and Cyber Security, you'll likely encounter pseudocode when studying algorithms and designing systems. It's a fundamental concept!</w:t>
+      </w:r>
+    </w:p>
+    <w:p>
+      <w:pPr>
+        <w:spacing w:before="100" w:beforeAutospacing="1" w:after="100" w:afterAutospacing="1" w:line="240" w:lineRule="auto"/>
+        <w:jc w:val="both"/>
+        <w:rPr>
+          <w:rFonts w:ascii="Times New Roman" w:eastAsia="Times New Roman" w:hAnsi="Times New Roman" w:cs="Times New Roman"/>
+          <w:sz w:val="24"/>
+          <w:szCs w:val="24"/>
+        </w:rPr>
+      </w:pPr>
+    </w:p>
+    <w:p>
+      <w:pPr>
+        <w:spacing w:before="100" w:beforeAutospacing="1" w:after="100" w:afterAutospacing="1" w:line="240" w:lineRule="auto"/>
+        <w:jc w:val="center"/>
+        <w:rPr>
+          <w:rFonts w:ascii="Times New Roman" w:eastAsia="Times New Roman" w:hAnsi="Times New Roman" w:cs="Times New Roman"/>
+          <w:b/>
+          <w:bCs/>
+          <w:sz w:val="28"/>
+          <w:szCs w:val="28"/>
+        </w:rPr>
+      </w:pPr>
+      <w:r>
+        <w:rPr>
+          <w:rFonts w:ascii="Times New Roman" w:eastAsia="Times New Roman" w:hAnsi="Times New Roman" w:cs="Times New Roman"/>
+          <w:b/>
+          <w:bCs/>
+          <w:sz w:val="28"/>
+          <w:szCs w:val="28"/>
+        </w:rPr>
+        <w:t xml:space="preserve">Scratch </w:t>
+      </w:r>
+      <w:proofErr w:type="gramStart"/>
+      <w:r>
+        <w:rPr>
+          <w:rFonts w:ascii="Times New Roman" w:eastAsia="Times New Roman" w:hAnsi="Times New Roman" w:cs="Times New Roman"/>
+          <w:b/>
+          <w:bCs/>
+          <w:sz w:val="28"/>
+          <w:szCs w:val="28"/>
+        </w:rPr>
+        <w:t>Programming :</w:t>
+      </w:r>
+      <w:proofErr w:type="gramEnd"/>
+      <w:r>
+        <w:rPr>
+          <w:rFonts w:ascii="Times New Roman" w:eastAsia="Times New Roman" w:hAnsi="Times New Roman" w:cs="Times New Roman"/>
+          <w:b/>
+          <w:bCs/>
+          <w:sz w:val="28"/>
+          <w:szCs w:val="28"/>
+        </w:rPr>
+        <w:t xml:space="preserve"> A Beginner’s Guide </w:t>
+      </w:r>
+    </w:p>
+    <w:p>
+      <w:pPr>
+        <w:spacing w:after="0" w:line="240" w:lineRule="auto"/>
+        <w:jc w:val="both"/>
+        <w:rPr>
+          <w:rFonts w:ascii="Times New Roman" w:eastAsia="Times New Roman" w:hAnsi="Times New Roman" w:cs="Times New Roman"/>
+          <w:sz w:val="24"/>
+          <w:szCs w:val="24"/>
+        </w:rPr>
+      </w:pPr>
+      <w:r>
+        <w:rPr>
+          <w:rFonts w:ascii="Times New Roman" w:eastAsia="Times New Roman" w:hAnsi="Times New Roman" w:cs="Times New Roman"/>
+          <w:sz w:val="24"/>
+          <w:szCs w:val="24"/>
+        </w:rPr>
+        <w:t>Scratch is a free, block-based programming language developed by MIT, designed to teach kids and beginners the fundamentals of coding in a fun, interactive way. Instead of typing code, users drag and drop blocks to create animations, games, and stories.</w:t>
+      </w:r>
+    </w:p>
+    <w:p>
+      <w:pPr>
+        <w:spacing w:after="0" w:line="240" w:lineRule="auto"/>
+        <w:jc w:val="both"/>
+        <w:rPr>
+          <w:rFonts w:ascii="Times New Roman" w:eastAsia="Times New Roman" w:hAnsi="Times New Roman" w:cs="Times New Roman"/>
+          <w:sz w:val="24"/>
+          <w:szCs w:val="24"/>
+        </w:rPr>
+      </w:pPr>
+    </w:p>
+    <w:p>
+      <w:pPr>
+        <w:spacing w:after="0" w:line="240" w:lineRule="auto"/>
+        <w:jc w:val="both"/>
+        <w:rPr>
+          <w:rFonts w:ascii="Times New Roman" w:eastAsia="Times New Roman" w:hAnsi="Times New Roman" w:cs="Times New Roman"/>
+          <w:b/>
+          <w:bCs/>
+          <w:sz w:val="24"/>
+          <w:szCs w:val="24"/>
+        </w:rPr>
+      </w:pPr>
+      <w:r>
+        <w:rPr>
+          <w:rFonts w:ascii="Times New Roman" w:eastAsia="Times New Roman" w:hAnsi="Times New Roman" w:cs="Times New Roman"/>
+          <w:b/>
+          <w:bCs/>
+          <w:sz w:val="24"/>
+          <w:szCs w:val="24"/>
+        </w:rPr>
+        <w:t>What Makes Scratch Special?</w:t>
+      </w:r>
+    </w:p>
+    <w:p>
+      <w:pPr>
+        <w:pStyle w:val="ListParagraph"/>
+        <w:numPr>
+          <w:ilvl w:val="0"/>
+          <w:numId w:val="24"/>
+        </w:numPr>
+        <w:spacing w:after="0" w:line="240" w:lineRule="auto"/>
+        <w:jc w:val="both"/>
+        <w:rPr>
+          <w:rFonts w:ascii="Times New Roman" w:eastAsia="Times New Roman" w:hAnsi="Times New Roman" w:cs="Times New Roman"/>
+          <w:b/>
+          <w:bCs/>
+          <w:sz w:val="24"/>
+          <w:szCs w:val="24"/>
+        </w:rPr>
+      </w:pPr>
+      <w:r>
+        <w:rPr>
+          <w:rFonts w:ascii="Times New Roman" w:eastAsia="Times New Roman" w:hAnsi="Times New Roman" w:cs="Times New Roman"/>
+          <w:b/>
+          <w:bCs/>
+          <w:sz w:val="24"/>
+          <w:szCs w:val="24"/>
+        </w:rPr>
+        <w:t xml:space="preserve">No typing needed – </w:t>
+      </w:r>
+      <w:r>
+        <w:rPr>
+          <w:rFonts w:ascii="Times New Roman" w:eastAsia="Times New Roman" w:hAnsi="Times New Roman" w:cs="Times New Roman"/>
+          <w:sz w:val="24"/>
+          <w:szCs w:val="24"/>
+        </w:rPr>
+        <w:t>just drag and drop blocks.</w:t>
+      </w:r>
+    </w:p>
+    <w:p>
+      <w:pPr>
+        <w:pStyle w:val="ListParagraph"/>
+        <w:numPr>
+          <w:ilvl w:val="0"/>
+          <w:numId w:val="24"/>
+        </w:numPr>
+        <w:spacing w:after="0" w:line="240" w:lineRule="auto"/>
+        <w:jc w:val="both"/>
+        <w:rPr>
+          <w:rFonts w:ascii="Times New Roman" w:eastAsia="Times New Roman" w:hAnsi="Times New Roman" w:cs="Times New Roman"/>
+          <w:b/>
+          <w:bCs/>
+          <w:sz w:val="24"/>
+          <w:szCs w:val="24"/>
+        </w:rPr>
+      </w:pPr>
+      <w:r>
+        <w:rPr>
+          <w:rFonts w:ascii="Times New Roman" w:eastAsia="Times New Roman" w:hAnsi="Times New Roman" w:cs="Times New Roman"/>
+          <w:b/>
+          <w:bCs/>
+          <w:sz w:val="24"/>
+          <w:szCs w:val="24"/>
+        </w:rPr>
+        <w:t xml:space="preserve">Fun characters </w:t>
+      </w:r>
+      <w:r>
+        <w:rPr>
+          <w:rFonts w:ascii="Times New Roman" w:eastAsia="Times New Roman" w:hAnsi="Times New Roman" w:cs="Times New Roman"/>
+          <w:sz w:val="24"/>
+          <w:szCs w:val="24"/>
+        </w:rPr>
+        <w:t>(called sprites) and colorful backgrounds.</w:t>
+      </w:r>
+    </w:p>
+    <w:p>
+      <w:pPr>
+        <w:pStyle w:val="ListParagraph"/>
+        <w:numPr>
+          <w:ilvl w:val="0"/>
+          <w:numId w:val="24"/>
+        </w:numPr>
+        <w:spacing w:after="0" w:line="240" w:lineRule="auto"/>
+        <w:jc w:val="both"/>
+        <w:rPr>
+          <w:rFonts w:ascii="Times New Roman" w:eastAsia="Times New Roman" w:hAnsi="Times New Roman" w:cs="Times New Roman"/>
+          <w:b/>
+          <w:bCs/>
+          <w:sz w:val="24"/>
+          <w:szCs w:val="24"/>
+        </w:rPr>
+      </w:pPr>
+      <w:r>
+        <w:rPr>
+          <w:rFonts w:ascii="Times New Roman" w:eastAsia="Times New Roman" w:hAnsi="Times New Roman" w:cs="Times New Roman"/>
+          <w:sz w:val="24"/>
+          <w:szCs w:val="24"/>
+        </w:rPr>
+        <w:t>Perfect for learning</w:t>
+      </w:r>
+      <w:r>
+        <w:rPr>
+          <w:rFonts w:ascii="Times New Roman" w:eastAsia="Times New Roman" w:hAnsi="Times New Roman" w:cs="Times New Roman"/>
+          <w:b/>
+          <w:bCs/>
+          <w:sz w:val="24"/>
+          <w:szCs w:val="24"/>
+        </w:rPr>
+        <w:t xml:space="preserve"> logic and programming basics.</w:t>
+      </w:r>
+    </w:p>
+    <w:p>
+      <w:pPr>
+        <w:spacing w:after="0" w:line="240" w:lineRule="auto"/>
+        <w:jc w:val="both"/>
+        <w:rPr>
+          <w:rFonts w:ascii="Times New Roman" w:eastAsia="Times New Roman" w:hAnsi="Times New Roman" w:cs="Times New Roman"/>
+          <w:b/>
+          <w:bCs/>
+          <w:sz w:val="24"/>
+          <w:szCs w:val="24"/>
+        </w:rPr>
+      </w:pPr>
+    </w:p>
+    <w:p>
+      <w:pPr>
+        <w:spacing w:after="0" w:line="240" w:lineRule="auto"/>
+        <w:jc w:val="both"/>
+        <w:rPr>
+          <w:rFonts w:ascii="Times New Roman" w:eastAsia="Times New Roman" w:hAnsi="Times New Roman" w:cs="Times New Roman"/>
+          <w:b/>
+          <w:bCs/>
+          <w:sz w:val="24"/>
+          <w:szCs w:val="24"/>
+        </w:rPr>
+      </w:pPr>
+      <w:r>
+        <w:rPr>
+          <w:rFonts w:ascii="Times New Roman" w:eastAsia="Times New Roman" w:hAnsi="Times New Roman" w:cs="Times New Roman"/>
+          <w:b/>
+          <w:bCs/>
+          <w:sz w:val="24"/>
+          <w:szCs w:val="24"/>
+        </w:rPr>
+        <w:t>Scratch Basics</w:t>
+      </w:r>
+    </w:p>
+    <w:p>
+      <w:pPr>
+        <w:spacing w:after="0" w:line="240" w:lineRule="auto"/>
+        <w:jc w:val="both"/>
+        <w:rPr>
+          <w:rFonts w:ascii="Times New Roman" w:eastAsia="Times New Roman" w:hAnsi="Times New Roman" w:cs="Times New Roman"/>
+          <w:sz w:val="24"/>
+          <w:szCs w:val="24"/>
+        </w:rPr>
+      </w:pPr>
+      <w:r>
+        <w:rPr>
+          <w:rFonts w:ascii="Times New Roman" w:eastAsia="Times New Roman" w:hAnsi="Times New Roman" w:cs="Times New Roman"/>
+          <w:sz w:val="24"/>
+          <w:szCs w:val="24"/>
+        </w:rPr>
+        <w:t>Here are the basic building blocks you'll use in Scratch:</w:t>
+      </w:r>
+    </w:p>
+    <w:p>
+      <w:pPr>
+        <w:spacing w:after="0" w:line="240" w:lineRule="auto"/>
+        <w:jc w:val="both"/>
+        <w:rPr>
+          <w:rFonts w:ascii="Times New Roman" w:eastAsia="Times New Roman" w:hAnsi="Times New Roman" w:cs="Times New Roman"/>
+          <w:sz w:val="24"/>
+          <w:szCs w:val="24"/>
+        </w:rPr>
+      </w:pPr>
+    </w:p>
+    <w:tbl>
+      <w:tblPr>
+        <w:tblW w:w="0" w:type="auto"/>
+        <w:tblCellSpacing w:w="15" w:type="dxa"/>
+        <w:tblBorders>
+          <w:top w:val="single" w:sz="4" w:space="0" w:color="auto"/>
+          <w:left w:val="single" w:sz="4" w:space="0" w:color="auto"/>
+          <w:bottom w:val="single" w:sz="4" w:space="0" w:color="auto"/>
+          <w:right w:val="single" w:sz="4" w:space="0" w:color="auto"/>
+          <w:insideH w:val="single" w:sz="4" w:space="0" w:color="auto"/>
+          <w:insideV w:val="single" w:sz="4" w:space="0" w:color="auto"/>
+        </w:tblBorders>
+        <w:tblCellMar>
+          <w:top w:w="15" w:type="dxa"/>
+          <w:left w:w="15" w:type="dxa"/>
+          <w:bottom w:w="15" w:type="dxa"/>
+          <w:right w:w="15" w:type="dxa"/>
+        </w:tblCellMar>
+        <w:tblLook w:val="04A0" w:firstRow="1" w:lastRow="0" w:firstColumn="1" w:lastColumn="0" w:noHBand="0" w:noVBand="1"/>
+      </w:tblPr>
+      <w:tblGrid>
+        <w:gridCol w:w="1262"/>
+        <w:gridCol w:w="1327"/>
+        <w:gridCol w:w="3722"/>
+      </w:tblGrid>
+      <w:tr>
+        <w:trPr>
+          <w:tblHeader/>
+          <w:tblCellSpacing w:w="15" w:type="dxa"/>
+        </w:trPr>
+        <w:tc>
+          <w:tcPr>
+            <w:tcW w:w="0" w:type="auto"/>
+            <w:vAlign w:val="center"/>
+            <w:hideMark/>
+          </w:tcPr>
+          <w:p>
+            <w:pPr>
+              <w:spacing w:after="0" w:line="240" w:lineRule="auto"/>
+              <w:jc w:val="center"/>
+              <w:rPr>
+                <w:rFonts w:ascii="Times New Roman" w:eastAsia="Times New Roman" w:hAnsi="Times New Roman" w:cs="Times New Roman"/>
+                <w:b/>
+                <w:bCs/>
+                <w:sz w:val="24"/>
+                <w:szCs w:val="24"/>
+              </w:rPr>
+            </w:pPr>
+            <w:r>
+              <w:rPr>
+                <w:rFonts w:ascii="Times New Roman" w:eastAsia="Times New Roman" w:hAnsi="Times New Roman" w:cs="Times New Roman"/>
+                <w:b/>
+                <w:bCs/>
+                <w:sz w:val="24"/>
+                <w:szCs w:val="24"/>
+              </w:rPr>
+              <w:t>Block Type</w:t>
+            </w:r>
+          </w:p>
+        </w:tc>
+        <w:tc>
+          <w:tcPr>
+            <w:tcW w:w="0" w:type="auto"/>
+            <w:vAlign w:val="center"/>
+            <w:hideMark/>
+          </w:tcPr>
+          <w:p>
+            <w:pPr>
+              <w:spacing w:after="0" w:line="240" w:lineRule="auto"/>
+              <w:jc w:val="center"/>
+              <w:rPr>
+                <w:rFonts w:ascii="Times New Roman" w:eastAsia="Times New Roman" w:hAnsi="Times New Roman" w:cs="Times New Roman"/>
+                <w:b/>
+                <w:bCs/>
+                <w:sz w:val="24"/>
+                <w:szCs w:val="24"/>
+              </w:rPr>
+            </w:pPr>
+            <w:r>
+              <w:rPr>
+                <w:rFonts w:ascii="Times New Roman" w:eastAsia="Times New Roman" w:hAnsi="Times New Roman" w:cs="Times New Roman"/>
+                <w:b/>
+                <w:bCs/>
+                <w:sz w:val="24"/>
+                <w:szCs w:val="24"/>
+              </w:rPr>
+              <w:t>Color</w:t>
+            </w:r>
+          </w:p>
+        </w:tc>
+        <w:tc>
+          <w:tcPr>
+            <w:tcW w:w="0" w:type="auto"/>
+            <w:vAlign w:val="center"/>
+            <w:hideMark/>
+          </w:tcPr>
+          <w:p>
+            <w:pPr>
+              <w:spacing w:after="0" w:line="240" w:lineRule="auto"/>
+              <w:jc w:val="center"/>
+              <w:rPr>
+                <w:rFonts w:ascii="Times New Roman" w:eastAsia="Times New Roman" w:hAnsi="Times New Roman" w:cs="Times New Roman"/>
+                <w:b/>
+                <w:bCs/>
+                <w:sz w:val="24"/>
+                <w:szCs w:val="24"/>
+              </w:rPr>
+            </w:pPr>
+            <w:r>
+              <w:rPr>
+                <w:rFonts w:ascii="Times New Roman" w:eastAsia="Times New Roman" w:hAnsi="Times New Roman" w:cs="Times New Roman"/>
+                <w:b/>
+                <w:bCs/>
+                <w:sz w:val="24"/>
+                <w:szCs w:val="24"/>
+              </w:rPr>
+              <w:t>Purpose</w:t>
+            </w:r>
+          </w:p>
+        </w:tc>
+      </w:tr>
+      <w:tr>
+        <w:trPr>
+          <w:tblCellSpacing w:w="15" w:type="dxa"/>
+        </w:trPr>
+        <w:tc>
+          <w:tcPr>
+            <w:tcW w:w="0" w:type="auto"/>
+            <w:vAlign w:val="center"/>
+            <w:hideMark/>
+          </w:tcPr>
+          <w:p>
+            <w:pPr>
+              <w:spacing w:after="0" w:line="240" w:lineRule="auto"/>
+              <w:rPr>
+                <w:rFonts w:ascii="Times New Roman" w:eastAsia="Times New Roman" w:hAnsi="Times New Roman" w:cs="Times New Roman"/>
+                <w:sz w:val="24"/>
+                <w:szCs w:val="24"/>
+              </w:rPr>
+            </w:pPr>
+            <w:r>
+              <w:rPr>
+                <w:rFonts w:ascii="Times New Roman" w:eastAsia="Times New Roman" w:hAnsi="Times New Roman" w:cs="Times New Roman"/>
+                <w:b/>
+                <w:bCs/>
+                <w:sz w:val="24"/>
+                <w:szCs w:val="24"/>
+              </w:rPr>
+              <w:t>Motion</w:t>
+            </w:r>
+          </w:p>
+        </w:tc>
+        <w:tc>
+          <w:tcPr>
+            <w:tcW w:w="0" w:type="auto"/>
+            <w:vAlign w:val="center"/>
+            <w:hideMark/>
+          </w:tcPr>
+          <w:p>
+            <w:pPr>
+              <w:spacing w:after="0" w:line="240" w:lineRule="auto"/>
+              <w:rPr>
+                <w:rFonts w:ascii="Times New Roman" w:eastAsia="Times New Roman" w:hAnsi="Times New Roman" w:cs="Times New Roman"/>
+                <w:sz w:val="24"/>
+                <w:szCs w:val="24"/>
+              </w:rPr>
+            </w:pPr>
+            <w:r>
+              <w:rPr>
+                <w:rFonts w:ascii="Times New Roman" w:eastAsia="Times New Roman" w:hAnsi="Times New Roman" w:cs="Times New Roman"/>
+                <w:sz w:val="24"/>
+                <w:szCs w:val="24"/>
+              </w:rPr>
+              <w:t>Blue</w:t>
+            </w:r>
+          </w:p>
+        </w:tc>
+        <w:tc>
+          <w:tcPr>
+            <w:tcW w:w="0" w:type="auto"/>
+            <w:vAlign w:val="center"/>
+            <w:hideMark/>
+          </w:tcPr>
+          <w:p>
+            <w:pPr>
+              <w:spacing w:after="0" w:line="240" w:lineRule="auto"/>
+              <w:rPr>
+                <w:rFonts w:ascii="Times New Roman" w:eastAsia="Times New Roman" w:hAnsi="Times New Roman" w:cs="Times New Roman"/>
+                <w:sz w:val="24"/>
+                <w:szCs w:val="24"/>
+              </w:rPr>
+            </w:pPr>
+            <w:r>
+              <w:rPr>
+                <w:rFonts w:ascii="Times New Roman" w:eastAsia="Times New Roman" w:hAnsi="Times New Roman" w:cs="Times New Roman"/>
+                <w:sz w:val="24"/>
+                <w:szCs w:val="24"/>
+              </w:rPr>
+              <w:t>Move and rotate sprites</w:t>
+            </w:r>
+          </w:p>
+        </w:tc>
+      </w:tr>
+      <w:tr>
+        <w:trPr>
+          <w:tblCellSpacing w:w="15" w:type="dxa"/>
+        </w:trPr>
+        <w:tc>
+          <w:tcPr>
+            <w:tcW w:w="0" w:type="auto"/>
+            <w:vAlign w:val="center"/>
+            <w:hideMark/>
+          </w:tcPr>
+          <w:p>
+            <w:pPr>
+              <w:spacing w:after="0" w:line="240" w:lineRule="auto"/>
+              <w:rPr>
+                <w:rFonts w:ascii="Times New Roman" w:eastAsia="Times New Roman" w:hAnsi="Times New Roman" w:cs="Times New Roman"/>
+                <w:sz w:val="24"/>
+                <w:szCs w:val="24"/>
+              </w:rPr>
+            </w:pPr>
+            <w:r>
+              <w:rPr>
+                <w:rFonts w:ascii="Times New Roman" w:eastAsia="Times New Roman" w:hAnsi="Times New Roman" w:cs="Times New Roman"/>
+                <w:b/>
+                <w:bCs/>
+                <w:sz w:val="24"/>
+                <w:szCs w:val="24"/>
+              </w:rPr>
+              <w:t>Looks</w:t>
+            </w:r>
+          </w:p>
+        </w:tc>
+        <w:tc>
+          <w:tcPr>
+            <w:tcW w:w="0" w:type="auto"/>
+            <w:vAlign w:val="center"/>
+            <w:hideMark/>
+          </w:tcPr>
+          <w:p>
+            <w:pPr>
+              <w:spacing w:after="0" w:line="240" w:lineRule="auto"/>
+              <w:rPr>
+                <w:rFonts w:ascii="Times New Roman" w:eastAsia="Times New Roman" w:hAnsi="Times New Roman" w:cs="Times New Roman"/>
+                <w:sz w:val="24"/>
+                <w:szCs w:val="24"/>
+              </w:rPr>
+            </w:pPr>
+            <w:r>
+              <w:rPr>
+                <w:rFonts w:ascii="Times New Roman" w:eastAsia="Times New Roman" w:hAnsi="Times New Roman" w:cs="Times New Roman"/>
+                <w:sz w:val="24"/>
+                <w:szCs w:val="24"/>
+              </w:rPr>
+              <w:t>Purple</w:t>
+            </w:r>
+          </w:p>
+        </w:tc>
+        <w:tc>
+          <w:tcPr>
+            <w:tcW w:w="0" w:type="auto"/>
+            <w:vAlign w:val="center"/>
+            <w:hideMark/>
+          </w:tcPr>
+          <w:p>
+            <w:pPr>
+              <w:spacing w:after="0" w:line="240" w:lineRule="auto"/>
+              <w:rPr>
+                <w:rFonts w:ascii="Times New Roman" w:eastAsia="Times New Roman" w:hAnsi="Times New Roman" w:cs="Times New Roman"/>
+                <w:sz w:val="24"/>
+                <w:szCs w:val="24"/>
+              </w:rPr>
+            </w:pPr>
+            <w:r>
+              <w:rPr>
+                <w:rFonts w:ascii="Times New Roman" w:eastAsia="Times New Roman" w:hAnsi="Times New Roman" w:cs="Times New Roman"/>
+                <w:sz w:val="24"/>
+                <w:szCs w:val="24"/>
+              </w:rPr>
+              <w:t>Change costumes, say things</w:t>
+            </w:r>
+          </w:p>
+        </w:tc>
+      </w:tr>
+      <w:tr>
+        <w:trPr>
+          <w:tblCellSpacing w:w="15" w:type="dxa"/>
+        </w:trPr>
+        <w:tc>
+          <w:tcPr>
+            <w:tcW w:w="0" w:type="auto"/>
+            <w:vAlign w:val="center"/>
+            <w:hideMark/>
+          </w:tcPr>
+          <w:p>
+            <w:pPr>
+              <w:spacing w:after="0" w:line="240" w:lineRule="auto"/>
+              <w:rPr>
+                <w:rFonts w:ascii="Times New Roman" w:eastAsia="Times New Roman" w:hAnsi="Times New Roman" w:cs="Times New Roman"/>
+                <w:sz w:val="24"/>
+                <w:szCs w:val="24"/>
+              </w:rPr>
+            </w:pPr>
+            <w:r>
+              <w:rPr>
+                <w:rFonts w:ascii="Times New Roman" w:eastAsia="Times New Roman" w:hAnsi="Times New Roman" w:cs="Times New Roman"/>
+                <w:b/>
+                <w:bCs/>
+                <w:sz w:val="24"/>
+                <w:szCs w:val="24"/>
+              </w:rPr>
+              <w:t>Sound</w:t>
+            </w:r>
+          </w:p>
+        </w:tc>
+        <w:tc>
+          <w:tcPr>
+            <w:tcW w:w="0" w:type="auto"/>
+            <w:vAlign w:val="center"/>
+            <w:hideMark/>
+          </w:tcPr>
+          <w:p>
+            <w:pPr>
+              <w:spacing w:after="0" w:line="240" w:lineRule="auto"/>
+              <w:rPr>
+                <w:rFonts w:ascii="Times New Roman" w:eastAsia="Times New Roman" w:hAnsi="Times New Roman" w:cs="Times New Roman"/>
+                <w:sz w:val="24"/>
+                <w:szCs w:val="24"/>
+              </w:rPr>
+            </w:pPr>
+            <w:r>
+              <w:rPr>
+                <w:rFonts w:ascii="Times New Roman" w:eastAsia="Times New Roman" w:hAnsi="Times New Roman" w:cs="Times New Roman"/>
+                <w:sz w:val="24"/>
+                <w:szCs w:val="24"/>
+              </w:rPr>
+              <w:t>Pink</w:t>
+            </w:r>
+          </w:p>
+        </w:tc>
+        <w:tc>
+          <w:tcPr>
+            <w:tcW w:w="0" w:type="auto"/>
+            <w:vAlign w:val="center"/>
+            <w:hideMark/>
+          </w:tcPr>
+          <w:p>
+            <w:pPr>
+              <w:spacing w:after="0" w:line="240" w:lineRule="auto"/>
+              <w:rPr>
+                <w:rFonts w:ascii="Times New Roman" w:eastAsia="Times New Roman" w:hAnsi="Times New Roman" w:cs="Times New Roman"/>
+                <w:sz w:val="24"/>
+                <w:szCs w:val="24"/>
+              </w:rPr>
+            </w:pPr>
+            <w:r>
+              <w:rPr>
+                <w:rFonts w:ascii="Times New Roman" w:eastAsia="Times New Roman" w:hAnsi="Times New Roman" w:cs="Times New Roman"/>
+                <w:sz w:val="24"/>
+                <w:szCs w:val="24"/>
+              </w:rPr>
+              <w:t>Play sounds or music</w:t>
+            </w:r>
+          </w:p>
+        </w:tc>
+      </w:tr>
+      <w:tr>
+        <w:trPr>
+          <w:tblCellSpacing w:w="15" w:type="dxa"/>
+        </w:trPr>
+        <w:tc>
+          <w:tcPr>
+            <w:tcW w:w="0" w:type="auto"/>
+            <w:vAlign w:val="center"/>
+            <w:hideMark/>
+          </w:tcPr>
+          <w:p>
+            <w:pPr>
+              <w:spacing w:after="0" w:line="240" w:lineRule="auto"/>
+              <w:rPr>
+                <w:rFonts w:ascii="Times New Roman" w:eastAsia="Times New Roman" w:hAnsi="Times New Roman" w:cs="Times New Roman"/>
+                <w:sz w:val="24"/>
+                <w:szCs w:val="24"/>
+              </w:rPr>
+            </w:pPr>
+            <w:r>
+              <w:rPr>
+                <w:rFonts w:ascii="Times New Roman" w:eastAsia="Times New Roman" w:hAnsi="Times New Roman" w:cs="Times New Roman"/>
+                <w:b/>
+                <w:bCs/>
+                <w:sz w:val="24"/>
+                <w:szCs w:val="24"/>
+              </w:rPr>
+              <w:t>Events</w:t>
+            </w:r>
+          </w:p>
+        </w:tc>
+        <w:tc>
+          <w:tcPr>
+            <w:tcW w:w="0" w:type="auto"/>
+            <w:vAlign w:val="center"/>
+            <w:hideMark/>
+          </w:tcPr>
+          <w:p>
+            <w:pPr>
+              <w:spacing w:after="0" w:line="240" w:lineRule="auto"/>
+              <w:rPr>
+                <w:rFonts w:ascii="Times New Roman" w:eastAsia="Times New Roman" w:hAnsi="Times New Roman" w:cs="Times New Roman"/>
+                <w:sz w:val="24"/>
+                <w:szCs w:val="24"/>
+              </w:rPr>
+            </w:pPr>
+            <w:r>
+              <w:rPr>
+                <w:rFonts w:ascii="Times New Roman" w:eastAsia="Times New Roman" w:hAnsi="Times New Roman" w:cs="Times New Roman"/>
+                <w:sz w:val="24"/>
+                <w:szCs w:val="24"/>
+              </w:rPr>
+              <w:t>Yellow</w:t>
+            </w:r>
+          </w:p>
+        </w:tc>
+        <w:tc>
+          <w:tcPr>
+            <w:tcW w:w="0" w:type="auto"/>
+            <w:vAlign w:val="center"/>
+            <w:hideMark/>
+          </w:tcPr>
+          <w:p>
+            <w:pPr>
+              <w:spacing w:after="0" w:line="240" w:lineRule="auto"/>
+              <w:rPr>
+                <w:rFonts w:ascii="Times New Roman" w:eastAsia="Times New Roman" w:hAnsi="Times New Roman" w:cs="Times New Roman"/>
+                <w:sz w:val="24"/>
+                <w:szCs w:val="24"/>
+              </w:rPr>
+            </w:pPr>
+            <w:r>
+              <w:rPr>
+                <w:rFonts w:ascii="Times New Roman" w:eastAsia="Times New Roman" w:hAnsi="Times New Roman" w:cs="Times New Roman"/>
+                <w:sz w:val="24"/>
+                <w:szCs w:val="24"/>
+              </w:rPr>
+              <w:t>Start scripts when something happens</w:t>
+            </w:r>
+          </w:p>
+        </w:tc>
+      </w:tr>
+      <w:tr>
+        <w:trPr>
+          <w:tblCellSpacing w:w="15" w:type="dxa"/>
+        </w:trPr>
+        <w:tc>
+          <w:tcPr>
+            <w:tcW w:w="0" w:type="auto"/>
+            <w:vAlign w:val="center"/>
+            <w:hideMark/>
+          </w:tcPr>
+          <w:p>
+            <w:pPr>
+              <w:spacing w:after="0" w:line="240" w:lineRule="auto"/>
+              <w:rPr>
+                <w:rFonts w:ascii="Times New Roman" w:eastAsia="Times New Roman" w:hAnsi="Times New Roman" w:cs="Times New Roman"/>
+                <w:sz w:val="24"/>
+                <w:szCs w:val="24"/>
+              </w:rPr>
+            </w:pPr>
+            <w:r>
+              <w:rPr>
+                <w:rFonts w:ascii="Times New Roman" w:eastAsia="Times New Roman" w:hAnsi="Times New Roman" w:cs="Times New Roman"/>
+                <w:b/>
+                <w:bCs/>
+                <w:sz w:val="24"/>
+                <w:szCs w:val="24"/>
+              </w:rPr>
+              <w:t>Control</w:t>
+            </w:r>
+          </w:p>
+        </w:tc>
+        <w:tc>
+          <w:tcPr>
+            <w:tcW w:w="0" w:type="auto"/>
+            <w:vAlign w:val="center"/>
+            <w:hideMark/>
+          </w:tcPr>
+          <w:p>
+            <w:pPr>
+              <w:spacing w:after="0" w:line="240" w:lineRule="auto"/>
+              <w:rPr>
+                <w:rFonts w:ascii="Times New Roman" w:eastAsia="Times New Roman" w:hAnsi="Times New Roman" w:cs="Times New Roman"/>
+                <w:sz w:val="24"/>
+                <w:szCs w:val="24"/>
+              </w:rPr>
+            </w:pPr>
+            <w:r>
+              <w:rPr>
+                <w:rFonts w:ascii="Times New Roman" w:eastAsia="Times New Roman" w:hAnsi="Times New Roman" w:cs="Times New Roman"/>
+                <w:sz w:val="24"/>
+                <w:szCs w:val="24"/>
+              </w:rPr>
+              <w:t>Orange</w:t>
+            </w:r>
+          </w:p>
+        </w:tc>
+        <w:tc>
+          <w:tcPr>
+            <w:tcW w:w="0" w:type="auto"/>
+            <w:vAlign w:val="center"/>
+            <w:hideMark/>
+          </w:tcPr>
+          <w:p>
+            <w:pPr>
+              <w:spacing w:after="0" w:line="240" w:lineRule="auto"/>
+              <w:rPr>
+                <w:rFonts w:ascii="Times New Roman" w:eastAsia="Times New Roman" w:hAnsi="Times New Roman" w:cs="Times New Roman"/>
+                <w:sz w:val="24"/>
+                <w:szCs w:val="24"/>
+              </w:rPr>
+            </w:pPr>
+            <w:r>
+              <w:rPr>
+                <w:rFonts w:ascii="Times New Roman" w:eastAsia="Times New Roman" w:hAnsi="Times New Roman" w:cs="Times New Roman"/>
+                <w:sz w:val="24"/>
+                <w:szCs w:val="24"/>
+              </w:rPr>
+              <w:t>Loops, waits, if/else</w:t>
+            </w:r>
+          </w:p>
+        </w:tc>
+      </w:tr>
+      <w:tr>
+        <w:trPr>
+          <w:tblCellSpacing w:w="15" w:type="dxa"/>
+        </w:trPr>
+        <w:tc>
+          <w:tcPr>
+            <w:tcW w:w="0" w:type="auto"/>
+            <w:vAlign w:val="center"/>
+            <w:hideMark/>
+          </w:tcPr>
+          <w:p>
+            <w:pPr>
+              <w:spacing w:after="0" w:line="240" w:lineRule="auto"/>
+              <w:rPr>
+                <w:rFonts w:ascii="Times New Roman" w:eastAsia="Times New Roman" w:hAnsi="Times New Roman" w:cs="Times New Roman"/>
+                <w:sz w:val="24"/>
+                <w:szCs w:val="24"/>
+              </w:rPr>
+            </w:pPr>
+            <w:r>
+              <w:rPr>
+                <w:rFonts w:ascii="Times New Roman" w:eastAsia="Times New Roman" w:hAnsi="Times New Roman" w:cs="Times New Roman"/>
+                <w:b/>
+                <w:bCs/>
+                <w:sz w:val="24"/>
+                <w:szCs w:val="24"/>
+              </w:rPr>
+              <w:t>Sensing</w:t>
+            </w:r>
+          </w:p>
+        </w:tc>
+        <w:tc>
+          <w:tcPr>
+            <w:tcW w:w="0" w:type="auto"/>
+            <w:vAlign w:val="center"/>
+            <w:hideMark/>
+          </w:tcPr>
+          <w:p>
+            <w:pPr>
+              <w:spacing w:after="0" w:line="240" w:lineRule="auto"/>
+              <w:rPr>
+                <w:rFonts w:ascii="Times New Roman" w:eastAsia="Times New Roman" w:hAnsi="Times New Roman" w:cs="Times New Roman"/>
+                <w:sz w:val="24"/>
+                <w:szCs w:val="24"/>
+              </w:rPr>
+            </w:pPr>
+            <w:r>
+              <w:rPr>
+                <w:rFonts w:ascii="Times New Roman" w:eastAsia="Times New Roman" w:hAnsi="Times New Roman" w:cs="Times New Roman"/>
+                <w:sz w:val="24"/>
+                <w:szCs w:val="24"/>
+              </w:rPr>
+              <w:t>Light Blue</w:t>
+            </w:r>
+          </w:p>
+        </w:tc>
+        <w:tc>
+          <w:tcPr>
+            <w:tcW w:w="0" w:type="auto"/>
+            <w:vAlign w:val="center"/>
+            <w:hideMark/>
+          </w:tcPr>
+          <w:p>
+            <w:pPr>
+              <w:spacing w:after="0" w:line="240" w:lineRule="auto"/>
+              <w:rPr>
+                <w:rFonts w:ascii="Times New Roman" w:eastAsia="Times New Roman" w:hAnsi="Times New Roman" w:cs="Times New Roman"/>
+                <w:sz w:val="24"/>
+                <w:szCs w:val="24"/>
+              </w:rPr>
+            </w:pPr>
+            <w:r>
+              <w:rPr>
+                <w:rFonts w:ascii="Times New Roman" w:eastAsia="Times New Roman" w:hAnsi="Times New Roman" w:cs="Times New Roman"/>
+                <w:sz w:val="24"/>
+                <w:szCs w:val="24"/>
+              </w:rPr>
+              <w:t>Detect key presses, touching, etc.</w:t>
+            </w:r>
+          </w:p>
+        </w:tc>
+      </w:tr>
+      <w:tr>
+        <w:trPr>
+          <w:tblCellSpacing w:w="15" w:type="dxa"/>
+        </w:trPr>
+        <w:tc>
+          <w:tcPr>
+            <w:tcW w:w="0" w:type="auto"/>
+            <w:vAlign w:val="center"/>
+            <w:hideMark/>
+          </w:tcPr>
+          <w:p>
+            <w:pPr>
+              <w:spacing w:after="0" w:line="240" w:lineRule="auto"/>
+              <w:rPr>
+                <w:rFonts w:ascii="Times New Roman" w:eastAsia="Times New Roman" w:hAnsi="Times New Roman" w:cs="Times New Roman"/>
+                <w:sz w:val="24"/>
+                <w:szCs w:val="24"/>
+              </w:rPr>
+            </w:pPr>
+            <w:r>
+              <w:rPr>
+                <w:rFonts w:ascii="Times New Roman" w:eastAsia="Times New Roman" w:hAnsi="Times New Roman" w:cs="Times New Roman"/>
+                <w:b/>
+                <w:bCs/>
+                <w:sz w:val="24"/>
+                <w:szCs w:val="24"/>
+              </w:rPr>
+              <w:t>Operators</w:t>
+            </w:r>
+          </w:p>
+        </w:tc>
+        <w:tc>
+          <w:tcPr>
+            <w:tcW w:w="0" w:type="auto"/>
+            <w:vAlign w:val="center"/>
+            <w:hideMark/>
+          </w:tcPr>
+          <w:p>
+            <w:pPr>
+              <w:spacing w:after="0" w:line="240" w:lineRule="auto"/>
+              <w:rPr>
+                <w:rFonts w:ascii="Times New Roman" w:eastAsia="Times New Roman" w:hAnsi="Times New Roman" w:cs="Times New Roman"/>
+                <w:sz w:val="24"/>
+                <w:szCs w:val="24"/>
+              </w:rPr>
+            </w:pPr>
+            <w:r>
+              <w:rPr>
+                <w:rFonts w:ascii="Times New Roman" w:eastAsia="Times New Roman" w:hAnsi="Times New Roman" w:cs="Times New Roman"/>
+                <w:sz w:val="24"/>
+                <w:szCs w:val="24"/>
+              </w:rPr>
+              <w:t>Green</w:t>
+            </w:r>
+          </w:p>
+        </w:tc>
+        <w:tc>
+          <w:tcPr>
+            <w:tcW w:w="0" w:type="auto"/>
+            <w:vAlign w:val="center"/>
+            <w:hideMark/>
+          </w:tcPr>
+          <w:p>
+            <w:pPr>
+              <w:spacing w:after="0" w:line="240" w:lineRule="auto"/>
+              <w:rPr>
+                <w:rFonts w:ascii="Times New Roman" w:eastAsia="Times New Roman" w:hAnsi="Times New Roman" w:cs="Times New Roman"/>
+                <w:sz w:val="24"/>
+                <w:szCs w:val="24"/>
+              </w:rPr>
+            </w:pPr>
+            <w:r>
+              <w:rPr>
+                <w:rFonts w:ascii="Times New Roman" w:eastAsia="Times New Roman" w:hAnsi="Times New Roman" w:cs="Times New Roman"/>
+                <w:sz w:val="24"/>
+                <w:szCs w:val="24"/>
+              </w:rPr>
+              <w:t>Math, comparisons, etc.</w:t>
+            </w:r>
+            <w:bookmarkStart w:id="0" w:name="_GoBack"/>
+            <w:bookmarkEnd w:id="0"/>
+          </w:p>
+        </w:tc>
+      </w:tr>
+      <w:tr>
+        <w:trPr>
+          <w:tblCellSpacing w:w="15" w:type="dxa"/>
+        </w:trPr>
+        <w:tc>
+          <w:tcPr>
+            <w:tcW w:w="0" w:type="auto"/>
+            <w:vAlign w:val="center"/>
+            <w:hideMark/>
+          </w:tcPr>
+          <w:p>
+            <w:pPr>
+              <w:spacing w:after="0" w:line="240" w:lineRule="auto"/>
+              <w:rPr>
+                <w:rFonts w:ascii="Times New Roman" w:eastAsia="Times New Roman" w:hAnsi="Times New Roman" w:cs="Times New Roman"/>
+                <w:sz w:val="24"/>
+                <w:szCs w:val="24"/>
+              </w:rPr>
+            </w:pPr>
+            <w:r>
+              <w:rPr>
+                <w:rFonts w:ascii="Times New Roman" w:eastAsia="Times New Roman" w:hAnsi="Times New Roman" w:cs="Times New Roman"/>
+                <w:b/>
+                <w:bCs/>
+                <w:sz w:val="24"/>
+                <w:szCs w:val="24"/>
+              </w:rPr>
+              <w:t>Variables</w:t>
+            </w:r>
+          </w:p>
+        </w:tc>
+        <w:tc>
+          <w:tcPr>
+            <w:tcW w:w="0" w:type="auto"/>
+            <w:vAlign w:val="center"/>
+            <w:hideMark/>
+          </w:tcPr>
+          <w:p>
+            <w:pPr>
+              <w:spacing w:after="0" w:line="240" w:lineRule="auto"/>
+              <w:rPr>
+                <w:rFonts w:ascii="Times New Roman" w:eastAsia="Times New Roman" w:hAnsi="Times New Roman" w:cs="Times New Roman"/>
+                <w:sz w:val="24"/>
+                <w:szCs w:val="24"/>
+              </w:rPr>
+            </w:pPr>
+            <w:r>
+              <w:rPr>
+                <w:rFonts w:ascii="Times New Roman" w:eastAsia="Times New Roman" w:hAnsi="Times New Roman" w:cs="Times New Roman"/>
+                <w:sz w:val="24"/>
+                <w:szCs w:val="24"/>
+              </w:rPr>
+              <w:t>Dark Orange</w:t>
+            </w:r>
+          </w:p>
+        </w:tc>
+        <w:tc>
+          <w:tcPr>
+            <w:tcW w:w="0" w:type="auto"/>
+            <w:vAlign w:val="center"/>
+            <w:hideMark/>
+          </w:tcPr>
+          <w:p>
+            <w:pPr>
+              <w:spacing w:after="0" w:line="240" w:lineRule="auto"/>
+              <w:rPr>
+                <w:rFonts w:ascii="Times New Roman" w:eastAsia="Times New Roman" w:hAnsi="Times New Roman" w:cs="Times New Roman"/>
+                <w:sz w:val="24"/>
+                <w:szCs w:val="24"/>
+              </w:rPr>
+            </w:pPr>
+            <w:r>
+              <w:rPr>
+                <w:rFonts w:ascii="Times New Roman" w:eastAsia="Times New Roman" w:hAnsi="Times New Roman" w:cs="Times New Roman"/>
+                <w:sz w:val="24"/>
+                <w:szCs w:val="24"/>
+              </w:rPr>
+              <w:t>Store values</w:t>
+            </w:r>
+          </w:p>
+        </w:tc>
+      </w:tr>
+    </w:tbl>
+    <w:p>
+      <w:pPr>
+        <w:spacing w:after="0" w:line="240" w:lineRule="auto"/>
+        <w:jc w:val="both"/>
+        <w:rPr>
+          <w:rFonts w:ascii="Times New Roman" w:eastAsia="Times New Roman" w:hAnsi="Times New Roman" w:cs="Times New Roman"/>
+          <w:sz w:val="24"/>
+          <w:szCs w:val="24"/>
+        </w:rPr>
+      </w:pPr>
+    </w:p>
+    <w:p>
+      <w:pPr>
+        <w:spacing w:before="100" w:beforeAutospacing="1" w:after="100" w:afterAutospacing="1" w:line="240" w:lineRule="auto"/>
+        <w:outlineLvl w:val="2"/>
+        <w:rPr>
+          <w:rFonts w:ascii="Times New Roman" w:eastAsia="Times New Roman" w:hAnsi="Times New Roman" w:cs="Times New Roman"/>
+          <w:b/>
+          <w:bCs/>
+          <w:sz w:val="27"/>
+          <w:szCs w:val="27"/>
+        </w:rPr>
+      </w:pPr>
+      <w:r>
+        <w:rPr>
+          <w:rFonts w:ascii="Times New Roman" w:eastAsia="Times New Roman" w:hAnsi="Times New Roman" w:cs="Times New Roman"/>
+          <w:b/>
+          <w:bCs/>
+          <w:sz w:val="27"/>
+          <w:szCs w:val="27"/>
+        </w:rPr>
+        <w:t>What Can You Make With Scratch?</w:t>
+      </w:r>
+    </w:p>
+    <w:p>
+      <w:pPr>
+        <w:numPr>
+          <w:ilvl w:val="0"/>
+          <w:numId w:val="25"/>
+        </w:numPr>
+        <w:spacing w:before="100" w:beforeAutospacing="1" w:after="100" w:afterAutospacing="1" w:line="240" w:lineRule="auto"/>
+        <w:rPr>
+          <w:rFonts w:ascii="Times New Roman" w:eastAsia="Times New Roman" w:hAnsi="Times New Roman" w:cs="Times New Roman"/>
+          <w:sz w:val="24"/>
+          <w:szCs w:val="24"/>
+        </w:rPr>
+      </w:pPr>
+      <w:r>
+        <w:rPr>
+          <w:rFonts w:ascii="Times New Roman" w:eastAsia="Times New Roman" w:hAnsi="Times New Roman" w:cs="Times New Roman"/>
+          <w:sz w:val="24"/>
+          <w:szCs w:val="24"/>
+        </w:rPr>
+        <w:t xml:space="preserve">Games (e.g., </w:t>
+      </w:r>
+      <w:r>
+        <w:rPr>
+          <w:rFonts w:ascii="Times New Roman" w:eastAsia="Times New Roman" w:hAnsi="Times New Roman" w:cs="Times New Roman"/>
+          <w:b/>
+          <w:bCs/>
+          <w:sz w:val="24"/>
+          <w:szCs w:val="24"/>
+        </w:rPr>
+        <w:t>Maze Runner</w:t>
+      </w:r>
+      <w:r>
+        <w:rPr>
+          <w:rFonts w:ascii="Times New Roman" w:eastAsia="Times New Roman" w:hAnsi="Times New Roman" w:cs="Times New Roman"/>
+          <w:sz w:val="24"/>
+          <w:szCs w:val="24"/>
+        </w:rPr>
+        <w:t xml:space="preserve">, </w:t>
+      </w:r>
+      <w:r>
+        <w:rPr>
+          <w:rFonts w:ascii="Times New Roman" w:eastAsia="Times New Roman" w:hAnsi="Times New Roman" w:cs="Times New Roman"/>
+          <w:b/>
+          <w:bCs/>
+          <w:sz w:val="24"/>
+          <w:szCs w:val="24"/>
+        </w:rPr>
+        <w:t>Catch the Ball</w:t>
+      </w:r>
+      <w:r>
+        <w:rPr>
+          <w:rFonts w:ascii="Times New Roman" w:eastAsia="Times New Roman" w:hAnsi="Times New Roman" w:cs="Times New Roman"/>
+          <w:sz w:val="24"/>
+          <w:szCs w:val="24"/>
+        </w:rPr>
+        <w:t>)</w:t>
+      </w:r>
+    </w:p>
+    <w:p>
+      <w:pPr>
+        <w:numPr>
+          <w:ilvl w:val="0"/>
+          <w:numId w:val="25"/>
+        </w:numPr>
+        <w:spacing w:before="100" w:beforeAutospacing="1" w:after="100" w:afterAutospacing="1" w:line="240" w:lineRule="auto"/>
+        <w:rPr>
+          <w:rFonts w:ascii="Times New Roman" w:eastAsia="Times New Roman" w:hAnsi="Times New Roman" w:cs="Times New Roman"/>
+          <w:sz w:val="24"/>
+          <w:szCs w:val="24"/>
+        </w:rPr>
+      </w:pPr>
+      <w:r>
+        <w:rPr>
+          <w:rFonts w:ascii="Times New Roman" w:eastAsia="Times New Roman" w:hAnsi="Times New Roman" w:cs="Times New Roman"/>
+          <w:sz w:val="24"/>
+          <w:szCs w:val="24"/>
+        </w:rPr>
+        <w:t xml:space="preserve">Animations (e.g., </w:t>
+      </w:r>
+      <w:r>
+        <w:rPr>
+          <w:rFonts w:ascii="Times New Roman" w:eastAsia="Times New Roman" w:hAnsi="Times New Roman" w:cs="Times New Roman"/>
+          <w:b/>
+          <w:bCs/>
+          <w:sz w:val="24"/>
+          <w:szCs w:val="24"/>
+        </w:rPr>
+        <w:t>Dancing Cat</w:t>
+      </w:r>
+      <w:r>
+        <w:rPr>
+          <w:rFonts w:ascii="Times New Roman" w:eastAsia="Times New Roman" w:hAnsi="Times New Roman" w:cs="Times New Roman"/>
+          <w:sz w:val="24"/>
+          <w:szCs w:val="24"/>
+        </w:rPr>
+        <w:t xml:space="preserve">, </w:t>
+      </w:r>
+      <w:r>
+        <w:rPr>
+          <w:rFonts w:ascii="Times New Roman" w:eastAsia="Times New Roman" w:hAnsi="Times New Roman" w:cs="Times New Roman"/>
+          <w:b/>
+          <w:bCs/>
+          <w:sz w:val="24"/>
+          <w:szCs w:val="24"/>
+        </w:rPr>
+        <w:t>Storytelling</w:t>
+      </w:r>
+      <w:r>
+        <w:rPr>
+          <w:rFonts w:ascii="Times New Roman" w:eastAsia="Times New Roman" w:hAnsi="Times New Roman" w:cs="Times New Roman"/>
+          <w:sz w:val="24"/>
+          <w:szCs w:val="24"/>
+        </w:rPr>
+        <w:t>)</w:t>
+      </w:r>
+    </w:p>
+    <w:p>
+      <w:pPr>
+        <w:numPr>
+          <w:ilvl w:val="0"/>
+          <w:numId w:val="25"/>
+        </w:numPr>
+        <w:spacing w:before="100" w:beforeAutospacing="1" w:after="100" w:afterAutospacing="1" w:line="240" w:lineRule="auto"/>
+        <w:rPr>
+          <w:rFonts w:ascii="Times New Roman" w:eastAsia="Times New Roman" w:hAnsi="Times New Roman" w:cs="Times New Roman"/>
+          <w:sz w:val="24"/>
+          <w:szCs w:val="24"/>
+        </w:rPr>
+      </w:pPr>
+      <w:r>
+        <w:rPr>
+          <w:rFonts w:ascii="Times New Roman" w:eastAsia="Times New Roman" w:hAnsi="Times New Roman" w:cs="Times New Roman"/>
+          <w:sz w:val="24"/>
+          <w:szCs w:val="24"/>
+        </w:rPr>
+        <w:t>Music Projects</w:t>
+      </w:r>
+    </w:p>
+    <w:p>
+      <w:pPr>
+        <w:numPr>
+          <w:ilvl w:val="0"/>
+          <w:numId w:val="25"/>
+        </w:numPr>
+        <w:spacing w:before="100" w:beforeAutospacing="1" w:after="100" w:afterAutospacing="1" w:line="240" w:lineRule="auto"/>
+        <w:rPr>
+          <w:rFonts w:ascii="Times New Roman" w:eastAsia="Times New Roman" w:hAnsi="Times New Roman" w:cs="Times New Roman"/>
+          <w:sz w:val="24"/>
+          <w:szCs w:val="24"/>
+        </w:rPr>
+      </w:pPr>
+      <w:r>
+        <w:rPr>
+          <w:rFonts w:ascii="Times New Roman" w:eastAsia="Times New Roman" w:hAnsi="Times New Roman" w:cs="Times New Roman"/>
+          <w:sz w:val="24"/>
+          <w:szCs w:val="24"/>
+        </w:rPr>
+        <w:t>Quizzes and Educational Tools</w:t>
+      </w:r>
+    </w:p>
+    <w:p>
+      <w:pPr>
+        <w:spacing w:after="0" w:line="240" w:lineRule="auto"/>
+        <w:jc w:val="both"/>
+        <w:rPr>
+          <w:rFonts w:ascii="Times New Roman" w:eastAsia="Times New Roman" w:hAnsi="Times New Roman" w:cs="Times New Roman"/>
+          <w:sz w:val="24"/>
+          <w:szCs w:val="24"/>
+        </w:rPr>
+      </w:pPr>
+    </w:p>
+    <w:p>
+      <w:pPr>
+        <w:spacing w:after="0" w:line="240" w:lineRule="auto"/>
+        <w:jc w:val="both"/>
+        <w:rPr>
+          <w:rFonts w:ascii="Times New Roman" w:eastAsia="Times New Roman" w:hAnsi="Times New Roman" w:cs="Times New Roman"/>
+          <w:sz w:val="24"/>
+          <w:szCs w:val="24"/>
+        </w:rPr>
+      </w:pPr>
+    </w:p>
+    <w:p>
+      <w:pPr>
+        <w:spacing w:after="0"/>
+        <w:rPr>
+          <w:rFonts w:ascii="Times New Roman" w:hAnsi="Times New Roman" w:cs="Times New Roman"/>
           <w:sz w:val="28"/>
           <w:szCs w:val="28"/>
         </w:rPr>
@@ -5082,6 +7309,119 @@
     </w:lvl>
   </w:abstractNum>
   <w:abstractNum w:abstractNumId="1" w15:restartNumberingAfterBreak="0">
+    <w:nsid w:val="0147336F"/>
+    <w:multiLevelType w:val="hybridMultilevel"/>
+    <w:tmpl w:val="CF36FCC4"/>
+    <w:lvl w:ilvl="0" w:tplc="04090001">
+      <w:start w:val="1"/>
+      <w:numFmt w:val="bullet"/>
+      <w:lvlText w:val=""/>
+      <w:lvlJc w:val="left"/>
+      <w:pPr>
+        <w:ind w:left="720" w:hanging="360"/>
+      </w:pPr>
+      <w:rPr>
+        <w:rFonts w:ascii="Symbol" w:hAnsi="Symbol" w:hint="default"/>
+      </w:rPr>
+    </w:lvl>
+    <w:lvl w:ilvl="1" w:tplc="04090003" w:tentative="1">
+      <w:start w:val="1"/>
+      <w:numFmt w:val="bullet"/>
+      <w:lvlText w:val="o"/>
+      <w:lvlJc w:val="left"/>
+      <w:pPr>
+        <w:ind w:left="1440" w:hanging="360"/>
+      </w:pPr>
+      <w:rPr>
+        <w:rFonts w:ascii="Courier New" w:hAnsi="Courier New" w:cs="Courier New" w:hint="default"/>
+      </w:rPr>
+    </w:lvl>
+    <w:lvl w:ilvl="2" w:tplc="04090005" w:tentative="1">
+      <w:start w:val="1"/>
+      <w:numFmt w:val="bullet"/>
+      <w:lvlText w:val=""/>
+      <w:lvlJc w:val="left"/>
+      <w:pPr>
+        <w:ind w:left="2160" w:hanging="360"/>
+      </w:pPr>
+      <w:rPr>
+        <w:rFonts w:ascii="Wingdings" w:hAnsi="Wingdings" w:hint="default"/>
+      </w:rPr>
+    </w:lvl>
+    <w:lvl w:ilvl="3" w:tplc="04090001" w:tentative="1">
+      <w:start w:val="1"/>
+      <w:numFmt w:val="bullet"/>
+      <w:lvlText w:val=""/>
+      <w:lvlJc w:val="left"/>
+      <w:pPr>
+        <w:ind w:left="2880" w:hanging="360"/>
+      </w:pPr>
+      <w:rPr>
+        <w:rFonts w:ascii="Symbol" w:hAnsi="Symbol" w:hint="default"/>
+      </w:rPr>
+    </w:lvl>
+    <w:lvl w:ilvl="4" w:tplc="04090003" w:tentative="1">
+      <w:start w:val="1"/>
+      <w:numFmt w:val="bullet"/>
+      <w:lvlText w:val="o"/>
+      <w:lvlJc w:val="left"/>
+      <w:pPr>
+        <w:ind w:left="3600" w:hanging="360"/>
+      </w:pPr>
+      <w:rPr>
+        <w:rFonts w:ascii="Courier New" w:hAnsi="Courier New" w:cs="Courier New" w:hint="default"/>
+      </w:rPr>
+    </w:lvl>
+    <w:lvl w:ilvl="5" w:tplc="04090005" w:tentative="1">
+      <w:start w:val="1"/>
+      <w:numFmt w:val="bullet"/>
+      <w:lvlText w:val=""/>
+      <w:lvlJc w:val="left"/>
+      <w:pPr>
+        <w:ind w:left="4320" w:hanging="360"/>
+      </w:pPr>
+      <w:rPr>
+        <w:rFonts w:ascii="Wingdings" w:hAnsi="Wingdings" w:hint="default"/>
+      </w:rPr>
+    </w:lvl>
+    <w:lvl w:ilvl="6" w:tplc="04090001" w:tentative="1">
+      <w:start w:val="1"/>
+      <w:numFmt w:val="bullet"/>
+      <w:lvlText w:val=""/>
+      <w:lvlJc w:val="left"/>
+      <w:pPr>
+        <w:ind w:left="5040" w:hanging="360"/>
+      </w:pPr>
+      <w:rPr>
+        <w:rFonts w:ascii="Symbol" w:hAnsi="Symbol" w:hint="default"/>
+      </w:rPr>
+    </w:lvl>
+    <w:lvl w:ilvl="7" w:tplc="04090003" w:tentative="1">
+      <w:start w:val="1"/>
+      <w:numFmt w:val="bullet"/>
+      <w:lvlText w:val="o"/>
+      <w:lvlJc w:val="left"/>
+      <w:pPr>
+        <w:ind w:left="5760" w:hanging="360"/>
+      </w:pPr>
+      <w:rPr>
+        <w:rFonts w:ascii="Courier New" w:hAnsi="Courier New" w:cs="Courier New" w:hint="default"/>
+      </w:rPr>
+    </w:lvl>
+    <w:lvl w:ilvl="8" w:tplc="04090005" w:tentative="1">
+      <w:start w:val="1"/>
+      <w:numFmt w:val="bullet"/>
+      <w:lvlText w:val=""/>
+      <w:lvlJc w:val="left"/>
+      <w:pPr>
+        <w:ind w:left="6480" w:hanging="360"/>
+      </w:pPr>
+      <w:rPr>
+        <w:rFonts w:ascii="Wingdings" w:hAnsi="Wingdings" w:hint="default"/>
+      </w:rPr>
+    </w:lvl>
+  </w:abstractNum>
+  <w:abstractNum w:abstractNumId="2" w15:restartNumberingAfterBreak="0">
     <w:nsid w:val="036911F6"/>
     <w:multiLevelType w:val="multilevel"/>
     <w:tmpl w:val="87C05F68"/>
@@ -5230,7 +7570,7 @@
       </w:rPr>
     </w:lvl>
   </w:abstractNum>
-  <w:abstractNum w:abstractNumId="2" w15:restartNumberingAfterBreak="0">
+  <w:abstractNum w:abstractNumId="3" w15:restartNumberingAfterBreak="0">
     <w:nsid w:val="05751149"/>
     <w:multiLevelType w:val="multilevel"/>
     <w:tmpl w:val="8BF843FA"/>
@@ -5347,7 +7687,7 @@
       </w:pPr>
     </w:lvl>
   </w:abstractNum>
-  <w:abstractNum w:abstractNumId="3" w15:restartNumberingAfterBreak="0">
+  <w:abstractNum w:abstractNumId="4" w15:restartNumberingAfterBreak="0">
     <w:nsid w:val="0B3A543F"/>
     <w:multiLevelType w:val="multilevel"/>
     <w:tmpl w:val="8D3801B6"/>
@@ -5496,7 +7836,7 @@
       </w:rPr>
     </w:lvl>
   </w:abstractNum>
-  <w:abstractNum w:abstractNumId="4" w15:restartNumberingAfterBreak="0">
+  <w:abstractNum w:abstractNumId="5" w15:restartNumberingAfterBreak="0">
     <w:nsid w:val="0CB95042"/>
     <w:multiLevelType w:val="multilevel"/>
     <w:tmpl w:val="7F9E31CE"/>
@@ -5645,7 +7985,7 @@
       </w:rPr>
     </w:lvl>
   </w:abstractNum>
-  <w:abstractNum w:abstractNumId="5" w15:restartNumberingAfterBreak="0">
+  <w:abstractNum w:abstractNumId="6" w15:restartNumberingAfterBreak="0">
     <w:nsid w:val="0DC61DBC"/>
     <w:multiLevelType w:val="multilevel"/>
     <w:tmpl w:val="C89CA328"/>
@@ -5794,7 +8134,7 @@
       </w:rPr>
     </w:lvl>
   </w:abstractNum>
-  <w:abstractNum w:abstractNumId="6" w15:restartNumberingAfterBreak="0">
+  <w:abstractNum w:abstractNumId="7" w15:restartNumberingAfterBreak="0">
     <w:nsid w:val="1B5F516C"/>
     <w:multiLevelType w:val="multilevel"/>
     <w:tmpl w:val="C7D82B0E"/>
@@ -5943,7 +8283,7 @@
       </w:rPr>
     </w:lvl>
   </w:abstractNum>
-  <w:abstractNum w:abstractNumId="7" w15:restartNumberingAfterBreak="0">
+  <w:abstractNum w:abstractNumId="8" w15:restartNumberingAfterBreak="0">
     <w:nsid w:val="20325D08"/>
     <w:multiLevelType w:val="multilevel"/>
     <w:tmpl w:val="9E70C8F0"/>
@@ -6092,7 +8432,156 @@
       </w:rPr>
     </w:lvl>
   </w:abstractNum>
-  <w:abstractNum w:abstractNumId="8" w15:restartNumberingAfterBreak="0">
+  <w:abstractNum w:abstractNumId="9" w15:restartNumberingAfterBreak="0">
+    <w:nsid w:val="214D43BA"/>
+    <w:multiLevelType w:val="multilevel"/>
+    <w:tmpl w:val="CDE0A19C"/>
+    <w:lvl w:ilvl="0">
+      <w:start w:val="1"/>
+      <w:numFmt w:val="bullet"/>
+      <w:lvlText w:val=""/>
+      <w:lvlJc w:val="left"/>
+      <w:pPr>
+        <w:tabs>
+          <w:tab w:val="num" w:pos="720"/>
+        </w:tabs>
+        <w:ind w:left="720" w:hanging="360"/>
+      </w:pPr>
+      <w:rPr>
+        <w:rFonts w:ascii="Symbol" w:hAnsi="Symbol" w:hint="default"/>
+        <w:sz w:val="20"/>
+      </w:rPr>
+    </w:lvl>
+    <w:lvl w:ilvl="1" w:tentative="1">
+      <w:start w:val="1"/>
+      <w:numFmt w:val="bullet"/>
+      <w:lvlText w:val="o"/>
+      <w:lvlJc w:val="left"/>
+      <w:pPr>
+        <w:tabs>
+          <w:tab w:val="num" w:pos="1440"/>
+        </w:tabs>
+        <w:ind w:left="1440" w:hanging="360"/>
+      </w:pPr>
+      <w:rPr>
+        <w:rFonts w:ascii="Courier New" w:hAnsi="Courier New" w:hint="default"/>
+        <w:sz w:val="20"/>
+      </w:rPr>
+    </w:lvl>
+    <w:lvl w:ilvl="2" w:tentative="1">
+      <w:start w:val="1"/>
+      <w:numFmt w:val="bullet"/>
+      <w:lvlText w:val=""/>
+      <w:lvlJc w:val="left"/>
+      <w:pPr>
+        <w:tabs>
+          <w:tab w:val="num" w:pos="2160"/>
+        </w:tabs>
+        <w:ind w:left="2160" w:hanging="360"/>
+      </w:pPr>
+      <w:rPr>
+        <w:rFonts w:ascii="Wingdings" w:hAnsi="Wingdings" w:hint="default"/>
+        <w:sz w:val="20"/>
+      </w:rPr>
+    </w:lvl>
+    <w:lvl w:ilvl="3" w:tentative="1">
+      <w:start w:val="1"/>
+      <w:numFmt w:val="bullet"/>
+      <w:lvlText w:val=""/>
+      <w:lvlJc w:val="left"/>
+      <w:pPr>
+        <w:tabs>
+          <w:tab w:val="num" w:pos="2880"/>
+        </w:tabs>
+        <w:ind w:left="2880" w:hanging="360"/>
+      </w:pPr>
+      <w:rPr>
+        <w:rFonts w:ascii="Wingdings" w:hAnsi="Wingdings" w:hint="default"/>
+        <w:sz w:val="20"/>
+      </w:rPr>
+    </w:lvl>
+    <w:lvl w:ilvl="4" w:tentative="1">
+      <w:start w:val="1"/>
+      <w:numFmt w:val="bullet"/>
+      <w:lvlText w:val=""/>
+      <w:lvlJc w:val="left"/>
+      <w:pPr>
+        <w:tabs>
+          <w:tab w:val="num" w:pos="3600"/>
+        </w:tabs>
+        <w:ind w:left="3600" w:hanging="360"/>
+      </w:pPr>
+      <w:rPr>
+        <w:rFonts w:ascii="Wingdings" w:hAnsi="Wingdings" w:hint="default"/>
+        <w:sz w:val="20"/>
+      </w:rPr>
+    </w:lvl>
+    <w:lvl w:ilvl="5" w:tentative="1">
+      <w:start w:val="1"/>
+      <w:numFmt w:val="bullet"/>
+      <w:lvlText w:val=""/>
+      <w:lvlJc w:val="left"/>
+      <w:pPr>
+        <w:tabs>
+          <w:tab w:val="num" w:pos="4320"/>
+        </w:tabs>
+        <w:ind w:left="4320" w:hanging="360"/>
+      </w:pPr>
+      <w:rPr>
+        <w:rFonts w:ascii="Wingdings" w:hAnsi="Wingdings" w:hint="default"/>
+        <w:sz w:val="20"/>
+      </w:rPr>
+    </w:lvl>
+    <w:lvl w:ilvl="6" w:tentative="1">
+      <w:start w:val="1"/>
+      <w:numFmt w:val="bullet"/>
+      <w:lvlText w:val=""/>
+      <w:lvlJc w:val="left"/>
+      <w:pPr>
+        <w:tabs>
+          <w:tab w:val="num" w:pos="5040"/>
+        </w:tabs>
+        <w:ind w:left="5040" w:hanging="360"/>
+      </w:pPr>
+      <w:rPr>
+        <w:rFonts w:ascii="Wingdings" w:hAnsi="Wingdings" w:hint="default"/>
+        <w:sz w:val="20"/>
+      </w:rPr>
+    </w:lvl>
+    <w:lvl w:ilvl="7" w:tentative="1">
+      <w:start w:val="1"/>
+      <w:numFmt w:val="bullet"/>
+      <w:lvlText w:val=""/>
+      <w:lvlJc w:val="left"/>
+      <w:pPr>
+        <w:tabs>
+          <w:tab w:val="num" w:pos="5760"/>
+        </w:tabs>
+        <w:ind w:left="5760" w:hanging="360"/>
+      </w:pPr>
+      <w:rPr>
+        <w:rFonts w:ascii="Wingdings" w:hAnsi="Wingdings" w:hint="default"/>
+        <w:sz w:val="20"/>
+      </w:rPr>
+    </w:lvl>
+    <w:lvl w:ilvl="8" w:tentative="1">
+      <w:start w:val="1"/>
+      <w:numFmt w:val="bullet"/>
+      <w:lvlText w:val=""/>
+      <w:lvlJc w:val="left"/>
+      <w:pPr>
+        <w:tabs>
+          <w:tab w:val="num" w:pos="6480"/>
+        </w:tabs>
+        <w:ind w:left="6480" w:hanging="360"/>
+      </w:pPr>
+      <w:rPr>
+        <w:rFonts w:ascii="Wingdings" w:hAnsi="Wingdings" w:hint="default"/>
+        <w:sz w:val="20"/>
+      </w:rPr>
+    </w:lvl>
+  </w:abstractNum>
+  <w:abstractNum w:abstractNumId="10" w15:restartNumberingAfterBreak="0">
     <w:nsid w:val="249761C0"/>
     <w:multiLevelType w:val="multilevel"/>
     <w:tmpl w:val="9A76077A"/>
@@ -6241,7 +8730,156 @@
       </w:rPr>
     </w:lvl>
   </w:abstractNum>
-  <w:abstractNum w:abstractNumId="9" w15:restartNumberingAfterBreak="0">
+  <w:abstractNum w:abstractNumId="11" w15:restartNumberingAfterBreak="0">
+    <w:nsid w:val="286E4C9D"/>
+    <w:multiLevelType w:val="multilevel"/>
+    <w:tmpl w:val="BF965308"/>
+    <w:lvl w:ilvl="0">
+      <w:start w:val="1"/>
+      <w:numFmt w:val="bullet"/>
+      <w:lvlText w:val=""/>
+      <w:lvlJc w:val="left"/>
+      <w:pPr>
+        <w:tabs>
+          <w:tab w:val="num" w:pos="720"/>
+        </w:tabs>
+        <w:ind w:left="720" w:hanging="360"/>
+      </w:pPr>
+      <w:rPr>
+        <w:rFonts w:ascii="Symbol" w:hAnsi="Symbol" w:hint="default"/>
+        <w:sz w:val="20"/>
+      </w:rPr>
+    </w:lvl>
+    <w:lvl w:ilvl="1" w:tentative="1">
+      <w:start w:val="1"/>
+      <w:numFmt w:val="bullet"/>
+      <w:lvlText w:val="o"/>
+      <w:lvlJc w:val="left"/>
+      <w:pPr>
+        <w:tabs>
+          <w:tab w:val="num" w:pos="1440"/>
+        </w:tabs>
+        <w:ind w:left="1440" w:hanging="360"/>
+      </w:pPr>
+      <w:rPr>
+        <w:rFonts w:ascii="Courier New" w:hAnsi="Courier New" w:hint="default"/>
+        <w:sz w:val="20"/>
+      </w:rPr>
+    </w:lvl>
+    <w:lvl w:ilvl="2" w:tentative="1">
+      <w:start w:val="1"/>
+      <w:numFmt w:val="bullet"/>
+      <w:lvlText w:val=""/>
+      <w:lvlJc w:val="left"/>
+      <w:pPr>
+        <w:tabs>
+          <w:tab w:val="num" w:pos="2160"/>
+        </w:tabs>
+        <w:ind w:left="2160" w:hanging="360"/>
+      </w:pPr>
+      <w:rPr>
+        <w:rFonts w:ascii="Wingdings" w:hAnsi="Wingdings" w:hint="default"/>
+        <w:sz w:val="20"/>
+      </w:rPr>
+    </w:lvl>
+    <w:lvl w:ilvl="3" w:tentative="1">
+      <w:start w:val="1"/>
+      <w:numFmt w:val="bullet"/>
+      <w:lvlText w:val=""/>
+      <w:lvlJc w:val="left"/>
+      <w:pPr>
+        <w:tabs>
+          <w:tab w:val="num" w:pos="2880"/>
+        </w:tabs>
+        <w:ind w:left="2880" w:hanging="360"/>
+      </w:pPr>
+      <w:rPr>
+        <w:rFonts w:ascii="Wingdings" w:hAnsi="Wingdings" w:hint="default"/>
+        <w:sz w:val="20"/>
+      </w:rPr>
+    </w:lvl>
+    <w:lvl w:ilvl="4" w:tentative="1">
+      <w:start w:val="1"/>
+      <w:numFmt w:val="bullet"/>
+      <w:lvlText w:val=""/>
+      <w:lvlJc w:val="left"/>
+      <w:pPr>
+        <w:tabs>
+          <w:tab w:val="num" w:pos="3600"/>
+        </w:tabs>
+        <w:ind w:left="3600" w:hanging="360"/>
+      </w:pPr>
+      <w:rPr>
+        <w:rFonts w:ascii="Wingdings" w:hAnsi="Wingdings" w:hint="default"/>
+        <w:sz w:val="20"/>
+      </w:rPr>
+    </w:lvl>
+    <w:lvl w:ilvl="5" w:tentative="1">
+      <w:start w:val="1"/>
+      <w:numFmt w:val="bullet"/>
+      <w:lvlText w:val=""/>
+      <w:lvlJc w:val="left"/>
+      <w:pPr>
+        <w:tabs>
+          <w:tab w:val="num" w:pos="4320"/>
+        </w:tabs>
+        <w:ind w:left="4320" w:hanging="360"/>
+      </w:pPr>
+      <w:rPr>
+        <w:rFonts w:ascii="Wingdings" w:hAnsi="Wingdings" w:hint="default"/>
+        <w:sz w:val="20"/>
+      </w:rPr>
+    </w:lvl>
+    <w:lvl w:ilvl="6" w:tentative="1">
+      <w:start w:val="1"/>
+      <w:numFmt w:val="bullet"/>
+      <w:lvlText w:val=""/>
+      <w:lvlJc w:val="left"/>
+      <w:pPr>
+        <w:tabs>
+          <w:tab w:val="num" w:pos="5040"/>
+        </w:tabs>
+        <w:ind w:left="5040" w:hanging="360"/>
+      </w:pPr>
+      <w:rPr>
+        <w:rFonts w:ascii="Wingdings" w:hAnsi="Wingdings" w:hint="default"/>
+        <w:sz w:val="20"/>
+      </w:rPr>
+    </w:lvl>
+    <w:lvl w:ilvl="7" w:tentative="1">
+      <w:start w:val="1"/>
+      <w:numFmt w:val="bullet"/>
+      <w:lvlText w:val=""/>
+      <w:lvlJc w:val="left"/>
+      <w:pPr>
+        <w:tabs>
+          <w:tab w:val="num" w:pos="5760"/>
+        </w:tabs>
+        <w:ind w:left="5760" w:hanging="360"/>
+      </w:pPr>
+      <w:rPr>
+        <w:rFonts w:ascii="Wingdings" w:hAnsi="Wingdings" w:hint="default"/>
+        <w:sz w:val="20"/>
+      </w:rPr>
+    </w:lvl>
+    <w:lvl w:ilvl="8" w:tentative="1">
+      <w:start w:val="1"/>
+      <w:numFmt w:val="bullet"/>
+      <w:lvlText w:val=""/>
+      <w:lvlJc w:val="left"/>
+      <w:pPr>
+        <w:tabs>
+          <w:tab w:val="num" w:pos="6480"/>
+        </w:tabs>
+        <w:ind w:left="6480" w:hanging="360"/>
+      </w:pPr>
+      <w:rPr>
+        <w:rFonts w:ascii="Wingdings" w:hAnsi="Wingdings" w:hint="default"/>
+        <w:sz w:val="20"/>
+      </w:rPr>
+    </w:lvl>
+  </w:abstractNum>
+  <w:abstractNum w:abstractNumId="12" w15:restartNumberingAfterBreak="0">
     <w:nsid w:val="287D70C1"/>
     <w:multiLevelType w:val="multilevel"/>
     <w:tmpl w:val="F904BA12"/>
@@ -6390,7 +9028,7 @@
       </w:rPr>
     </w:lvl>
   </w:abstractNum>
-  <w:abstractNum w:abstractNumId="10" w15:restartNumberingAfterBreak="0">
+  <w:abstractNum w:abstractNumId="13" w15:restartNumberingAfterBreak="0">
     <w:nsid w:val="3141390C"/>
     <w:multiLevelType w:val="multilevel"/>
     <w:tmpl w:val="871EED14"/>
@@ -6507,7 +9145,156 @@
       </w:pPr>
     </w:lvl>
   </w:abstractNum>
-  <w:abstractNum w:abstractNumId="11" w15:restartNumberingAfterBreak="0">
+  <w:abstractNum w:abstractNumId="14" w15:restartNumberingAfterBreak="0">
+    <w:nsid w:val="3D094470"/>
+    <w:multiLevelType w:val="multilevel"/>
+    <w:tmpl w:val="6512D640"/>
+    <w:lvl w:ilvl="0">
+      <w:start w:val="1"/>
+      <w:numFmt w:val="bullet"/>
+      <w:lvlText w:val=""/>
+      <w:lvlJc w:val="left"/>
+      <w:pPr>
+        <w:tabs>
+          <w:tab w:val="num" w:pos="720"/>
+        </w:tabs>
+        <w:ind w:left="720" w:hanging="360"/>
+      </w:pPr>
+      <w:rPr>
+        <w:rFonts w:ascii="Symbol" w:hAnsi="Symbol" w:hint="default"/>
+        <w:sz w:val="20"/>
+      </w:rPr>
+    </w:lvl>
+    <w:lvl w:ilvl="1" w:tentative="1">
+      <w:start w:val="1"/>
+      <w:numFmt w:val="bullet"/>
+      <w:lvlText w:val="o"/>
+      <w:lvlJc w:val="left"/>
+      <w:pPr>
+        <w:tabs>
+          <w:tab w:val="num" w:pos="1440"/>
+        </w:tabs>
+        <w:ind w:left="1440" w:hanging="360"/>
+      </w:pPr>
+      <w:rPr>
+        <w:rFonts w:ascii="Courier New" w:hAnsi="Courier New" w:hint="default"/>
+        <w:sz w:val="20"/>
+      </w:rPr>
+    </w:lvl>
+    <w:lvl w:ilvl="2" w:tentative="1">
+      <w:start w:val="1"/>
+      <w:numFmt w:val="bullet"/>
+      <w:lvlText w:val=""/>
+      <w:lvlJc w:val="left"/>
+      <w:pPr>
+        <w:tabs>
+          <w:tab w:val="num" w:pos="2160"/>
+        </w:tabs>
+        <w:ind w:left="2160" w:hanging="360"/>
+      </w:pPr>
+      <w:rPr>
+        <w:rFonts w:ascii="Wingdings" w:hAnsi="Wingdings" w:hint="default"/>
+        <w:sz w:val="20"/>
+      </w:rPr>
+    </w:lvl>
+    <w:lvl w:ilvl="3" w:tentative="1">
+      <w:start w:val="1"/>
+      <w:numFmt w:val="bullet"/>
+      <w:lvlText w:val=""/>
+      <w:lvlJc w:val="left"/>
+      <w:pPr>
+        <w:tabs>
+          <w:tab w:val="num" w:pos="2880"/>
+        </w:tabs>
+        <w:ind w:left="2880" w:hanging="360"/>
+      </w:pPr>
+      <w:rPr>
+        <w:rFonts w:ascii="Wingdings" w:hAnsi="Wingdings" w:hint="default"/>
+        <w:sz w:val="20"/>
+      </w:rPr>
+    </w:lvl>
+    <w:lvl w:ilvl="4" w:tentative="1">
+      <w:start w:val="1"/>
+      <w:numFmt w:val="bullet"/>
+      <w:lvlText w:val=""/>
+      <w:lvlJc w:val="left"/>
+      <w:pPr>
+        <w:tabs>
+          <w:tab w:val="num" w:pos="3600"/>
+        </w:tabs>
+        <w:ind w:left="3600" w:hanging="360"/>
+      </w:pPr>
+      <w:rPr>
+        <w:rFonts w:ascii="Wingdings" w:hAnsi="Wingdings" w:hint="default"/>
+        <w:sz w:val="20"/>
+      </w:rPr>
+    </w:lvl>
+    <w:lvl w:ilvl="5" w:tentative="1">
+      <w:start w:val="1"/>
+      <w:numFmt w:val="bullet"/>
+      <w:lvlText w:val=""/>
+      <w:lvlJc w:val="left"/>
+      <w:pPr>
+        <w:tabs>
+          <w:tab w:val="num" w:pos="4320"/>
+        </w:tabs>
+        <w:ind w:left="4320" w:hanging="360"/>
+      </w:pPr>
+      <w:rPr>
+        <w:rFonts w:ascii="Wingdings" w:hAnsi="Wingdings" w:hint="default"/>
+        <w:sz w:val="20"/>
+      </w:rPr>
+    </w:lvl>
+    <w:lvl w:ilvl="6" w:tentative="1">
+      <w:start w:val="1"/>
+      <w:numFmt w:val="bullet"/>
+      <w:lvlText w:val=""/>
+      <w:lvlJc w:val="left"/>
+      <w:pPr>
+        <w:tabs>
+          <w:tab w:val="num" w:pos="5040"/>
+        </w:tabs>
+        <w:ind w:left="5040" w:hanging="360"/>
+      </w:pPr>
+      <w:rPr>
+        <w:rFonts w:ascii="Wingdings" w:hAnsi="Wingdings" w:hint="default"/>
+        <w:sz w:val="20"/>
+      </w:rPr>
+    </w:lvl>
+    <w:lvl w:ilvl="7" w:tentative="1">
+      <w:start w:val="1"/>
+      <w:numFmt w:val="bullet"/>
+      <w:lvlText w:val=""/>
+      <w:lvlJc w:val="left"/>
+      <w:pPr>
+        <w:tabs>
+          <w:tab w:val="num" w:pos="5760"/>
+        </w:tabs>
+        <w:ind w:left="5760" w:hanging="360"/>
+      </w:pPr>
+      <w:rPr>
+        <w:rFonts w:ascii="Wingdings" w:hAnsi="Wingdings" w:hint="default"/>
+        <w:sz w:val="20"/>
+      </w:rPr>
+    </w:lvl>
+    <w:lvl w:ilvl="8" w:tentative="1">
+      <w:start w:val="1"/>
+      <w:numFmt w:val="bullet"/>
+      <w:lvlText w:val=""/>
+      <w:lvlJc w:val="left"/>
+      <w:pPr>
+        <w:tabs>
+          <w:tab w:val="num" w:pos="6480"/>
+        </w:tabs>
+        <w:ind w:left="6480" w:hanging="360"/>
+      </w:pPr>
+      <w:rPr>
+        <w:rFonts w:ascii="Wingdings" w:hAnsi="Wingdings" w:hint="default"/>
+        <w:sz w:val="20"/>
+      </w:rPr>
+    </w:lvl>
+  </w:abstractNum>
+  <w:abstractNum w:abstractNumId="15" w15:restartNumberingAfterBreak="0">
     <w:nsid w:val="3F137D2B"/>
     <w:multiLevelType w:val="hybridMultilevel"/>
     <w:tmpl w:val="81ECAF3A"/>
@@ -6620,7 +9407,7 @@
       </w:rPr>
     </w:lvl>
   </w:abstractNum>
-  <w:abstractNum w:abstractNumId="12" w15:restartNumberingAfterBreak="0">
+  <w:abstractNum w:abstractNumId="16" w15:restartNumberingAfterBreak="0">
     <w:nsid w:val="434903DC"/>
     <w:multiLevelType w:val="multilevel"/>
     <w:tmpl w:val="7E02B11E"/>
@@ -6769,7 +9556,7 @@
       </w:rPr>
     </w:lvl>
   </w:abstractNum>
-  <w:abstractNum w:abstractNumId="13" w15:restartNumberingAfterBreak="0">
+  <w:abstractNum w:abstractNumId="17" w15:restartNumberingAfterBreak="0">
     <w:nsid w:val="516300DB"/>
     <w:multiLevelType w:val="multilevel"/>
     <w:tmpl w:val="0BAE6ADE"/>
@@ -6918,7 +9705,7 @@
       </w:rPr>
     </w:lvl>
   </w:abstractNum>
-  <w:abstractNum w:abstractNumId="14" w15:restartNumberingAfterBreak="0">
+  <w:abstractNum w:abstractNumId="18" w15:restartNumberingAfterBreak="0">
     <w:nsid w:val="58BD1067"/>
     <w:multiLevelType w:val="multilevel"/>
     <w:tmpl w:val="E55A69BA"/>
@@ -7067,7 +9854,7 @@
       </w:rPr>
     </w:lvl>
   </w:abstractNum>
-  <w:abstractNum w:abstractNumId="15" w15:restartNumberingAfterBreak="0">
+  <w:abstractNum w:abstractNumId="19" w15:restartNumberingAfterBreak="0">
     <w:nsid w:val="62AE0880"/>
     <w:multiLevelType w:val="multilevel"/>
     <w:tmpl w:val="9BE8B054"/>
@@ -7216,7 +10003,7 @@
       </w:rPr>
     </w:lvl>
   </w:abstractNum>
-  <w:abstractNum w:abstractNumId="16" w15:restartNumberingAfterBreak="0">
+  <w:abstractNum w:abstractNumId="20" w15:restartNumberingAfterBreak="0">
     <w:nsid w:val="67895291"/>
     <w:multiLevelType w:val="multilevel"/>
     <w:tmpl w:val="7444EB52"/>
@@ -7365,7 +10152,7 @@
       </w:rPr>
     </w:lvl>
   </w:abstractNum>
-  <w:abstractNum w:abstractNumId="17" w15:restartNumberingAfterBreak="0">
+  <w:abstractNum w:abstractNumId="21" w15:restartNumberingAfterBreak="0">
     <w:nsid w:val="6A5920DC"/>
     <w:multiLevelType w:val="multilevel"/>
     <w:tmpl w:val="79A4158A"/>
@@ -7514,7 +10301,7 @@
       </w:rPr>
     </w:lvl>
   </w:abstractNum>
-  <w:abstractNum w:abstractNumId="18" w15:restartNumberingAfterBreak="0">
+  <w:abstractNum w:abstractNumId="22" w15:restartNumberingAfterBreak="0">
     <w:nsid w:val="6AE178AB"/>
     <w:multiLevelType w:val="multilevel"/>
     <w:tmpl w:val="1C7AB8E4"/>
@@ -7663,7 +10450,7 @@
       </w:rPr>
     </w:lvl>
   </w:abstractNum>
-  <w:abstractNum w:abstractNumId="19" w15:restartNumberingAfterBreak="0">
+  <w:abstractNum w:abstractNumId="23" w15:restartNumberingAfterBreak="0">
     <w:nsid w:val="6E340EA5"/>
     <w:multiLevelType w:val="multilevel"/>
     <w:tmpl w:val="F2CAD5EC"/>
@@ -7776,7 +10563,7 @@
       </w:pPr>
     </w:lvl>
   </w:abstractNum>
-  <w:abstractNum w:abstractNumId="20" w15:restartNumberingAfterBreak="0">
+  <w:abstractNum w:abstractNumId="24" w15:restartNumberingAfterBreak="0">
     <w:nsid w:val="7B1E0F7B"/>
     <w:multiLevelType w:val="multilevel"/>
     <w:tmpl w:val="485A027A"/>
@@ -7926,67 +10713,79 @@
     </w:lvl>
   </w:abstractNum>
   <w:num w:numId="1">
-    <w:abstractNumId w:val="11"/>
+    <w:abstractNumId w:val="15"/>
   </w:num>
   <w:num w:numId="2">
-    <w:abstractNumId w:val="9"/>
+    <w:abstractNumId w:val="12"/>
   </w:num>
   <w:num w:numId="3">
+    <w:abstractNumId w:val="20"/>
+  </w:num>
+  <w:num w:numId="4">
+    <w:abstractNumId w:val="2"/>
+  </w:num>
+  <w:num w:numId="5">
+    <w:abstractNumId w:val="18"/>
+  </w:num>
+  <w:num w:numId="6">
+    <w:abstractNumId w:val="17"/>
+  </w:num>
+  <w:num w:numId="7">
+    <w:abstractNumId w:val="8"/>
+  </w:num>
+  <w:num w:numId="8">
+    <w:abstractNumId w:val="4"/>
+  </w:num>
+  <w:num w:numId="9">
+    <w:abstractNumId w:val="23"/>
+  </w:num>
+  <w:num w:numId="10">
     <w:abstractNumId w:val="16"/>
   </w:num>
-  <w:num w:numId="4">
-    <w:abstractNumId w:val="1"/>
-  </w:num>
-  <w:num w:numId="5">
-    <w:abstractNumId w:val="14"/>
-  </w:num>
-  <w:num w:numId="6">
+  <w:num w:numId="11">
     <w:abstractNumId w:val="13"/>
-  </w:num>
-  <w:num w:numId="7">
-    <w:abstractNumId w:val="7"/>
-  </w:num>
-  <w:num w:numId="8">
-    <w:abstractNumId w:val="3"/>
-  </w:num>
-  <w:num w:numId="9">
-    <w:abstractNumId w:val="19"/>
-  </w:num>
-  <w:num w:numId="10">
-    <w:abstractNumId w:val="12"/>
-  </w:num>
-  <w:num w:numId="11">
-    <w:abstractNumId w:val="10"/>
   </w:num>
   <w:num w:numId="12">
     <w:abstractNumId w:val="0"/>
   </w:num>
   <w:num w:numId="13">
-    <w:abstractNumId w:val="20"/>
+    <w:abstractNumId w:val="24"/>
   </w:num>
   <w:num w:numId="14">
-    <w:abstractNumId w:val="15"/>
+    <w:abstractNumId w:val="19"/>
   </w:num>
   <w:num w:numId="15">
-    <w:abstractNumId w:val="4"/>
+    <w:abstractNumId w:val="5"/>
   </w:num>
   <w:num w:numId="16">
-    <w:abstractNumId w:val="2"/>
+    <w:abstractNumId w:val="3"/>
   </w:num>
   <w:num w:numId="17">
-    <w:abstractNumId w:val="8"/>
+    <w:abstractNumId w:val="10"/>
   </w:num>
   <w:num w:numId="18">
+    <w:abstractNumId w:val="7"/>
+  </w:num>
+  <w:num w:numId="19">
     <w:abstractNumId w:val="6"/>
   </w:num>
-  <w:num w:numId="19">
-    <w:abstractNumId w:val="5"/>
-  </w:num>
   <w:num w:numId="20">
-    <w:abstractNumId w:val="17"/>
+    <w:abstractNumId w:val="21"/>
   </w:num>
   <w:num w:numId="21">
-    <w:abstractNumId w:val="18"/>
+    <w:abstractNumId w:val="22"/>
+  </w:num>
+  <w:num w:numId="22">
+    <w:abstractNumId w:val="9"/>
+  </w:num>
+  <w:num w:numId="23">
+    <w:abstractNumId w:val="11"/>
+  </w:num>
+  <w:num w:numId="24">
+    <w:abstractNumId w:val="1"/>
+  </w:num>
+  <w:num w:numId="25">
+    <w:abstractNumId w:val="14"/>
   </w:num>
 </w:numbering>
 </file>
@@ -8385,6 +11184,25 @@
     <w:name w:val="Normal"/>
     <w:qFormat/>
   </w:style>
+  <w:style w:type="paragraph" w:styleId="Heading3">
+    <w:name w:val="heading 3"/>
+    <w:basedOn w:val="Normal"/>
+    <w:link w:val="Heading3Char"/>
+    <w:uiPriority w:val="9"/>
+    <w:qFormat/>
+    <w:rsid w:val="005B7439"/>
+    <w:pPr>
+      <w:spacing w:before="100" w:beforeAutospacing="1" w:after="100" w:afterAutospacing="1" w:line="240" w:lineRule="auto"/>
+      <w:outlineLvl w:val="2"/>
+    </w:pPr>
+    <w:rPr>
+      <w:rFonts w:ascii="Times New Roman" w:eastAsia="Times New Roman" w:hAnsi="Times New Roman" w:cs="Times New Roman"/>
+      <w:b/>
+      <w:bCs/>
+      <w:sz w:val="27"/>
+      <w:szCs w:val="27"/>
+    </w:rPr>
+  </w:style>
   <w:style w:type="character" w:default="1" w:styleId="DefaultParagraphFont">
     <w:name w:val="Default Paragraph Font"/>
     <w:uiPriority w:val="1"/>
@@ -8568,6 +11386,68 @@
     <w:name w:val="citation-17"/>
     <w:basedOn w:val="DefaultParagraphFont"/>
     <w:rsid w:val="00906D26"/>
+  </w:style>
+  <w:style w:type="paragraph" w:styleId="HTMLPreformatted">
+    <w:name w:val="HTML Preformatted"/>
+    <w:basedOn w:val="Normal"/>
+    <w:link w:val="HTMLPreformattedChar"/>
+    <w:uiPriority w:val="99"/>
+    <w:semiHidden/>
+    <w:unhideWhenUsed/>
+    <w:rsid w:val="00C15C1A"/>
+    <w:pPr>
+      <w:tabs>
+        <w:tab w:val="left" w:pos="916"/>
+        <w:tab w:val="left" w:pos="1832"/>
+        <w:tab w:val="left" w:pos="2748"/>
+        <w:tab w:val="left" w:pos="3664"/>
+        <w:tab w:val="left" w:pos="4580"/>
+        <w:tab w:val="left" w:pos="5496"/>
+        <w:tab w:val="left" w:pos="6412"/>
+        <w:tab w:val="left" w:pos="7328"/>
+        <w:tab w:val="left" w:pos="8244"/>
+        <w:tab w:val="left" w:pos="9160"/>
+        <w:tab w:val="left" w:pos="10076"/>
+        <w:tab w:val="left" w:pos="10992"/>
+        <w:tab w:val="left" w:pos="11908"/>
+        <w:tab w:val="left" w:pos="12824"/>
+        <w:tab w:val="left" w:pos="13740"/>
+        <w:tab w:val="left" w:pos="14656"/>
+      </w:tabs>
+      <w:spacing w:after="0" w:line="240" w:lineRule="auto"/>
+    </w:pPr>
+    <w:rPr>
+      <w:rFonts w:ascii="Courier New" w:eastAsia="Times New Roman" w:hAnsi="Courier New" w:cs="Courier New"/>
+      <w:sz w:val="20"/>
+      <w:szCs w:val="20"/>
+    </w:rPr>
+  </w:style>
+  <w:style w:type="character" w:customStyle="1" w:styleId="HTMLPreformattedChar">
+    <w:name w:val="HTML Preformatted Char"/>
+    <w:basedOn w:val="DefaultParagraphFont"/>
+    <w:link w:val="HTMLPreformatted"/>
+    <w:uiPriority w:val="99"/>
+    <w:semiHidden/>
+    <w:rsid w:val="00C15C1A"/>
+    <w:rPr>
+      <w:rFonts w:ascii="Courier New" w:eastAsia="Times New Roman" w:hAnsi="Courier New" w:cs="Courier New"/>
+      <w:sz w:val="20"/>
+      <w:szCs w:val="20"/>
+    </w:rPr>
+  </w:style>
+  <w:style w:type="character" w:customStyle="1" w:styleId="Heading3Char">
+    <w:name w:val="Heading 3 Char"/>
+    <w:basedOn w:val="DefaultParagraphFont"/>
+    <w:link w:val="Heading3"/>
+    <w:uiPriority w:val="9"/>
+    <w:rsid w:val="005B7439"/>
+    <w:rPr>
+      <w:rFonts w:ascii="Times New Roman" w:eastAsia="Times New Roman" w:hAnsi="Times New Roman" w:cs="Times New Roman"/>
+      <w:b/>
+      <w:bCs/>
+      <w:sz w:val="27"/>
+      <w:szCs w:val="27"/>
+    </w:rPr>
   </w:style>
 </w:styles>
 </file>
